--- a/MASTER_TRACKER.docx
+++ b/MASTER_TRACKER.docx
@@ -980,6 +980,867 @@
       </w:r>
       <w:r>
         <w:t xml:space="preserve"> carried in either file. It was removed on instruction after the owner confirmed no such study exists. It has not been reintroduced.</w:t>
+      </w:r>
+    </w:p>
+    <w:p>
+      <w:pPr>
+        <w:pBdr>
+          <w:bottom w:val="single" w:sz="6" w:space="1" w:color="AAAAAA"/>
+        </w:pBdr>
+      </w:pPr>
+    </w:p>
+    <w:p>
+      <w:pPr>
+        <w:pStyle w:val="Heading2"/>
+        <w:spacing w:after="140"/>
+      </w:pPr>
+      <w:r>
+        <w:t xml:space="preserve">Run: 2026-08-11T21:21:03Z</w:t>
+      </w:r>
+    </w:p>
+    <w:p>
+      <w:pPr>
+        <w:pStyle w:val="Heading3"/>
+        <w:spacing w:after="140"/>
+      </w:pPr>
+      <w:r>
+        <w:t xml:space="preserve">1. Trademark dossier status</w:t>
+      </w:r>
+    </w:p>
+    <w:tbl>
+      <w:tblPr>
+        <w:tblStyle w:val="TableGrid"/>
+        <w:tblW w:w="9360" w:type="dxa"/>
+        <w:tblBorders>
+          <w:top w:val="single" w:sz="4" w:space="0" w:color="999999"/>
+          <w:left w:val="single" w:sz="4" w:space="0" w:color="999999"/>
+          <w:bottom w:val="single" w:sz="4" w:space="0" w:color="999999"/>
+          <w:right w:val="single" w:sz="4" w:space="0" w:color="999999"/>
+          <w:insideH w:val="single" w:sz="4" w:space="0" w:color="999999"/>
+          <w:insideV w:val="single" w:sz="4" w:space="0" w:color="999999"/>
+        </w:tblBorders>
+      </w:tblPr>
+      <w:tblGrid>
+        <w:gridCol w:w="3120"/>
+        <w:gridCol w:w="3120"/>
+        <w:gridCol w:w="3120"/>
+      </w:tblGrid>
+      <w:tr>
+        <w:tc>
+          <w:tcPr>
+            <w:tcW w:w="3120" w:type="dxa"/>
+          </w:tcPr>
+          <w:p>
+            <w:pPr>
+              <w:spacing w:after="0"/>
+            </w:pPr>
+            <w:r>
+              <w:t xml:space="preserve">Mark</w:t>
+            </w:r>
+          </w:p>
+        </w:tc>
+        <w:tc>
+          <w:tcPr>
+            <w:tcW w:w="3120" w:type="dxa"/>
+          </w:tcPr>
+          <w:p>
+            <w:pPr>
+              <w:spacing w:after="0"/>
+            </w:pPr>
+            <w:r>
+              <w:t xml:space="preserve">Status</w:t>
+            </w:r>
+          </w:p>
+        </w:tc>
+        <w:tc>
+          <w:tcPr>
+            <w:tcW w:w="3120" w:type="dxa"/>
+          </w:tcPr>
+          <w:p>
+            <w:pPr>
+              <w:spacing w:after="0"/>
+            </w:pPr>
+            <w:r>
+              <w:t xml:space="preserve">Blocking</w:t>
+            </w:r>
+          </w:p>
+        </w:tc>
+      </w:tr>
+      <w:tr>
+        <w:tc>
+          <w:tcPr>
+            <w:tcW w:w="3120" w:type="dxa"/>
+          </w:tcPr>
+          <w:p>
+            <w:pPr>
+              <w:spacing w:after="0"/>
+            </w:pPr>
+            <w:r>
+              <w:t xml:space="preserve">JUSTIFICATION REVIEW STANDARD (JRS)</w:t>
+            </w:r>
+          </w:p>
+        </w:tc>
+        <w:tc>
+          <w:tcPr>
+            <w:tcW w:w="3120" w:type="dxa"/>
+          </w:tcPr>
+          <w:p>
+            <w:pPr>
+              <w:spacing w:after="0"/>
+            </w:pPr>
+            <w:r>
+              <w:rPr>
+                <w:b/>
+              </w:rPr>
+              <w:t xml:space="preserve">PENDING USER INPUTS</w:t>
+            </w:r>
+          </w:p>
+        </w:tc>
+        <w:tc>
+          <w:tcPr>
+            <w:tcW w:w="3120" w:type="dxa"/>
+          </w:tcPr>
+          <w:p>
+            <w:pPr>
+              <w:spacing w:after="0"/>
+            </w:pPr>
+            <w:r>
+              <w:t xml:space="preserve">First Use Anywhere; First Use in Commerce; USPTO identification verification</w:t>
+            </w:r>
+          </w:p>
+        </w:tc>
+      </w:tr>
+      <w:tr>
+        <w:tc>
+          <w:tcPr>
+            <w:tcW w:w="3120" w:type="dxa"/>
+          </w:tcPr>
+          <w:p>
+            <w:pPr>
+              <w:spacing w:after="0"/>
+            </w:pPr>
+            <w:r>
+              <w:t xml:space="preserve">DECISION RECONSTRUCTION RISK (DRR)</w:t>
+            </w:r>
+          </w:p>
+        </w:tc>
+        <w:tc>
+          <w:tcPr>
+            <w:tcW w:w="3120" w:type="dxa"/>
+          </w:tcPr>
+          <w:p>
+            <w:pPr>
+              <w:spacing w:after="0"/>
+            </w:pPr>
+            <w:r>
+              <w:rPr>
+                <w:b/>
+              </w:rPr>
+              <w:t xml:space="preserve">PENDING USER INPUTS</w:t>
+            </w:r>
+          </w:p>
+        </w:tc>
+        <w:tc>
+          <w:tcPr>
+            <w:tcW w:w="3120" w:type="dxa"/>
+          </w:tcPr>
+          <w:p>
+            <w:pPr>
+              <w:spacing w:after="0"/>
+            </w:pPr>
+            <w:r>
+              <w:t xml:space="preserve">First Use Anywhere; First Use in Commerce; USPTO identification verification</w:t>
+            </w:r>
+          </w:p>
+        </w:tc>
+      </w:tr>
+    </w:tbl>
+    <w:p>
+      <w:pPr/>
+      <w:r>
+        <w:t/>
+      </w:r>
+    </w:p>
+    <w:p>
+      <w:pPr>
+        <w:spacing w:after="140"/>
+      </w:pPr>
+      <w:r>
+        <w:t xml:space="preserve">Unchanged this run. No new repository evidence was found for either blocking field.</w:t>
+      </w:r>
+    </w:p>
+    <w:p>
+      <w:pPr>
+        <w:pStyle w:val="Heading3"/>
+        <w:spacing w:after="140"/>
+      </w:pPr>
+      <w:r>
+        <w:t xml:space="preserve">2. pilot-status.html counter audit</w:t>
+      </w:r>
+    </w:p>
+    <w:p>
+      <w:pPr>
+        <w:spacing w:after="140"/>
+      </w:pPr>
+      <w:r>
+        <w:rPr>
+          <w:b/>
+        </w:rPr>
+        <w:t xml:space="preserve">Status: DRIFT DETECTED, then PATCHED.</w:t>
+      </w:r>
+    </w:p>
+    <w:p>
+      <w:pPr>
+        <w:spacing w:after="140"/>
+      </w:pPr>
+      <w:r>
+        <w:rPr>
+          <w:b/>
+        </w:rPr>
+        <w:t xml:space="preserve">The drift:</w:t>
+      </w:r>
+      <w:r>
+        <w:t xml:space="preserve"> </w:t>
+      </w:r>
+      <w:r>
+        <w:rPr>
+          <w:rFonts w:ascii="Consolas" w:hAnsi="Consolas"/>
+        </w:rPr>
+        <w:t xml:space="preserve">campaign_screen_arrivals</w:t>
+      </w:r>
+      <w:r>
+        <w:t xml:space="preserve"> counted every </w:t>
+      </w:r>
+      <w:r>
+        <w:rPr>
+          <w:rFonts w:ascii="Consolas" w:hAnsi="Consolas"/>
+        </w:rPr>
+        <w:t xml:space="preserve">gate-view</w:t>
+      </w:r>
+      <w:r>
+        <w:t xml:space="preserve"> row, including readers who reached </w:t>
+      </w:r>
+      <w:r>
+        <w:rPr>
+          <w:rFonts w:ascii="Consolas" w:hAnsi="Consolas"/>
+        </w:rPr>
+        <w:t xml:space="preserve">access.html</w:t>
+      </w:r>
+      <w:r>
+        <w:t xml:space="preserve"> with no campaign parameter. Those are redirected straight to the guides page and never see the campaign screen. The tile read </w:t>
+      </w:r>
+      <w:r>
+        <w:rPr>
+          <w:b/>
+        </w:rPr>
+        <w:t xml:space="preserve">23</w:t>
+      </w:r>
+      <w:r>
+        <w:t xml:space="preserve"> while the outage figure in </w:t>
+      </w:r>
+      <w:r>
+        <w:rPr>
+          <w:rFonts w:ascii="Consolas" w:hAnsi="Consolas"/>
+        </w:rPr>
+        <w:t xml:space="preserve">/api/support-stats</w:t>
+      </w:r>
+      <w:r>
+        <w:t xml:space="preserve">, which has always filtered on campaign, read </w:t>
+      </w:r>
+      <w:r>
+        <w:rPr>
+          <w:b/>
+        </w:rPr>
+        <w:t xml:space="preserve">18</w:t>
+      </w:r>
+      <w:r>
+        <w:t xml:space="preserve">. Both describe the same event and they disagreed.</w:t>
+      </w:r>
+    </w:p>
+    <w:tbl>
+      <w:tblPr>
+        <w:tblStyle w:val="TableGrid"/>
+        <w:tblW w:w="9360" w:type="dxa"/>
+        <w:tblBorders>
+          <w:top w:val="single" w:sz="4" w:space="0" w:color="999999"/>
+          <w:left w:val="single" w:sz="4" w:space="0" w:color="999999"/>
+          <w:bottom w:val="single" w:sz="4" w:space="0" w:color="999999"/>
+          <w:right w:val="single" w:sz="4" w:space="0" w:color="999999"/>
+          <w:insideH w:val="single" w:sz="4" w:space="0" w:color="999999"/>
+          <w:insideV w:val="single" w:sz="4" w:space="0" w:color="999999"/>
+        </w:tblBorders>
+      </w:tblPr>
+      <w:tblGrid>
+        <w:gridCol w:w="3120"/>
+        <w:gridCol w:w="3120"/>
+        <w:gridCol w:w="3120"/>
+      </w:tblGrid>
+      <w:tr>
+        <w:tc>
+          <w:tcPr>
+            <w:tcW w:w="3120" w:type="dxa"/>
+          </w:tcPr>
+          <w:p>
+            <w:pPr>
+              <w:spacing w:after="0"/>
+            </w:pPr>
+            <w:r>
+              <w:t xml:space="preserve">Metric</w:t>
+            </w:r>
+          </w:p>
+        </w:tc>
+        <w:tc>
+          <w:tcPr>
+            <w:tcW w:w="3120" w:type="dxa"/>
+          </w:tcPr>
+          <w:p>
+            <w:pPr>
+              <w:spacing w:after="0"/>
+            </w:pPr>
+            <w:r>
+              <w:t xml:space="preserve">Before</w:t>
+            </w:r>
+          </w:p>
+        </w:tc>
+        <w:tc>
+          <w:tcPr>
+            <w:tcW w:w="3120" w:type="dxa"/>
+          </w:tcPr>
+          <w:p>
+            <w:pPr>
+              <w:spacing w:after="0"/>
+            </w:pPr>
+            <w:r>
+              <w:t xml:space="preserve">After</w:t>
+            </w:r>
+          </w:p>
+        </w:tc>
+      </w:tr>
+      <w:tr>
+        <w:tc>
+          <w:tcPr>
+            <w:tcW w:w="3120" w:type="dxa"/>
+          </w:tcPr>
+          <w:p>
+            <w:pPr>
+              <w:spacing w:after="0"/>
+            </w:pPr>
+            <w:r>
+              <w:rPr>
+                <w:rFonts w:ascii="Consolas" w:hAnsi="Consolas"/>
+              </w:rPr>
+              <w:t xml:space="preserve">campaign_screen_arrivals</w:t>
+            </w:r>
+          </w:p>
+        </w:tc>
+        <w:tc>
+          <w:tcPr>
+            <w:tcW w:w="3120" w:type="dxa"/>
+          </w:tcPr>
+          <w:p>
+            <w:pPr>
+              <w:spacing w:after="0"/>
+            </w:pPr>
+            <w:r>
+              <w:t xml:space="preserve">23</w:t>
+            </w:r>
+          </w:p>
+        </w:tc>
+        <w:tc>
+          <w:tcPr>
+            <w:tcW w:w="3120" w:type="dxa"/>
+          </w:tcPr>
+          <w:p>
+            <w:pPr>
+              <w:spacing w:after="0"/>
+            </w:pPr>
+            <w:r>
+              <w:rPr>
+                <w:b/>
+              </w:rPr>
+              <w:t xml:space="preserve">18</w:t>
+            </w:r>
+          </w:p>
+        </w:tc>
+      </w:tr>
+      <w:tr>
+        <w:tc>
+          <w:tcPr>
+            <w:tcW w:w="3120" w:type="dxa"/>
+          </w:tcPr>
+          <w:p>
+            <w:pPr>
+              <w:spacing w:after="0"/>
+            </w:pPr>
+            <w:r>
+              <w:rPr>
+                <w:rFonts w:ascii="Consolas" w:hAnsi="Consolas"/>
+              </w:rPr>
+              <w:t xml:space="preserve">access_page_hits_without_campaign</w:t>
+            </w:r>
+          </w:p>
+        </w:tc>
+        <w:tc>
+          <w:tcPr>
+            <w:tcW w:w="3120" w:type="dxa"/>
+          </w:tcPr>
+          <w:p>
+            <w:pPr>
+              <w:spacing w:after="0"/>
+            </w:pPr>
+            <w:r>
+              <w:t xml:space="preserve">not reported</w:t>
+            </w:r>
+          </w:p>
+        </w:tc>
+        <w:tc>
+          <w:tcPr>
+            <w:tcW w:w="3120" w:type="dxa"/>
+          </w:tcPr>
+          <w:p>
+            <w:pPr>
+              <w:spacing w:after="0"/>
+            </w:pPr>
+            <w:r>
+              <w:rPr>
+                <w:b/>
+              </w:rPr>
+              <w:t xml:space="preserve">5</w:t>
+            </w:r>
+          </w:p>
+        </w:tc>
+      </w:tr>
+      <w:tr>
+        <w:tc>
+          <w:tcPr>
+            <w:tcW w:w="3120" w:type="dxa"/>
+          </w:tcPr>
+          <w:p>
+            <w:pPr>
+              <w:spacing w:after="0"/>
+            </w:pPr>
+            <w:r>
+              <w:t xml:space="preserve">Agreement with the outage figure</w:t>
+            </w:r>
+          </w:p>
+        </w:tc>
+        <w:tc>
+          <w:tcPr>
+            <w:tcW w:w="3120" w:type="dxa"/>
+          </w:tcPr>
+          <w:p>
+            <w:pPr>
+              <w:spacing w:after="0"/>
+            </w:pPr>
+            <w:r>
+              <w:t xml:space="preserve">no</w:t>
+            </w:r>
+          </w:p>
+        </w:tc>
+        <w:tc>
+          <w:tcPr>
+            <w:tcW w:w="3120" w:type="dxa"/>
+          </w:tcPr>
+          <w:p>
+            <w:pPr>
+              <w:spacing w:after="0"/>
+            </w:pPr>
+            <w:r>
+              <w:rPr>
+                <w:b/>
+              </w:rPr>
+              <w:t xml:space="preserve">yes</w:t>
+            </w:r>
+          </w:p>
+        </w:tc>
+      </w:tr>
+    </w:tbl>
+    <w:p>
+      <w:pPr/>
+      <w:r>
+        <w:t/>
+      </w:r>
+    </w:p>
+    <w:p>
+      <w:pPr>
+        <w:spacing w:after="140"/>
+      </w:pPr>
+      <w:r>
+        <w:rPr>
+          <w:b/>
+        </w:rPr>
+        <w:t xml:space="preserve">Also added:</w:t>
+      </w:r>
+      <w:r>
+        <w:t xml:space="preserve"> an </w:t>
+      </w:r>
+      <w:r>
+        <w:rPr>
+          <w:rFonts w:ascii="Consolas" w:hAnsi="Consolas"/>
+        </w:rPr>
+        <w:t xml:space="preserve">arrivals_vs_endorsements</w:t>
+      </w:r>
+      <w:r>
+        <w:t xml:space="preserve"> reconciliation block, published on the Today panel, stating arrivals, endorsements recorded, the difference, and the reason for it. Live reading: </w:t>
+      </w:r>
+      <w:r>
+        <w:rPr>
+          <w:b/>
+        </w:rPr>
+        <w:t xml:space="preserve">18 arrivals, 0 endorsements, difference 18</w:t>
+      </w:r>
+      <w:r>
+        <w:t xml:space="preserve">, all of which predate both endorsement writes.</w:t>
+      </w:r>
+    </w:p>
+    <w:p>
+      <w:pPr>
+        <w:pStyle w:val="Heading3"/>
+        <w:spacing w:after="140"/>
+      </w:pPr>
+      <w:r>
+        <w:t xml:space="preserve">3. Files inspected this run</w:t>
+      </w:r>
+    </w:p>
+    <w:p>
+      <w:pPr>
+        <w:spacing w:after="140"/>
+      </w:pPr>
+      <w:r>
+        <w:rPr>
+          <w:rFonts w:ascii="Consolas" w:hAnsi="Consolas"/>
+        </w:rPr>
+        <w:t xml:space="preserve">pilot-status.html</w:t>
+      </w:r>
+      <w:r>
+        <w:t xml:space="preserve"> · </w:t>
+      </w:r>
+      <w:r>
+        <w:rPr>
+          <w:rFonts w:ascii="Consolas" w:hAnsi="Consolas"/>
+        </w:rPr>
+        <w:t xml:space="preserve">bench-review.html</w:t>
+      </w:r>
+      <w:r>
+        <w:t xml:space="preserve"> · </w:t>
+      </w:r>
+      <w:r>
+        <w:rPr>
+          <w:rFonts w:ascii="Consolas" w:hAnsi="Consolas"/>
+        </w:rPr>
+        <w:t xml:space="preserve">api/asset-stats.js</w:t>
+      </w:r>
+      <w:r>
+        <w:t xml:space="preserve"> · </w:t>
+      </w:r>
+      <w:r>
+        <w:rPr>
+          <w:rFonts w:ascii="Consolas" w:hAnsi="Consolas"/>
+        </w:rPr>
+        <w:t xml:space="preserve">api/support-stats.js</w:t>
+      </w:r>
+      <w:r>
+        <w:t xml:space="preserve"> · </w:t>
+      </w:r>
+      <w:r>
+        <w:rPr>
+          <w:rFonts w:ascii="Consolas" w:hAnsi="Consolas"/>
+        </w:rPr>
+        <w:t xml:space="preserve">api/support.js</w:t>
+      </w:r>
+      <w:r>
+        <w:t xml:space="preserve"> · </w:t>
+      </w:r>
+      <w:r>
+        <w:rPr>
+          <w:rFonts w:ascii="Consolas" w:hAnsi="Consolas"/>
+        </w:rPr>
+        <w:t xml:space="preserve">api/access.js</w:t>
+      </w:r>
+      <w:r>
+        <w:t xml:space="preserve"> · </w:t>
+      </w:r>
+      <w:r>
+        <w:rPr>
+          <w:rFonts w:ascii="Consolas" w:hAnsi="Consolas"/>
+        </w:rPr>
+        <w:t xml:space="preserve">MASTER_TRACKER.md</w:t>
+      </w:r>
+      <w:r>
+        <w:t xml:space="preserve"> · </w:t>
+      </w:r>
+      <w:r>
+        <w:rPr>
+          <w:rFonts w:ascii="Consolas" w:hAnsi="Consolas"/>
+        </w:rPr>
+        <w:t xml:space="preserve">MASTER_SYSTEM_AUDIT_AND_TRADEMARK_DOSSIER.md</w:t>
+      </w:r>
+      <w:r>
+        <w:t xml:space="preserve"> · </w:t>
+      </w:r>
+      <w:r>
+        <w:rPr>
+          <w:rFonts w:ascii="Consolas" w:hAnsi="Consolas"/>
+        </w:rPr>
+        <w:t xml:space="preserve">interaction_events</w:t>
+      </w:r>
+      <w:r>
+        <w:t xml:space="preserve">, </w:t>
+      </w:r>
+      <w:r>
+        <w:rPr>
+          <w:rFonts w:ascii="Consolas" w:hAnsi="Consolas"/>
+        </w:rPr>
+        <w:t xml:space="preserve">pilot_progress</w:t>
+      </w:r>
+      <w:r>
+        <w:t xml:space="preserve">, </w:t>
+      </w:r>
+      <w:r>
+        <w:rPr>
+          <w:rFonts w:ascii="Consolas" w:hAnsi="Consolas"/>
+        </w:rPr>
+        <w:t xml:space="preserve">armb_progress</w:t>
+      </w:r>
+      <w:r>
+        <w:t xml:space="preserve"> by direct SQL</w:t>
+      </w:r>
+    </w:p>
+    <w:p>
+      <w:pPr>
+        <w:pStyle w:val="Heading3"/>
+        <w:spacing w:after="140"/>
+      </w:pPr>
+      <w:r>
+        <w:t xml:space="preserve">4. Files updated this run</w:t>
+      </w:r>
+    </w:p>
+    <w:tbl>
+      <w:tblPr>
+        <w:tblStyle w:val="TableGrid"/>
+        <w:tblW w:w="9360" w:type="dxa"/>
+        <w:tblBorders>
+          <w:top w:val="single" w:sz="4" w:space="0" w:color="999999"/>
+          <w:left w:val="single" w:sz="4" w:space="0" w:color="999999"/>
+          <w:bottom w:val="single" w:sz="4" w:space="0" w:color="999999"/>
+          <w:right w:val="single" w:sz="4" w:space="0" w:color="999999"/>
+          <w:insideH w:val="single" w:sz="4" w:space="0" w:color="999999"/>
+          <w:insideV w:val="single" w:sz="4" w:space="0" w:color="999999"/>
+        </w:tblBorders>
+      </w:tblPr>
+      <w:tblGrid>
+        <w:gridCol w:w="4680"/>
+        <w:gridCol w:w="4680"/>
+      </w:tblGrid>
+      <w:tr>
+        <w:tc>
+          <w:tcPr>
+            <w:tcW w:w="4680" w:type="dxa"/>
+          </w:tcPr>
+          <w:p>
+            <w:pPr>
+              <w:spacing w:after="0"/>
+            </w:pPr>
+            <w:r>
+              <w:t xml:space="preserve">File</w:t>
+            </w:r>
+          </w:p>
+        </w:tc>
+        <w:tc>
+          <w:tcPr>
+            <w:tcW w:w="4680" w:type="dxa"/>
+          </w:tcPr>
+          <w:p>
+            <w:pPr>
+              <w:spacing w:after="0"/>
+            </w:pPr>
+            <w:r>
+              <w:t xml:space="preserve">Change</w:t>
+            </w:r>
+          </w:p>
+        </w:tc>
+      </w:tr>
+      <w:tr>
+        <w:tc>
+          <w:tcPr>
+            <w:tcW w:w="4680" w:type="dxa"/>
+          </w:tcPr>
+          <w:p>
+            <w:pPr>
+              <w:spacing w:after="0"/>
+            </w:pPr>
+            <w:r>
+              <w:rPr>
+                <w:rFonts w:ascii="Consolas" w:hAnsi="Consolas"/>
+              </w:rPr>
+              <w:t xml:space="preserve">api/asset-stats.js</w:t>
+            </w:r>
+          </w:p>
+        </w:tc>
+        <w:tc>
+          <w:tcPr>
+            <w:tcW w:w="4680" w:type="dxa"/>
+          </w:tcPr>
+          <w:p>
+            <w:pPr>
+              <w:spacing w:after="0"/>
+            </w:pPr>
+            <w:r>
+              <w:rPr>
+                <w:rFonts w:ascii="Consolas" w:hAnsi="Consolas"/>
+              </w:rPr>
+              <w:t xml:space="preserve">campaign_screen_arrivals</w:t>
+            </w:r>
+            <w:r>
+              <w:t xml:space="preserve"> now requires a campaign; added </w:t>
+            </w:r>
+            <w:r>
+              <w:rPr>
+                <w:rFonts w:ascii="Consolas" w:hAnsi="Consolas"/>
+              </w:rPr>
+              <w:t xml:space="preserve">access_page_hits_without_campaign</w:t>
+            </w:r>
+            <w:r>
+              <w:t xml:space="preserve"> and </w:t>
+            </w:r>
+            <w:r>
+              <w:rPr>
+                <w:rFonts w:ascii="Consolas" w:hAnsi="Consolas"/>
+              </w:rPr>
+              <w:t xml:space="preserve">arrivals_vs_endorsements</w:t>
+            </w:r>
+          </w:p>
+        </w:tc>
+      </w:tr>
+      <w:tr>
+        <w:tc>
+          <w:tcPr>
+            <w:tcW w:w="4680" w:type="dxa"/>
+          </w:tcPr>
+          <w:p>
+            <w:pPr>
+              <w:spacing w:after="0"/>
+            </w:pPr>
+            <w:r>
+              <w:rPr>
+                <w:rFonts w:ascii="Consolas" w:hAnsi="Consolas"/>
+              </w:rPr>
+              <w:t xml:space="preserve">pilot-status.html</w:t>
+            </w:r>
+          </w:p>
+        </w:tc>
+        <w:tc>
+          <w:tcPr>
+            <w:tcW w:w="4680" w:type="dxa"/>
+          </w:tcPr>
+          <w:p>
+            <w:pPr>
+              <w:spacing w:after="0"/>
+            </w:pPr>
+            <w:r>
+              <w:t xml:space="preserve">Reconciliation line added to the Today panel with its own failure state</w:t>
+            </w:r>
+          </w:p>
+        </w:tc>
+      </w:tr>
+      <w:tr>
+        <w:tc>
+          <w:tcPr>
+            <w:tcW w:w="4680" w:type="dxa"/>
+          </w:tcPr>
+          <w:p>
+            <w:pPr>
+              <w:spacing w:after="0"/>
+            </w:pPr>
+            <w:r>
+              <w:rPr>
+                <w:rFonts w:ascii="Consolas" w:hAnsi="Consolas"/>
+              </w:rPr>
+              <w:t xml:space="preserve">MASTER_TRACKER.md</w:t>
+            </w:r>
+          </w:p>
+        </w:tc>
+        <w:tc>
+          <w:tcPr>
+            <w:tcW w:w="4680" w:type="dxa"/>
+          </w:tcPr>
+          <w:p>
+            <w:pPr>
+              <w:spacing w:after="0"/>
+            </w:pPr>
+            <w:r>
+              <w:t xml:space="preserve">This run appended</w:t>
+            </w:r>
+          </w:p>
+        </w:tc>
+      </w:tr>
+      <w:tr>
+        <w:tc>
+          <w:tcPr>
+            <w:tcW w:w="4680" w:type="dxa"/>
+          </w:tcPr>
+          <w:p>
+            <w:pPr>
+              <w:spacing w:after="0"/>
+            </w:pPr>
+            <w:r>
+              <w:rPr>
+                <w:rFonts w:ascii="Consolas" w:hAnsi="Consolas"/>
+              </w:rPr>
+              <w:t xml:space="preserve">MASTER_SYSTEM_AUDIT_AND_TRADEMARK_DOSSIER.md</w:t>
+            </w:r>
+          </w:p>
+        </w:tc>
+        <w:tc>
+          <w:tcPr>
+            <w:tcW w:w="4680" w:type="dxa"/>
+          </w:tcPr>
+          <w:p>
+            <w:pPr>
+              <w:spacing w:after="0"/>
+            </w:pPr>
+            <w:r>
+              <w:t xml:space="preserve">Run log appended</w:t>
+            </w:r>
+          </w:p>
+        </w:tc>
+      </w:tr>
+      <w:tr>
+        <w:tc>
+          <w:tcPr>
+            <w:tcW w:w="4680" w:type="dxa"/>
+          </w:tcPr>
+          <w:p>
+            <w:pPr>
+              <w:spacing w:after="0"/>
+            </w:pPr>
+            <w:r>
+              <w:rPr>
+                <w:rFonts w:ascii="Consolas" w:hAnsi="Consolas"/>
+              </w:rPr>
+              <w:t xml:space="preserve">research/MASTER_TRACKER.md</w:t>
+            </w:r>
+          </w:p>
+        </w:tc>
+        <w:tc>
+          <w:tcPr>
+            <w:tcW w:w="4680" w:type="dxa"/>
+          </w:tcPr>
+          <w:p>
+            <w:pPr>
+              <w:spacing w:after="0"/>
+            </w:pPr>
+            <w:r>
+              <w:t xml:space="preserve">Matching research-log entry</w:t>
+            </w:r>
+          </w:p>
+        </w:tc>
+      </w:tr>
+    </w:tbl>
+    <w:p>
+      <w:pPr/>
+      <w:r>
+        <w:t/>
       </w:r>
     </w:p>
     <w:p>

--- a/MASTER_TRACKER.docx
+++ b/MASTER_TRACKER.docx
@@ -1841,6 +1841,1309 @@
       <w:pPr/>
       <w:r>
         <w:t/>
+      </w:r>
+    </w:p>
+    <w:p>
+      <w:pPr>
+        <w:pBdr>
+          <w:bottom w:val="single" w:sz="6" w:space="1" w:color="AAAAAA"/>
+        </w:pBdr>
+      </w:pPr>
+    </w:p>
+    <w:p>
+      <w:pPr>
+        <w:pStyle w:val="Heading2"/>
+        <w:spacing w:after="140"/>
+      </w:pPr>
+      <w:r>
+        <w:t xml:space="preserve">Run: 2026-08-11T21:28:42Z</w:t>
+      </w:r>
+    </w:p>
+    <w:p>
+      <w:pPr>
+        <w:spacing w:after="140"/>
+      </w:pPr>
+      <w:r>
+        <w:rPr>
+          <w:b/>
+        </w:rPr>
+        <w:t xml:space="preserve">Overall execution status:</w:t>
+      </w:r>
+      <w:r>
+        <w:t xml:space="preserve"> PATCHED AND LOCALLY VERIFIED. One engineering defect found and repaired. One layer requires external verification.</w:t>
+      </w:r>
+    </w:p>
+    <w:tbl>
+      <w:tblPr>
+        <w:tblStyle w:val="TableGrid"/>
+        <w:tblW w:w="9360" w:type="dxa"/>
+        <w:tblBorders>
+          <w:top w:val="single" w:sz="4" w:space="0" w:color="999999"/>
+          <w:left w:val="single" w:sz="4" w:space="0" w:color="999999"/>
+          <w:bottom w:val="single" w:sz="4" w:space="0" w:color="999999"/>
+          <w:right w:val="single" w:sz="4" w:space="0" w:color="999999"/>
+          <w:insideH w:val="single" w:sz="4" w:space="0" w:color="999999"/>
+          <w:insideV w:val="single" w:sz="4" w:space="0" w:color="999999"/>
+        </w:tblBorders>
+      </w:tblPr>
+      <w:tblGrid>
+        <w:gridCol w:w="3120"/>
+        <w:gridCol w:w="3120"/>
+        <w:gridCol w:w="3120"/>
+      </w:tblGrid>
+      <w:tr>
+        <w:tc>
+          <w:tcPr>
+            <w:tcW w:w="3120" w:type="dxa"/>
+          </w:tcPr>
+          <w:p>
+            <w:pPr>
+              <w:spacing w:after="0"/>
+            </w:pPr>
+            <w:r>
+              <w:t xml:space="preserve">#</w:t>
+            </w:r>
+          </w:p>
+        </w:tc>
+        <w:tc>
+          <w:tcPr>
+            <w:tcW w:w="3120" w:type="dxa"/>
+          </w:tcPr>
+          <w:p>
+            <w:pPr>
+              <w:spacing w:after="0"/>
+            </w:pPr>
+            <w:r>
+              <w:t xml:space="preserve">Item</w:t>
+            </w:r>
+          </w:p>
+        </w:tc>
+        <w:tc>
+          <w:tcPr>
+            <w:tcW w:w="3120" w:type="dxa"/>
+          </w:tcPr>
+          <w:p>
+            <w:pPr>
+              <w:spacing w:after="0"/>
+            </w:pPr>
+            <w:r>
+              <w:t xml:space="preserve">Status</w:t>
+            </w:r>
+          </w:p>
+        </w:tc>
+      </w:tr>
+      <w:tr>
+        <w:tc>
+          <w:tcPr>
+            <w:tcW w:w="3120" w:type="dxa"/>
+          </w:tcPr>
+          <w:p>
+            <w:pPr>
+              <w:spacing w:after="0"/>
+            </w:pPr>
+            <w:r>
+              <w:t xml:space="preserve">3</w:t>
+            </w:r>
+          </w:p>
+        </w:tc>
+        <w:tc>
+          <w:tcPr>
+            <w:tcW w:w="3120" w:type="dxa"/>
+          </w:tcPr>
+          <w:p>
+            <w:pPr>
+              <w:spacing w:after="0"/>
+            </w:pPr>
+            <w:r>
+              <w:t xml:space="preserve">Link-click telemetry</w:t>
+            </w:r>
+          </w:p>
+        </w:tc>
+        <w:tc>
+          <w:tcPr>
+            <w:tcW w:w="3120" w:type="dxa"/>
+          </w:tcPr>
+          <w:p>
+            <w:pPr>
+              <w:spacing w:after="0"/>
+            </w:pPr>
+            <w:r>
+              <w:rPr>
+                <w:b/>
+              </w:rPr>
+              <w:t xml:space="preserve">PATCHED AND LOCALLY VERIFIED</w:t>
+            </w:r>
+          </w:p>
+        </w:tc>
+      </w:tr>
+      <w:tr>
+        <w:tc>
+          <w:tcPr>
+            <w:tcW w:w="3120" w:type="dxa"/>
+          </w:tcPr>
+          <w:p>
+            <w:pPr>
+              <w:spacing w:after="0"/>
+            </w:pPr>
+            <w:r>
+              <w:t xml:space="preserve">4</w:t>
+            </w:r>
+          </w:p>
+        </w:tc>
+        <w:tc>
+          <w:tcPr>
+            <w:tcW w:w="3120" w:type="dxa"/>
+          </w:tcPr>
+          <w:p>
+            <w:pPr>
+              <w:spacing w:after="0"/>
+            </w:pPr>
+            <w:r>
+              <w:t xml:space="preserve">Link-click repair</w:t>
+            </w:r>
+          </w:p>
+        </w:tc>
+        <w:tc>
+          <w:tcPr>
+            <w:tcW w:w="3120" w:type="dxa"/>
+          </w:tcPr>
+          <w:p>
+            <w:pPr>
+              <w:spacing w:after="0"/>
+            </w:pPr>
+            <w:r>
+              <w:rPr>
+                <w:b/>
+              </w:rPr>
+              <w:t xml:space="preserve">NAVIGATION RACE CONDITION</w:t>
+            </w:r>
+            <w:r>
+              <w:t xml:space="preserve"> fixed with </w:t>
+            </w:r>
+            <w:r>
+              <w:rPr>
+                <w:rFonts w:ascii="Consolas" w:hAnsi="Consolas"/>
+              </w:rPr>
+              <w:t xml:space="preserve">keepalive: true</w:t>
+            </w:r>
+            <w:r>
+              <w:t xml:space="preserve"> on 5 pings</w:t>
+            </w:r>
+          </w:p>
+        </w:tc>
+      </w:tr>
+      <w:tr>
+        <w:tc>
+          <w:tcPr>
+            <w:tcW w:w="3120" w:type="dxa"/>
+          </w:tcPr>
+          <w:p>
+            <w:pPr>
+              <w:spacing w:after="0"/>
+            </w:pPr>
+            <w:r>
+              <w:t xml:space="preserve">5</w:t>
+            </w:r>
+          </w:p>
+        </w:tc>
+        <w:tc>
+          <w:tcPr>
+            <w:tcW w:w="3120" w:type="dxa"/>
+          </w:tcPr>
+          <w:p>
+            <w:pPr>
+              <w:spacing w:after="0"/>
+            </w:pPr>
+            <w:r>
+              <w:t xml:space="preserve">Link inventory</w:t>
+            </w:r>
+          </w:p>
+        </w:tc>
+        <w:tc>
+          <w:tcPr>
+            <w:tcW w:w="3120" w:type="dxa"/>
+          </w:tcPr>
+          <w:p>
+            <w:pPr>
+              <w:spacing w:after="0"/>
+            </w:pPr>
+            <w:r>
+              <w:rPr>
+                <w:b/>
+              </w:rPr>
+              <w:t xml:space="preserve">VERIFIED</w:t>
+            </w:r>
+            <w:r>
+              <w:t xml:space="preserve">, 785 navigating links, 66 pages, classified into 6 classes</w:t>
+            </w:r>
+          </w:p>
+        </w:tc>
+      </w:tr>
+      <w:tr>
+        <w:tc>
+          <w:tcPr>
+            <w:tcW w:w="3120" w:type="dxa"/>
+          </w:tcPr>
+          <w:p>
+            <w:pPr>
+              <w:spacing w:after="0"/>
+            </w:pPr>
+            <w:r>
+              <w:t xml:space="preserve">6</w:t>
+            </w:r>
+          </w:p>
+        </w:tc>
+        <w:tc>
+          <w:tcPr>
+            <w:tcW w:w="3120" w:type="dxa"/>
+          </w:tcPr>
+          <w:p>
+            <w:pPr>
+              <w:spacing w:after="0"/>
+            </w:pPr>
+            <w:r>
+              <w:t xml:space="preserve">Counter audit</w:t>
+            </w:r>
+          </w:p>
+        </w:tc>
+        <w:tc>
+          <w:tcPr>
+            <w:tcW w:w="3120" w:type="dxa"/>
+          </w:tcPr>
+          <w:p>
+            <w:pPr>
+              <w:spacing w:after="0"/>
+            </w:pPr>
+            <w:r>
+              <w:rPr>
+                <w:b/>
+              </w:rPr>
+              <w:t xml:space="preserve">VERIFIED</w:t>
+            </w:r>
+            <w:r>
+              <w:t xml:space="preserve">, 53 spans, 0 blank, 0 unwritten, 0 orphaned</w:t>
+            </w:r>
+          </w:p>
+        </w:tc>
+      </w:tr>
+      <w:tr>
+        <w:tc>
+          <w:tcPr>
+            <w:tcW w:w="3120" w:type="dxa"/>
+          </w:tcPr>
+          <w:p>
+            <w:pPr>
+              <w:spacing w:after="0"/>
+            </w:pPr>
+            <w:r>
+              <w:t xml:space="preserve">7</w:t>
+            </w:r>
+          </w:p>
+        </w:tc>
+        <w:tc>
+          <w:tcPr>
+            <w:tcW w:w="3120" w:type="dxa"/>
+          </w:tcPr>
+          <w:p>
+            <w:pPr>
+              <w:spacing w:after="0"/>
+            </w:pPr>
+            <w:r>
+              <w:t xml:space="preserve">Metric reconciliation</w:t>
+            </w:r>
+          </w:p>
+        </w:tc>
+        <w:tc>
+          <w:tcPr>
+            <w:tcW w:w="3120" w:type="dxa"/>
+          </w:tcPr>
+          <w:p>
+            <w:pPr>
+              <w:spacing w:after="0"/>
+            </w:pPr>
+            <w:r>
+              <w:rPr>
+                <w:b/>
+              </w:rPr>
+              <w:t xml:space="preserve">VERIFIED</w:t>
+            </w:r>
+            <w:r>
+              <w:t xml:space="preserve">, 28 endpoint checks and 23 rendered tiles vs direct SQL, 0 mismatches</w:t>
+            </w:r>
+          </w:p>
+        </w:tc>
+      </w:tr>
+      <w:tr>
+        <w:tc>
+          <w:tcPr>
+            <w:tcW w:w="3120" w:type="dxa"/>
+          </w:tcPr>
+          <w:p>
+            <w:pPr>
+              <w:spacing w:after="0"/>
+            </w:pPr>
+            <w:r>
+              <w:t xml:space="preserve">8</w:t>
+            </w:r>
+          </w:p>
+        </w:tc>
+        <w:tc>
+          <w:tcPr>
+            <w:tcW w:w="3120" w:type="dxa"/>
+          </w:tcPr>
+          <w:p>
+            <w:pPr>
+              <w:spacing w:after="0"/>
+            </w:pPr>
+            <w:r>
+              <w:t xml:space="preserve">JRS trademark dossier</w:t>
+            </w:r>
+          </w:p>
+        </w:tc>
+        <w:tc>
+          <w:tcPr>
+            <w:tcW w:w="3120" w:type="dxa"/>
+          </w:tcPr>
+          <w:p>
+            <w:pPr>
+              <w:spacing w:after="0"/>
+            </w:pPr>
+            <w:r>
+              <w:rPr>
+                <w:b/>
+              </w:rPr>
+              <w:t xml:space="preserve">REQUIRES USER INPUT</w:t>
+            </w:r>
+          </w:p>
+        </w:tc>
+      </w:tr>
+      <w:tr>
+        <w:tc>
+          <w:tcPr>
+            <w:tcW w:w="3120" w:type="dxa"/>
+          </w:tcPr>
+          <w:p>
+            <w:pPr>
+              <w:spacing w:after="0"/>
+            </w:pPr>
+            <w:r>
+              <w:t xml:space="preserve">9</w:t>
+            </w:r>
+          </w:p>
+        </w:tc>
+        <w:tc>
+          <w:tcPr>
+            <w:tcW w:w="3120" w:type="dxa"/>
+          </w:tcPr>
+          <w:p>
+            <w:pPr>
+              <w:spacing w:after="0"/>
+            </w:pPr>
+            <w:r>
+              <w:t xml:space="preserve">DRR trademark dossier</w:t>
+            </w:r>
+          </w:p>
+        </w:tc>
+        <w:tc>
+          <w:tcPr>
+            <w:tcW w:w="3120" w:type="dxa"/>
+          </w:tcPr>
+          <w:p>
+            <w:pPr>
+              <w:spacing w:after="0"/>
+            </w:pPr>
+            <w:r>
+              <w:rPr>
+                <w:b/>
+              </w:rPr>
+              <w:t xml:space="preserve">REQUIRES USER INPUT</w:t>
+            </w:r>
+          </w:p>
+        </w:tc>
+      </w:tr>
+    </w:tbl>
+    <w:p>
+      <w:pPr/>
+      <w:r>
+        <w:t/>
+      </w:r>
+    </w:p>
+    <w:p>
+      <w:pPr>
+        <w:pStyle w:val="Heading3"/>
+        <w:spacing w:after="140"/>
+      </w:pPr>
+      <w:r>
+        <w:t xml:space="preserve">The defect</w:t>
+      </w:r>
+    </w:p>
+    <w:p>
+      <w:pPr>
+        <w:spacing w:after="140"/>
+      </w:pPr>
+      <w:r>
+        <w:t xml:space="preserve">Five telemetry pings fired on page load with a plain </w:t>
+      </w:r>
+      <w:r>
+        <w:rPr>
+          <w:rFonts w:ascii="Consolas" w:hAnsi="Consolas"/>
+        </w:rPr>
+        <w:t xml:space="preserve">fetch</w:t>
+      </w:r>
+      <w:r>
+        <w:t xml:space="preserve">, no </w:t>
+      </w:r>
+      <w:r>
+        <w:rPr>
+          <w:rFonts w:ascii="Consolas" w:hAnsi="Consolas"/>
+        </w:rPr>
+        <w:t xml:space="preserve">keepalive</w:t>
+      </w:r>
+      <w:r>
+        <w:t xml:space="preserve">, no </w:t>
+      </w:r>
+      <w:r>
+        <w:rPr>
+          <w:rFonts w:ascii="Consolas" w:hAnsi="Consolas"/>
+        </w:rPr>
+        <w:t xml:space="preserve">sendBeacon</w:t>
+      </w:r>
+      <w:r>
+        <w:t xml:space="preserve">, on pages built to be clicked through. A plain fetch is cancelled by navigation. On </w:t>
+      </w:r>
+      <w:r>
+        <w:rPr>
+          <w:rFonts w:ascii="Consolas" w:hAnsi="Consolas"/>
+        </w:rPr>
+        <w:t xml:space="preserve">access.html</w:t>
+      </w:r>
+      <w:r>
+        <w:t xml:space="preserve"> this dropped </w:t>
+      </w:r>
+      <w:r>
+        <w:rPr>
+          <w:b/>
+        </w:rPr>
+        <w:t xml:space="preserve">the endorsement itself</w:t>
+      </w:r>
+      <w:r>
+        <w:t xml:space="preserve">, not only the arrival.</w:t>
+      </w:r>
+    </w:p>
+    <w:tbl>
+      <w:tblPr>
+        <w:tblStyle w:val="TableGrid"/>
+        <w:tblW w:w="9360" w:type="dxa"/>
+        <w:tblBorders>
+          <w:top w:val="single" w:sz="4" w:space="0" w:color="999999"/>
+          <w:left w:val="single" w:sz="4" w:space="0" w:color="999999"/>
+          <w:bottom w:val="single" w:sz="4" w:space="0" w:color="999999"/>
+          <w:right w:val="single" w:sz="4" w:space="0" w:color="999999"/>
+          <w:insideH w:val="single" w:sz="4" w:space="0" w:color="999999"/>
+          <w:insideV w:val="single" w:sz="4" w:space="0" w:color="999999"/>
+        </w:tblBorders>
+      </w:tblPr>
+      <w:tblGrid>
+        <w:gridCol w:w="3120"/>
+        <w:gridCol w:w="3120"/>
+        <w:gridCol w:w="3120"/>
+      </w:tblGrid>
+      <w:tr>
+        <w:tc>
+          <w:tcPr>
+            <w:tcW w:w="3120" w:type="dxa"/>
+          </w:tcPr>
+          <w:p>
+            <w:pPr>
+              <w:spacing w:after="0"/>
+            </w:pPr>
+            <w:r>
+              <w:t xml:space="preserve">File</w:t>
+            </w:r>
+          </w:p>
+        </w:tc>
+        <w:tc>
+          <w:tcPr>
+            <w:tcW w:w="3120" w:type="dxa"/>
+          </w:tcPr>
+          <w:p>
+            <w:pPr>
+              <w:spacing w:after="0"/>
+            </w:pPr>
+            <w:r>
+              <w:t xml:space="preserve">Event</w:t>
+            </w:r>
+          </w:p>
+        </w:tc>
+        <w:tc>
+          <w:tcPr>
+            <w:tcW w:w="3120" w:type="dxa"/>
+          </w:tcPr>
+          <w:p>
+            <w:pPr>
+              <w:spacing w:after="0"/>
+            </w:pPr>
+            <w:r>
+              <w:t xml:space="preserve">Repaired</w:t>
+            </w:r>
+          </w:p>
+        </w:tc>
+      </w:tr>
+      <w:tr>
+        <w:tc>
+          <w:tcPr>
+            <w:tcW w:w="3120" w:type="dxa"/>
+          </w:tcPr>
+          <w:p>
+            <w:pPr>
+              <w:spacing w:after="0"/>
+            </w:pPr>
+            <w:r>
+              <w:rPr>
+                <w:rFonts w:ascii="Consolas" w:hAnsi="Consolas"/>
+              </w:rPr>
+              <w:t xml:space="preserve">access.html</w:t>
+            </w:r>
+          </w:p>
+        </w:tc>
+        <w:tc>
+          <w:tcPr>
+            <w:tcW w:w="3120" w:type="dxa"/>
+          </w:tcPr>
+          <w:p>
+            <w:pPr>
+              <w:spacing w:after="0"/>
+            </w:pPr>
+            <w:r>
+              <w:rPr>
+                <w:rFonts w:ascii="Consolas" w:hAnsi="Consolas"/>
+              </w:rPr>
+              <w:t xml:space="preserve">endorse</w:t>
+            </w:r>
+          </w:p>
+        </w:tc>
+        <w:tc>
+          <w:tcPr>
+            <w:tcW w:w="3120" w:type="dxa"/>
+          </w:tcPr>
+          <w:p>
+            <w:pPr>
+              <w:spacing w:after="0"/>
+            </w:pPr>
+            <w:r>
+              <w:t xml:space="preserve">Yes</w:t>
+            </w:r>
+          </w:p>
+        </w:tc>
+      </w:tr>
+      <w:tr>
+        <w:tc>
+          <w:tcPr>
+            <w:tcW w:w="3120" w:type="dxa"/>
+          </w:tcPr>
+          <w:p>
+            <w:pPr>
+              <w:spacing w:after="0"/>
+            </w:pPr>
+            <w:r>
+              <w:rPr>
+                <w:rFonts w:ascii="Consolas" w:hAnsi="Consolas"/>
+              </w:rPr>
+              <w:t xml:space="preserve">access.html</w:t>
+            </w:r>
+          </w:p>
+        </w:tc>
+        <w:tc>
+          <w:tcPr>
+            <w:tcW w:w="3120" w:type="dxa"/>
+          </w:tcPr>
+          <w:p>
+            <w:pPr>
+              <w:spacing w:after="0"/>
+            </w:pPr>
+            <w:r>
+              <w:rPr>
+                <w:rFonts w:ascii="Consolas" w:hAnsi="Consolas"/>
+              </w:rPr>
+              <w:t xml:space="preserve">view</w:t>
+            </w:r>
+          </w:p>
+        </w:tc>
+        <w:tc>
+          <w:tcPr>
+            <w:tcW w:w="3120" w:type="dxa"/>
+          </w:tcPr>
+          <w:p>
+            <w:pPr>
+              <w:spacing w:after="0"/>
+            </w:pPr>
+            <w:r>
+              <w:t xml:space="preserve">Yes</w:t>
+            </w:r>
+          </w:p>
+        </w:tc>
+      </w:tr>
+      <w:tr>
+        <w:tc>
+          <w:tcPr>
+            <w:tcW w:w="3120" w:type="dxa"/>
+          </w:tcPr>
+          <w:p>
+            <w:pPr>
+              <w:spacing w:after="0"/>
+            </w:pPr>
+            <w:r>
+              <w:rPr>
+                <w:rFonts w:ascii="Consolas" w:hAnsi="Consolas"/>
+              </w:rPr>
+              <w:t xml:space="preserve">reviewer/index.html</w:t>
+            </w:r>
+          </w:p>
+        </w:tc>
+        <w:tc>
+          <w:tcPr>
+            <w:tcW w:w="3120" w:type="dxa"/>
+          </w:tcPr>
+          <w:p>
+            <w:pPr>
+              <w:spacing w:after="0"/>
+            </w:pPr>
+            <w:r>
+              <w:rPr>
+                <w:rFonts w:ascii="Consolas" w:hAnsi="Consolas"/>
+              </w:rPr>
+              <w:t xml:space="preserve">view</w:t>
+            </w:r>
+          </w:p>
+        </w:tc>
+        <w:tc>
+          <w:tcPr>
+            <w:tcW w:w="3120" w:type="dxa"/>
+          </w:tcPr>
+          <w:p>
+            <w:pPr>
+              <w:spacing w:after="0"/>
+            </w:pPr>
+            <w:r>
+              <w:t xml:space="preserve">Yes</w:t>
+            </w:r>
+          </w:p>
+        </w:tc>
+      </w:tr>
+      <w:tr>
+        <w:tc>
+          <w:tcPr>
+            <w:tcW w:w="3120" w:type="dxa"/>
+          </w:tcPr>
+          <w:p>
+            <w:pPr>
+              <w:spacing w:after="0"/>
+            </w:pPr>
+            <w:r>
+              <w:rPr>
+                <w:rFonts w:ascii="Consolas" w:hAnsi="Consolas"/>
+              </w:rPr>
+              <w:t xml:space="preserve">training.html</w:t>
+            </w:r>
+          </w:p>
+        </w:tc>
+        <w:tc>
+          <w:tcPr>
+            <w:tcW w:w="3120" w:type="dxa"/>
+          </w:tcPr>
+          <w:p>
+            <w:pPr>
+              <w:spacing w:after="0"/>
+            </w:pPr>
+            <w:r>
+              <w:rPr>
+                <w:rFonts w:ascii="Consolas" w:hAnsi="Consolas"/>
+              </w:rPr>
+              <w:t xml:space="preserve">view</w:t>
+            </w:r>
+          </w:p>
+        </w:tc>
+        <w:tc>
+          <w:tcPr>
+            <w:tcW w:w="3120" w:type="dxa"/>
+          </w:tcPr>
+          <w:p>
+            <w:pPr>
+              <w:spacing w:after="0"/>
+            </w:pPr>
+            <w:r>
+              <w:t xml:space="preserve">Yes</w:t>
+            </w:r>
+          </w:p>
+        </w:tc>
+      </w:tr>
+      <w:tr>
+        <w:tc>
+          <w:tcPr>
+            <w:tcW w:w="3120" w:type="dxa"/>
+          </w:tcPr>
+          <w:p>
+            <w:pPr>
+              <w:spacing w:after="0"/>
+            </w:pPr>
+            <w:r>
+              <w:rPr>
+                <w:rFonts w:ascii="Consolas" w:hAnsi="Consolas"/>
+              </w:rPr>
+              <w:t xml:space="preserve">investigator-guides.html</w:t>
+            </w:r>
+          </w:p>
+        </w:tc>
+        <w:tc>
+          <w:tcPr>
+            <w:tcW w:w="3120" w:type="dxa"/>
+          </w:tcPr>
+          <w:p>
+            <w:pPr>
+              <w:spacing w:after="0"/>
+            </w:pPr>
+            <w:r>
+              <w:rPr>
+                <w:rFonts w:ascii="Consolas" w:hAnsi="Consolas"/>
+              </w:rPr>
+              <w:t xml:space="preserve">view</w:t>
+            </w:r>
+          </w:p>
+        </w:tc>
+        <w:tc>
+          <w:tcPr>
+            <w:tcW w:w="3120" w:type="dxa"/>
+          </w:tcPr>
+          <w:p>
+            <w:pPr>
+              <w:spacing w:after="0"/>
+            </w:pPr>
+            <w:r>
+              <w:t xml:space="preserve">Yes</w:t>
+            </w:r>
+          </w:p>
+        </w:tc>
+      </w:tr>
+    </w:tbl>
+    <w:p>
+      <w:pPr/>
+      <w:r>
+        <w:t/>
+      </w:r>
+    </w:p>
+    <w:p>
+      <w:pPr>
+        <w:spacing w:after="140"/>
+      </w:pPr>
+      <w:r>
+        <w:t xml:space="preserve">Server-side writes in </w:t>
+      </w:r>
+      <w:r>
+        <w:rPr>
+          <w:rFonts w:ascii="Consolas" w:hAnsi="Consolas"/>
+        </w:rPr>
+        <w:t xml:space="preserve">/api/support</w:t>
+      </w:r>
+      <w:r>
+        <w:t xml:space="preserve"> and </w:t>
+      </w:r>
+      <w:r>
+        <w:rPr>
+          <w:rFonts w:ascii="Consolas" w:hAnsi="Consolas"/>
+        </w:rPr>
+        <w:t xml:space="preserve">/api/dl</w:t>
+      </w:r>
+      <w:r>
+        <w:t xml:space="preserve"> were </w:t>
+      </w:r>
+      <w:r>
+        <w:rPr>
+          <w:b/>
+        </w:rPr>
+        <w:t xml:space="preserve">never</w:t>
+      </w:r>
+      <w:r>
+        <w:t xml:space="preserve"> exposed to this failure: they write before issuing the 302 and need no JavaScript. 117 of 785 links resolve through them.</w:t>
+      </w:r>
+    </w:p>
+    <w:p>
+      <w:pPr>
+        <w:pStyle w:val="Heading3"/>
+        <w:spacing w:after="140"/>
+      </w:pPr>
+      <w:r>
+        <w:t xml:space="preserve">Required user inputs</w:t>
+      </w:r>
+    </w:p>
+    <w:tbl>
+      <w:tblPr>
+        <w:tblStyle w:val="TableGrid"/>
+        <w:tblW w:w="9360" w:type="dxa"/>
+        <w:tblBorders>
+          <w:top w:val="single" w:sz="4" w:space="0" w:color="999999"/>
+          <w:left w:val="single" w:sz="4" w:space="0" w:color="999999"/>
+          <w:bottom w:val="single" w:sz="4" w:space="0" w:color="999999"/>
+          <w:right w:val="single" w:sz="4" w:space="0" w:color="999999"/>
+          <w:insideH w:val="single" w:sz="4" w:space="0" w:color="999999"/>
+          <w:insideV w:val="single" w:sz="4" w:space="0" w:color="999999"/>
+        </w:tblBorders>
+      </w:tblPr>
+      <w:tblGrid>
+        <w:gridCol w:w="4680"/>
+        <w:gridCol w:w="4680"/>
+      </w:tblGrid>
+      <w:tr>
+        <w:tc>
+          <w:tcPr>
+            <w:tcW w:w="4680" w:type="dxa"/>
+          </w:tcPr>
+          <w:p>
+            <w:pPr>
+              <w:spacing w:after="0"/>
+            </w:pPr>
+            <w:r>
+              <w:t xml:space="preserve">Item</w:t>
+            </w:r>
+          </w:p>
+        </w:tc>
+        <w:tc>
+          <w:tcPr>
+            <w:tcW w:w="4680" w:type="dxa"/>
+          </w:tcPr>
+          <w:p>
+            <w:pPr>
+              <w:spacing w:after="0"/>
+            </w:pPr>
+            <w:r>
+              <w:t xml:space="preserve">Needed</w:t>
+            </w:r>
+          </w:p>
+        </w:tc>
+      </w:tr>
+      <w:tr>
+        <w:tc>
+          <w:tcPr>
+            <w:tcW w:w="4680" w:type="dxa"/>
+          </w:tcPr>
+          <w:p>
+            <w:pPr>
+              <w:spacing w:after="0"/>
+            </w:pPr>
+            <w:r>
+              <w:t xml:space="preserve">First Use Anywhere, both marks</w:t>
+            </w:r>
+          </w:p>
+        </w:tc>
+        <w:tc>
+          <w:tcPr>
+            <w:tcW w:w="4680" w:type="dxa"/>
+          </w:tcPr>
+          <w:p>
+            <w:pPr>
+              <w:spacing w:after="0"/>
+            </w:pPr>
+            <w:r>
+              <w:rPr>
+                <w:rFonts w:ascii="Consolas" w:hAnsi="Consolas"/>
+              </w:rPr>
+              <w:t xml:space="preserve">[REQUIRES USER INPUT]</w:t>
+            </w:r>
+          </w:p>
+        </w:tc>
+      </w:tr>
+      <w:tr>
+        <w:tc>
+          <w:tcPr>
+            <w:tcW w:w="4680" w:type="dxa"/>
+          </w:tcPr>
+          <w:p>
+            <w:pPr>
+              <w:spacing w:after="0"/>
+            </w:pPr>
+            <w:r>
+              <w:t xml:space="preserve">First Use in Commerce, both marks</w:t>
+            </w:r>
+          </w:p>
+        </w:tc>
+        <w:tc>
+          <w:tcPr>
+            <w:tcW w:w="4680" w:type="dxa"/>
+          </w:tcPr>
+          <w:p>
+            <w:pPr>
+              <w:spacing w:after="0"/>
+            </w:pPr>
+            <w:r>
+              <w:rPr>
+                <w:rFonts w:ascii="Consolas" w:hAnsi="Consolas"/>
+              </w:rPr>
+              <w:t xml:space="preserve">[REQUIRES USER INPUT]</w:t>
+            </w:r>
+          </w:p>
+        </w:tc>
+      </w:tr>
+      <w:tr>
+        <w:tc>
+          <w:tcPr>
+            <w:tcW w:w="4680" w:type="dxa"/>
+          </w:tcPr>
+          <w:p>
+            <w:pPr>
+              <w:spacing w:after="0"/>
+            </w:pPr>
+            <w:r>
+              <w:t xml:space="preserve">USPTO identification acceptability</w:t>
+            </w:r>
+          </w:p>
+        </w:tc>
+        <w:tc>
+          <w:tcPr>
+            <w:tcW w:w="4680" w:type="dxa"/>
+          </w:tcPr>
+          <w:p>
+            <w:pPr>
+              <w:spacing w:after="0"/>
+            </w:pPr>
+            <w:r>
+              <w:rPr>
+                <w:rFonts w:ascii="Consolas" w:hAnsi="Consolas"/>
+              </w:rPr>
+              <w:t xml:space="preserve">[REQUIRES USER INPUT]</w:t>
+            </w:r>
+          </w:p>
+        </w:tc>
+      </w:tr>
+      <w:tr>
+        <w:tc>
+          <w:tcPr>
+            <w:tcW w:w="4680" w:type="dxa"/>
+          </w:tcPr>
+          <w:p>
+            <w:pPr>
+              <w:spacing w:after="0"/>
+            </w:pPr>
+            <w:r>
+              <w:t xml:space="preserve">Active benchmark cohort definition</w:t>
+            </w:r>
+          </w:p>
+        </w:tc>
+        <w:tc>
+          <w:tcPr>
+            <w:tcW w:w="4680" w:type="dxa"/>
+          </w:tcPr>
+          <w:p>
+            <w:pPr>
+              <w:spacing w:after="0"/>
+            </w:pPr>
+            <w:r>
+              <w:rPr>
+                <w:rFonts w:ascii="Consolas" w:hAnsi="Consolas"/>
+              </w:rPr>
+              <w:t xml:space="preserve">[REQUIRES USER INPUT]</w:t>
+            </w:r>
+            <w:r>
+              <w:t xml:space="preserve"> : </w:t>
+            </w:r>
+            <w:r>
+              <w:rPr>
+                <w:rFonts w:ascii="Consolas" w:hAnsi="Consolas"/>
+              </w:rPr>
+              <w:t xml:space="preserve">bench-review.html</w:t>
+            </w:r>
+            <w:r>
+              <w:t xml:space="preserve"> holds 24 raters over 10 records; whether that is the intended single primary cohort is not established</w:t>
+            </w:r>
+          </w:p>
+        </w:tc>
+      </w:tr>
+    </w:tbl>
+    <w:p>
+      <w:pPr/>
+      <w:r>
+        <w:t/>
+      </w:r>
+    </w:p>
+    <w:p>
+      <w:pPr>
+        <w:pStyle w:val="Heading3"/>
+        <w:spacing w:after="140"/>
+      </w:pPr>
+      <w:r>
+        <w:t xml:space="preserve">Requires external verification</w:t>
+      </w:r>
+    </w:p>
+    <w:p>
+      <w:pPr>
+        <w:spacing w:after="140"/>
+      </w:pPr>
+      <w:r>
+        <w:rPr>
+          <w:b/>
+        </w:rPr>
+        <w:t xml:space="preserve">LIVE EXTERNAL EVENT INGESTION: NOT LOCALLY VERIFIABLE.</w:t>
+      </w:r>
+      <w:r>
+        <w:t xml:space="preserve"> The browser in this environment has no outbound network, so a real navigate-away-mid-request cannot be reproduced against production. To close it: open a campaign link on a phone, tap the CTA immediately, and confirm the Today panel increments.</w:t>
+      </w:r>
+    </w:p>
+    <w:p>
+      <w:pPr>
+        <w:pStyle w:val="Heading3"/>
+        <w:spacing w:after="140"/>
+      </w:pPr>
+      <w:r>
+        <w:t xml:space="preserve">Files inspected</w:t>
+      </w:r>
+    </w:p>
+    <w:p>
+      <w:pPr>
+        <w:spacing w:after="140"/>
+      </w:pPr>
+      <w:r>
+        <w:t xml:space="preserve">All 66 HTML files · </w:t>
+      </w:r>
+      <w:r>
+        <w:rPr>
+          <w:rFonts w:ascii="Consolas" w:hAnsi="Consolas"/>
+        </w:rPr>
+        <w:t xml:space="preserve">api/*.js</w:t>
+      </w:r>
+      <w:r>
+        <w:t xml:space="preserve"> (33 endpoints) · </w:t>
+      </w:r>
+      <w:r>
+        <w:rPr>
+          <w:rFonts w:ascii="Consolas" w:hAnsi="Consolas"/>
+        </w:rPr>
+        <w:t xml:space="preserve">bench-review.html</w:t>
+      </w:r>
+      <w:r>
+        <w:t xml:space="preserve"> · </w:t>
+      </w:r>
+      <w:r>
+        <w:rPr>
+          <w:rFonts w:ascii="Consolas" w:hAnsi="Consolas"/>
+        </w:rPr>
+        <w:t xml:space="preserve">pilot-status.html</w:t>
+      </w:r>
+      <w:r>
+        <w:t xml:space="preserve"> · </w:t>
+      </w:r>
+      <w:r>
+        <w:rPr>
+          <w:rFonts w:ascii="Consolas" w:hAnsi="Consolas"/>
+        </w:rPr>
+        <w:t xml:space="preserve">MASTER_TRACKER.md</w:t>
+      </w:r>
+      <w:r>
+        <w:t xml:space="preserve"> · </w:t>
+      </w:r>
+      <w:r>
+        <w:rPr>
+          <w:rFonts w:ascii="Consolas" w:hAnsi="Consolas"/>
+        </w:rPr>
+        <w:t xml:space="preserve">MASTER_SYSTEM_AUDIT_AND_TRADEMARK_DOSSIER.md</w:t>
+      </w:r>
+      <w:r>
+        <w:t xml:space="preserve"> · git history · </w:t>
+      </w:r>
+      <w:r>
+        <w:rPr>
+          <w:rFonts w:ascii="Consolas" w:hAnsi="Consolas"/>
+        </w:rPr>
+        <w:t xml:space="preserve">interaction_events</w:t>
+      </w:r>
+      <w:r>
+        <w:t xml:space="preserve">, </w:t>
+      </w:r>
+      <w:r>
+        <w:rPr>
+          <w:rFonts w:ascii="Consolas" w:hAnsi="Consolas"/>
+        </w:rPr>
+        <w:t xml:space="preserve">pilot_progress</w:t>
+      </w:r>
+      <w:r>
+        <w:t xml:space="preserve">, </w:t>
+      </w:r>
+      <w:r>
+        <w:rPr>
+          <w:rFonts w:ascii="Consolas" w:hAnsi="Consolas"/>
+        </w:rPr>
+        <w:t xml:space="preserve">armb_progress</w:t>
+      </w:r>
+      <w:r>
+        <w:t xml:space="preserve">, </w:t>
+      </w:r>
+      <w:r>
+        <w:rPr>
+          <w:rFonts w:ascii="Consolas" w:hAnsi="Consolas"/>
+        </w:rPr>
+        <w:t xml:space="preserve">bench_labels</w:t>
+      </w:r>
+      <w:r>
+        <w:t xml:space="preserve"> by direct SQL</w:t>
+      </w:r>
+    </w:p>
+    <w:p>
+      <w:pPr>
+        <w:pStyle w:val="Heading3"/>
+        <w:spacing w:after="140"/>
+      </w:pPr>
+      <w:r>
+        <w:t xml:space="preserve">Files modified</w:t>
+      </w:r>
+    </w:p>
+    <w:p>
+      <w:pPr>
+        <w:spacing w:after="140"/>
+      </w:pPr>
+      <w:r>
+        <w:rPr>
+          <w:rFonts w:ascii="Consolas" w:hAnsi="Consolas"/>
+        </w:rPr>
+        <w:t xml:space="preserve">access.html</w:t>
+      </w:r>
+      <w:r>
+        <w:t xml:space="preserve"> · </w:t>
+      </w:r>
+      <w:r>
+        <w:rPr>
+          <w:rFonts w:ascii="Consolas" w:hAnsi="Consolas"/>
+        </w:rPr>
+        <w:t xml:space="preserve">reviewer/index.html</w:t>
+      </w:r>
+      <w:r>
+        <w:t xml:space="preserve"> · </w:t>
+      </w:r>
+      <w:r>
+        <w:rPr>
+          <w:rFonts w:ascii="Consolas" w:hAnsi="Consolas"/>
+        </w:rPr>
+        <w:t xml:space="preserve">training.html</w:t>
+      </w:r>
+      <w:r>
+        <w:t xml:space="preserve"> · </w:t>
+      </w:r>
+      <w:r>
+        <w:rPr>
+          <w:rFonts w:ascii="Consolas" w:hAnsi="Consolas"/>
+        </w:rPr>
+        <w:t xml:space="preserve">investigator-guides.html</w:t>
+      </w:r>
+      <w:r>
+        <w:t xml:space="preserve"> · </w:t>
+      </w:r>
+      <w:r>
+        <w:rPr>
+          <w:rFonts w:ascii="Consolas" w:hAnsi="Consolas"/>
+        </w:rPr>
+        <w:t xml:space="preserve">MASTER_TRACKER.md</w:t>
+      </w:r>
+      <w:r>
+        <w:t xml:space="preserve"> · </w:t>
+      </w:r>
+      <w:r>
+        <w:rPr>
+          <w:rFonts w:ascii="Consolas" w:hAnsi="Consolas"/>
+        </w:rPr>
+        <w:t xml:space="preserve">MASTER_SYSTEM_AUDIT_AND_TRADEMARK_DOSSIER.md</w:t>
+      </w:r>
+      <w:r>
+        <w:t xml:space="preserve"> · </w:t>
+      </w:r>
+      <w:r>
+        <w:rPr>
+          <w:rFonts w:ascii="Consolas" w:hAnsi="Consolas"/>
+        </w:rPr>
+        <w:t xml:space="preserve">research/MASTER_TRACKER.md</w:t>
+      </w:r>
+    </w:p>
+    <w:p>
+      <w:pPr>
+        <w:pStyle w:val="Heading3"/>
+        <w:spacing w:after="140"/>
+      </w:pPr>
+      <w:r>
+        <w:t xml:space="preserve">Files created</w:t>
+      </w:r>
+    </w:p>
+    <w:p>
+      <w:pPr>
+        <w:spacing w:after="140"/>
+      </w:pPr>
+      <w:r>
+        <w:t xml:space="preserve">None this run. Both master files already existed and were appended to.</w:t>
+      </w:r>
+    </w:p>
+    <w:p>
+      <w:pPr>
+        <w:pStyle w:val="Heading3"/>
+        <w:spacing w:after="140"/>
+      </w:pPr>
+      <w:r>
+        <w:t xml:space="preserve">Known limitations</w:t>
+      </w:r>
+    </w:p>
+    <w:p>
+      <w:pPr>
+        <w:numPr>
+          <w:ilvl w:val="0"/>
+          <w:numId w:val="2"/>
+        </w:numPr>
+        <w:spacing w:after="60"/>
+      </w:pPr>
+      <w:r>
+        <w:t xml:space="preserve">Outbound clicks to the 2 external links are not tracked. No requirement for tracking them has been established.</w:t>
+      </w:r>
+    </w:p>
+    <w:p>
+      <w:pPr>
+        <w:numPr>
+          <w:ilvl w:val="0"/>
+          <w:numId w:val="2"/>
+        </w:numPr>
+        <w:spacing w:after="60"/>
+      </w:pPr>
+      <w:r>
+        <w:t xml:space="preserve">GA4 is loaded on 57 pages but no page emits </w:t>
+      </w:r>
+      <w:r>
+        <w:rPr>
+          <w:rFonts w:ascii="Consolas" w:hAnsi="Consolas"/>
+        </w:rPr>
+        <w:t xml:space="preserve">gtag('event')</w:t>
+      </w:r>
+      <w:r>
+        <w:t xml:space="preserve">. It records pageviews only and is not part of the click pipeline.</w:t>
+      </w:r>
+    </w:p>
+    <w:p>
+      <w:pPr>
+        <w:numPr>
+          <w:ilvl w:val="0"/>
+          <w:numId w:val="2"/>
+        </w:numPr>
+        <w:spacing w:after="60"/>
+      </w:pPr>
+      <w:r>
+        <w:t xml:space="preserve">Arrival logging began on different dates per surface, so a zero before a surface's start date is unknown rather than zero.</w:t>
+      </w:r>
+    </w:p>
+    <w:p>
+      <w:pPr>
+        <w:pStyle w:val="Heading3"/>
+        <w:spacing w:after="140"/>
+      </w:pPr>
+      <w:r>
+        <w:t xml:space="preserve">Outstanding defects</w:t>
+      </w:r>
+    </w:p>
+    <w:p>
+      <w:pPr>
+        <w:spacing w:after="140"/>
+      </w:pPr>
+      <w:r>
+        <w:t xml:space="preserve">None repairable from repository evidence. The three items above are stated limitations, not unrepaired faults.</w:t>
       </w:r>
     </w:p>
     <w:p>

--- a/MASTER_TRACKER.docx
+++ b/MASTER_TRACKER.docx
@@ -2,6 +2,3157 @@
 <file path=word/document.xml><?xml version="1.0" encoding="utf-8"?>
 <w:document xmlns:w="http://schemas.openxmlformats.org/wordprocessingml/2006/main">
   <w:body>
+    <w:p>
+      <w:pPr>
+        <w:pStyle w:val="Heading1"/>
+        <w:spacing w:after="140"/>
+      </w:pPr>
+      <w:r>
+        <w:t xml:space="preserve">MASTER_TRACKER.md</w:t>
+      </w:r>
+    </w:p>
+    <w:p>
+      <w:pPr>
+        <w:spacing w:after="140"/>
+      </w:pPr>
+      <w:r>
+        <w:rPr>
+          <w:b/>
+        </w:rPr>
+        <w:t xml:space="preserve">Persistent execution log. Workspace root.</w:t>
+      </w:r>
+    </w:p>
+    <w:p>
+      <w:pPr>
+        <w:spacing w:after="140"/>
+      </w:pPr>
+      <w:r>
+        <w:t xml:space="preserve">This file is the run-by-run execution record required by the standing directive. It is separate from </w:t>
+      </w:r>
+      <w:r>
+        <w:rPr>
+          <w:rFonts w:ascii="Consolas" w:hAnsi="Consolas"/>
+        </w:rPr>
+        <w:t xml:space="preserve">research/MASTER_TRACKER.md</w:t>
+      </w:r>
+      <w:r>
+        <w:t xml:space="preserve">, which is the research programme log and carries the full narrative history. Both are maintained. Neither is deployed: </w:t>
+      </w:r>
+      <w:r>
+        <w:rPr>
+          <w:rFonts w:ascii="Consolas" w:hAnsi="Consolas"/>
+        </w:rPr>
+        <w:t xml:space="preserve">research/</w:t>
+      </w:r>
+      <w:r>
+        <w:t xml:space="preserve"> is excluded from the production branch, and this file sits at root alongside the other audit reports, none of which are on </w:t>
+      </w:r>
+      <w:r>
+        <w:rPr>
+          <w:rFonts w:ascii="Consolas" w:hAnsi="Consolas"/>
+        </w:rPr>
+        <w:t xml:space="preserve">main</w:t>
+      </w:r>
+      <w:r>
+        <w:t xml:space="preserve">.</w:t>
+      </w:r>
+    </w:p>
+    <w:p>
+      <w:pPr>
+        <w:pBdr>
+          <w:bottom w:val="single" w:sz="6" w:space="1" w:color="AAAAAA"/>
+        </w:pBdr>
+      </w:pPr>
+    </w:p>
+    <w:p>
+      <w:pPr>
+        <w:pStyle w:val="Heading2"/>
+        <w:spacing w:after="140"/>
+      </w:pPr>
+      <w:r>
+        <w:t xml:space="preserve">Run: 2026-08-11T21:10:34Z</w:t>
+      </w:r>
+    </w:p>
+    <w:p>
+      <w:pPr>
+        <w:pStyle w:val="Heading3"/>
+        <w:spacing w:after="140"/>
+      </w:pPr>
+      <w:r>
+        <w:t xml:space="preserve">1. Trademark dossier status</w:t>
+      </w:r>
+    </w:p>
+    <w:tbl>
+      <w:tblPr>
+        <w:tblStyle w:val="TableGrid"/>
+        <w:tblW w:w="9360" w:type="dxa"/>
+        <w:tblBorders>
+          <w:top w:val="single" w:sz="4" w:space="0" w:color="999999"/>
+          <w:left w:val="single" w:sz="4" w:space="0" w:color="999999"/>
+          <w:bottom w:val="single" w:sz="4" w:space="0" w:color="999999"/>
+          <w:right w:val="single" w:sz="4" w:space="0" w:color="999999"/>
+          <w:insideH w:val="single" w:sz="4" w:space="0" w:color="999999"/>
+          <w:insideV w:val="single" w:sz="4" w:space="0" w:color="999999"/>
+        </w:tblBorders>
+      </w:tblPr>
+      <w:tblGrid>
+        <w:gridCol w:w="3120"/>
+        <w:gridCol w:w="3120"/>
+        <w:gridCol w:w="3120"/>
+      </w:tblGrid>
+      <w:tr>
+        <w:tc>
+          <w:tcPr>
+            <w:tcW w:w="3120" w:type="dxa"/>
+          </w:tcPr>
+          <w:p>
+            <w:pPr>
+              <w:spacing w:after="0"/>
+            </w:pPr>
+            <w:r>
+              <w:t xml:space="preserve">Mark</w:t>
+            </w:r>
+          </w:p>
+        </w:tc>
+        <w:tc>
+          <w:tcPr>
+            <w:tcW w:w="3120" w:type="dxa"/>
+          </w:tcPr>
+          <w:p>
+            <w:pPr>
+              <w:spacing w:after="0"/>
+            </w:pPr>
+            <w:r>
+              <w:t xml:space="preserve">Status</w:t>
+            </w:r>
+          </w:p>
+        </w:tc>
+        <w:tc>
+          <w:tcPr>
+            <w:tcW w:w="3120" w:type="dxa"/>
+          </w:tcPr>
+          <w:p>
+            <w:pPr>
+              <w:spacing w:after="0"/>
+            </w:pPr>
+            <w:r>
+              <w:t xml:space="preserve">Blocking</w:t>
+            </w:r>
+          </w:p>
+        </w:tc>
+      </w:tr>
+      <w:tr>
+        <w:tc>
+          <w:tcPr>
+            <w:tcW w:w="3120" w:type="dxa"/>
+          </w:tcPr>
+          <w:p>
+            <w:pPr>
+              <w:spacing w:after="0"/>
+            </w:pPr>
+            <w:r>
+              <w:t xml:space="preserve">JUSTIFICATION REVIEW STANDARD (JRS)</w:t>
+            </w:r>
+          </w:p>
+        </w:tc>
+        <w:tc>
+          <w:tcPr>
+            <w:tcW w:w="3120" w:type="dxa"/>
+          </w:tcPr>
+          <w:p>
+            <w:pPr>
+              <w:spacing w:after="0"/>
+            </w:pPr>
+            <w:r>
+              <w:rPr>
+                <w:b/>
+              </w:rPr>
+              <w:t xml:space="preserve">PENDING USER INPUTS</w:t>
+            </w:r>
+          </w:p>
+        </w:tc>
+        <w:tc>
+          <w:tcPr>
+            <w:tcW w:w="3120" w:type="dxa"/>
+          </w:tcPr>
+          <w:p>
+            <w:pPr>
+              <w:spacing w:after="0"/>
+            </w:pPr>
+            <w:r>
+              <w:t xml:space="preserve">First Use Anywhere; First Use in Commerce; USPTO identification verification</w:t>
+            </w:r>
+          </w:p>
+        </w:tc>
+      </w:tr>
+      <w:tr>
+        <w:tc>
+          <w:tcPr>
+            <w:tcW w:w="3120" w:type="dxa"/>
+          </w:tcPr>
+          <w:p>
+            <w:pPr>
+              <w:spacing w:after="0"/>
+            </w:pPr>
+            <w:r>
+              <w:t xml:space="preserve">DECISION RECONSTRUCTION RISK (DRR)</w:t>
+            </w:r>
+          </w:p>
+        </w:tc>
+        <w:tc>
+          <w:tcPr>
+            <w:tcW w:w="3120" w:type="dxa"/>
+          </w:tcPr>
+          <w:p>
+            <w:pPr>
+              <w:spacing w:after="0"/>
+            </w:pPr>
+            <w:r>
+              <w:rPr>
+                <w:b/>
+              </w:rPr>
+              <w:t xml:space="preserve">PENDING USER INPUTS</w:t>
+            </w:r>
+          </w:p>
+        </w:tc>
+        <w:tc>
+          <w:tcPr>
+            <w:tcW w:w="3120" w:type="dxa"/>
+          </w:tcPr>
+          <w:p>
+            <w:pPr>
+              <w:spacing w:after="0"/>
+            </w:pPr>
+            <w:r>
+              <w:t xml:space="preserve">First Use Anywhere; First Use in Commerce; USPTO identification verification</w:t>
+            </w:r>
+          </w:p>
+        </w:tc>
+      </w:tr>
+    </w:tbl>
+    <w:p>
+      <w:pPr/>
+      <w:r>
+        <w:t/>
+      </w:r>
+    </w:p>
+    <w:p>
+      <w:pPr>
+        <w:spacing w:after="140"/>
+      </w:pPr>
+      <w:r>
+        <w:t xml:space="preserve">Class 042 and 035 identifications are recorded verbatim as supplied. Repository evidence for dates and specimens is inventoried in </w:t>
+      </w:r>
+      <w:r>
+        <w:rPr>
+          <w:rFonts w:ascii="Consolas" w:hAnsi="Consolas"/>
+        </w:rPr>
+        <w:t xml:space="preserve">MASTER_SYSTEM_AUDIT_AND_TRADEMARK_DOSSIER.md</w:t>
+      </w:r>
+      <w:r>
+        <w:t xml:space="preserve"> sections 5, 6 and 7.</w:t>
+      </w:r>
+    </w:p>
+    <w:p>
+      <w:pPr>
+        <w:pStyle w:val="Heading3"/>
+        <w:spacing w:after="140"/>
+      </w:pPr>
+      <w:r>
+        <w:t xml:space="preserve">2. pilot-status.html counter audit</w:t>
+      </w:r>
+    </w:p>
+    <w:p>
+      <w:pPr>
+        <w:spacing w:after="140"/>
+      </w:pPr>
+      <w:r>
+        <w:rPr>
+          <w:b/>
+        </w:rPr>
+        <w:t xml:space="preserve">Status: PATCHED.</w:t>
+      </w:r>
+      <w:r>
+        <w:t xml:space="preserve"> No data drift. One structural gap closed.</w:t>
+      </w:r>
+    </w:p>
+    <w:tbl>
+      <w:tblPr>
+        <w:tblStyle w:val="TableGrid"/>
+        <w:tblW w:w="9360" w:type="dxa"/>
+        <w:tblBorders>
+          <w:top w:val="single" w:sz="4" w:space="0" w:color="999999"/>
+          <w:left w:val="single" w:sz="4" w:space="0" w:color="999999"/>
+          <w:bottom w:val="single" w:sz="4" w:space="0" w:color="999999"/>
+          <w:right w:val="single" w:sz="4" w:space="0" w:color="999999"/>
+          <w:insideH w:val="single" w:sz="4" w:space="0" w:color="999999"/>
+          <w:insideV w:val="single" w:sz="4" w:space="0" w:color="999999"/>
+        </w:tblBorders>
+      </w:tblPr>
+      <w:tblGrid>
+        <w:gridCol w:w="4680"/>
+        <w:gridCol w:w="4680"/>
+      </w:tblGrid>
+      <w:tr>
+        <w:tc>
+          <w:tcPr>
+            <w:tcW w:w="4680" w:type="dxa"/>
+          </w:tcPr>
+          <w:p>
+            <w:pPr>
+              <w:spacing w:after="0"/>
+            </w:pPr>
+            <w:r>
+              <w:t xml:space="preserve">Check</w:t>
+            </w:r>
+          </w:p>
+        </w:tc>
+        <w:tc>
+          <w:tcPr>
+            <w:tcW w:w="4680" w:type="dxa"/>
+          </w:tcPr>
+          <w:p>
+            <w:pPr>
+              <w:spacing w:after="0"/>
+            </w:pPr>
+            <w:r>
+              <w:t xml:space="preserve">Result</w:t>
+            </w:r>
+          </w:p>
+        </w:tc>
+      </w:tr>
+      <w:tr>
+        <w:tc>
+          <w:tcPr>
+            <w:tcW w:w="4680" w:type="dxa"/>
+          </w:tcPr>
+          <w:p>
+            <w:pPr>
+              <w:spacing w:after="0"/>
+            </w:pPr>
+            <w:r>
+              <w:t xml:space="preserve">Counter spans on the page</w:t>
+            </w:r>
+          </w:p>
+        </w:tc>
+        <w:tc>
+          <w:tcPr>
+            <w:tcW w:w="4680" w:type="dxa"/>
+          </w:tcPr>
+          <w:p>
+            <w:pPr>
+              <w:spacing w:after="0"/>
+            </w:pPr>
+            <w:r>
+              <w:t xml:space="preserve">53</w:t>
+            </w:r>
+          </w:p>
+        </w:tc>
+      </w:tr>
+      <w:tr>
+        <w:tc>
+          <w:tcPr>
+            <w:tcW w:w="4680" w:type="dxa"/>
+          </w:tcPr>
+          <w:p>
+            <w:pPr>
+              <w:spacing w:after="0"/>
+            </w:pPr>
+            <w:r>
+              <w:t xml:space="preserve">Hardcoded blank (</w:t>
+            </w:r>
+            <w:r>
+              <w:rPr>
+                <w:rFonts w:ascii="Consolas" w:hAnsi="Consolas"/>
+              </w:rPr>
+              <w:t xml:space="preserve">--</w:t>
+            </w:r>
+            <w:r>
+              <w:t xml:space="preserve">, </w:t>
+            </w:r>
+            <w:r>
+              <w:rPr>
+                <w:rFonts w:ascii="Consolas" w:hAnsi="Consolas"/>
+              </w:rPr>
+              <w:t xml:space="preserve">—</w:t>
+            </w:r>
+            <w:r>
+              <w:t xml:space="preserve">, empty)</w:t>
+            </w:r>
+          </w:p>
+        </w:tc>
+        <w:tc>
+          <w:tcPr>
+            <w:tcW w:w="4680" w:type="dxa"/>
+          </w:tcPr>
+          <w:p>
+            <w:pPr>
+              <w:spacing w:after="0"/>
+            </w:pPr>
+            <w:r>
+              <w:t xml:space="preserve">0</w:t>
+            </w:r>
+          </w:p>
+        </w:tc>
+      </w:tr>
+      <w:tr>
+        <w:tc>
+          <w:tcPr>
+            <w:tcW w:w="4680" w:type="dxa"/>
+          </w:tcPr>
+          <w:p>
+            <w:pPr>
+              <w:spacing w:after="0"/>
+            </w:pPr>
+            <w:r>
+              <w:t xml:space="preserve">Counters never written by JS</w:t>
+            </w:r>
+          </w:p>
+        </w:tc>
+        <w:tc>
+          <w:tcPr>
+            <w:tcW w:w="4680" w:type="dxa"/>
+          </w:tcPr>
+          <w:p>
+            <w:pPr>
+              <w:spacing w:after="0"/>
+            </w:pPr>
+            <w:r>
+              <w:t xml:space="preserve">0</w:t>
+            </w:r>
+          </w:p>
+        </w:tc>
+      </w:tr>
+      <w:tr>
+        <w:tc>
+          <w:tcPr>
+            <w:tcW w:w="4680" w:type="dxa"/>
+          </w:tcPr>
+          <w:p>
+            <w:pPr>
+              <w:spacing w:after="0"/>
+            </w:pPr>
+            <w:r>
+              <w:t xml:space="preserve">IDs referenced in JS but absent from markup</w:t>
+            </w:r>
+          </w:p>
+        </w:tc>
+        <w:tc>
+          <w:tcPr>
+            <w:tcW w:w="4680" w:type="dxa"/>
+          </w:tcPr>
+          <w:p>
+            <w:pPr>
+              <w:spacing w:after="0"/>
+            </w:pPr>
+            <w:r>
+              <w:t xml:space="preserve">0</w:t>
+            </w:r>
+          </w:p>
+        </w:tc>
+      </w:tr>
+      <w:tr>
+        <w:tc>
+          <w:tcPr>
+            <w:tcW w:w="4680" w:type="dxa"/>
+          </w:tcPr>
+          <w:p>
+            <w:pPr>
+              <w:spacing w:after="0"/>
+            </w:pPr>
+            <w:r>
+              <w:t xml:space="preserve">Endpoint figures vs direct SQL (previous run)</w:t>
+            </w:r>
+          </w:p>
+        </w:tc>
+        <w:tc>
+          <w:tcPr>
+            <w:tcW w:w="4680" w:type="dxa"/>
+          </w:tcPr>
+          <w:p>
+            <w:pPr>
+              <w:spacing w:after="0"/>
+            </w:pPr>
+            <w:r>
+              <w:t xml:space="preserve">28 checks, 0 mismatches</w:t>
+            </w:r>
+          </w:p>
+        </w:tc>
+      </w:tr>
+      <w:tr>
+        <w:tc>
+          <w:tcPr>
+            <w:tcW w:w="4680" w:type="dxa"/>
+          </w:tcPr>
+          <w:p>
+            <w:pPr>
+              <w:spacing w:after="0"/>
+            </w:pPr>
+            <w:r>
+              <w:t xml:space="preserve">Rendered tiles vs direct SQL (previous run)</w:t>
+            </w:r>
+          </w:p>
+        </w:tc>
+        <w:tc>
+          <w:tcPr>
+            <w:tcW w:w="4680" w:type="dxa"/>
+          </w:tcPr>
+          <w:p>
+            <w:pPr>
+              <w:spacing w:after="0"/>
+            </w:pPr>
+            <w:r>
+              <w:t xml:space="preserve">23 tiles, 0 mismatches</w:t>
+            </w:r>
+          </w:p>
+        </w:tc>
+      </w:tr>
+      <w:tr>
+        <w:tc>
+          <w:tcPr>
+            <w:tcW w:w="4680" w:type="dxa"/>
+          </w:tcPr>
+          <w:p>
+            <w:pPr>
+              <w:spacing w:after="0"/>
+            </w:pPr>
+            <w:r>
+              <w:t xml:space="preserve">Suppressed cohorts explicitly designated</w:t>
+            </w:r>
+          </w:p>
+        </w:tc>
+        <w:tc>
+          <w:tcPr>
+            <w:tcW w:w="4680" w:type="dxa"/>
+          </w:tcPr>
+          <w:p>
+            <w:pPr>
+              <w:spacing w:after="0"/>
+            </w:pPr>
+            <w:r>
+              <w:rPr>
+                <w:b/>
+              </w:rPr>
+              <w:t xml:space="preserve">0 before this run, 6 after</w:t>
+            </w:r>
+          </w:p>
+        </w:tc>
+      </w:tr>
+    </w:tbl>
+    <w:p>
+      <w:pPr/>
+      <w:r>
+        <w:t/>
+      </w:r>
+    </w:p>
+    <w:p>
+      <w:pPr>
+        <w:spacing w:after="140"/>
+      </w:pPr>
+      <w:r>
+        <w:rPr>
+          <w:b/>
+        </w:rPr>
+        <w:t xml:space="preserve">Gap closed this run:</w:t>
+      </w:r>
+      <w:r>
+        <w:t xml:space="preserve"> the page carried no occurrence of "Suppressed", "Inactive", or any anti-inflation disclaimer. Six cohorts were reading as bare zeros with no statement of whether that meant nothing happened, nothing was sent, or something was withheld.</w:t>
+      </w:r>
+    </w:p>
+    <w:p>
+      <w:pPr>
+        <w:pStyle w:val="Heading3"/>
+        <w:spacing w:after="140"/>
+      </w:pPr>
+      <w:r>
+        <w:t xml:space="preserve">3. Files inspected this run</w:t>
+      </w:r>
+    </w:p>
+    <w:p>
+      <w:pPr>
+        <w:spacing w:after="140"/>
+      </w:pPr>
+      <w:r>
+        <w:rPr>
+          <w:rFonts w:ascii="Consolas" w:hAnsi="Consolas"/>
+        </w:rPr>
+        <w:t xml:space="preserve">pilot-status.html</w:t>
+      </w:r>
+      <w:r>
+        <w:t xml:space="preserve"> · </w:t>
+      </w:r>
+      <w:r>
+        <w:rPr>
+          <w:rFonts w:ascii="Consolas" w:hAnsi="Consolas"/>
+        </w:rPr>
+        <w:t xml:space="preserve">bench-review.html</w:t>
+      </w:r>
+      <w:r>
+        <w:t xml:space="preserve"> · </w:t>
+      </w:r>
+      <w:r>
+        <w:rPr>
+          <w:rFonts w:ascii="Consolas" w:hAnsi="Consolas"/>
+        </w:rPr>
+        <w:t xml:space="preserve">api/asset-stats.js</w:t>
+      </w:r>
+      <w:r>
+        <w:t xml:space="preserve"> · </w:t>
+      </w:r>
+      <w:r>
+        <w:rPr>
+          <w:rFonts w:ascii="Consolas" w:hAnsi="Consolas"/>
+        </w:rPr>
+        <w:t xml:space="preserve">api/support-stats.js</w:t>
+      </w:r>
+      <w:r>
+        <w:t xml:space="preserve"> · </w:t>
+      </w:r>
+      <w:r>
+        <w:rPr>
+          <w:rFonts w:ascii="Consolas" w:hAnsi="Consolas"/>
+        </w:rPr>
+        <w:t xml:space="preserve">api/support.js</w:t>
+      </w:r>
+      <w:r>
+        <w:t xml:space="preserve"> · </w:t>
+      </w:r>
+      <w:r>
+        <w:rPr>
+          <w:rFonts w:ascii="Consolas" w:hAnsi="Consolas"/>
+        </w:rPr>
+        <w:t xml:space="preserve">api/access.js</w:t>
+      </w:r>
+      <w:r>
+        <w:t xml:space="preserve"> · </w:t>
+      </w:r>
+      <w:r>
+        <w:rPr>
+          <w:rFonts w:ascii="Consolas" w:hAnsi="Consolas"/>
+        </w:rPr>
+        <w:t xml:space="preserve">api/panel-stats.js</w:t>
+      </w:r>
+      <w:r>
+        <w:t xml:space="preserve"> · </w:t>
+      </w:r>
+      <w:r>
+        <w:rPr>
+          <w:rFonts w:ascii="Consolas" w:hAnsi="Consolas"/>
+        </w:rPr>
+        <w:t xml:space="preserve">api/gate-stats.js</w:t>
+      </w:r>
+      <w:r>
+        <w:t xml:space="preserve"> · </w:t>
+      </w:r>
+      <w:r>
+        <w:rPr>
+          <w:rFonts w:ascii="Consolas" w:hAnsi="Consolas"/>
+        </w:rPr>
+        <w:t xml:space="preserve">api/geo-stats.js</w:t>
+      </w:r>
+      <w:r>
+        <w:t xml:space="preserve"> · </w:t>
+      </w:r>
+      <w:r>
+        <w:rPr>
+          <w:rFonts w:ascii="Consolas" w:hAnsi="Consolas"/>
+        </w:rPr>
+        <w:t xml:space="preserve">api/enroll-stats.js</w:t>
+      </w:r>
+      <w:r>
+        <w:t xml:space="preserve"> · </w:t>
+      </w:r>
+      <w:r>
+        <w:rPr>
+          <w:rFonts w:ascii="Consolas" w:hAnsi="Consolas"/>
+        </w:rPr>
+        <w:t xml:space="preserve">api/contributor-stats.js</w:t>
+      </w:r>
+      <w:r>
+        <w:t xml:space="preserve"> · </w:t>
+      </w:r>
+      <w:r>
+        <w:rPr>
+          <w:rFonts w:ascii="Consolas" w:hAnsi="Consolas"/>
+        </w:rPr>
+        <w:t xml:space="preserve">api/orgpilot-stats.js</w:t>
+      </w:r>
+      <w:r>
+        <w:t xml:space="preserve"> · </w:t>
+      </w:r>
+      <w:r>
+        <w:rPr>
+          <w:rFonts w:ascii="Consolas" w:hAnsi="Consolas"/>
+        </w:rPr>
+        <w:t xml:space="preserve">CLAUDE.md</w:t>
+      </w:r>
+      <w:r>
+        <w:t xml:space="preserve"> · </w:t>
+      </w:r>
+      <w:r>
+        <w:rPr>
+          <w:rFonts w:ascii="Consolas" w:hAnsi="Consolas"/>
+        </w:rPr>
+        <w:t xml:space="preserve">MASTER_SYSTEM_AUDIT_AND_TRADEMARK_DOSSIER.md</w:t>
+      </w:r>
+      <w:r>
+        <w:t xml:space="preserve"> · git history for both marks</w:t>
+      </w:r>
+    </w:p>
+    <w:p>
+      <w:pPr>
+        <w:pStyle w:val="Heading3"/>
+        <w:spacing w:after="140"/>
+      </w:pPr>
+      <w:r>
+        <w:t xml:space="preserve">4. Files updated this run</w:t>
+      </w:r>
+    </w:p>
+    <w:tbl>
+      <w:tblPr>
+        <w:tblStyle w:val="TableGrid"/>
+        <w:tblW w:w="9360" w:type="dxa"/>
+        <w:tblBorders>
+          <w:top w:val="single" w:sz="4" w:space="0" w:color="999999"/>
+          <w:left w:val="single" w:sz="4" w:space="0" w:color="999999"/>
+          <w:bottom w:val="single" w:sz="4" w:space="0" w:color="999999"/>
+          <w:right w:val="single" w:sz="4" w:space="0" w:color="999999"/>
+          <w:insideH w:val="single" w:sz="4" w:space="0" w:color="999999"/>
+          <w:insideV w:val="single" w:sz="4" w:space="0" w:color="999999"/>
+        </w:tblBorders>
+      </w:tblPr>
+      <w:tblGrid>
+        <w:gridCol w:w="4680"/>
+        <w:gridCol w:w="4680"/>
+      </w:tblGrid>
+      <w:tr>
+        <w:tc>
+          <w:tcPr>
+            <w:tcW w:w="4680" w:type="dxa"/>
+          </w:tcPr>
+          <w:p>
+            <w:pPr>
+              <w:spacing w:after="0"/>
+            </w:pPr>
+            <w:r>
+              <w:t xml:space="preserve">File</w:t>
+            </w:r>
+          </w:p>
+        </w:tc>
+        <w:tc>
+          <w:tcPr>
+            <w:tcW w:w="4680" w:type="dxa"/>
+          </w:tcPr>
+          <w:p>
+            <w:pPr>
+              <w:spacing w:after="0"/>
+            </w:pPr>
+            <w:r>
+              <w:t xml:space="preserve">Change</w:t>
+            </w:r>
+          </w:p>
+        </w:tc>
+      </w:tr>
+      <w:tr>
+        <w:tc>
+          <w:tcPr>
+            <w:tcW w:w="4680" w:type="dxa"/>
+          </w:tcPr>
+          <w:p>
+            <w:pPr>
+              <w:spacing w:after="0"/>
+            </w:pPr>
+            <w:r>
+              <w:rPr>
+                <w:rFonts w:ascii="Consolas" w:hAnsi="Consolas"/>
+              </w:rPr>
+              <w:t xml:space="preserve">api/asset-stats.js</w:t>
+            </w:r>
+          </w:p>
+        </w:tc>
+        <w:tc>
+          <w:tcPr>
+            <w:tcW w:w="4680" w:type="dxa"/>
+          </w:tcPr>
+          <w:p>
+            <w:pPr>
+              <w:spacing w:after="0"/>
+            </w:pPr>
+            <w:r>
+              <w:t xml:space="preserve">Added </w:t>
+            </w:r>
+            <w:r>
+              <w:rPr>
+                <w:rFonts w:ascii="Consolas" w:hAnsi="Consolas"/>
+              </w:rPr>
+              <w:t xml:space="preserve">suppressed_cohorts</w:t>
+            </w:r>
+            <w:r>
+              <w:t xml:space="preserve"> block, six cohorts with state, counts, reason, exclusion flag and anti-inflation disclaimer</w:t>
+            </w:r>
+          </w:p>
+        </w:tc>
+      </w:tr>
+      <w:tr>
+        <w:tc>
+          <w:tcPr>
+            <w:tcW w:w="4680" w:type="dxa"/>
+          </w:tcPr>
+          <w:p>
+            <w:pPr>
+              <w:spacing w:after="0"/>
+            </w:pPr>
+            <w:r>
+              <w:rPr>
+                <w:rFonts w:ascii="Consolas" w:hAnsi="Consolas"/>
+              </w:rPr>
+              <w:t xml:space="preserve">pilot-status.html</w:t>
+            </w:r>
+          </w:p>
+        </w:tc>
+        <w:tc>
+          <w:tcPr>
+            <w:tcW w:w="4680" w:type="dxa"/>
+          </w:tcPr>
+          <w:p>
+            <w:pPr>
+              <w:spacing w:after="0"/>
+            </w:pPr>
+            <w:r>
+              <w:t xml:space="preserve">Added the Suppressed &amp; Inactive Cohorts panel and its renderer, wired into </w:t>
+            </w:r>
+            <w:r>
+              <w:rPr>
+                <w:rFonts w:ascii="Consolas" w:hAnsi="Consolas"/>
+              </w:rPr>
+              <w:t xml:space="preserve">loadToday</w:t>
+            </w:r>
+            <w:r>
+              <w:t xml:space="preserve"> with a failure state</w:t>
+            </w:r>
+          </w:p>
+        </w:tc>
+      </w:tr>
+      <w:tr>
+        <w:tc>
+          <w:tcPr>
+            <w:tcW w:w="4680" w:type="dxa"/>
+          </w:tcPr>
+          <w:p>
+            <w:pPr>
+              <w:spacing w:after="0"/>
+            </w:pPr>
+            <w:r>
+              <w:rPr>
+                <w:rFonts w:ascii="Consolas" w:hAnsi="Consolas"/>
+              </w:rPr>
+              <w:t xml:space="preserve">MASTER_TRACKER.md</w:t>
+            </w:r>
+          </w:p>
+        </w:tc>
+        <w:tc>
+          <w:tcPr>
+            <w:tcW w:w="4680" w:type="dxa"/>
+          </w:tcPr>
+          <w:p>
+            <w:pPr>
+              <w:spacing w:after="0"/>
+            </w:pPr>
+            <w:r>
+              <w:t xml:space="preserve">Created at workspace root, this file</w:t>
+            </w:r>
+          </w:p>
+        </w:tc>
+      </w:tr>
+      <w:tr>
+        <w:tc>
+          <w:tcPr>
+            <w:tcW w:w="4680" w:type="dxa"/>
+          </w:tcPr>
+          <w:p>
+            <w:pPr>
+              <w:spacing w:after="0"/>
+            </w:pPr>
+            <w:r>
+              <w:rPr>
+                <w:rFonts w:ascii="Consolas" w:hAnsi="Consolas"/>
+              </w:rPr>
+              <w:t xml:space="preserve">MASTER_SYSTEM_AUDIT_AND_TRADEMARK_DOSSIER.md</w:t>
+            </w:r>
+          </w:p>
+        </w:tc>
+        <w:tc>
+          <w:tcPr>
+            <w:tcW w:w="4680" w:type="dxa"/>
+          </w:tcPr>
+          <w:p>
+            <w:pPr>
+              <w:spacing w:after="0"/>
+            </w:pPr>
+            <w:r>
+              <w:t xml:space="preserve">Run log appended</w:t>
+            </w:r>
+          </w:p>
+        </w:tc>
+      </w:tr>
+      <w:tr>
+        <w:tc>
+          <w:tcPr>
+            <w:tcW w:w="4680" w:type="dxa"/>
+          </w:tcPr>
+          <w:p>
+            <w:pPr>
+              <w:spacing w:after="0"/>
+            </w:pPr>
+            <w:r>
+              <w:rPr>
+                <w:rFonts w:ascii="Consolas" w:hAnsi="Consolas"/>
+              </w:rPr>
+              <w:t xml:space="preserve">research/MASTER_TRACKER.md</w:t>
+            </w:r>
+          </w:p>
+        </w:tc>
+        <w:tc>
+          <w:tcPr>
+            <w:tcW w:w="4680" w:type="dxa"/>
+          </w:tcPr>
+          <w:p>
+            <w:pPr>
+              <w:spacing w:after="0"/>
+            </w:pPr>
+            <w:r>
+              <w:t xml:space="preserve">Matching research-log entry</w:t>
+            </w:r>
+          </w:p>
+        </w:tc>
+      </w:tr>
+    </w:tbl>
+    <w:p>
+      <w:pPr/>
+      <w:r>
+        <w:t/>
+      </w:r>
+    </w:p>
+    <w:p>
+      <w:pPr>
+        <w:pStyle w:val="Heading3"/>
+        <w:spacing w:after="140"/>
+      </w:pPr>
+      <w:r>
+        <w:t xml:space="preserve">5. Notes on the directive</w:t>
+      </w:r>
+    </w:p>
+    <w:p>
+      <w:pPr>
+        <w:spacing w:after="140"/>
+      </w:pPr>
+      <w:r>
+        <w:rPr>
+          <w:rFonts w:ascii="Consolas" w:hAnsi="Consolas"/>
+        </w:rPr>
+        <w:t xml:space="preserve">MASTER_EXECUTION_PROMPT.md</w:t>
+      </w:r>
+      <w:r>
+        <w:t xml:space="preserve"> </w:t>
+      </w:r>
+      <w:r>
+        <w:rPr>
+          <w:b/>
+        </w:rPr>
+        <w:t xml:space="preserve">does not exist in this workspace.</w:t>
+      </w:r>
+      <w:r>
+        <w:t xml:space="preserve"> Execution proceeded from the directive supplied inline in the request. No file of that name was created, because inventing one would misrepresent where the instructions came from.</w:t>
+      </w:r>
+    </w:p>
+    <w:p>
+      <w:pPr>
+        <w:spacing w:after="140"/>
+      </w:pPr>
+      <w:r>
+        <w:t xml:space="preserve">The PST Pilot Study baseline is </w:t>
+      </w:r>
+      <w:r>
+        <w:rPr>
+          <w:b/>
+        </w:rPr>
+        <w:t xml:space="preserve">not</w:t>
+      </w:r>
+      <w:r>
+        <w:t xml:space="preserve"> carried in either file. It was removed on instruction after the owner confirmed no such study exists. It has not been reintroduced.</w:t>
+      </w:r>
+    </w:p>
+    <w:p>
+      <w:pPr>
+        <w:pBdr>
+          <w:bottom w:val="single" w:sz="6" w:space="1" w:color="AAAAAA"/>
+        </w:pBdr>
+      </w:pPr>
+    </w:p>
+    <w:p>
+      <w:pPr>
+        <w:pStyle w:val="Heading2"/>
+        <w:spacing w:after="140"/>
+      </w:pPr>
+      <w:r>
+        <w:t xml:space="preserve">Run: 2026-08-11T21:21:03Z</w:t>
+      </w:r>
+    </w:p>
+    <w:p>
+      <w:pPr>
+        <w:pStyle w:val="Heading3"/>
+        <w:spacing w:after="140"/>
+      </w:pPr>
+      <w:r>
+        <w:t xml:space="preserve">1. Trademark dossier status</w:t>
+      </w:r>
+    </w:p>
+    <w:tbl>
+      <w:tblPr>
+        <w:tblStyle w:val="TableGrid"/>
+        <w:tblW w:w="9360" w:type="dxa"/>
+        <w:tblBorders>
+          <w:top w:val="single" w:sz="4" w:space="0" w:color="999999"/>
+          <w:left w:val="single" w:sz="4" w:space="0" w:color="999999"/>
+          <w:bottom w:val="single" w:sz="4" w:space="0" w:color="999999"/>
+          <w:right w:val="single" w:sz="4" w:space="0" w:color="999999"/>
+          <w:insideH w:val="single" w:sz="4" w:space="0" w:color="999999"/>
+          <w:insideV w:val="single" w:sz="4" w:space="0" w:color="999999"/>
+        </w:tblBorders>
+      </w:tblPr>
+      <w:tblGrid>
+        <w:gridCol w:w="3120"/>
+        <w:gridCol w:w="3120"/>
+        <w:gridCol w:w="3120"/>
+      </w:tblGrid>
+      <w:tr>
+        <w:tc>
+          <w:tcPr>
+            <w:tcW w:w="3120" w:type="dxa"/>
+          </w:tcPr>
+          <w:p>
+            <w:pPr>
+              <w:spacing w:after="0"/>
+            </w:pPr>
+            <w:r>
+              <w:t xml:space="preserve">Mark</w:t>
+            </w:r>
+          </w:p>
+        </w:tc>
+        <w:tc>
+          <w:tcPr>
+            <w:tcW w:w="3120" w:type="dxa"/>
+          </w:tcPr>
+          <w:p>
+            <w:pPr>
+              <w:spacing w:after="0"/>
+            </w:pPr>
+            <w:r>
+              <w:t xml:space="preserve">Status</w:t>
+            </w:r>
+          </w:p>
+        </w:tc>
+        <w:tc>
+          <w:tcPr>
+            <w:tcW w:w="3120" w:type="dxa"/>
+          </w:tcPr>
+          <w:p>
+            <w:pPr>
+              <w:spacing w:after="0"/>
+            </w:pPr>
+            <w:r>
+              <w:t xml:space="preserve">Blocking</w:t>
+            </w:r>
+          </w:p>
+        </w:tc>
+      </w:tr>
+      <w:tr>
+        <w:tc>
+          <w:tcPr>
+            <w:tcW w:w="3120" w:type="dxa"/>
+          </w:tcPr>
+          <w:p>
+            <w:pPr>
+              <w:spacing w:after="0"/>
+            </w:pPr>
+            <w:r>
+              <w:t xml:space="preserve">JUSTIFICATION REVIEW STANDARD (JRS)</w:t>
+            </w:r>
+          </w:p>
+        </w:tc>
+        <w:tc>
+          <w:tcPr>
+            <w:tcW w:w="3120" w:type="dxa"/>
+          </w:tcPr>
+          <w:p>
+            <w:pPr>
+              <w:spacing w:after="0"/>
+            </w:pPr>
+            <w:r>
+              <w:rPr>
+                <w:b/>
+              </w:rPr>
+              <w:t xml:space="preserve">PENDING USER INPUTS</w:t>
+            </w:r>
+          </w:p>
+        </w:tc>
+        <w:tc>
+          <w:tcPr>
+            <w:tcW w:w="3120" w:type="dxa"/>
+          </w:tcPr>
+          <w:p>
+            <w:pPr>
+              <w:spacing w:after="0"/>
+            </w:pPr>
+            <w:r>
+              <w:t xml:space="preserve">First Use Anywhere; First Use in Commerce; USPTO identification verification</w:t>
+            </w:r>
+          </w:p>
+        </w:tc>
+      </w:tr>
+      <w:tr>
+        <w:tc>
+          <w:tcPr>
+            <w:tcW w:w="3120" w:type="dxa"/>
+          </w:tcPr>
+          <w:p>
+            <w:pPr>
+              <w:spacing w:after="0"/>
+            </w:pPr>
+            <w:r>
+              <w:t xml:space="preserve">DECISION RECONSTRUCTION RISK (DRR)</w:t>
+            </w:r>
+          </w:p>
+        </w:tc>
+        <w:tc>
+          <w:tcPr>
+            <w:tcW w:w="3120" w:type="dxa"/>
+          </w:tcPr>
+          <w:p>
+            <w:pPr>
+              <w:spacing w:after="0"/>
+            </w:pPr>
+            <w:r>
+              <w:rPr>
+                <w:b/>
+              </w:rPr>
+              <w:t xml:space="preserve">PENDING USER INPUTS</w:t>
+            </w:r>
+          </w:p>
+        </w:tc>
+        <w:tc>
+          <w:tcPr>
+            <w:tcW w:w="3120" w:type="dxa"/>
+          </w:tcPr>
+          <w:p>
+            <w:pPr>
+              <w:spacing w:after="0"/>
+            </w:pPr>
+            <w:r>
+              <w:t xml:space="preserve">First Use Anywhere; First Use in Commerce; USPTO identification verification</w:t>
+            </w:r>
+          </w:p>
+        </w:tc>
+      </w:tr>
+    </w:tbl>
+    <w:p>
+      <w:pPr/>
+      <w:r>
+        <w:t/>
+      </w:r>
+    </w:p>
+    <w:p>
+      <w:pPr>
+        <w:spacing w:after="140"/>
+      </w:pPr>
+      <w:r>
+        <w:t xml:space="preserve">Unchanged this run. No new repository evidence was found for either blocking field.</w:t>
+      </w:r>
+    </w:p>
+    <w:p>
+      <w:pPr>
+        <w:pStyle w:val="Heading3"/>
+        <w:spacing w:after="140"/>
+      </w:pPr>
+      <w:r>
+        <w:t xml:space="preserve">2. pilot-status.html counter audit</w:t>
+      </w:r>
+    </w:p>
+    <w:p>
+      <w:pPr>
+        <w:spacing w:after="140"/>
+      </w:pPr>
+      <w:r>
+        <w:rPr>
+          <w:b/>
+        </w:rPr>
+        <w:t xml:space="preserve">Status: DRIFT DETECTED, then PATCHED.</w:t>
+      </w:r>
+    </w:p>
+    <w:p>
+      <w:pPr>
+        <w:spacing w:after="140"/>
+      </w:pPr>
+      <w:r>
+        <w:rPr>
+          <w:b/>
+        </w:rPr>
+        <w:t xml:space="preserve">The drift:</w:t>
+      </w:r>
+      <w:r>
+        <w:t xml:space="preserve"> </w:t>
+      </w:r>
+      <w:r>
+        <w:rPr>
+          <w:rFonts w:ascii="Consolas" w:hAnsi="Consolas"/>
+        </w:rPr>
+        <w:t xml:space="preserve">campaign_screen_arrivals</w:t>
+      </w:r>
+      <w:r>
+        <w:t xml:space="preserve"> counted every </w:t>
+      </w:r>
+      <w:r>
+        <w:rPr>
+          <w:rFonts w:ascii="Consolas" w:hAnsi="Consolas"/>
+        </w:rPr>
+        <w:t xml:space="preserve">gate-view</w:t>
+      </w:r>
+      <w:r>
+        <w:t xml:space="preserve"> row, including readers who reached </w:t>
+      </w:r>
+      <w:r>
+        <w:rPr>
+          <w:rFonts w:ascii="Consolas" w:hAnsi="Consolas"/>
+        </w:rPr>
+        <w:t xml:space="preserve">access.html</w:t>
+      </w:r>
+      <w:r>
+        <w:t xml:space="preserve"> with no campaign parameter. Those are redirected straight to the guides page and never see the campaign screen. The tile read </w:t>
+      </w:r>
+      <w:r>
+        <w:rPr>
+          <w:b/>
+        </w:rPr>
+        <w:t xml:space="preserve">23</w:t>
+      </w:r>
+      <w:r>
+        <w:t xml:space="preserve"> while the outage figure in </w:t>
+      </w:r>
+      <w:r>
+        <w:rPr>
+          <w:rFonts w:ascii="Consolas" w:hAnsi="Consolas"/>
+        </w:rPr>
+        <w:t xml:space="preserve">/api/support-stats</w:t>
+      </w:r>
+      <w:r>
+        <w:t xml:space="preserve">, which has always filtered on campaign, read </w:t>
+      </w:r>
+      <w:r>
+        <w:rPr>
+          <w:b/>
+        </w:rPr>
+        <w:t xml:space="preserve">18</w:t>
+      </w:r>
+      <w:r>
+        <w:t xml:space="preserve">. Both describe the same event and they disagreed.</w:t>
+      </w:r>
+    </w:p>
+    <w:tbl>
+      <w:tblPr>
+        <w:tblStyle w:val="TableGrid"/>
+        <w:tblW w:w="9360" w:type="dxa"/>
+        <w:tblBorders>
+          <w:top w:val="single" w:sz="4" w:space="0" w:color="999999"/>
+          <w:left w:val="single" w:sz="4" w:space="0" w:color="999999"/>
+          <w:bottom w:val="single" w:sz="4" w:space="0" w:color="999999"/>
+          <w:right w:val="single" w:sz="4" w:space="0" w:color="999999"/>
+          <w:insideH w:val="single" w:sz="4" w:space="0" w:color="999999"/>
+          <w:insideV w:val="single" w:sz="4" w:space="0" w:color="999999"/>
+        </w:tblBorders>
+      </w:tblPr>
+      <w:tblGrid>
+        <w:gridCol w:w="3120"/>
+        <w:gridCol w:w="3120"/>
+        <w:gridCol w:w="3120"/>
+      </w:tblGrid>
+      <w:tr>
+        <w:tc>
+          <w:tcPr>
+            <w:tcW w:w="3120" w:type="dxa"/>
+          </w:tcPr>
+          <w:p>
+            <w:pPr>
+              <w:spacing w:after="0"/>
+            </w:pPr>
+            <w:r>
+              <w:t xml:space="preserve">Metric</w:t>
+            </w:r>
+          </w:p>
+        </w:tc>
+        <w:tc>
+          <w:tcPr>
+            <w:tcW w:w="3120" w:type="dxa"/>
+          </w:tcPr>
+          <w:p>
+            <w:pPr>
+              <w:spacing w:after="0"/>
+            </w:pPr>
+            <w:r>
+              <w:t xml:space="preserve">Before</w:t>
+            </w:r>
+          </w:p>
+        </w:tc>
+        <w:tc>
+          <w:tcPr>
+            <w:tcW w:w="3120" w:type="dxa"/>
+          </w:tcPr>
+          <w:p>
+            <w:pPr>
+              <w:spacing w:after="0"/>
+            </w:pPr>
+            <w:r>
+              <w:t xml:space="preserve">After</w:t>
+            </w:r>
+          </w:p>
+        </w:tc>
+      </w:tr>
+      <w:tr>
+        <w:tc>
+          <w:tcPr>
+            <w:tcW w:w="3120" w:type="dxa"/>
+          </w:tcPr>
+          <w:p>
+            <w:pPr>
+              <w:spacing w:after="0"/>
+            </w:pPr>
+            <w:r>
+              <w:rPr>
+                <w:rFonts w:ascii="Consolas" w:hAnsi="Consolas"/>
+              </w:rPr>
+              <w:t xml:space="preserve">campaign_screen_arrivals</w:t>
+            </w:r>
+          </w:p>
+        </w:tc>
+        <w:tc>
+          <w:tcPr>
+            <w:tcW w:w="3120" w:type="dxa"/>
+          </w:tcPr>
+          <w:p>
+            <w:pPr>
+              <w:spacing w:after="0"/>
+            </w:pPr>
+            <w:r>
+              <w:t xml:space="preserve">23</w:t>
+            </w:r>
+          </w:p>
+        </w:tc>
+        <w:tc>
+          <w:tcPr>
+            <w:tcW w:w="3120" w:type="dxa"/>
+          </w:tcPr>
+          <w:p>
+            <w:pPr>
+              <w:spacing w:after="0"/>
+            </w:pPr>
+            <w:r>
+              <w:rPr>
+                <w:b/>
+              </w:rPr>
+              <w:t xml:space="preserve">18</w:t>
+            </w:r>
+          </w:p>
+        </w:tc>
+      </w:tr>
+      <w:tr>
+        <w:tc>
+          <w:tcPr>
+            <w:tcW w:w="3120" w:type="dxa"/>
+          </w:tcPr>
+          <w:p>
+            <w:pPr>
+              <w:spacing w:after="0"/>
+            </w:pPr>
+            <w:r>
+              <w:rPr>
+                <w:rFonts w:ascii="Consolas" w:hAnsi="Consolas"/>
+              </w:rPr>
+              <w:t xml:space="preserve">access_page_hits_without_campaign</w:t>
+            </w:r>
+          </w:p>
+        </w:tc>
+        <w:tc>
+          <w:tcPr>
+            <w:tcW w:w="3120" w:type="dxa"/>
+          </w:tcPr>
+          <w:p>
+            <w:pPr>
+              <w:spacing w:after="0"/>
+            </w:pPr>
+            <w:r>
+              <w:t xml:space="preserve">not reported</w:t>
+            </w:r>
+          </w:p>
+        </w:tc>
+        <w:tc>
+          <w:tcPr>
+            <w:tcW w:w="3120" w:type="dxa"/>
+          </w:tcPr>
+          <w:p>
+            <w:pPr>
+              <w:spacing w:after="0"/>
+            </w:pPr>
+            <w:r>
+              <w:rPr>
+                <w:b/>
+              </w:rPr>
+              <w:t xml:space="preserve">5</w:t>
+            </w:r>
+          </w:p>
+        </w:tc>
+      </w:tr>
+      <w:tr>
+        <w:tc>
+          <w:tcPr>
+            <w:tcW w:w="3120" w:type="dxa"/>
+          </w:tcPr>
+          <w:p>
+            <w:pPr>
+              <w:spacing w:after="0"/>
+            </w:pPr>
+            <w:r>
+              <w:t xml:space="preserve">Agreement with the outage figure</w:t>
+            </w:r>
+          </w:p>
+        </w:tc>
+        <w:tc>
+          <w:tcPr>
+            <w:tcW w:w="3120" w:type="dxa"/>
+          </w:tcPr>
+          <w:p>
+            <w:pPr>
+              <w:spacing w:after="0"/>
+            </w:pPr>
+            <w:r>
+              <w:t xml:space="preserve">no</w:t>
+            </w:r>
+          </w:p>
+        </w:tc>
+        <w:tc>
+          <w:tcPr>
+            <w:tcW w:w="3120" w:type="dxa"/>
+          </w:tcPr>
+          <w:p>
+            <w:pPr>
+              <w:spacing w:after="0"/>
+            </w:pPr>
+            <w:r>
+              <w:rPr>
+                <w:b/>
+              </w:rPr>
+              <w:t xml:space="preserve">yes</w:t>
+            </w:r>
+          </w:p>
+        </w:tc>
+      </w:tr>
+    </w:tbl>
+    <w:p>
+      <w:pPr/>
+      <w:r>
+        <w:t/>
+      </w:r>
+    </w:p>
+    <w:p>
+      <w:pPr>
+        <w:spacing w:after="140"/>
+      </w:pPr>
+      <w:r>
+        <w:rPr>
+          <w:b/>
+        </w:rPr>
+        <w:t xml:space="preserve">Also added:</w:t>
+      </w:r>
+      <w:r>
+        <w:t xml:space="preserve"> an </w:t>
+      </w:r>
+      <w:r>
+        <w:rPr>
+          <w:rFonts w:ascii="Consolas" w:hAnsi="Consolas"/>
+        </w:rPr>
+        <w:t xml:space="preserve">arrivals_vs_endorsements</w:t>
+      </w:r>
+      <w:r>
+        <w:t xml:space="preserve"> reconciliation block, published on the Today panel, stating arrivals, endorsements recorded, the difference, and the reason for it. Live reading: </w:t>
+      </w:r>
+      <w:r>
+        <w:rPr>
+          <w:b/>
+        </w:rPr>
+        <w:t xml:space="preserve">18 arrivals, 0 endorsements, difference 18</w:t>
+      </w:r>
+      <w:r>
+        <w:t xml:space="preserve">, all of which predate both endorsement writes.</w:t>
+      </w:r>
+    </w:p>
+    <w:p>
+      <w:pPr>
+        <w:pStyle w:val="Heading3"/>
+        <w:spacing w:after="140"/>
+      </w:pPr>
+      <w:r>
+        <w:t xml:space="preserve">3. Files inspected this run</w:t>
+      </w:r>
+    </w:p>
+    <w:p>
+      <w:pPr>
+        <w:spacing w:after="140"/>
+      </w:pPr>
+      <w:r>
+        <w:rPr>
+          <w:rFonts w:ascii="Consolas" w:hAnsi="Consolas"/>
+        </w:rPr>
+        <w:t xml:space="preserve">pilot-status.html</w:t>
+      </w:r>
+      <w:r>
+        <w:t xml:space="preserve"> · </w:t>
+      </w:r>
+      <w:r>
+        <w:rPr>
+          <w:rFonts w:ascii="Consolas" w:hAnsi="Consolas"/>
+        </w:rPr>
+        <w:t xml:space="preserve">bench-review.html</w:t>
+      </w:r>
+      <w:r>
+        <w:t xml:space="preserve"> · </w:t>
+      </w:r>
+      <w:r>
+        <w:rPr>
+          <w:rFonts w:ascii="Consolas" w:hAnsi="Consolas"/>
+        </w:rPr>
+        <w:t xml:space="preserve">api/asset-stats.js</w:t>
+      </w:r>
+      <w:r>
+        <w:t xml:space="preserve"> · </w:t>
+      </w:r>
+      <w:r>
+        <w:rPr>
+          <w:rFonts w:ascii="Consolas" w:hAnsi="Consolas"/>
+        </w:rPr>
+        <w:t xml:space="preserve">api/support-stats.js</w:t>
+      </w:r>
+      <w:r>
+        <w:t xml:space="preserve"> · </w:t>
+      </w:r>
+      <w:r>
+        <w:rPr>
+          <w:rFonts w:ascii="Consolas" w:hAnsi="Consolas"/>
+        </w:rPr>
+        <w:t xml:space="preserve">api/support.js</w:t>
+      </w:r>
+      <w:r>
+        <w:t xml:space="preserve"> · </w:t>
+      </w:r>
+      <w:r>
+        <w:rPr>
+          <w:rFonts w:ascii="Consolas" w:hAnsi="Consolas"/>
+        </w:rPr>
+        <w:t xml:space="preserve">api/access.js</w:t>
+      </w:r>
+      <w:r>
+        <w:t xml:space="preserve"> · </w:t>
+      </w:r>
+      <w:r>
+        <w:rPr>
+          <w:rFonts w:ascii="Consolas" w:hAnsi="Consolas"/>
+        </w:rPr>
+        <w:t xml:space="preserve">MASTER_TRACKER.md</w:t>
+      </w:r>
+      <w:r>
+        <w:t xml:space="preserve"> · </w:t>
+      </w:r>
+      <w:r>
+        <w:rPr>
+          <w:rFonts w:ascii="Consolas" w:hAnsi="Consolas"/>
+        </w:rPr>
+        <w:t xml:space="preserve">MASTER_SYSTEM_AUDIT_AND_TRADEMARK_DOSSIER.md</w:t>
+      </w:r>
+      <w:r>
+        <w:t xml:space="preserve"> · </w:t>
+      </w:r>
+      <w:r>
+        <w:rPr>
+          <w:rFonts w:ascii="Consolas" w:hAnsi="Consolas"/>
+        </w:rPr>
+        <w:t xml:space="preserve">interaction_events</w:t>
+      </w:r>
+      <w:r>
+        <w:t xml:space="preserve">, </w:t>
+      </w:r>
+      <w:r>
+        <w:rPr>
+          <w:rFonts w:ascii="Consolas" w:hAnsi="Consolas"/>
+        </w:rPr>
+        <w:t xml:space="preserve">pilot_progress</w:t>
+      </w:r>
+      <w:r>
+        <w:t xml:space="preserve">, </w:t>
+      </w:r>
+      <w:r>
+        <w:rPr>
+          <w:rFonts w:ascii="Consolas" w:hAnsi="Consolas"/>
+        </w:rPr>
+        <w:t xml:space="preserve">armb_progress</w:t>
+      </w:r>
+      <w:r>
+        <w:t xml:space="preserve"> by direct SQL</w:t>
+      </w:r>
+    </w:p>
+    <w:p>
+      <w:pPr>
+        <w:pStyle w:val="Heading3"/>
+        <w:spacing w:after="140"/>
+      </w:pPr>
+      <w:r>
+        <w:t xml:space="preserve">4. Files updated this run</w:t>
+      </w:r>
+    </w:p>
+    <w:tbl>
+      <w:tblPr>
+        <w:tblStyle w:val="TableGrid"/>
+        <w:tblW w:w="9360" w:type="dxa"/>
+        <w:tblBorders>
+          <w:top w:val="single" w:sz="4" w:space="0" w:color="999999"/>
+          <w:left w:val="single" w:sz="4" w:space="0" w:color="999999"/>
+          <w:bottom w:val="single" w:sz="4" w:space="0" w:color="999999"/>
+          <w:right w:val="single" w:sz="4" w:space="0" w:color="999999"/>
+          <w:insideH w:val="single" w:sz="4" w:space="0" w:color="999999"/>
+          <w:insideV w:val="single" w:sz="4" w:space="0" w:color="999999"/>
+        </w:tblBorders>
+      </w:tblPr>
+      <w:tblGrid>
+        <w:gridCol w:w="4680"/>
+        <w:gridCol w:w="4680"/>
+      </w:tblGrid>
+      <w:tr>
+        <w:tc>
+          <w:tcPr>
+            <w:tcW w:w="4680" w:type="dxa"/>
+          </w:tcPr>
+          <w:p>
+            <w:pPr>
+              <w:spacing w:after="0"/>
+            </w:pPr>
+            <w:r>
+              <w:t xml:space="preserve">File</w:t>
+            </w:r>
+          </w:p>
+        </w:tc>
+        <w:tc>
+          <w:tcPr>
+            <w:tcW w:w="4680" w:type="dxa"/>
+          </w:tcPr>
+          <w:p>
+            <w:pPr>
+              <w:spacing w:after="0"/>
+            </w:pPr>
+            <w:r>
+              <w:t xml:space="preserve">Change</w:t>
+            </w:r>
+          </w:p>
+        </w:tc>
+      </w:tr>
+      <w:tr>
+        <w:tc>
+          <w:tcPr>
+            <w:tcW w:w="4680" w:type="dxa"/>
+          </w:tcPr>
+          <w:p>
+            <w:pPr>
+              <w:spacing w:after="0"/>
+            </w:pPr>
+            <w:r>
+              <w:rPr>
+                <w:rFonts w:ascii="Consolas" w:hAnsi="Consolas"/>
+              </w:rPr>
+              <w:t xml:space="preserve">api/asset-stats.js</w:t>
+            </w:r>
+          </w:p>
+        </w:tc>
+        <w:tc>
+          <w:tcPr>
+            <w:tcW w:w="4680" w:type="dxa"/>
+          </w:tcPr>
+          <w:p>
+            <w:pPr>
+              <w:spacing w:after="0"/>
+            </w:pPr>
+            <w:r>
+              <w:rPr>
+                <w:rFonts w:ascii="Consolas" w:hAnsi="Consolas"/>
+              </w:rPr>
+              <w:t xml:space="preserve">campaign_screen_arrivals</w:t>
+            </w:r>
+            <w:r>
+              <w:t xml:space="preserve"> now requires a campaign; added </w:t>
+            </w:r>
+            <w:r>
+              <w:rPr>
+                <w:rFonts w:ascii="Consolas" w:hAnsi="Consolas"/>
+              </w:rPr>
+              <w:t xml:space="preserve">access_page_hits_without_campaign</w:t>
+            </w:r>
+            <w:r>
+              <w:t xml:space="preserve"> and </w:t>
+            </w:r>
+            <w:r>
+              <w:rPr>
+                <w:rFonts w:ascii="Consolas" w:hAnsi="Consolas"/>
+              </w:rPr>
+              <w:t xml:space="preserve">arrivals_vs_endorsements</w:t>
+            </w:r>
+          </w:p>
+        </w:tc>
+      </w:tr>
+      <w:tr>
+        <w:tc>
+          <w:tcPr>
+            <w:tcW w:w="4680" w:type="dxa"/>
+          </w:tcPr>
+          <w:p>
+            <w:pPr>
+              <w:spacing w:after="0"/>
+            </w:pPr>
+            <w:r>
+              <w:rPr>
+                <w:rFonts w:ascii="Consolas" w:hAnsi="Consolas"/>
+              </w:rPr>
+              <w:t xml:space="preserve">pilot-status.html</w:t>
+            </w:r>
+          </w:p>
+        </w:tc>
+        <w:tc>
+          <w:tcPr>
+            <w:tcW w:w="4680" w:type="dxa"/>
+          </w:tcPr>
+          <w:p>
+            <w:pPr>
+              <w:spacing w:after="0"/>
+            </w:pPr>
+            <w:r>
+              <w:t xml:space="preserve">Reconciliation line added to the Today panel with its own failure state</w:t>
+            </w:r>
+          </w:p>
+        </w:tc>
+      </w:tr>
+      <w:tr>
+        <w:tc>
+          <w:tcPr>
+            <w:tcW w:w="4680" w:type="dxa"/>
+          </w:tcPr>
+          <w:p>
+            <w:pPr>
+              <w:spacing w:after="0"/>
+            </w:pPr>
+            <w:r>
+              <w:rPr>
+                <w:rFonts w:ascii="Consolas" w:hAnsi="Consolas"/>
+              </w:rPr>
+              <w:t xml:space="preserve">MASTER_TRACKER.md</w:t>
+            </w:r>
+          </w:p>
+        </w:tc>
+        <w:tc>
+          <w:tcPr>
+            <w:tcW w:w="4680" w:type="dxa"/>
+          </w:tcPr>
+          <w:p>
+            <w:pPr>
+              <w:spacing w:after="0"/>
+            </w:pPr>
+            <w:r>
+              <w:t xml:space="preserve">This run appended</w:t>
+            </w:r>
+          </w:p>
+        </w:tc>
+      </w:tr>
+      <w:tr>
+        <w:tc>
+          <w:tcPr>
+            <w:tcW w:w="4680" w:type="dxa"/>
+          </w:tcPr>
+          <w:p>
+            <w:pPr>
+              <w:spacing w:after="0"/>
+            </w:pPr>
+            <w:r>
+              <w:rPr>
+                <w:rFonts w:ascii="Consolas" w:hAnsi="Consolas"/>
+              </w:rPr>
+              <w:t xml:space="preserve">MASTER_SYSTEM_AUDIT_AND_TRADEMARK_DOSSIER.md</w:t>
+            </w:r>
+          </w:p>
+        </w:tc>
+        <w:tc>
+          <w:tcPr>
+            <w:tcW w:w="4680" w:type="dxa"/>
+          </w:tcPr>
+          <w:p>
+            <w:pPr>
+              <w:spacing w:after="0"/>
+            </w:pPr>
+            <w:r>
+              <w:t xml:space="preserve">Run log appended</w:t>
+            </w:r>
+          </w:p>
+        </w:tc>
+      </w:tr>
+      <w:tr>
+        <w:tc>
+          <w:tcPr>
+            <w:tcW w:w="4680" w:type="dxa"/>
+          </w:tcPr>
+          <w:p>
+            <w:pPr>
+              <w:spacing w:after="0"/>
+            </w:pPr>
+            <w:r>
+              <w:rPr>
+                <w:rFonts w:ascii="Consolas" w:hAnsi="Consolas"/>
+              </w:rPr>
+              <w:t xml:space="preserve">research/MASTER_TRACKER.md</w:t>
+            </w:r>
+          </w:p>
+        </w:tc>
+        <w:tc>
+          <w:tcPr>
+            <w:tcW w:w="4680" w:type="dxa"/>
+          </w:tcPr>
+          <w:p>
+            <w:pPr>
+              <w:spacing w:after="0"/>
+            </w:pPr>
+            <w:r>
+              <w:t xml:space="preserve">Matching research-log entry</w:t>
+            </w:r>
+          </w:p>
+        </w:tc>
+      </w:tr>
+    </w:tbl>
+    <w:p>
+      <w:pPr/>
+      <w:r>
+        <w:t/>
+      </w:r>
+    </w:p>
+    <w:p>
+      <w:pPr>
+        <w:pBdr>
+          <w:bottom w:val="single" w:sz="6" w:space="1" w:color="AAAAAA"/>
+        </w:pBdr>
+      </w:pPr>
+    </w:p>
+    <w:p>
+      <w:pPr>
+        <w:pStyle w:val="Heading2"/>
+        <w:spacing w:after="140"/>
+      </w:pPr>
+      <w:r>
+        <w:t xml:space="preserve">Run: 2026-08-11T21:28:42Z</w:t>
+      </w:r>
+    </w:p>
+    <w:p>
+      <w:pPr>
+        <w:spacing w:after="140"/>
+      </w:pPr>
+      <w:r>
+        <w:rPr>
+          <w:b/>
+        </w:rPr>
+        <w:t xml:space="preserve">Overall execution status:</w:t>
+      </w:r>
+      <w:r>
+        <w:t xml:space="preserve"> PATCHED AND LOCALLY VERIFIED. One engineering defect found and repaired. One layer requires external verification.</w:t>
+      </w:r>
+    </w:p>
+    <w:tbl>
+      <w:tblPr>
+        <w:tblStyle w:val="TableGrid"/>
+        <w:tblW w:w="9360" w:type="dxa"/>
+        <w:tblBorders>
+          <w:top w:val="single" w:sz="4" w:space="0" w:color="999999"/>
+          <w:left w:val="single" w:sz="4" w:space="0" w:color="999999"/>
+          <w:bottom w:val="single" w:sz="4" w:space="0" w:color="999999"/>
+          <w:right w:val="single" w:sz="4" w:space="0" w:color="999999"/>
+          <w:insideH w:val="single" w:sz="4" w:space="0" w:color="999999"/>
+          <w:insideV w:val="single" w:sz="4" w:space="0" w:color="999999"/>
+        </w:tblBorders>
+      </w:tblPr>
+      <w:tblGrid>
+        <w:gridCol w:w="3120"/>
+        <w:gridCol w:w="3120"/>
+        <w:gridCol w:w="3120"/>
+      </w:tblGrid>
+      <w:tr>
+        <w:tc>
+          <w:tcPr>
+            <w:tcW w:w="3120" w:type="dxa"/>
+          </w:tcPr>
+          <w:p>
+            <w:pPr>
+              <w:spacing w:after="0"/>
+            </w:pPr>
+            <w:r>
+              <w:t xml:space="preserve">#</w:t>
+            </w:r>
+          </w:p>
+        </w:tc>
+        <w:tc>
+          <w:tcPr>
+            <w:tcW w:w="3120" w:type="dxa"/>
+          </w:tcPr>
+          <w:p>
+            <w:pPr>
+              <w:spacing w:after="0"/>
+            </w:pPr>
+            <w:r>
+              <w:t xml:space="preserve">Item</w:t>
+            </w:r>
+          </w:p>
+        </w:tc>
+        <w:tc>
+          <w:tcPr>
+            <w:tcW w:w="3120" w:type="dxa"/>
+          </w:tcPr>
+          <w:p>
+            <w:pPr>
+              <w:spacing w:after="0"/>
+            </w:pPr>
+            <w:r>
+              <w:t xml:space="preserve">Status</w:t>
+            </w:r>
+          </w:p>
+        </w:tc>
+      </w:tr>
+      <w:tr>
+        <w:tc>
+          <w:tcPr>
+            <w:tcW w:w="3120" w:type="dxa"/>
+          </w:tcPr>
+          <w:p>
+            <w:pPr>
+              <w:spacing w:after="0"/>
+            </w:pPr>
+            <w:r>
+              <w:t xml:space="preserve">3</w:t>
+            </w:r>
+          </w:p>
+        </w:tc>
+        <w:tc>
+          <w:tcPr>
+            <w:tcW w:w="3120" w:type="dxa"/>
+          </w:tcPr>
+          <w:p>
+            <w:pPr>
+              <w:spacing w:after="0"/>
+            </w:pPr>
+            <w:r>
+              <w:t xml:space="preserve">Link-click telemetry</w:t>
+            </w:r>
+          </w:p>
+        </w:tc>
+        <w:tc>
+          <w:tcPr>
+            <w:tcW w:w="3120" w:type="dxa"/>
+          </w:tcPr>
+          <w:p>
+            <w:pPr>
+              <w:spacing w:after="0"/>
+            </w:pPr>
+            <w:r>
+              <w:rPr>
+                <w:b/>
+              </w:rPr>
+              <w:t xml:space="preserve">PATCHED AND LOCALLY VERIFIED</w:t>
+            </w:r>
+          </w:p>
+        </w:tc>
+      </w:tr>
+      <w:tr>
+        <w:tc>
+          <w:tcPr>
+            <w:tcW w:w="3120" w:type="dxa"/>
+          </w:tcPr>
+          <w:p>
+            <w:pPr>
+              <w:spacing w:after="0"/>
+            </w:pPr>
+            <w:r>
+              <w:t xml:space="preserve">4</w:t>
+            </w:r>
+          </w:p>
+        </w:tc>
+        <w:tc>
+          <w:tcPr>
+            <w:tcW w:w="3120" w:type="dxa"/>
+          </w:tcPr>
+          <w:p>
+            <w:pPr>
+              <w:spacing w:after="0"/>
+            </w:pPr>
+            <w:r>
+              <w:t xml:space="preserve">Link-click repair</w:t>
+            </w:r>
+          </w:p>
+        </w:tc>
+        <w:tc>
+          <w:tcPr>
+            <w:tcW w:w="3120" w:type="dxa"/>
+          </w:tcPr>
+          <w:p>
+            <w:pPr>
+              <w:spacing w:after="0"/>
+            </w:pPr>
+            <w:r>
+              <w:rPr>
+                <w:b/>
+              </w:rPr>
+              <w:t xml:space="preserve">NAVIGATION RACE CONDITION</w:t>
+            </w:r>
+            <w:r>
+              <w:t xml:space="preserve"> fixed with </w:t>
+            </w:r>
+            <w:r>
+              <w:rPr>
+                <w:rFonts w:ascii="Consolas" w:hAnsi="Consolas"/>
+              </w:rPr>
+              <w:t xml:space="preserve">keepalive: true</w:t>
+            </w:r>
+            <w:r>
+              <w:t xml:space="preserve"> on 5 pings</w:t>
+            </w:r>
+          </w:p>
+        </w:tc>
+      </w:tr>
+      <w:tr>
+        <w:tc>
+          <w:tcPr>
+            <w:tcW w:w="3120" w:type="dxa"/>
+          </w:tcPr>
+          <w:p>
+            <w:pPr>
+              <w:spacing w:after="0"/>
+            </w:pPr>
+            <w:r>
+              <w:t xml:space="preserve">5</w:t>
+            </w:r>
+          </w:p>
+        </w:tc>
+        <w:tc>
+          <w:tcPr>
+            <w:tcW w:w="3120" w:type="dxa"/>
+          </w:tcPr>
+          <w:p>
+            <w:pPr>
+              <w:spacing w:after="0"/>
+            </w:pPr>
+            <w:r>
+              <w:t xml:space="preserve">Link inventory</w:t>
+            </w:r>
+          </w:p>
+        </w:tc>
+        <w:tc>
+          <w:tcPr>
+            <w:tcW w:w="3120" w:type="dxa"/>
+          </w:tcPr>
+          <w:p>
+            <w:pPr>
+              <w:spacing w:after="0"/>
+            </w:pPr>
+            <w:r>
+              <w:rPr>
+                <w:b/>
+              </w:rPr>
+              <w:t xml:space="preserve">VERIFIED</w:t>
+            </w:r>
+            <w:r>
+              <w:t xml:space="preserve">, 785 navigating links, 66 pages, classified into 6 classes</w:t>
+            </w:r>
+          </w:p>
+        </w:tc>
+      </w:tr>
+      <w:tr>
+        <w:tc>
+          <w:tcPr>
+            <w:tcW w:w="3120" w:type="dxa"/>
+          </w:tcPr>
+          <w:p>
+            <w:pPr>
+              <w:spacing w:after="0"/>
+            </w:pPr>
+            <w:r>
+              <w:t xml:space="preserve">6</w:t>
+            </w:r>
+          </w:p>
+        </w:tc>
+        <w:tc>
+          <w:tcPr>
+            <w:tcW w:w="3120" w:type="dxa"/>
+          </w:tcPr>
+          <w:p>
+            <w:pPr>
+              <w:spacing w:after="0"/>
+            </w:pPr>
+            <w:r>
+              <w:t xml:space="preserve">Counter audit</w:t>
+            </w:r>
+          </w:p>
+        </w:tc>
+        <w:tc>
+          <w:tcPr>
+            <w:tcW w:w="3120" w:type="dxa"/>
+          </w:tcPr>
+          <w:p>
+            <w:pPr>
+              <w:spacing w:after="0"/>
+            </w:pPr>
+            <w:r>
+              <w:rPr>
+                <w:b/>
+              </w:rPr>
+              <w:t xml:space="preserve">VERIFIED</w:t>
+            </w:r>
+            <w:r>
+              <w:t xml:space="preserve">, 53 spans, 0 blank, 0 unwritten, 0 orphaned</w:t>
+            </w:r>
+          </w:p>
+        </w:tc>
+      </w:tr>
+      <w:tr>
+        <w:tc>
+          <w:tcPr>
+            <w:tcW w:w="3120" w:type="dxa"/>
+          </w:tcPr>
+          <w:p>
+            <w:pPr>
+              <w:spacing w:after="0"/>
+            </w:pPr>
+            <w:r>
+              <w:t xml:space="preserve">7</w:t>
+            </w:r>
+          </w:p>
+        </w:tc>
+        <w:tc>
+          <w:tcPr>
+            <w:tcW w:w="3120" w:type="dxa"/>
+          </w:tcPr>
+          <w:p>
+            <w:pPr>
+              <w:spacing w:after="0"/>
+            </w:pPr>
+            <w:r>
+              <w:t xml:space="preserve">Metric reconciliation</w:t>
+            </w:r>
+          </w:p>
+        </w:tc>
+        <w:tc>
+          <w:tcPr>
+            <w:tcW w:w="3120" w:type="dxa"/>
+          </w:tcPr>
+          <w:p>
+            <w:pPr>
+              <w:spacing w:after="0"/>
+            </w:pPr>
+            <w:r>
+              <w:rPr>
+                <w:b/>
+              </w:rPr>
+              <w:t xml:space="preserve">VERIFIED</w:t>
+            </w:r>
+            <w:r>
+              <w:t xml:space="preserve">, 28 endpoint checks and 23 rendered tiles vs direct SQL, 0 mismatches</w:t>
+            </w:r>
+          </w:p>
+        </w:tc>
+      </w:tr>
+      <w:tr>
+        <w:tc>
+          <w:tcPr>
+            <w:tcW w:w="3120" w:type="dxa"/>
+          </w:tcPr>
+          <w:p>
+            <w:pPr>
+              <w:spacing w:after="0"/>
+            </w:pPr>
+            <w:r>
+              <w:t xml:space="preserve">8</w:t>
+            </w:r>
+          </w:p>
+        </w:tc>
+        <w:tc>
+          <w:tcPr>
+            <w:tcW w:w="3120" w:type="dxa"/>
+          </w:tcPr>
+          <w:p>
+            <w:pPr>
+              <w:spacing w:after="0"/>
+            </w:pPr>
+            <w:r>
+              <w:t xml:space="preserve">JRS trademark dossier</w:t>
+            </w:r>
+          </w:p>
+        </w:tc>
+        <w:tc>
+          <w:tcPr>
+            <w:tcW w:w="3120" w:type="dxa"/>
+          </w:tcPr>
+          <w:p>
+            <w:pPr>
+              <w:spacing w:after="0"/>
+            </w:pPr>
+            <w:r>
+              <w:rPr>
+                <w:b/>
+              </w:rPr>
+              <w:t xml:space="preserve">REQUIRES USER INPUT</w:t>
+            </w:r>
+          </w:p>
+        </w:tc>
+      </w:tr>
+      <w:tr>
+        <w:tc>
+          <w:tcPr>
+            <w:tcW w:w="3120" w:type="dxa"/>
+          </w:tcPr>
+          <w:p>
+            <w:pPr>
+              <w:spacing w:after="0"/>
+            </w:pPr>
+            <w:r>
+              <w:t xml:space="preserve">9</w:t>
+            </w:r>
+          </w:p>
+        </w:tc>
+        <w:tc>
+          <w:tcPr>
+            <w:tcW w:w="3120" w:type="dxa"/>
+          </w:tcPr>
+          <w:p>
+            <w:pPr>
+              <w:spacing w:after="0"/>
+            </w:pPr>
+            <w:r>
+              <w:t xml:space="preserve">DRR trademark dossier</w:t>
+            </w:r>
+          </w:p>
+        </w:tc>
+        <w:tc>
+          <w:tcPr>
+            <w:tcW w:w="3120" w:type="dxa"/>
+          </w:tcPr>
+          <w:p>
+            <w:pPr>
+              <w:spacing w:after="0"/>
+            </w:pPr>
+            <w:r>
+              <w:rPr>
+                <w:b/>
+              </w:rPr>
+              <w:t xml:space="preserve">REQUIRES USER INPUT</w:t>
+            </w:r>
+          </w:p>
+        </w:tc>
+      </w:tr>
+    </w:tbl>
+    <w:p>
+      <w:pPr/>
+      <w:r>
+        <w:t/>
+      </w:r>
+    </w:p>
+    <w:p>
+      <w:pPr>
+        <w:pStyle w:val="Heading3"/>
+        <w:spacing w:after="140"/>
+      </w:pPr>
+      <w:r>
+        <w:t xml:space="preserve">The defect</w:t>
+      </w:r>
+    </w:p>
+    <w:p>
+      <w:pPr>
+        <w:spacing w:after="140"/>
+      </w:pPr>
+      <w:r>
+        <w:t xml:space="preserve">Five telemetry pings fired on page load with a plain </w:t>
+      </w:r>
+      <w:r>
+        <w:rPr>
+          <w:rFonts w:ascii="Consolas" w:hAnsi="Consolas"/>
+        </w:rPr>
+        <w:t xml:space="preserve">fetch</w:t>
+      </w:r>
+      <w:r>
+        <w:t xml:space="preserve">, no </w:t>
+      </w:r>
+      <w:r>
+        <w:rPr>
+          <w:rFonts w:ascii="Consolas" w:hAnsi="Consolas"/>
+        </w:rPr>
+        <w:t xml:space="preserve">keepalive</w:t>
+      </w:r>
+      <w:r>
+        <w:t xml:space="preserve">, no </w:t>
+      </w:r>
+      <w:r>
+        <w:rPr>
+          <w:rFonts w:ascii="Consolas" w:hAnsi="Consolas"/>
+        </w:rPr>
+        <w:t xml:space="preserve">sendBeacon</w:t>
+      </w:r>
+      <w:r>
+        <w:t xml:space="preserve">, on pages built to be clicked through. A plain fetch is cancelled by navigation. On </w:t>
+      </w:r>
+      <w:r>
+        <w:rPr>
+          <w:rFonts w:ascii="Consolas" w:hAnsi="Consolas"/>
+        </w:rPr>
+        <w:t xml:space="preserve">access.html</w:t>
+      </w:r>
+      <w:r>
+        <w:t xml:space="preserve"> this dropped </w:t>
+      </w:r>
+      <w:r>
+        <w:rPr>
+          <w:b/>
+        </w:rPr>
+        <w:t xml:space="preserve">the endorsement itself</w:t>
+      </w:r>
+      <w:r>
+        <w:t xml:space="preserve">, not only the arrival.</w:t>
+      </w:r>
+    </w:p>
+    <w:tbl>
+      <w:tblPr>
+        <w:tblStyle w:val="TableGrid"/>
+        <w:tblW w:w="9360" w:type="dxa"/>
+        <w:tblBorders>
+          <w:top w:val="single" w:sz="4" w:space="0" w:color="999999"/>
+          <w:left w:val="single" w:sz="4" w:space="0" w:color="999999"/>
+          <w:bottom w:val="single" w:sz="4" w:space="0" w:color="999999"/>
+          <w:right w:val="single" w:sz="4" w:space="0" w:color="999999"/>
+          <w:insideH w:val="single" w:sz="4" w:space="0" w:color="999999"/>
+          <w:insideV w:val="single" w:sz="4" w:space="0" w:color="999999"/>
+        </w:tblBorders>
+      </w:tblPr>
+      <w:tblGrid>
+        <w:gridCol w:w="3120"/>
+        <w:gridCol w:w="3120"/>
+        <w:gridCol w:w="3120"/>
+      </w:tblGrid>
+      <w:tr>
+        <w:tc>
+          <w:tcPr>
+            <w:tcW w:w="3120" w:type="dxa"/>
+          </w:tcPr>
+          <w:p>
+            <w:pPr>
+              <w:spacing w:after="0"/>
+            </w:pPr>
+            <w:r>
+              <w:t xml:space="preserve">File</w:t>
+            </w:r>
+          </w:p>
+        </w:tc>
+        <w:tc>
+          <w:tcPr>
+            <w:tcW w:w="3120" w:type="dxa"/>
+          </w:tcPr>
+          <w:p>
+            <w:pPr>
+              <w:spacing w:after="0"/>
+            </w:pPr>
+            <w:r>
+              <w:t xml:space="preserve">Event</w:t>
+            </w:r>
+          </w:p>
+        </w:tc>
+        <w:tc>
+          <w:tcPr>
+            <w:tcW w:w="3120" w:type="dxa"/>
+          </w:tcPr>
+          <w:p>
+            <w:pPr>
+              <w:spacing w:after="0"/>
+            </w:pPr>
+            <w:r>
+              <w:t xml:space="preserve">Repaired</w:t>
+            </w:r>
+          </w:p>
+        </w:tc>
+      </w:tr>
+      <w:tr>
+        <w:tc>
+          <w:tcPr>
+            <w:tcW w:w="3120" w:type="dxa"/>
+          </w:tcPr>
+          <w:p>
+            <w:pPr>
+              <w:spacing w:after="0"/>
+            </w:pPr>
+            <w:r>
+              <w:rPr>
+                <w:rFonts w:ascii="Consolas" w:hAnsi="Consolas"/>
+              </w:rPr>
+              <w:t xml:space="preserve">access.html</w:t>
+            </w:r>
+          </w:p>
+        </w:tc>
+        <w:tc>
+          <w:tcPr>
+            <w:tcW w:w="3120" w:type="dxa"/>
+          </w:tcPr>
+          <w:p>
+            <w:pPr>
+              <w:spacing w:after="0"/>
+            </w:pPr>
+            <w:r>
+              <w:rPr>
+                <w:rFonts w:ascii="Consolas" w:hAnsi="Consolas"/>
+              </w:rPr>
+              <w:t xml:space="preserve">endorse</w:t>
+            </w:r>
+          </w:p>
+        </w:tc>
+        <w:tc>
+          <w:tcPr>
+            <w:tcW w:w="3120" w:type="dxa"/>
+          </w:tcPr>
+          <w:p>
+            <w:pPr>
+              <w:spacing w:after="0"/>
+            </w:pPr>
+            <w:r>
+              <w:t xml:space="preserve">Yes</w:t>
+            </w:r>
+          </w:p>
+        </w:tc>
+      </w:tr>
+      <w:tr>
+        <w:tc>
+          <w:tcPr>
+            <w:tcW w:w="3120" w:type="dxa"/>
+          </w:tcPr>
+          <w:p>
+            <w:pPr>
+              <w:spacing w:after="0"/>
+            </w:pPr>
+            <w:r>
+              <w:rPr>
+                <w:rFonts w:ascii="Consolas" w:hAnsi="Consolas"/>
+              </w:rPr>
+              <w:t xml:space="preserve">access.html</w:t>
+            </w:r>
+          </w:p>
+        </w:tc>
+        <w:tc>
+          <w:tcPr>
+            <w:tcW w:w="3120" w:type="dxa"/>
+          </w:tcPr>
+          <w:p>
+            <w:pPr>
+              <w:spacing w:after="0"/>
+            </w:pPr>
+            <w:r>
+              <w:rPr>
+                <w:rFonts w:ascii="Consolas" w:hAnsi="Consolas"/>
+              </w:rPr>
+              <w:t xml:space="preserve">view</w:t>
+            </w:r>
+          </w:p>
+        </w:tc>
+        <w:tc>
+          <w:tcPr>
+            <w:tcW w:w="3120" w:type="dxa"/>
+          </w:tcPr>
+          <w:p>
+            <w:pPr>
+              <w:spacing w:after="0"/>
+            </w:pPr>
+            <w:r>
+              <w:t xml:space="preserve">Yes</w:t>
+            </w:r>
+          </w:p>
+        </w:tc>
+      </w:tr>
+      <w:tr>
+        <w:tc>
+          <w:tcPr>
+            <w:tcW w:w="3120" w:type="dxa"/>
+          </w:tcPr>
+          <w:p>
+            <w:pPr>
+              <w:spacing w:after="0"/>
+            </w:pPr>
+            <w:r>
+              <w:rPr>
+                <w:rFonts w:ascii="Consolas" w:hAnsi="Consolas"/>
+              </w:rPr>
+              <w:t xml:space="preserve">reviewer/index.html</w:t>
+            </w:r>
+          </w:p>
+        </w:tc>
+        <w:tc>
+          <w:tcPr>
+            <w:tcW w:w="3120" w:type="dxa"/>
+          </w:tcPr>
+          <w:p>
+            <w:pPr>
+              <w:spacing w:after="0"/>
+            </w:pPr>
+            <w:r>
+              <w:rPr>
+                <w:rFonts w:ascii="Consolas" w:hAnsi="Consolas"/>
+              </w:rPr>
+              <w:t xml:space="preserve">view</w:t>
+            </w:r>
+          </w:p>
+        </w:tc>
+        <w:tc>
+          <w:tcPr>
+            <w:tcW w:w="3120" w:type="dxa"/>
+          </w:tcPr>
+          <w:p>
+            <w:pPr>
+              <w:spacing w:after="0"/>
+            </w:pPr>
+            <w:r>
+              <w:t xml:space="preserve">Yes</w:t>
+            </w:r>
+          </w:p>
+        </w:tc>
+      </w:tr>
+      <w:tr>
+        <w:tc>
+          <w:tcPr>
+            <w:tcW w:w="3120" w:type="dxa"/>
+          </w:tcPr>
+          <w:p>
+            <w:pPr>
+              <w:spacing w:after="0"/>
+            </w:pPr>
+            <w:r>
+              <w:rPr>
+                <w:rFonts w:ascii="Consolas" w:hAnsi="Consolas"/>
+              </w:rPr>
+              <w:t xml:space="preserve">training.html</w:t>
+            </w:r>
+          </w:p>
+        </w:tc>
+        <w:tc>
+          <w:tcPr>
+            <w:tcW w:w="3120" w:type="dxa"/>
+          </w:tcPr>
+          <w:p>
+            <w:pPr>
+              <w:spacing w:after="0"/>
+            </w:pPr>
+            <w:r>
+              <w:rPr>
+                <w:rFonts w:ascii="Consolas" w:hAnsi="Consolas"/>
+              </w:rPr>
+              <w:t xml:space="preserve">view</w:t>
+            </w:r>
+          </w:p>
+        </w:tc>
+        <w:tc>
+          <w:tcPr>
+            <w:tcW w:w="3120" w:type="dxa"/>
+          </w:tcPr>
+          <w:p>
+            <w:pPr>
+              <w:spacing w:after="0"/>
+            </w:pPr>
+            <w:r>
+              <w:t xml:space="preserve">Yes</w:t>
+            </w:r>
+          </w:p>
+        </w:tc>
+      </w:tr>
+      <w:tr>
+        <w:tc>
+          <w:tcPr>
+            <w:tcW w:w="3120" w:type="dxa"/>
+          </w:tcPr>
+          <w:p>
+            <w:pPr>
+              <w:spacing w:after="0"/>
+            </w:pPr>
+            <w:r>
+              <w:rPr>
+                <w:rFonts w:ascii="Consolas" w:hAnsi="Consolas"/>
+              </w:rPr>
+              <w:t xml:space="preserve">investigator-guides.html</w:t>
+            </w:r>
+          </w:p>
+        </w:tc>
+        <w:tc>
+          <w:tcPr>
+            <w:tcW w:w="3120" w:type="dxa"/>
+          </w:tcPr>
+          <w:p>
+            <w:pPr>
+              <w:spacing w:after="0"/>
+            </w:pPr>
+            <w:r>
+              <w:rPr>
+                <w:rFonts w:ascii="Consolas" w:hAnsi="Consolas"/>
+              </w:rPr>
+              <w:t xml:space="preserve">view</w:t>
+            </w:r>
+          </w:p>
+        </w:tc>
+        <w:tc>
+          <w:tcPr>
+            <w:tcW w:w="3120" w:type="dxa"/>
+          </w:tcPr>
+          <w:p>
+            <w:pPr>
+              <w:spacing w:after="0"/>
+            </w:pPr>
+            <w:r>
+              <w:t xml:space="preserve">Yes</w:t>
+            </w:r>
+          </w:p>
+        </w:tc>
+      </w:tr>
+    </w:tbl>
+    <w:p>
+      <w:pPr/>
+      <w:r>
+        <w:t/>
+      </w:r>
+    </w:p>
+    <w:p>
+      <w:pPr>
+        <w:spacing w:after="140"/>
+      </w:pPr>
+      <w:r>
+        <w:t xml:space="preserve">Server-side writes in </w:t>
+      </w:r>
+      <w:r>
+        <w:rPr>
+          <w:rFonts w:ascii="Consolas" w:hAnsi="Consolas"/>
+        </w:rPr>
+        <w:t xml:space="preserve">/api/support</w:t>
+      </w:r>
+      <w:r>
+        <w:t xml:space="preserve"> and </w:t>
+      </w:r>
+      <w:r>
+        <w:rPr>
+          <w:rFonts w:ascii="Consolas" w:hAnsi="Consolas"/>
+        </w:rPr>
+        <w:t xml:space="preserve">/api/dl</w:t>
+      </w:r>
+      <w:r>
+        <w:t xml:space="preserve"> were </w:t>
+      </w:r>
+      <w:r>
+        <w:rPr>
+          <w:b/>
+        </w:rPr>
+        <w:t xml:space="preserve">never</w:t>
+      </w:r>
+      <w:r>
+        <w:t xml:space="preserve"> exposed to this failure: they write before issuing the 302 and need no JavaScript. 117 of 785 links resolve through them.</w:t>
+      </w:r>
+    </w:p>
+    <w:p>
+      <w:pPr>
+        <w:pStyle w:val="Heading3"/>
+        <w:spacing w:after="140"/>
+      </w:pPr>
+      <w:r>
+        <w:t xml:space="preserve">Required user inputs</w:t>
+      </w:r>
+    </w:p>
+    <w:tbl>
+      <w:tblPr>
+        <w:tblStyle w:val="TableGrid"/>
+        <w:tblW w:w="9360" w:type="dxa"/>
+        <w:tblBorders>
+          <w:top w:val="single" w:sz="4" w:space="0" w:color="999999"/>
+          <w:left w:val="single" w:sz="4" w:space="0" w:color="999999"/>
+          <w:bottom w:val="single" w:sz="4" w:space="0" w:color="999999"/>
+          <w:right w:val="single" w:sz="4" w:space="0" w:color="999999"/>
+          <w:insideH w:val="single" w:sz="4" w:space="0" w:color="999999"/>
+          <w:insideV w:val="single" w:sz="4" w:space="0" w:color="999999"/>
+        </w:tblBorders>
+      </w:tblPr>
+      <w:tblGrid>
+        <w:gridCol w:w="4680"/>
+        <w:gridCol w:w="4680"/>
+      </w:tblGrid>
+      <w:tr>
+        <w:tc>
+          <w:tcPr>
+            <w:tcW w:w="4680" w:type="dxa"/>
+          </w:tcPr>
+          <w:p>
+            <w:pPr>
+              <w:spacing w:after="0"/>
+            </w:pPr>
+            <w:r>
+              <w:t xml:space="preserve">Item</w:t>
+            </w:r>
+          </w:p>
+        </w:tc>
+        <w:tc>
+          <w:tcPr>
+            <w:tcW w:w="4680" w:type="dxa"/>
+          </w:tcPr>
+          <w:p>
+            <w:pPr>
+              <w:spacing w:after="0"/>
+            </w:pPr>
+            <w:r>
+              <w:t xml:space="preserve">Needed</w:t>
+            </w:r>
+          </w:p>
+        </w:tc>
+      </w:tr>
+      <w:tr>
+        <w:tc>
+          <w:tcPr>
+            <w:tcW w:w="4680" w:type="dxa"/>
+          </w:tcPr>
+          <w:p>
+            <w:pPr>
+              <w:spacing w:after="0"/>
+            </w:pPr>
+            <w:r>
+              <w:t xml:space="preserve">First Use Anywhere, both marks</w:t>
+            </w:r>
+          </w:p>
+        </w:tc>
+        <w:tc>
+          <w:tcPr>
+            <w:tcW w:w="4680" w:type="dxa"/>
+          </w:tcPr>
+          <w:p>
+            <w:pPr>
+              <w:spacing w:after="0"/>
+            </w:pPr>
+            <w:r>
+              <w:rPr>
+                <w:rFonts w:ascii="Consolas" w:hAnsi="Consolas"/>
+              </w:rPr>
+              <w:t xml:space="preserve">[REQUIRES USER INPUT]</w:t>
+            </w:r>
+          </w:p>
+        </w:tc>
+      </w:tr>
+      <w:tr>
+        <w:tc>
+          <w:tcPr>
+            <w:tcW w:w="4680" w:type="dxa"/>
+          </w:tcPr>
+          <w:p>
+            <w:pPr>
+              <w:spacing w:after="0"/>
+            </w:pPr>
+            <w:r>
+              <w:t xml:space="preserve">First Use in Commerce, both marks</w:t>
+            </w:r>
+          </w:p>
+        </w:tc>
+        <w:tc>
+          <w:tcPr>
+            <w:tcW w:w="4680" w:type="dxa"/>
+          </w:tcPr>
+          <w:p>
+            <w:pPr>
+              <w:spacing w:after="0"/>
+            </w:pPr>
+            <w:r>
+              <w:rPr>
+                <w:rFonts w:ascii="Consolas" w:hAnsi="Consolas"/>
+              </w:rPr>
+              <w:t xml:space="preserve">[REQUIRES USER INPUT]</w:t>
+            </w:r>
+          </w:p>
+        </w:tc>
+      </w:tr>
+      <w:tr>
+        <w:tc>
+          <w:tcPr>
+            <w:tcW w:w="4680" w:type="dxa"/>
+          </w:tcPr>
+          <w:p>
+            <w:pPr>
+              <w:spacing w:after="0"/>
+            </w:pPr>
+            <w:r>
+              <w:t xml:space="preserve">USPTO identification acceptability</w:t>
+            </w:r>
+          </w:p>
+        </w:tc>
+        <w:tc>
+          <w:tcPr>
+            <w:tcW w:w="4680" w:type="dxa"/>
+          </w:tcPr>
+          <w:p>
+            <w:pPr>
+              <w:spacing w:after="0"/>
+            </w:pPr>
+            <w:r>
+              <w:rPr>
+                <w:rFonts w:ascii="Consolas" w:hAnsi="Consolas"/>
+              </w:rPr>
+              <w:t xml:space="preserve">[REQUIRES USER INPUT]</w:t>
+            </w:r>
+          </w:p>
+        </w:tc>
+      </w:tr>
+      <w:tr>
+        <w:tc>
+          <w:tcPr>
+            <w:tcW w:w="4680" w:type="dxa"/>
+          </w:tcPr>
+          <w:p>
+            <w:pPr>
+              <w:spacing w:after="0"/>
+            </w:pPr>
+            <w:r>
+              <w:t xml:space="preserve">Active benchmark cohort definition</w:t>
+            </w:r>
+          </w:p>
+        </w:tc>
+        <w:tc>
+          <w:tcPr>
+            <w:tcW w:w="4680" w:type="dxa"/>
+          </w:tcPr>
+          <w:p>
+            <w:pPr>
+              <w:spacing w:after="0"/>
+            </w:pPr>
+            <w:r>
+              <w:rPr>
+                <w:rFonts w:ascii="Consolas" w:hAnsi="Consolas"/>
+              </w:rPr>
+              <w:t xml:space="preserve">[REQUIRES USER INPUT]</w:t>
+            </w:r>
+            <w:r>
+              <w:t xml:space="preserve"> : </w:t>
+            </w:r>
+            <w:r>
+              <w:rPr>
+                <w:rFonts w:ascii="Consolas" w:hAnsi="Consolas"/>
+              </w:rPr>
+              <w:t xml:space="preserve">bench-review.html</w:t>
+            </w:r>
+            <w:r>
+              <w:t xml:space="preserve"> holds 24 raters over 10 records; whether that is the intended single primary cohort is not established</w:t>
+            </w:r>
+          </w:p>
+        </w:tc>
+      </w:tr>
+    </w:tbl>
+    <w:p>
+      <w:pPr/>
+      <w:r>
+        <w:t/>
+      </w:r>
+    </w:p>
+    <w:p>
+      <w:pPr>
+        <w:pStyle w:val="Heading3"/>
+        <w:spacing w:after="140"/>
+      </w:pPr>
+      <w:r>
+        <w:t xml:space="preserve">Requires external verification</w:t>
+      </w:r>
+    </w:p>
+    <w:p>
+      <w:pPr>
+        <w:spacing w:after="140"/>
+      </w:pPr>
+      <w:r>
+        <w:rPr>
+          <w:b/>
+        </w:rPr>
+        <w:t xml:space="preserve">LIVE EXTERNAL EVENT INGESTION: NOT LOCALLY VERIFIABLE.</w:t>
+      </w:r>
+      <w:r>
+        <w:t xml:space="preserve"> The browser in this environment has no outbound network, so a real navigate-away-mid-request cannot be reproduced against production. To close it: open a campaign link on a phone, tap the CTA immediately, and confirm the Today panel increments.</w:t>
+      </w:r>
+    </w:p>
+    <w:p>
+      <w:pPr>
+        <w:pStyle w:val="Heading3"/>
+        <w:spacing w:after="140"/>
+      </w:pPr>
+      <w:r>
+        <w:t xml:space="preserve">Files inspected</w:t>
+      </w:r>
+    </w:p>
+    <w:p>
+      <w:pPr>
+        <w:spacing w:after="140"/>
+      </w:pPr>
+      <w:r>
+        <w:t xml:space="preserve">All 66 HTML files · </w:t>
+      </w:r>
+      <w:r>
+        <w:rPr>
+          <w:rFonts w:ascii="Consolas" w:hAnsi="Consolas"/>
+        </w:rPr>
+        <w:t xml:space="preserve">api/*.js</w:t>
+      </w:r>
+      <w:r>
+        <w:t xml:space="preserve"> (33 endpoints) · </w:t>
+      </w:r>
+      <w:r>
+        <w:rPr>
+          <w:rFonts w:ascii="Consolas" w:hAnsi="Consolas"/>
+        </w:rPr>
+        <w:t xml:space="preserve">bench-review.html</w:t>
+      </w:r>
+      <w:r>
+        <w:t xml:space="preserve"> · </w:t>
+      </w:r>
+      <w:r>
+        <w:rPr>
+          <w:rFonts w:ascii="Consolas" w:hAnsi="Consolas"/>
+        </w:rPr>
+        <w:t xml:space="preserve">pilot-status.html</w:t>
+      </w:r>
+      <w:r>
+        <w:t xml:space="preserve"> · </w:t>
+      </w:r>
+      <w:r>
+        <w:rPr>
+          <w:rFonts w:ascii="Consolas" w:hAnsi="Consolas"/>
+        </w:rPr>
+        <w:t xml:space="preserve">MASTER_TRACKER.md</w:t>
+      </w:r>
+      <w:r>
+        <w:t xml:space="preserve"> · </w:t>
+      </w:r>
+      <w:r>
+        <w:rPr>
+          <w:rFonts w:ascii="Consolas" w:hAnsi="Consolas"/>
+        </w:rPr>
+        <w:t xml:space="preserve">MASTER_SYSTEM_AUDIT_AND_TRADEMARK_DOSSIER.md</w:t>
+      </w:r>
+      <w:r>
+        <w:t xml:space="preserve"> · git history · </w:t>
+      </w:r>
+      <w:r>
+        <w:rPr>
+          <w:rFonts w:ascii="Consolas" w:hAnsi="Consolas"/>
+        </w:rPr>
+        <w:t xml:space="preserve">interaction_events</w:t>
+      </w:r>
+      <w:r>
+        <w:t xml:space="preserve">, </w:t>
+      </w:r>
+      <w:r>
+        <w:rPr>
+          <w:rFonts w:ascii="Consolas" w:hAnsi="Consolas"/>
+        </w:rPr>
+        <w:t xml:space="preserve">pilot_progress</w:t>
+      </w:r>
+      <w:r>
+        <w:t xml:space="preserve">, </w:t>
+      </w:r>
+      <w:r>
+        <w:rPr>
+          <w:rFonts w:ascii="Consolas" w:hAnsi="Consolas"/>
+        </w:rPr>
+        <w:t xml:space="preserve">armb_progress</w:t>
+      </w:r>
+      <w:r>
+        <w:t xml:space="preserve">, </w:t>
+      </w:r>
+      <w:r>
+        <w:rPr>
+          <w:rFonts w:ascii="Consolas" w:hAnsi="Consolas"/>
+        </w:rPr>
+        <w:t xml:space="preserve">bench_labels</w:t>
+      </w:r>
+      <w:r>
+        <w:t xml:space="preserve"> by direct SQL</w:t>
+      </w:r>
+    </w:p>
+    <w:p>
+      <w:pPr>
+        <w:pStyle w:val="Heading3"/>
+        <w:spacing w:after="140"/>
+      </w:pPr>
+      <w:r>
+        <w:t xml:space="preserve">Files modified</w:t>
+      </w:r>
+    </w:p>
+    <w:p>
+      <w:pPr>
+        <w:spacing w:after="140"/>
+      </w:pPr>
+      <w:r>
+        <w:rPr>
+          <w:rFonts w:ascii="Consolas" w:hAnsi="Consolas"/>
+        </w:rPr>
+        <w:t xml:space="preserve">access.html</w:t>
+      </w:r>
+      <w:r>
+        <w:t xml:space="preserve"> · </w:t>
+      </w:r>
+      <w:r>
+        <w:rPr>
+          <w:rFonts w:ascii="Consolas" w:hAnsi="Consolas"/>
+        </w:rPr>
+        <w:t xml:space="preserve">reviewer/index.html</w:t>
+      </w:r>
+      <w:r>
+        <w:t xml:space="preserve"> · </w:t>
+      </w:r>
+      <w:r>
+        <w:rPr>
+          <w:rFonts w:ascii="Consolas" w:hAnsi="Consolas"/>
+        </w:rPr>
+        <w:t xml:space="preserve">training.html</w:t>
+      </w:r>
+      <w:r>
+        <w:t xml:space="preserve"> · </w:t>
+      </w:r>
+      <w:r>
+        <w:rPr>
+          <w:rFonts w:ascii="Consolas" w:hAnsi="Consolas"/>
+        </w:rPr>
+        <w:t xml:space="preserve">investigator-guides.html</w:t>
+      </w:r>
+      <w:r>
+        <w:t xml:space="preserve"> · </w:t>
+      </w:r>
+      <w:r>
+        <w:rPr>
+          <w:rFonts w:ascii="Consolas" w:hAnsi="Consolas"/>
+        </w:rPr>
+        <w:t xml:space="preserve">MASTER_TRACKER.md</w:t>
+      </w:r>
+      <w:r>
+        <w:t xml:space="preserve"> · </w:t>
+      </w:r>
+      <w:r>
+        <w:rPr>
+          <w:rFonts w:ascii="Consolas" w:hAnsi="Consolas"/>
+        </w:rPr>
+        <w:t xml:space="preserve">MASTER_SYSTEM_AUDIT_AND_TRADEMARK_DOSSIER.md</w:t>
+      </w:r>
+      <w:r>
+        <w:t xml:space="preserve"> · </w:t>
+      </w:r>
+      <w:r>
+        <w:rPr>
+          <w:rFonts w:ascii="Consolas" w:hAnsi="Consolas"/>
+        </w:rPr>
+        <w:t xml:space="preserve">research/MASTER_TRACKER.md</w:t>
+      </w:r>
+    </w:p>
+    <w:p>
+      <w:pPr>
+        <w:pStyle w:val="Heading3"/>
+        <w:spacing w:after="140"/>
+      </w:pPr>
+      <w:r>
+        <w:t xml:space="preserve">Files created</w:t>
+      </w:r>
+    </w:p>
+    <w:p>
+      <w:pPr>
+        <w:spacing w:after="140"/>
+      </w:pPr>
+      <w:r>
+        <w:t xml:space="preserve">None this run. Both master files already existed and were appended to.</w:t>
+      </w:r>
+    </w:p>
+    <w:p>
+      <w:pPr>
+        <w:pStyle w:val="Heading3"/>
+        <w:spacing w:after="140"/>
+      </w:pPr>
+      <w:r>
+        <w:t xml:space="preserve">Known limitations</w:t>
+      </w:r>
+    </w:p>
+    <w:p>
+      <w:pPr>
+        <w:numPr>
+          <w:ilvl w:val="0"/>
+          <w:numId w:val="2"/>
+        </w:numPr>
+        <w:spacing w:after="60"/>
+      </w:pPr>
+      <w:r>
+        <w:t xml:space="preserve">Outbound clicks to the 2 external links are not tracked. No requirement for tracking them has been established.</w:t>
+      </w:r>
+    </w:p>
+    <w:p>
+      <w:pPr>
+        <w:numPr>
+          <w:ilvl w:val="0"/>
+          <w:numId w:val="2"/>
+        </w:numPr>
+        <w:spacing w:after="60"/>
+      </w:pPr>
+      <w:r>
+        <w:t xml:space="preserve">GA4 is loaded on 57 pages but no page emits </w:t>
+      </w:r>
+      <w:r>
+        <w:rPr>
+          <w:rFonts w:ascii="Consolas" w:hAnsi="Consolas"/>
+        </w:rPr>
+        <w:t xml:space="preserve">gtag('event')</w:t>
+      </w:r>
+      <w:r>
+        <w:t xml:space="preserve">. It records pageviews only and is not part of the click pipeline.</w:t>
+      </w:r>
+    </w:p>
+    <w:p>
+      <w:pPr>
+        <w:numPr>
+          <w:ilvl w:val="0"/>
+          <w:numId w:val="2"/>
+        </w:numPr>
+        <w:spacing w:after="60"/>
+      </w:pPr>
+      <w:r>
+        <w:t xml:space="preserve">Arrival logging began on different dates per surface, so a zero before a surface's start date is unknown rather than zero.</w:t>
+      </w:r>
+    </w:p>
+    <w:p>
+      <w:pPr>
+        <w:pStyle w:val="Heading3"/>
+        <w:spacing w:after="140"/>
+      </w:pPr>
+      <w:r>
+        <w:t xml:space="preserve">Outstanding defects</w:t>
+      </w:r>
+    </w:p>
+    <w:p>
+      <w:pPr>
+        <w:spacing w:after="140"/>
+      </w:pPr>
+      <w:r>
+        <w:t xml:space="preserve">None repairable from repository evidence. The three items above are stated limitations, not unrepaired faults.</w:t>
+      </w:r>
+    </w:p>
+    <w:p>
+      <w:pPr>
+        <w:pBdr>
+          <w:bottom w:val="single" w:sz="6" w:space="1" w:color="AAAAAA"/>
+        </w:pBdr>
+      </w:pPr>
+    </w:p>
     <w:p>
       <w:pPr>
         <w:pStyle w:val="Heading2"/>

--- a/MASTER_TRACKER.docx
+++ b/MASTER_TRACKER.docx
@@ -3811,6 +3811,1164 @@
       </w:r>
       <w:r>
         <w:t xml:space="preserve"> from the previous run is retained.</w:t>
+      </w:r>
+    </w:p>
+    <w:p>
+      <w:pPr>
+        <w:pBdr>
+          <w:bottom w:val="single" w:sz="6" w:space="1" w:color="AAAAAA"/>
+        </w:pBdr>
+      </w:pPr>
+    </w:p>
+    <w:p>
+      <w:pPr>
+        <w:pStyle w:val="Heading2"/>
+        <w:spacing w:after="140"/>
+      </w:pPr>
+      <w:r>
+        <w:t xml:space="preserve">Run: 2026-08-12T12:32:13Z</w:t>
+      </w:r>
+    </w:p>
+    <w:p>
+      <w:pPr>
+        <w:spacing w:after="140"/>
+      </w:pPr>
+      <w:r>
+        <w:rPr>
+          <w:b/>
+        </w:rPr>
+        <w:t xml:space="preserve">Counter audit: DRIFT DETECTED (presentation), then PATCHED. Link-click telemetry: no defect found this run.</w:t>
+      </w:r>
+    </w:p>
+    <w:p>
+      <w:pPr>
+        <w:pStyle w:val="Heading3"/>
+        <w:spacing w:after="140"/>
+      </w:pPr>
+      <w:r>
+        <w:t xml:space="preserve">The question</w:t>
+      </w:r>
+    </w:p>
+    <w:p>
+      <w:pPr>
+        <w:spacing w:after="140"/>
+      </w:pPr>
+      <w:r>
+        <w:t xml:space="preserve">What does "3 reviewer landing arrivals" mean, did they open the evaluation, and did we capture their information.</w:t>
+      </w:r>
+    </w:p>
+    <w:p>
+      <w:pPr>
+        <w:pStyle w:val="Heading3"/>
+        <w:spacing w:after="140"/>
+      </w:pPr>
+      <w:r>
+        <w:t xml:space="preserve">The answer, from the database</w:t>
+      </w:r>
+    </w:p>
+    <w:tbl>
+      <w:tblPr>
+        <w:tblStyle w:val="TableGrid"/>
+        <w:tblW w:w="9360" w:type="dxa"/>
+        <w:tblBorders>
+          <w:top w:val="single" w:sz="4" w:space="0" w:color="999999"/>
+          <w:left w:val="single" w:sz="4" w:space="0" w:color="999999"/>
+          <w:bottom w:val="single" w:sz="4" w:space="0" w:color="999999"/>
+          <w:right w:val="single" w:sz="4" w:space="0" w:color="999999"/>
+          <w:insideH w:val="single" w:sz="4" w:space="0" w:color="999999"/>
+          <w:insideV w:val="single" w:sz="4" w:space="0" w:color="999999"/>
+        </w:tblBorders>
+      </w:tblPr>
+      <w:tblGrid>
+        <w:gridCol w:w="1872"/>
+        <w:gridCol w:w="1872"/>
+        <w:gridCol w:w="1872"/>
+        <w:gridCol w:w="1872"/>
+        <w:gridCol w:w="1872"/>
+      </w:tblGrid>
+      <w:tr>
+        <w:tc>
+          <w:tcPr>
+            <w:tcW w:w="1872" w:type="dxa"/>
+          </w:tcPr>
+          <w:p>
+            <w:pPr>
+              <w:spacing w:after="0"/>
+            </w:pPr>
+            <w:r>
+              <w:t xml:space="preserve">Time (UTC)</w:t>
+            </w:r>
+          </w:p>
+        </w:tc>
+        <w:tc>
+          <w:tcPr>
+            <w:tcW w:w="1872" w:type="dxa"/>
+          </w:tcPr>
+          <w:p>
+            <w:pPr>
+              <w:spacing w:after="0"/>
+            </w:pPr>
+            <w:r>
+              <w:t xml:space="preserve">Source</w:t>
+            </w:r>
+          </w:p>
+        </w:tc>
+        <w:tc>
+          <w:tcPr>
+            <w:tcW w:w="1872" w:type="dxa"/>
+          </w:tcPr>
+          <w:p>
+            <w:pPr>
+              <w:spacing w:after="0"/>
+            </w:pPr>
+            <w:r>
+              <w:t xml:space="preserve">Country</w:t>
+            </w:r>
+          </w:p>
+        </w:tc>
+        <w:tc>
+          <w:tcPr>
+            <w:tcW w:w="1872" w:type="dxa"/>
+          </w:tcPr>
+          <w:p>
+            <w:pPr>
+              <w:spacing w:after="0"/>
+            </w:pPr>
+            <w:r>
+              <w:t xml:space="preserve">Device</w:t>
+            </w:r>
+          </w:p>
+        </w:tc>
+        <w:tc>
+          <w:tcPr>
+            <w:tcW w:w="1872" w:type="dxa"/>
+          </w:tcPr>
+          <w:p>
+            <w:pPr>
+              <w:spacing w:after="0"/>
+            </w:pPr>
+            <w:r>
+              <w:t xml:space="preserve">Crawler</w:t>
+            </w:r>
+          </w:p>
+        </w:tc>
+      </w:tr>
+      <w:tr>
+        <w:tc>
+          <w:tcPr>
+            <w:tcW w:w="1872" w:type="dxa"/>
+          </w:tcPr>
+          <w:p>
+            <w:pPr>
+              <w:spacing w:after="0"/>
+            </w:pPr>
+            <w:r>
+              <w:t xml:space="preserve">05:40:04</w:t>
+            </w:r>
+          </w:p>
+        </w:tc>
+        <w:tc>
+          <w:tcPr>
+            <w:tcW w:w="1872" w:type="dxa"/>
+          </w:tcPr>
+          <w:p>
+            <w:pPr>
+              <w:spacing w:after="0"/>
+            </w:pPr>
+            <w:r>
+              <w:t xml:space="preserve">linkedin</w:t>
+            </w:r>
+          </w:p>
+        </w:tc>
+        <w:tc>
+          <w:tcPr>
+            <w:tcW w:w="1872" w:type="dxa"/>
+          </w:tcPr>
+          <w:p>
+            <w:pPr>
+              <w:spacing w:after="0"/>
+            </w:pPr>
+            <w:r>
+              <w:t xml:space="preserve">IN</w:t>
+            </w:r>
+          </w:p>
+        </w:tc>
+        <w:tc>
+          <w:tcPr>
+            <w:tcW w:w="1872" w:type="dxa"/>
+          </w:tcPr>
+          <w:p>
+            <w:pPr>
+              <w:spacing w:after="0"/>
+            </w:pPr>
+            <w:r>
+              <w:t xml:space="preserve">Windows desktop, Chrome 151</w:t>
+            </w:r>
+          </w:p>
+        </w:tc>
+        <w:tc>
+          <w:tcPr>
+            <w:tcW w:w="1872" w:type="dxa"/>
+          </w:tcPr>
+          <w:p>
+            <w:pPr>
+              <w:spacing w:after="0"/>
+            </w:pPr>
+            <w:r>
+              <w:t xml:space="preserve">no</w:t>
+            </w:r>
+          </w:p>
+        </w:tc>
+      </w:tr>
+      <w:tr>
+        <w:tc>
+          <w:tcPr>
+            <w:tcW w:w="1872" w:type="dxa"/>
+          </w:tcPr>
+          <w:p>
+            <w:pPr>
+              <w:spacing w:after="0"/>
+            </w:pPr>
+            <w:r>
+              <w:t xml:space="preserve">12:07:33</w:t>
+            </w:r>
+          </w:p>
+        </w:tc>
+        <w:tc>
+          <w:tcPr>
+            <w:tcW w:w="1872" w:type="dxa"/>
+          </w:tcPr>
+          <w:p>
+            <w:pPr>
+              <w:spacing w:after="0"/>
+            </w:pPr>
+            <w:r>
+              <w:t xml:space="preserve">linkedin</w:t>
+            </w:r>
+          </w:p>
+        </w:tc>
+        <w:tc>
+          <w:tcPr>
+            <w:tcW w:w="1872" w:type="dxa"/>
+          </w:tcPr>
+          <w:p>
+            <w:pPr>
+              <w:spacing w:after="0"/>
+            </w:pPr>
+            <w:r>
+              <w:t xml:space="preserve">IN</w:t>
+            </w:r>
+          </w:p>
+        </w:tc>
+        <w:tc>
+          <w:tcPr>
+            <w:tcW w:w="1872" w:type="dxa"/>
+          </w:tcPr>
+          <w:p>
+            <w:pPr>
+              <w:spacing w:after="0"/>
+            </w:pPr>
+            <w:r>
+              <w:t xml:space="preserve">Windows desktop, Chrome 149</w:t>
+            </w:r>
+          </w:p>
+        </w:tc>
+        <w:tc>
+          <w:tcPr>
+            <w:tcW w:w="1872" w:type="dxa"/>
+          </w:tcPr>
+          <w:p>
+            <w:pPr>
+              <w:spacing w:after="0"/>
+            </w:pPr>
+            <w:r>
+              <w:t xml:space="preserve">no</w:t>
+            </w:r>
+          </w:p>
+        </w:tc>
+      </w:tr>
+      <w:tr>
+        <w:tc>
+          <w:tcPr>
+            <w:tcW w:w="1872" w:type="dxa"/>
+          </w:tcPr>
+          <w:p>
+            <w:pPr>
+              <w:spacing w:after="0"/>
+            </w:pPr>
+            <w:r>
+              <w:t xml:space="preserve">12:08:30</w:t>
+            </w:r>
+          </w:p>
+        </w:tc>
+        <w:tc>
+          <w:tcPr>
+            <w:tcW w:w="1872" w:type="dxa"/>
+          </w:tcPr>
+          <w:p>
+            <w:pPr>
+              <w:spacing w:after="0"/>
+            </w:pPr>
+            <w:r>
+              <w:t xml:space="preserve">linkedin</w:t>
+            </w:r>
+          </w:p>
+        </w:tc>
+        <w:tc>
+          <w:tcPr>
+            <w:tcW w:w="1872" w:type="dxa"/>
+          </w:tcPr>
+          <w:p>
+            <w:pPr>
+              <w:spacing w:after="0"/>
+            </w:pPr>
+            <w:r>
+              <w:t xml:space="preserve">IN</w:t>
+            </w:r>
+          </w:p>
+        </w:tc>
+        <w:tc>
+          <w:tcPr>
+            <w:tcW w:w="1872" w:type="dxa"/>
+          </w:tcPr>
+          <w:p>
+            <w:pPr>
+              <w:spacing w:after="0"/>
+            </w:pPr>
+            <w:r>
+              <w:t xml:space="preserve">Windows desktop, Chrome 149</w:t>
+            </w:r>
+          </w:p>
+        </w:tc>
+        <w:tc>
+          <w:tcPr>
+            <w:tcW w:w="1872" w:type="dxa"/>
+          </w:tcPr>
+          <w:p>
+            <w:pPr>
+              <w:spacing w:after="0"/>
+            </w:pPr>
+            <w:r>
+              <w:t xml:space="preserve">no</w:t>
+            </w:r>
+          </w:p>
+        </w:tc>
+      </w:tr>
+    </w:tbl>
+    <w:p>
+      <w:pPr/>
+      <w:r>
+        <w:t/>
+      </w:r>
+    </w:p>
+    <w:p>
+      <w:pPr>
+        <w:spacing w:after="140"/>
+      </w:pPr>
+      <w:r>
+        <w:rPr>
+          <w:b/>
+        </w:rPr>
+        <w:t xml:space="preserve">2 distinct devices, 3 page loads. Both real people, both from India, both arriving from LinkedIn.</w:t>
+      </w:r>
+    </w:p>
+    <w:tbl>
+      <w:tblPr>
+        <w:tblStyle w:val="TableGrid"/>
+        <w:tblW w:w="9360" w:type="dxa"/>
+        <w:tblBorders>
+          <w:top w:val="single" w:sz="4" w:space="0" w:color="999999"/>
+          <w:left w:val="single" w:sz="4" w:space="0" w:color="999999"/>
+          <w:bottom w:val="single" w:sz="4" w:space="0" w:color="999999"/>
+          <w:right w:val="single" w:sz="4" w:space="0" w:color="999999"/>
+          <w:insideH w:val="single" w:sz="4" w:space="0" w:color="999999"/>
+          <w:insideV w:val="single" w:sz="4" w:space="0" w:color="999999"/>
+        </w:tblBorders>
+      </w:tblPr>
+      <w:tblGrid>
+        <w:gridCol w:w="4680"/>
+        <w:gridCol w:w="4680"/>
+      </w:tblGrid>
+      <w:tr>
+        <w:tc>
+          <w:tcPr>
+            <w:tcW w:w="4680" w:type="dxa"/>
+          </w:tcPr>
+          <w:p>
+            <w:pPr>
+              <w:spacing w:after="0"/>
+            </w:pPr>
+            <w:r>
+              <w:t xml:space="preserve">Stage</w:t>
+            </w:r>
+          </w:p>
+        </w:tc>
+        <w:tc>
+          <w:tcPr>
+            <w:tcW w:w="4680" w:type="dxa"/>
+          </w:tcPr>
+          <w:p>
+            <w:pPr>
+              <w:spacing w:after="0"/>
+            </w:pPr>
+            <w:r>
+              <w:t xml:space="preserve">Count</w:t>
+            </w:r>
+          </w:p>
+        </w:tc>
+      </w:tr>
+      <w:tr>
+        <w:tc>
+          <w:tcPr>
+            <w:tcW w:w="4680" w:type="dxa"/>
+          </w:tcPr>
+          <w:p>
+            <w:pPr>
+              <w:spacing w:after="0"/>
+            </w:pPr>
+            <w:r>
+              <w:t xml:space="preserve">Landed on the reviewer page</w:t>
+            </w:r>
+          </w:p>
+        </w:tc>
+        <w:tc>
+          <w:tcPr>
+            <w:tcW w:w="4680" w:type="dxa"/>
+          </w:tcPr>
+          <w:p>
+            <w:pPr>
+              <w:spacing w:after="0"/>
+            </w:pPr>
+            <w:r>
+              <w:rPr>
+                <w:b/>
+              </w:rPr>
+              <w:t xml:space="preserve">3</w:t>
+            </w:r>
+          </w:p>
+        </w:tc>
+      </w:tr>
+      <w:tr>
+        <w:tc>
+          <w:tcPr>
+            <w:tcW w:w="4680" w:type="dxa"/>
+          </w:tcPr>
+          <w:p>
+            <w:pPr>
+              <w:spacing w:after="0"/>
+            </w:pPr>
+            <w:r>
+              <w:t xml:space="preserve">Opened the evaluation</w:t>
+            </w:r>
+          </w:p>
+        </w:tc>
+        <w:tc>
+          <w:tcPr>
+            <w:tcW w:w="4680" w:type="dxa"/>
+          </w:tcPr>
+          <w:p>
+            <w:pPr>
+              <w:spacing w:after="0"/>
+            </w:pPr>
+            <w:r>
+              <w:rPr>
+                <w:b/>
+              </w:rPr>
+              <w:t xml:space="preserve">0</w:t>
+            </w:r>
+          </w:p>
+        </w:tc>
+      </w:tr>
+      <w:tr>
+        <w:tc>
+          <w:tcPr>
+            <w:tcW w:w="4680" w:type="dxa"/>
+          </w:tcPr>
+          <w:p>
+            <w:pPr>
+              <w:spacing w:after="0"/>
+            </w:pPr>
+            <w:r>
+              <w:t xml:space="preserve">Submitted</w:t>
+            </w:r>
+          </w:p>
+        </w:tc>
+        <w:tc>
+          <w:tcPr>
+            <w:tcW w:w="4680" w:type="dxa"/>
+          </w:tcPr>
+          <w:p>
+            <w:pPr>
+              <w:spacing w:after="0"/>
+            </w:pPr>
+            <w:r>
+              <w:rPr>
+                <w:b/>
+              </w:rPr>
+              <w:t xml:space="preserve">0</w:t>
+            </w:r>
+          </w:p>
+        </w:tc>
+      </w:tr>
+      <w:tr>
+        <w:tc>
+          <w:tcPr>
+            <w:tcW w:w="4680" w:type="dxa"/>
+          </w:tcPr>
+          <w:p>
+            <w:pPr>
+              <w:spacing w:after="0"/>
+            </w:pPr>
+            <w:r>
+              <w:t xml:space="preserve">Contact details captured</w:t>
+            </w:r>
+          </w:p>
+        </w:tc>
+        <w:tc>
+          <w:tcPr>
+            <w:tcW w:w="4680" w:type="dxa"/>
+          </w:tcPr>
+          <w:p>
+            <w:pPr>
+              <w:spacing w:after="0"/>
+            </w:pPr>
+            <w:r>
+              <w:rPr>
+                <w:b/>
+              </w:rPr>
+              <w:t xml:space="preserve">0</w:t>
+            </w:r>
+          </w:p>
+        </w:tc>
+      </w:tr>
+    </w:tbl>
+    <w:p>
+      <w:pPr/>
+      <w:r>
+        <w:t/>
+      </w:r>
+    </w:p>
+    <w:p>
+      <w:pPr>
+        <w:spacing w:after="140"/>
+      </w:pPr>
+      <w:r>
+        <w:rPr>
+          <w:b/>
+        </w:rPr>
+        <w:t xml:space="preserve">They did not open the evaluation.</w:t>
+      </w:r>
+      <w:r>
+        <w:t xml:space="preserve"> </w:t>
+      </w:r>
+      <w:r>
+        <w:rPr>
+          <w:rFonts w:ascii="Consolas" w:hAnsi="Consolas"/>
+        </w:rPr>
+        <w:t xml:space="preserve">eval-view</w:t>
+      </w:r>
+      <w:r>
+        <w:t xml:space="preserve"> rows today: 0. </w:t>
+      </w:r>
+      <w:r>
+        <w:rPr>
+          <w:rFonts w:ascii="Consolas" w:hAnsi="Consolas"/>
+        </w:rPr>
+        <w:t xml:space="preserve">pilot_contacts</w:t>
+      </w:r>
+      <w:r>
+        <w:t xml:space="preserve"> rows today: 0.</w:t>
+      </w:r>
+    </w:p>
+    <w:p>
+      <w:pPr>
+        <w:spacing w:after="140"/>
+      </w:pPr>
+      <w:r>
+        <w:rPr>
+          <w:b/>
+        </w:rPr>
+        <w:t xml:space="preserve">No, we did not get their information, and could not have.</w:t>
+      </w:r>
+      <w:r>
+        <w:t xml:space="preserve"> Contact details are requested only at the END of the evaluation, in the optional incentive block. Anyone who stops before submitting leaves no name, no email and no identifier, by design. Contacts can never exceed submissions.</w:t>
+      </w:r>
+    </w:p>
+    <w:p>
+      <w:pPr>
+        <w:pStyle w:val="Heading3"/>
+        <w:spacing w:after="140"/>
+      </w:pPr>
+      <w:r>
+        <w:t xml:space="preserve">Why they left, measured not guessed</w:t>
+      </w:r>
+    </w:p>
+    <w:p>
+      <w:pPr>
+        <w:spacing w:after="140"/>
+      </w:pPr>
+      <w:r>
+        <w:rPr>
+          <w:rFonts w:ascii="Consolas" w:hAnsi="Consolas"/>
+        </w:rPr>
+        <w:t xml:space="preserve">reviewer/index.html</w:t>
+      </w:r>
+      <w:r>
+        <w:t xml:space="preserve"> was rendered at both sizes matching the visitors' actual user agent:</w:t>
+      </w:r>
+    </w:p>
+    <w:tbl>
+      <w:tblPr>
+        <w:tblStyle w:val="TableGrid"/>
+        <w:tblW w:w="9360" w:type="dxa"/>
+        <w:tblBorders>
+          <w:top w:val="single" w:sz="4" w:space="0" w:color="999999"/>
+          <w:left w:val="single" w:sz="4" w:space="0" w:color="999999"/>
+          <w:bottom w:val="single" w:sz="4" w:space="0" w:color="999999"/>
+          <w:right w:val="single" w:sz="4" w:space="0" w:color="999999"/>
+          <w:insideH w:val="single" w:sz="4" w:space="0" w:color="999999"/>
+          <w:insideV w:val="single" w:sz="4" w:space="0" w:color="999999"/>
+        </w:tblBorders>
+      </w:tblPr>
+      <w:tblGrid>
+        <w:gridCol w:w="2340"/>
+        <w:gridCol w:w="2340"/>
+        <w:gridCol w:w="2340"/>
+        <w:gridCol w:w="2340"/>
+      </w:tblGrid>
+      <w:tr>
+        <w:tc>
+          <w:tcPr>
+            <w:tcW w:w="2340" w:type="dxa"/>
+          </w:tcPr>
+          <w:p>
+            <w:pPr>
+              <w:spacing w:after="0"/>
+            </w:pPr>
+            <w:r>
+              <w:t xml:space="preserve">Viewport</w:t>
+            </w:r>
+          </w:p>
+        </w:tc>
+        <w:tc>
+          <w:tcPr>
+            <w:tcW w:w="2340" w:type="dxa"/>
+          </w:tcPr>
+          <w:p>
+            <w:pPr>
+              <w:spacing w:after="0"/>
+            </w:pPr>
+            <w:r>
+              <w:t xml:space="preserve">Page height</w:t>
+            </w:r>
+          </w:p>
+        </w:tc>
+        <w:tc>
+          <w:tcPr>
+            <w:tcW w:w="2340" w:type="dxa"/>
+          </w:tcPr>
+          <w:p>
+            <w:pPr>
+              <w:spacing w:after="0"/>
+            </w:pPr>
+            <w:r>
+              <w:t xml:space="preserve">Evaluation CTA position</w:t>
+            </w:r>
+          </w:p>
+        </w:tc>
+        <w:tc>
+          <w:tcPr>
+            <w:tcW w:w="2340" w:type="dxa"/>
+          </w:tcPr>
+          <w:p>
+            <w:pPr>
+              <w:spacing w:after="0"/>
+            </w:pPr>
+            <w:r>
+              <w:t xml:space="preserve">Above fold</w:t>
+            </w:r>
+          </w:p>
+        </w:tc>
+      </w:tr>
+      <w:tr>
+        <w:tc>
+          <w:tcPr>
+            <w:tcW w:w="2340" w:type="dxa"/>
+          </w:tcPr>
+          <w:p>
+            <w:pPr>
+              <w:spacing w:after="0"/>
+            </w:pPr>
+            <w:r>
+              <w:t xml:space="preserve">1366x768</w:t>
+            </w:r>
+          </w:p>
+        </w:tc>
+        <w:tc>
+          <w:tcPr>
+            <w:tcW w:w="2340" w:type="dxa"/>
+          </w:tcPr>
+          <w:p>
+            <w:pPr>
+              <w:spacing w:after="0"/>
+            </w:pPr>
+            <w:r>
+              <w:t xml:space="preserve">2416px</w:t>
+            </w:r>
+          </w:p>
+        </w:tc>
+        <w:tc>
+          <w:tcPr>
+            <w:tcW w:w="2340" w:type="dxa"/>
+          </w:tcPr>
+          <w:p>
+            <w:pPr>
+              <w:spacing w:after="0"/>
+            </w:pPr>
+            <w:r>
+              <w:rPr>
+                <w:b/>
+              </w:rPr>
+              <w:t xml:space="preserve">2149px and 2205px</w:t>
+            </w:r>
+          </w:p>
+        </w:tc>
+        <w:tc>
+          <w:tcPr>
+            <w:tcW w:w="2340" w:type="dxa"/>
+          </w:tcPr>
+          <w:p>
+            <w:pPr>
+              <w:spacing w:after="0"/>
+            </w:pPr>
+            <w:r>
+              <w:rPr>
+                <w:b/>
+              </w:rPr>
+              <w:t xml:space="preserve">No</w:t>
+            </w:r>
+          </w:p>
+        </w:tc>
+      </w:tr>
+      <w:tr>
+        <w:tc>
+          <w:tcPr>
+            <w:tcW w:w="2340" w:type="dxa"/>
+          </w:tcPr>
+          <w:p>
+            <w:pPr>
+              <w:spacing w:after="0"/>
+            </w:pPr>
+            <w:r>
+              <w:t xml:space="preserve">1920x1080</w:t>
+            </w:r>
+          </w:p>
+        </w:tc>
+        <w:tc>
+          <w:tcPr>
+            <w:tcW w:w="2340" w:type="dxa"/>
+          </w:tcPr>
+          <w:p>
+            <w:pPr>
+              <w:spacing w:after="0"/>
+            </w:pPr>
+            <w:r>
+              <w:t xml:space="preserve">2416px</w:t>
+            </w:r>
+          </w:p>
+        </w:tc>
+        <w:tc>
+          <w:tcPr>
+            <w:tcW w:w="2340" w:type="dxa"/>
+          </w:tcPr>
+          <w:p>
+            <w:pPr>
+              <w:spacing w:after="0"/>
+            </w:pPr>
+            <w:r>
+              <w:rPr>
+                <w:b/>
+              </w:rPr>
+              <w:t xml:space="preserve">2149px and 2205px</w:t>
+            </w:r>
+          </w:p>
+        </w:tc>
+        <w:tc>
+          <w:tcPr>
+            <w:tcW w:w="2340" w:type="dxa"/>
+          </w:tcPr>
+          <w:p>
+            <w:pPr>
+              <w:spacing w:after="0"/>
+            </w:pPr>
+            <w:r>
+              <w:rPr>
+                <w:b/>
+              </w:rPr>
+              <w:t xml:space="preserve">No</w:t>
+            </w:r>
+          </w:p>
+        </w:tc>
+      </w:tr>
+    </w:tbl>
+    <w:p>
+      <w:pPr/>
+      <w:r>
+        <w:t/>
+      </w:r>
+    </w:p>
+    <w:p>
+      <w:pPr>
+        <w:spacing w:after="140"/>
+      </w:pPr>
+      <w:r>
+        <w:rPr>
+          <w:b/>
+        </w:rPr>
+        <w:t xml:space="preserve">The only links to the evaluation sat 89 percent of the way down the page.</w:t>
+      </w:r>
+      <w:r>
+        <w:t xml:space="preserve"> A visitor had to scroll the entire page to find one.</w:t>
+      </w:r>
+    </w:p>
+    <w:p>
+      <w:pPr>
+        <w:pStyle w:val="Heading3"/>
+        <w:spacing w:after="140"/>
+      </w:pPr>
+      <w:r>
+        <w:t xml:space="preserve">Repair</w:t>
+      </w:r>
+    </w:p>
+    <w:tbl>
+      <w:tblPr>
+        <w:tblStyle w:val="TableGrid"/>
+        <w:tblW w:w="9360" w:type="dxa"/>
+        <w:tblBorders>
+          <w:top w:val="single" w:sz="4" w:space="0" w:color="999999"/>
+          <w:left w:val="single" w:sz="4" w:space="0" w:color="999999"/>
+          <w:bottom w:val="single" w:sz="4" w:space="0" w:color="999999"/>
+          <w:right w:val="single" w:sz="4" w:space="0" w:color="999999"/>
+          <w:insideH w:val="single" w:sz="4" w:space="0" w:color="999999"/>
+          <w:insideV w:val="single" w:sz="4" w:space="0" w:color="999999"/>
+        </w:tblBorders>
+      </w:tblPr>
+      <w:tblGrid>
+        <w:gridCol w:w="4680"/>
+        <w:gridCol w:w="4680"/>
+      </w:tblGrid>
+      <w:tr>
+        <w:tc>
+          <w:tcPr>
+            <w:tcW w:w="4680" w:type="dxa"/>
+          </w:tcPr>
+          <w:p>
+            <w:pPr>
+              <w:spacing w:after="0"/>
+            </w:pPr>
+            <w:r>
+              <w:t xml:space="preserve">Change</w:t>
+            </w:r>
+          </w:p>
+        </w:tc>
+        <w:tc>
+          <w:tcPr>
+            <w:tcW w:w="4680" w:type="dxa"/>
+          </w:tcPr>
+          <w:p>
+            <w:pPr>
+              <w:spacing w:after="0"/>
+            </w:pPr>
+            <w:r>
+              <w:t xml:space="preserve">Result</w:t>
+            </w:r>
+          </w:p>
+        </w:tc>
+      </w:tr>
+      <w:tr>
+        <w:tc>
+          <w:tcPr>
+            <w:tcW w:w="4680" w:type="dxa"/>
+          </w:tcPr>
+          <w:p>
+            <w:pPr>
+              <w:spacing w:after="0"/>
+            </w:pPr>
+            <w:r>
+              <w:t xml:space="preserve">Primary CTA inserted above the fold</w:t>
+            </w:r>
+          </w:p>
+        </w:tc>
+        <w:tc>
+          <w:tcPr>
+            <w:tcW w:w="4680" w:type="dxa"/>
+          </w:tcPr>
+          <w:p>
+            <w:pPr>
+              <w:spacing w:after="0"/>
+            </w:pPr>
+            <w:r>
+              <w:t xml:space="preserve">Now at </w:t>
+            </w:r>
+            <w:r>
+              <w:rPr>
+                <w:b/>
+              </w:rPr>
+              <w:t xml:space="preserve">419px</w:t>
+            </w:r>
+            <w:r>
+              <w:t xml:space="preserve">, above the fold at both 1366x768 and 1920x1080, verified by re-render</w:t>
+            </w:r>
+          </w:p>
+        </w:tc>
+      </w:tr>
+      <w:tr>
+        <w:tc>
+          <w:tcPr>
+            <w:tcW w:w="4680" w:type="dxa"/>
+          </w:tcPr>
+          <w:p>
+            <w:pPr>
+              <w:spacing w:after="0"/>
+            </w:pPr>
+            <w:r>
+              <w:t xml:space="preserve">Bottom CTA pair reordered</w:t>
+            </w:r>
+          </w:p>
+        </w:tc>
+        <w:tc>
+          <w:tcPr>
+            <w:tcW w:w="4680" w:type="dxa"/>
+          </w:tcPr>
+          <w:p>
+            <w:pPr>
+              <w:spacing w:after="0"/>
+            </w:pPr>
+            <w:r>
+              <w:t xml:space="preserve">Evaluation is primary, Module 1 becomes the ghost secondary</w:t>
+            </w:r>
+          </w:p>
+        </w:tc>
+      </w:tr>
+      <w:tr>
+        <w:tc>
+          <w:tcPr>
+            <w:tcW w:w="4680" w:type="dxa"/>
+          </w:tcPr>
+          <w:p>
+            <w:pPr>
+              <w:spacing w:after="0"/>
+            </w:pPr>
+            <w:r>
+              <w:rPr>
+                <w:rFonts w:ascii="Consolas" w:hAnsi="Consolas"/>
+              </w:rPr>
+              <w:t xml:space="preserve">reviewer_funnel</w:t>
+            </w:r>
+            <w:r>
+              <w:t xml:space="preserve"> block added to </w:t>
+            </w:r>
+            <w:r>
+              <w:rPr>
+                <w:rFonts w:ascii="Consolas" w:hAnsi="Consolas"/>
+              </w:rPr>
+              <w:t xml:space="preserve">asset-stats</w:t>
+            </w:r>
+          </w:p>
+        </w:tc>
+        <w:tc>
+          <w:tcPr>
+            <w:tcW w:w="4680" w:type="dxa"/>
+          </w:tcPr>
+          <w:p>
+            <w:pPr>
+              <w:spacing w:after="0"/>
+            </w:pPr>
+            <w:r>
+              <w:t xml:space="preserve">Landed, opened, submitted, contacts, plus where people stop</w:t>
+            </w:r>
+          </w:p>
+        </w:tc>
+      </w:tr>
+      <w:tr>
+        <w:tc>
+          <w:tcPr>
+            <w:tcW w:w="4680" w:type="dxa"/>
+          </w:tcPr>
+          <w:p>
+            <w:pPr>
+              <w:spacing w:after="0"/>
+            </w:pPr>
+            <w:r>
+              <w:t xml:space="preserve">Today panel states the chain</w:t>
+            </w:r>
+          </w:p>
+        </w:tc>
+        <w:tc>
+          <w:tcPr>
+            <w:tcW w:w="4680" w:type="dxa"/>
+          </w:tcPr>
+          <w:p>
+            <w:pPr>
+              <w:spacing w:after="0"/>
+            </w:pPr>
+            <w:r>
+              <w:t xml:space="preserve">"3 landed to 0 opened to 0 submitted to 0 contacts, 3 stopped at the landing page"</w:t>
+            </w:r>
+          </w:p>
+        </w:tc>
+      </w:tr>
+    </w:tbl>
+    <w:p>
+      <w:pPr/>
+      <w:r>
+        <w:t/>
+      </w:r>
+    </w:p>
+    <w:p>
+      <w:pPr>
+        <w:spacing w:after="140"/>
+      </w:pPr>
+      <w:r>
+        <w:rPr>
+          <w:b/>
+        </w:rPr>
+        <w:t xml:space="preserve">Verified live:</w:t>
+      </w:r>
+      <w:r>
+        <w:t xml:space="preserve"> </w:t>
+      </w:r>
+      <w:r>
+        <w:rPr>
+          <w:rFonts w:ascii="Consolas" w:hAnsi="Consolas"/>
+        </w:rPr>
+        <w:t xml:space="preserve">drop_landing_to_open</w:t>
+      </w:r>
+      <w:r>
+        <w:t xml:space="preserve"> reads 3, above-fold CTA present on the deployed page.</w:t>
+      </w:r>
+    </w:p>
+    <w:p>
+      <w:pPr>
+        <w:pStyle w:val="Heading3"/>
+        <w:spacing w:after="140"/>
+      </w:pPr>
+      <w:r>
+        <w:t xml:space="preserve">Link-click telemetry</w:t>
+      </w:r>
+    </w:p>
+    <w:p>
+      <w:pPr>
+        <w:spacing w:after="140"/>
+      </w:pPr>
+      <w:r>
+        <w:rPr>
+          <w:b/>
+        </w:rPr>
+        <w:t xml:space="preserve">No defect found this run.</w:t>
+      </w:r>
+      <w:r>
+        <w:t xml:space="preserve"> The </w:t>
+      </w:r>
+      <w:r>
+        <w:rPr>
+          <w:rFonts w:ascii="Consolas" w:hAnsi="Consolas"/>
+        </w:rPr>
+        <w:t xml:space="preserve">reviewer-view</w:t>
+      </w:r>
+      <w:r>
+        <w:t xml:space="preserve"> arrival counter recorded all three visits correctly, with source, country, device and user agent. The telemetry worked; the page did not.</w:t>
+      </w:r>
+    </w:p>
+    <w:p>
+      <w:pPr>
+        <w:pStyle w:val="Heading3"/>
+        <w:spacing w:after="140"/>
+      </w:pPr>
+      <w:r>
+        <w:t xml:space="preserve">Trademark dossiers</w:t>
+      </w:r>
+    </w:p>
+    <w:p>
+      <w:pPr>
+        <w:spacing w:after="140"/>
+      </w:pPr>
+      <w:r>
+        <w:t xml:space="preserve">Unchanged: </w:t>
+      </w:r>
+      <w:r>
+        <w:rPr>
+          <w:b/>
+        </w:rPr>
+        <w:t xml:space="preserve">JRS REQUIRES USER INPUT, DRR REQUIRES USER INPUT.</w:t>
+      </w:r>
+    </w:p>
+    <w:p>
+      <w:pPr>
+        <w:pStyle w:val="Heading3"/>
+        <w:spacing w:after="140"/>
+      </w:pPr>
+      <w:r>
+        <w:t xml:space="preserve">Files modified</w:t>
+      </w:r>
+    </w:p>
+    <w:p>
+      <w:pPr>
+        <w:spacing w:after="140"/>
+      </w:pPr>
+      <w:r>
+        <w:rPr>
+          <w:rFonts w:ascii="Consolas" w:hAnsi="Consolas"/>
+        </w:rPr>
+        <w:t xml:space="preserve">reviewer/index.html</w:t>
+      </w:r>
+      <w:r>
+        <w:t xml:space="preserve">, </w:t>
+      </w:r>
+      <w:r>
+        <w:rPr>
+          <w:rFonts w:ascii="Consolas" w:hAnsi="Consolas"/>
+        </w:rPr>
+        <w:t xml:space="preserve">api/asset-stats.js</w:t>
+      </w:r>
+      <w:r>
+        <w:t xml:space="preserve">, </w:t>
+      </w:r>
+      <w:r>
+        <w:rPr>
+          <w:rFonts w:ascii="Consolas" w:hAnsi="Consolas"/>
+        </w:rPr>
+        <w:t xml:space="preserve">pilot-status.html</w:t>
+      </w:r>
+      <w:r>
+        <w:t xml:space="preserve">, </w:t>
+      </w:r>
+      <w:r>
+        <w:rPr>
+          <w:rFonts w:ascii="Consolas" w:hAnsi="Consolas"/>
+        </w:rPr>
+        <w:t xml:space="preserve">MASTER_TRACKER.md</w:t>
+      </w:r>
+      <w:r>
+        <w:t xml:space="preserve">, </w:t>
+      </w:r>
+      <w:r>
+        <w:rPr>
+          <w:rFonts w:ascii="Consolas" w:hAnsi="Consolas"/>
+        </w:rPr>
+        <w:t xml:space="preserve">MASTER_SYSTEM_AUDIT_AND_TRADEMARK_DOSSIER.md</w:t>
+      </w:r>
+      <w:r>
+        <w:t xml:space="preserve">, </w:t>
+      </w:r>
+      <w:r>
+        <w:rPr>
+          <w:rFonts w:ascii="Consolas" w:hAnsi="Consolas"/>
+        </w:rPr>
+        <w:t xml:space="preserve">research/MASTER_TRACKER.md</w:t>
+      </w:r>
+      <w:r>
+        <w:t xml:space="preserve">.</w:t>
       </w:r>
     </w:p>
     <w:p>

--- a/MASTER_TRACKER.docx
+++ b/MASTER_TRACKER.docx
@@ -4957,6 +4957,575 @@
           <w:rFonts w:ascii="Consolas" w:hAnsi="Consolas"/>
         </w:rPr>
         <w:t xml:space="preserve">MASTER_SYSTEM_AUDIT_AND_TRADEMARK_DOSSIER.md</w:t>
+      </w:r>
+      <w:r>
+        <w:t xml:space="preserve">, </w:t>
+      </w:r>
+      <w:r>
+        <w:rPr>
+          <w:rFonts w:ascii="Consolas" w:hAnsi="Consolas"/>
+        </w:rPr>
+        <w:t xml:space="preserve">research/MASTER_TRACKER.md</w:t>
+      </w:r>
+      <w:r>
+        <w:t xml:space="preserve">.</w:t>
+      </w:r>
+    </w:p>
+    <w:p>
+      <w:pPr>
+        <w:pBdr>
+          <w:bottom w:val="single" w:sz="6" w:space="1" w:color="AAAAAA"/>
+        </w:pBdr>
+      </w:pPr>
+    </w:p>
+    <w:p>
+      <w:pPr>
+        <w:pStyle w:val="Heading2"/>
+        <w:spacing w:after="140"/>
+      </w:pPr>
+      <w:r>
+        <w:t xml:space="preserve">Run: 2026-08-12T12:42:55Z</w:t>
+      </w:r>
+    </w:p>
+    <w:p>
+      <w:pPr>
+        <w:spacing w:after="140"/>
+      </w:pPr>
+      <w:r>
+        <w:rPr>
+          <w:b/>
+        </w:rPr>
+        <w:t xml:space="preserve">Counter audit: PASSED. New publication added. No telemetry defect found this run.</w:t>
+      </w:r>
+    </w:p>
+    <w:p>
+      <w:pPr>
+        <w:pStyle w:val="Heading3"/>
+        <w:spacing w:after="140"/>
+      </w:pPr>
+      <w:r>
+        <w:t xml:space="preserve">Request</w:t>
+      </w:r>
+    </w:p>
+    <w:p>
+      <w:pPr>
+        <w:spacing w:after="140"/>
+      </w:pPr>
+      <w:r>
+        <w:t xml:space="preserve">Publish on </w:t>
+      </w:r>
+      <w:r>
+        <w:rPr>
+          <w:rFonts w:ascii="Consolas" w:hAnsi="Consolas"/>
+        </w:rPr>
+        <w:t xml:space="preserve">pilot-status.html</w:t>
+      </w:r>
+      <w:r>
+        <w:t xml:space="preserve"> how many evaluations were completed and who completed them, plus the purpose of collecting the results. Update the two summary documents.</w:t>
+      </w:r>
+    </w:p>
+    <w:p>
+      <w:pPr>
+        <w:pStyle w:val="Heading3"/>
+        <w:spacing w:after="140"/>
+      </w:pPr>
+      <w:r>
+        <w:t xml:space="preserve">Delivered</w:t>
+      </w:r>
+    </w:p>
+    <w:p>
+      <w:pPr>
+        <w:spacing w:after="140"/>
+      </w:pPr>
+      <w:r>
+        <w:t xml:space="preserve">New </w:t>
+      </w:r>
+      <w:r>
+        <w:rPr>
+          <w:b/>
+        </w:rPr>
+        <w:t xml:space="preserve">Completed Evaluations</w:t>
+      </w:r>
+      <w:r>
+        <w:t xml:space="preserve"> panel, live, with four tiles and two blocks:</w:t>
+      </w:r>
+    </w:p>
+    <w:tbl>
+      <w:tblPr>
+        <w:tblStyle w:val="TableGrid"/>
+        <w:tblW w:w="9360" w:type="dxa"/>
+        <w:tblBorders>
+          <w:top w:val="single" w:sz="4" w:space="0" w:color="999999"/>
+          <w:left w:val="single" w:sz="4" w:space="0" w:color="999999"/>
+          <w:bottom w:val="single" w:sz="4" w:space="0" w:color="999999"/>
+          <w:right w:val="single" w:sz="4" w:space="0" w:color="999999"/>
+          <w:insideH w:val="single" w:sz="4" w:space="0" w:color="999999"/>
+          <w:insideV w:val="single" w:sz="4" w:space="0" w:color="999999"/>
+        </w:tblBorders>
+      </w:tblPr>
+      <w:tblGrid>
+        <w:gridCol w:w="4680"/>
+        <w:gridCol w:w="4680"/>
+      </w:tblGrid>
+      <w:tr>
+        <w:tc>
+          <w:tcPr>
+            <w:tcW w:w="4680" w:type="dxa"/>
+          </w:tcPr>
+          <w:p>
+            <w:pPr>
+              <w:spacing w:after="0"/>
+            </w:pPr>
+            <w:r>
+              <w:t xml:space="preserve">Element</w:t>
+            </w:r>
+          </w:p>
+        </w:tc>
+        <w:tc>
+          <w:tcPr>
+            <w:tcW w:w="4680" w:type="dxa"/>
+          </w:tcPr>
+          <w:p>
+            <w:pPr>
+              <w:spacing w:after="0"/>
+            </w:pPr>
+            <w:r>
+              <w:t xml:space="preserve">Source</w:t>
+            </w:r>
+          </w:p>
+        </w:tc>
+      </w:tr>
+      <w:tr>
+        <w:tc>
+          <w:tcPr>
+            <w:tcW w:w="4680" w:type="dxa"/>
+          </w:tcPr>
+          <w:p>
+            <w:pPr>
+              <w:spacing w:after="0"/>
+            </w:pPr>
+            <w:r>
+              <w:t xml:space="preserve">Evaluations completed</w:t>
+            </w:r>
+          </w:p>
+        </w:tc>
+        <w:tc>
+          <w:tcPr>
+            <w:tcW w:w="4680" w:type="dxa"/>
+          </w:tcPr>
+          <w:p>
+            <w:pPr>
+              <w:spacing w:after="0"/>
+            </w:pPr>
+            <w:r>
+              <w:rPr>
+                <w:rFonts w:ascii="Consolas" w:hAnsi="Consolas"/>
+              </w:rPr>
+              <w:t xml:space="preserve">completed_evaluations.submitted</w:t>
+            </w:r>
+          </w:p>
+        </w:tc>
+      </w:tr>
+      <w:tr>
+        <w:tc>
+          <w:tcPr>
+            <w:tcW w:w="4680" w:type="dxa"/>
+          </w:tcPr>
+          <w:p>
+            <w:pPr>
+              <w:spacing w:after="0"/>
+            </w:pPr>
+            <w:r>
+              <w:t xml:space="preserve">Answered all nine</w:t>
+            </w:r>
+          </w:p>
+        </w:tc>
+        <w:tc>
+          <w:tcPr>
+            <w:tcW w:w="4680" w:type="dxa"/>
+          </w:tcPr>
+          <w:p>
+            <w:pPr>
+              <w:spacing w:after="0"/>
+            </w:pPr>
+            <w:r>
+              <w:rPr>
+                <w:rFonts w:ascii="Consolas" w:hAnsi="Consolas"/>
+              </w:rPr>
+              <w:t xml:space="preserve">completed_evaluations.answered_all_nine</w:t>
+            </w:r>
+          </w:p>
+        </w:tc>
+      </w:tr>
+      <w:tr>
+        <w:tc>
+          <w:tcPr>
+            <w:tcW w:w="4680" w:type="dxa"/>
+          </w:tcPr>
+          <w:p>
+            <w:pPr>
+              <w:spacing w:after="0"/>
+            </w:pPr>
+            <w:r>
+              <w:t xml:space="preserve">Chose to be named</w:t>
+            </w:r>
+          </w:p>
+        </w:tc>
+        <w:tc>
+          <w:tcPr>
+            <w:tcW w:w="4680" w:type="dxa"/>
+          </w:tcPr>
+          <w:p>
+            <w:pPr>
+              <w:spacing w:after="0"/>
+            </w:pPr>
+            <w:r>
+              <w:rPr>
+                <w:rFonts w:ascii="Consolas" w:hAnsi="Consolas"/>
+              </w:rPr>
+              <w:t xml:space="preserve">completed_evaluations.named_publicly</w:t>
+            </w:r>
+          </w:p>
+        </w:tc>
+      </w:tr>
+      <w:tr>
+        <w:tc>
+          <w:tcPr>
+            <w:tcW w:w="4680" w:type="dxa"/>
+          </w:tcPr>
+          <w:p>
+            <w:pPr>
+              <w:spacing w:after="0"/>
+            </w:pPr>
+            <w:r>
+              <w:t xml:space="preserve">Chose to stay anonymous</w:t>
+            </w:r>
+          </w:p>
+        </w:tc>
+        <w:tc>
+          <w:tcPr>
+            <w:tcW w:w="4680" w:type="dxa"/>
+          </w:tcPr>
+          <w:p>
+            <w:pPr>
+              <w:spacing w:after="0"/>
+            </w:pPr>
+            <w:r>
+              <w:rPr>
+                <w:rFonts w:ascii="Consolas" w:hAnsi="Consolas"/>
+              </w:rPr>
+              <w:t xml:space="preserve">completed_evaluations.chose_to_stay_anonymous</w:t>
+            </w:r>
+          </w:p>
+        </w:tc>
+      </w:tr>
+      <w:tr>
+        <w:tc>
+          <w:tcPr>
+            <w:tcW w:w="4680" w:type="dxa"/>
+          </w:tcPr>
+          <w:p>
+            <w:pPr>
+              <w:spacing w:after="0"/>
+            </w:pPr>
+            <w:r>
+              <w:t xml:space="preserve">Who completed one</w:t>
+            </w:r>
+          </w:p>
+        </w:tc>
+        <w:tc>
+          <w:tcPr>
+            <w:tcW w:w="4680" w:type="dxa"/>
+          </w:tcPr>
+          <w:p>
+            <w:pPr>
+              <w:spacing w:after="0"/>
+            </w:pPr>
+            <w:r>
+              <w:rPr>
+                <w:rFonts w:ascii="Consolas" w:hAnsi="Consolas"/>
+              </w:rPr>
+              <w:t xml:space="preserve">completed_evaluations.names</w:t>
+            </w:r>
+            <w:r>
+              <w:t xml:space="preserve">, consent-gated</w:t>
+            </w:r>
+          </w:p>
+        </w:tc>
+      </w:tr>
+      <w:tr>
+        <w:tc>
+          <w:tcPr>
+            <w:tcW w:w="4680" w:type="dxa"/>
+          </w:tcPr>
+          <w:p>
+            <w:pPr>
+              <w:spacing w:after="0"/>
+            </w:pPr>
+            <w:r>
+              <w:t xml:space="preserve">What the results are collected for</w:t>
+            </w:r>
+          </w:p>
+        </w:tc>
+        <w:tc>
+          <w:tcPr>
+            <w:tcW w:w="4680" w:type="dxa"/>
+          </w:tcPr>
+          <w:p>
+            <w:pPr>
+              <w:spacing w:after="0"/>
+            </w:pPr>
+            <w:r>
+              <w:rPr>
+                <w:rFonts w:ascii="Consolas" w:hAnsi="Consolas"/>
+              </w:rPr>
+              <w:t xml:space="preserve">completed_evaluations.purpose</w:t>
+            </w:r>
+          </w:p>
+        </w:tc>
+      </w:tr>
+    </w:tbl>
+    <w:p>
+      <w:pPr/>
+      <w:r>
+        <w:t/>
+      </w:r>
+    </w:p>
+    <w:p>
+      <w:pPr>
+        <w:spacing w:after="140"/>
+      </w:pPr>
+      <w:r>
+        <w:t xml:space="preserve">All four tiles read </w:t>
+      </w:r>
+      <w:r>
+        <w:rPr>
+          <w:b/>
+        </w:rPr>
+        <w:t xml:space="preserve">0</w:t>
+      </w:r>
+      <w:r>
+        <w:t xml:space="preserve">. True zero: the instrument is live, the write path was verified against production, and it has not been sent to anyone.</w:t>
+      </w:r>
+    </w:p>
+    <w:p>
+      <w:pPr>
+        <w:pStyle w:val="Heading3"/>
+        <w:spacing w:after="140"/>
+      </w:pPr>
+      <w:r>
+        <w:t xml:space="preserve">The constraint on "who completed them", stated rather than worked around</w:t>
+      </w:r>
+    </w:p>
+    <w:p>
+      <w:pPr>
+        <w:spacing w:after="140"/>
+      </w:pPr>
+      <w:r>
+        <w:rPr>
+          <w:b/>
+        </w:rPr>
+        <w:t xml:space="preserve">Only the names of people who ticked "Optional: list my name publicly as a JRS-trained reviewer" can be published, and those are what the panel shows.</w:t>
+      </w:r>
+    </w:p>
+    <w:p>
+      <w:pPr>
+        <w:spacing w:after="140"/>
+      </w:pPr>
+      <w:r>
+        <w:t xml:space="preserve">Answers live in </w:t>
+      </w:r>
+      <w:r>
+        <w:rPr>
+          <w:rFonts w:ascii="Consolas" w:hAnsi="Consolas"/>
+        </w:rPr>
+        <w:t xml:space="preserve">interaction_events</w:t>
+      </w:r>
+      <w:r>
+        <w:t xml:space="preserve"> with no identity on the row. Identities live in </w:t>
+      </w:r>
+      <w:r>
+        <w:rPr>
+          <w:rFonts w:ascii="Consolas" w:hAnsi="Consolas"/>
+        </w:rPr>
+        <w:t xml:space="preserve">pilot_contacts</w:t>
+      </w:r>
+      <w:r>
+        <w:t xml:space="preserve"> with no answers on the row. </w:t>
+      </w:r>
+      <w:r>
+        <w:rPr>
+          <w:b/>
+        </w:rPr>
+        <w:t xml:space="preserve">The two tables share no key.</w:t>
+      </w:r>
+      <w:r>
+        <w:t xml:space="preserve"> Nobody, including the person running the study, can say which respondent gave which answers. That is the promise the instrument makes on its own page.</w:t>
+      </w:r>
+    </w:p>
+    <w:p>
+      <w:pPr>
+        <w:spacing w:after="140"/>
+      </w:pPr>
+      <w:r>
+        <w:t xml:space="preserve">Publishing who gave which answers would require rebuilding the instrument to collect something it was specifically built not to collect. The panel publishes the identity limit alongside the names so a reader is never left to assume the omission is an oversight.</w:t>
+      </w:r>
+    </w:p>
+    <w:p>
+      <w:pPr>
+        <w:pStyle w:val="Heading3"/>
+        <w:spacing w:after="140"/>
+      </w:pPr>
+      <w:r>
+        <w:t xml:space="preserve">Purpose of collection, now published</w:t>
+      </w:r>
+    </w:p>
+    <w:p>
+      <w:pPr>
+        <w:spacing w:after="140"/>
+      </w:pPr>
+      <w:r>
+        <w:t xml:space="preserve">Aggregate reporting in the research write-up; full results to every reviewer once the study closes; evidence base describing the problem the standard addresses. </w:t>
+      </w:r>
+      <w:r>
+        <w:rPr>
+          <w:b/>
+        </w:rPr>
+        <w:t xml:space="preserve">Not used to evaluate, rank or identify any respondent or their employer.</w:t>
+      </w:r>
+    </w:p>
+    <w:p>
+      <w:pPr>
+        <w:pStyle w:val="Heading3"/>
+        <w:spacing w:after="140"/>
+      </w:pPr>
+      <w:r>
+        <w:t xml:space="preserve">Documents updated</w:t>
+      </w:r>
+    </w:p>
+    <w:p>
+      <w:pPr>
+        <w:spacing w:after="140"/>
+      </w:pPr>
+      <w:r>
+        <w:rPr>
+          <w:rFonts w:ascii="Consolas" w:hAnsi="Consolas"/>
+        </w:rPr>
+        <w:t xml:space="preserve">research/Reviewer_Evaluation_Summary_2026-08-11.md</w:t>
+      </w:r>
+      <w:r>
+        <w:t xml:space="preserve"> 8,538 to 11,526 bytes. </w:t>
+      </w:r>
+      <w:r>
+        <w:rPr>
+          <w:rFonts w:ascii="Consolas" w:hAnsi="Consolas"/>
+        </w:rPr>
+        <w:t xml:space="preserve">research/Reviewer_Program_Summary_2026-08-09.md</w:t>
+      </w:r>
+      <w:r>
+        <w:t xml:space="preserve"> 16,768 to 19,756 bytes. Both carry the same section, so the documents and the site read from one source.</w:t>
+      </w:r>
+    </w:p>
+    <w:p>
+      <w:pPr>
+        <w:pStyle w:val="Heading3"/>
+        <w:spacing w:after="140"/>
+      </w:pPr>
+      <w:r>
+        <w:t xml:space="preserve">Link-click telemetry</w:t>
+      </w:r>
+    </w:p>
+    <w:p>
+      <w:pPr>
+        <w:spacing w:after="140"/>
+      </w:pPr>
+      <w:r>
+        <w:rPr>
+          <w:b/>
+        </w:rPr>
+        <w:t xml:space="preserve">No defect found this run.</w:t>
+      </w:r>
+      <w:r>
+        <w:t xml:space="preserve"> No code path was changed.</w:t>
+      </w:r>
+    </w:p>
+    <w:p>
+      <w:pPr>
+        <w:pStyle w:val="Heading3"/>
+        <w:spacing w:after="140"/>
+      </w:pPr>
+      <w:r>
+        <w:t xml:space="preserve">Trademark dossiers</w:t>
+      </w:r>
+    </w:p>
+    <w:p>
+      <w:pPr>
+        <w:spacing w:after="140"/>
+      </w:pPr>
+      <w:r>
+        <w:t xml:space="preserve">Unchanged: </w:t>
+      </w:r>
+      <w:r>
+        <w:rPr>
+          <w:b/>
+        </w:rPr>
+        <w:t xml:space="preserve">JRS REQUIRES USER INPUT, DRR REQUIRES USER INPUT.</w:t>
+      </w:r>
+    </w:p>
+    <w:p>
+      <w:pPr>
+        <w:pStyle w:val="Heading3"/>
+        <w:spacing w:after="140"/>
+      </w:pPr>
+      <w:r>
+        <w:t xml:space="preserve">Files modified</w:t>
+      </w:r>
+    </w:p>
+    <w:p>
+      <w:pPr>
+        <w:spacing w:after="140"/>
+      </w:pPr>
+      <w:r>
+        <w:rPr>
+          <w:rFonts w:ascii="Consolas" w:hAnsi="Consolas"/>
+        </w:rPr>
+        <w:t xml:space="preserve">api/asset-stats.js</w:t>
+      </w:r>
+      <w:r>
+        <w:t xml:space="preserve">, </w:t>
+      </w:r>
+      <w:r>
+        <w:rPr>
+          <w:rFonts w:ascii="Consolas" w:hAnsi="Consolas"/>
+        </w:rPr>
+        <w:t xml:space="preserve">pilot-status.html</w:t>
+      </w:r>
+      <w:r>
+        <w:t xml:space="preserve">, </w:t>
+      </w:r>
+      <w:r>
+        <w:rPr>
+          <w:rFonts w:ascii="Consolas" w:hAnsi="Consolas"/>
+        </w:rPr>
+        <w:t xml:space="preserve">research/Reviewer_Evaluation_Summary_2026-08-11.md</w:t>
+      </w:r>
+      <w:r>
+        <w:t xml:space="preserve">, </w:t>
+      </w:r>
+      <w:r>
+        <w:rPr>
+          <w:rFonts w:ascii="Consolas" w:hAnsi="Consolas"/>
+        </w:rPr>
+        <w:t xml:space="preserve">research/Reviewer_Program_Summary_2026-08-09.md</w:t>
+      </w:r>
+      <w:r>
+        <w:t xml:space="preserve">, </w:t>
+      </w:r>
+      <w:r>
+        <w:rPr>
+          <w:rFonts w:ascii="Consolas" w:hAnsi="Consolas"/>
+        </w:rPr>
+        <w:t xml:space="preserve">MASTER_TRACKER.md</w:t>
       </w:r>
       <w:r>
         <w:t xml:space="preserve">, </w:t>

--- a/MASTER_TRACKER.docx
+++ b/MASTER_TRACKER.docx
@@ -5538,6 +5538,1340 @@
       </w:r>
       <w:r>
         <w:t xml:space="preserve">.</w:t>
+      </w:r>
+    </w:p>
+    <w:p>
+      <w:pPr>
+        <w:pBdr>
+          <w:bottom w:val="single" w:sz="6" w:space="1" w:color="AAAAAA"/>
+        </w:pBdr>
+      </w:pPr>
+    </w:p>
+    <w:p>
+      <w:pPr>
+        <w:pStyle w:val="Heading2"/>
+        <w:spacing w:after="140"/>
+      </w:pPr>
+      <w:r>
+        <w:t xml:space="preserve">Run: 2026-08-12T13:08:51Z</w:t>
+      </w:r>
+    </w:p>
+    <w:p>
+      <w:pPr>
+        <w:spacing w:after="140"/>
+      </w:pPr>
+      <w:r>
+        <w:rPr>
+          <w:b/>
+        </w:rPr>
+        <w:t xml:space="preserve">Overall execution status:</w:t>
+      </w:r>
+      <w:r>
+        <w:t xml:space="preserve"> three prior runs were logged to </w:t>
+      </w:r>
+      <w:r>
+        <w:rPr>
+          <w:rFonts w:ascii="Consolas" w:hAnsi="Consolas"/>
+        </w:rPr>
+        <w:t xml:space="preserve">research/MASTER_TRACKER.md</w:t>
+      </w:r>
+      <w:r>
+        <w:t xml:space="preserve"> and NOT to this file. That gap is closed here. All three are recorded below with their real status.</w:t>
+      </w:r>
+    </w:p>
+    <w:p>
+      <w:pPr>
+        <w:spacing w:after="140"/>
+      </w:pPr>
+      <w:r>
+        <w:rPr>
+          <w:b/>
+        </w:rPr>
+        <w:t xml:space="preserve">Root tracker was last updated at 2026-08-12T12:42:55Z. Three runs happened after it and were not written here.</w:t>
+      </w:r>
+      <w:r>
+        <w:t xml:space="preserve"> The research log carried them; this file did not. That is a maintenance failure against the standing directive and it is corrected rather than explained away.</w:t>
+      </w:r>
+    </w:p>
+    <w:tbl>
+      <w:tblPr>
+        <w:tblStyle w:val="TableGrid"/>
+        <w:tblW w:w="9360" w:type="dxa"/>
+        <w:tblBorders>
+          <w:top w:val="single" w:sz="4" w:space="0" w:color="999999"/>
+          <w:left w:val="single" w:sz="4" w:space="0" w:color="999999"/>
+          <w:bottom w:val="single" w:sz="4" w:space="0" w:color="999999"/>
+          <w:right w:val="single" w:sz="4" w:space="0" w:color="999999"/>
+          <w:insideH w:val="single" w:sz="4" w:space="0" w:color="999999"/>
+          <w:insideV w:val="single" w:sz="4" w:space="0" w:color="999999"/>
+        </w:tblBorders>
+      </w:tblPr>
+      <w:tblGrid>
+        <w:gridCol w:w="3120"/>
+        <w:gridCol w:w="3120"/>
+        <w:gridCol w:w="3120"/>
+      </w:tblGrid>
+      <w:tr>
+        <w:tc>
+          <w:tcPr>
+            <w:tcW w:w="3120" w:type="dxa"/>
+          </w:tcPr>
+          <w:p>
+            <w:pPr>
+              <w:spacing w:after="0"/>
+            </w:pPr>
+            <w:r>
+              <w:t xml:space="preserve">#</w:t>
+            </w:r>
+          </w:p>
+        </w:tc>
+        <w:tc>
+          <w:tcPr>
+            <w:tcW w:w="3120" w:type="dxa"/>
+          </w:tcPr>
+          <w:p>
+            <w:pPr>
+              <w:spacing w:after="0"/>
+            </w:pPr>
+            <w:r>
+              <w:t xml:space="preserve">Item</w:t>
+            </w:r>
+          </w:p>
+        </w:tc>
+        <w:tc>
+          <w:tcPr>
+            <w:tcW w:w="3120" w:type="dxa"/>
+          </w:tcPr>
+          <w:p>
+            <w:pPr>
+              <w:spacing w:after="0"/>
+            </w:pPr>
+            <w:r>
+              <w:t xml:space="preserve">Status</w:t>
+            </w:r>
+          </w:p>
+        </w:tc>
+      </w:tr>
+      <w:tr>
+        <w:tc>
+          <w:tcPr>
+            <w:tcW w:w="3120" w:type="dxa"/>
+          </w:tcPr>
+          <w:p>
+            <w:pPr>
+              <w:spacing w:after="0"/>
+            </w:pPr>
+            <w:r>
+              <w:t xml:space="preserve">3</w:t>
+            </w:r>
+          </w:p>
+        </w:tc>
+        <w:tc>
+          <w:tcPr>
+            <w:tcW w:w="3120" w:type="dxa"/>
+          </w:tcPr>
+          <w:p>
+            <w:pPr>
+              <w:spacing w:after="0"/>
+            </w:pPr>
+            <w:r>
+              <w:t xml:space="preserve">Link-click telemetry</w:t>
+            </w:r>
+          </w:p>
+        </w:tc>
+        <w:tc>
+          <w:tcPr>
+            <w:tcW w:w="3120" w:type="dxa"/>
+          </w:tcPr>
+          <w:p>
+            <w:pPr>
+              <w:spacing w:after="0"/>
+            </w:pPr>
+            <w:r>
+              <w:rPr>
+                <w:b/>
+              </w:rPr>
+              <w:t xml:space="preserve">VERIFIED</w:t>
+            </w:r>
+            <w:r>
+              <w:t xml:space="preserve">, no defect found across the three runs</w:t>
+            </w:r>
+          </w:p>
+        </w:tc>
+      </w:tr>
+      <w:tr>
+        <w:tc>
+          <w:tcPr>
+            <w:tcW w:w="3120" w:type="dxa"/>
+          </w:tcPr>
+          <w:p>
+            <w:pPr>
+              <w:spacing w:after="0"/>
+            </w:pPr>
+            <w:r>
+              <w:t xml:space="preserve">4</w:t>
+            </w:r>
+          </w:p>
+        </w:tc>
+        <w:tc>
+          <w:tcPr>
+            <w:tcW w:w="3120" w:type="dxa"/>
+          </w:tcPr>
+          <w:p>
+            <w:pPr>
+              <w:spacing w:after="0"/>
+            </w:pPr>
+            <w:r>
+              <w:t xml:space="preserve">Link-click repair</w:t>
+            </w:r>
+          </w:p>
+        </w:tc>
+        <w:tc>
+          <w:tcPr>
+            <w:tcW w:w="3120" w:type="dxa"/>
+          </w:tcPr>
+          <w:p>
+            <w:pPr>
+              <w:spacing w:after="0"/>
+            </w:pPr>
+            <w:r>
+              <w:rPr>
+                <w:b/>
+              </w:rPr>
+              <w:t xml:space="preserve">None required.</w:t>
+            </w:r>
+            <w:r>
+              <w:t xml:space="preserve"> </w:t>
+            </w:r>
+            <w:r>
+              <w:rPr>
+                <w:rFonts w:ascii="Consolas" w:hAnsi="Consolas"/>
+              </w:rPr>
+              <w:t xml:space="preserve">keepalive</w:t>
+            </w:r>
+            <w:r>
+              <w:t xml:space="preserve"> from 2026-08-11 remains, classified hardening not proven repair</w:t>
+            </w:r>
+          </w:p>
+        </w:tc>
+      </w:tr>
+      <w:tr>
+        <w:tc>
+          <w:tcPr>
+            <w:tcW w:w="3120" w:type="dxa"/>
+          </w:tcPr>
+          <w:p>
+            <w:pPr>
+              <w:spacing w:after="0"/>
+            </w:pPr>
+            <w:r>
+              <w:t xml:space="preserve">5</w:t>
+            </w:r>
+          </w:p>
+        </w:tc>
+        <w:tc>
+          <w:tcPr>
+            <w:tcW w:w="3120" w:type="dxa"/>
+          </w:tcPr>
+          <w:p>
+            <w:pPr>
+              <w:spacing w:after="0"/>
+            </w:pPr>
+            <w:r>
+              <w:t xml:space="preserve">Link inventory</w:t>
+            </w:r>
+          </w:p>
+        </w:tc>
+        <w:tc>
+          <w:tcPr>
+            <w:tcW w:w="3120" w:type="dxa"/>
+          </w:tcPr>
+          <w:p>
+            <w:pPr>
+              <w:spacing w:after="0"/>
+            </w:pPr>
+            <w:r>
+              <w:rPr>
+                <w:b/>
+              </w:rPr>
+              <w:t xml:space="preserve">VERIFIED</w:t>
+            </w:r>
+            <w:r>
+              <w:t xml:space="preserve">, 785 navigating links, 66 pages</w:t>
+            </w:r>
+          </w:p>
+        </w:tc>
+      </w:tr>
+      <w:tr>
+        <w:tc>
+          <w:tcPr>
+            <w:tcW w:w="3120" w:type="dxa"/>
+          </w:tcPr>
+          <w:p>
+            <w:pPr>
+              <w:spacing w:after="0"/>
+            </w:pPr>
+            <w:r>
+              <w:t xml:space="preserve">6</w:t>
+            </w:r>
+          </w:p>
+        </w:tc>
+        <w:tc>
+          <w:tcPr>
+            <w:tcW w:w="3120" w:type="dxa"/>
+          </w:tcPr>
+          <w:p>
+            <w:pPr>
+              <w:spacing w:after="0"/>
+            </w:pPr>
+            <w:r>
+              <w:t xml:space="preserve">Counter audit</w:t>
+            </w:r>
+          </w:p>
+        </w:tc>
+        <w:tc>
+          <w:tcPr>
+            <w:tcW w:w="3120" w:type="dxa"/>
+          </w:tcPr>
+          <w:p>
+            <w:pPr>
+              <w:spacing w:after="0"/>
+            </w:pPr>
+            <w:r>
+              <w:rPr>
+                <w:b/>
+              </w:rPr>
+              <w:t xml:space="preserve">PATCHED</w:t>
+            </w:r>
+            <w:r>
+              <w:t xml:space="preserve">, two new publications added</w:t>
+            </w:r>
+          </w:p>
+        </w:tc>
+      </w:tr>
+      <w:tr>
+        <w:tc>
+          <w:tcPr>
+            <w:tcW w:w="3120" w:type="dxa"/>
+          </w:tcPr>
+          <w:p>
+            <w:pPr>
+              <w:spacing w:after="0"/>
+            </w:pPr>
+            <w:r>
+              <w:t xml:space="preserve">7</w:t>
+            </w:r>
+          </w:p>
+        </w:tc>
+        <w:tc>
+          <w:tcPr>
+            <w:tcW w:w="3120" w:type="dxa"/>
+          </w:tcPr>
+          <w:p>
+            <w:pPr>
+              <w:spacing w:after="0"/>
+            </w:pPr>
+            <w:r>
+              <w:t xml:space="preserve">Metric reconciliation</w:t>
+            </w:r>
+          </w:p>
+        </w:tc>
+        <w:tc>
+          <w:tcPr>
+            <w:tcW w:w="3120" w:type="dxa"/>
+          </w:tcPr>
+          <w:p>
+            <w:pPr>
+              <w:spacing w:after="0"/>
+            </w:pPr>
+            <w:r>
+              <w:rPr>
+                <w:b/>
+              </w:rPr>
+              <w:t xml:space="preserve">VERIFIED</w:t>
+            </w:r>
+          </w:p>
+        </w:tc>
+      </w:tr>
+      <w:tr>
+        <w:tc>
+          <w:tcPr>
+            <w:tcW w:w="3120" w:type="dxa"/>
+          </w:tcPr>
+          <w:p>
+            <w:pPr>
+              <w:spacing w:after="0"/>
+            </w:pPr>
+            <w:r>
+              <w:t xml:space="preserve">8</w:t>
+            </w:r>
+          </w:p>
+        </w:tc>
+        <w:tc>
+          <w:tcPr>
+            <w:tcW w:w="3120" w:type="dxa"/>
+          </w:tcPr>
+          <w:p>
+            <w:pPr>
+              <w:spacing w:after="0"/>
+            </w:pPr>
+            <w:r>
+              <w:t xml:space="preserve">JRS trademark dossier</w:t>
+            </w:r>
+          </w:p>
+        </w:tc>
+        <w:tc>
+          <w:tcPr>
+            <w:tcW w:w="3120" w:type="dxa"/>
+          </w:tcPr>
+          <w:p>
+            <w:pPr>
+              <w:spacing w:after="0"/>
+            </w:pPr>
+            <w:r>
+              <w:rPr>
+                <w:b/>
+              </w:rPr>
+              <w:t xml:space="preserve">REQUIRES USER INPUT</w:t>
+            </w:r>
+          </w:p>
+        </w:tc>
+      </w:tr>
+      <w:tr>
+        <w:tc>
+          <w:tcPr>
+            <w:tcW w:w="3120" w:type="dxa"/>
+          </w:tcPr>
+          <w:p>
+            <w:pPr>
+              <w:spacing w:after="0"/>
+            </w:pPr>
+            <w:r>
+              <w:t xml:space="preserve">9</w:t>
+            </w:r>
+          </w:p>
+        </w:tc>
+        <w:tc>
+          <w:tcPr>
+            <w:tcW w:w="3120" w:type="dxa"/>
+          </w:tcPr>
+          <w:p>
+            <w:pPr>
+              <w:spacing w:after="0"/>
+            </w:pPr>
+            <w:r>
+              <w:t xml:space="preserve">DRR trademark dossier</w:t>
+            </w:r>
+          </w:p>
+        </w:tc>
+        <w:tc>
+          <w:tcPr>
+            <w:tcW w:w="3120" w:type="dxa"/>
+          </w:tcPr>
+          <w:p>
+            <w:pPr>
+              <w:spacing w:after="0"/>
+            </w:pPr>
+            <w:r>
+              <w:rPr>
+                <w:b/>
+              </w:rPr>
+              <w:t xml:space="preserve">REQUIRES USER INPUT</w:t>
+            </w:r>
+          </w:p>
+        </w:tc>
+      </w:tr>
+    </w:tbl>
+    <w:p>
+      <w:pPr/>
+      <w:r>
+        <w:t/>
+      </w:r>
+    </w:p>
+    <w:p>
+      <w:pPr>
+        <w:pStyle w:val="Heading3"/>
+        <w:spacing w:after="140"/>
+      </w:pPr>
+      <w:r>
+        <w:t xml:space="preserve">Run A, previously unlogged here: outreach message check</w:t>
+      </w:r>
+    </w:p>
+    <w:p>
+      <w:pPr>
+        <w:spacing w:after="140"/>
+      </w:pPr>
+      <w:r>
+        <w:t xml:space="preserve">Checked a LinkedIn outreach message against the live site. </w:t>
+      </w:r>
+      <w:r>
+        <w:rPr>
+          <w:b/>
+        </w:rPr>
+        <w:t xml:space="preserve">Two factual errors found, one of them caused by my own change earlier the same day.</w:t>
+      </w:r>
+    </w:p>
+    <w:tbl>
+      <w:tblPr>
+        <w:tblStyle w:val="TableGrid"/>
+        <w:tblW w:w="9360" w:type="dxa"/>
+        <w:tblBorders>
+          <w:top w:val="single" w:sz="4" w:space="0" w:color="999999"/>
+          <w:left w:val="single" w:sz="4" w:space="0" w:color="999999"/>
+          <w:bottom w:val="single" w:sz="4" w:space="0" w:color="999999"/>
+          <w:right w:val="single" w:sz="4" w:space="0" w:color="999999"/>
+          <w:insideH w:val="single" w:sz="4" w:space="0" w:color="999999"/>
+          <w:insideV w:val="single" w:sz="4" w:space="0" w:color="999999"/>
+        </w:tblBorders>
+      </w:tblPr>
+      <w:tblGrid>
+        <w:gridCol w:w="4680"/>
+        <w:gridCol w:w="4680"/>
+      </w:tblGrid>
+      <w:tr>
+        <w:tc>
+          <w:tcPr>
+            <w:tcW w:w="4680" w:type="dxa"/>
+          </w:tcPr>
+          <w:p>
+            <w:pPr>
+              <w:spacing w:after="0"/>
+            </w:pPr>
+            <w:r>
+              <w:t xml:space="preserve">Error</w:t>
+            </w:r>
+          </w:p>
+        </w:tc>
+        <w:tc>
+          <w:tcPr>
+            <w:tcW w:w="4680" w:type="dxa"/>
+          </w:tcPr>
+          <w:p>
+            <w:pPr>
+              <w:spacing w:after="0"/>
+            </w:pPr>
+            <w:r>
+              <w:t xml:space="preserve">Detail</w:t>
+            </w:r>
+          </w:p>
+        </w:tc>
+      </w:tr>
+      <w:tr>
+        <w:tc>
+          <w:tcPr>
+            <w:tcW w:w="4680" w:type="dxa"/>
+          </w:tcPr>
+          <w:p>
+            <w:pPr>
+              <w:spacing w:after="0"/>
+            </w:pPr>
+            <w:r>
+              <w:t xml:space="preserve">Scroll instruction</w:t>
+            </w:r>
+          </w:p>
+        </w:tc>
+        <w:tc>
+          <w:tcPr>
+            <w:tcW w:w="4680" w:type="dxa"/>
+          </w:tcPr>
+          <w:p>
+            <w:pPr>
+              <w:spacing w:after="0"/>
+            </w:pPr>
+            <w:r>
+              <w:t xml:space="preserve">Told the reader to scroll to the bottom and click "GO STRAIGHT TO THE REVIEWER EVALUATION". That string has </w:t>
+            </w:r>
+            <w:r>
+              <w:rPr>
+                <w:b/>
+              </w:rPr>
+              <w:t xml:space="preserve">0 occurrences</w:t>
+            </w:r>
+            <w:r>
+              <w:t xml:space="preserve"> on the page; the CTA was renamed and moved to the top at 419px. Following it lands on "Open Module 1 first", the opposite direction</w:t>
+            </w:r>
+          </w:p>
+        </w:tc>
+      </w:tr>
+      <w:tr>
+        <w:tc>
+          <w:tcPr>
+            <w:tcW w:w="4680" w:type="dxa"/>
+          </w:tcPr>
+          <w:p>
+            <w:pPr>
+              <w:spacing w:after="0"/>
+            </w:pPr>
+            <w:r>
+              <w:t xml:space="preserve">Recommendation described as automatic</w:t>
+            </w:r>
+          </w:p>
+        </w:tc>
+        <w:tc>
+          <w:tcPr>
+            <w:tcW w:w="4680" w:type="dxa"/>
+          </w:tcPr>
+          <w:p>
+            <w:pPr>
+              <w:spacing w:after="0"/>
+            </w:pPr>
+            <w:r>
+              <w:t xml:space="preserve">It is an opt-in checkbox and nothing is posted without the person approving the wording</w:t>
+            </w:r>
+          </w:p>
+        </w:tc>
+      </w:tr>
+    </w:tbl>
+    <w:p>
+      <w:pPr/>
+      <w:r>
+        <w:t/>
+      </w:r>
+    </w:p>
+    <w:p>
+      <w:pPr>
+        <w:spacing w:after="140"/>
+      </w:pPr>
+      <w:r>
+        <w:t xml:space="preserve">Verified correct: link resolves 307 with </w:t>
+      </w:r>
+      <w:r>
+        <w:rPr>
+          <w:rFonts w:ascii="Consolas" w:hAnsi="Consolas"/>
+        </w:rPr>
+        <w:t xml:space="preserve">src</w:t>
+      </w:r>
+      <w:r>
+        <w:t xml:space="preserve"> preserved; Module 1 genuinely open without sign-up; 9 questions confirmed in </w:t>
+      </w:r>
+      <w:r>
+        <w:rPr>
+          <w:rFonts w:ascii="Consolas" w:hAnsi="Consolas"/>
+        </w:rPr>
+        <w:t xml:space="preserve">api/reviewer-eval.js</w:t>
+      </w:r>
+      <w:r>
+        <w:t xml:space="preserve">; 4-minute claim matches the page; separation-of-answers claim true and stronger than stated.</w:t>
+      </w:r>
+    </w:p>
+    <w:p>
+      <w:pPr>
+        <w:spacing w:after="140"/>
+      </w:pPr>
+      <w:r>
+        <w:rPr>
+          <w:b/>
+        </w:rPr>
+        <w:t xml:space="preserve">Standing risk recorded:</w:t>
+      </w:r>
+      <w:r>
+        <w:t xml:space="preserve"> outreach copy hardcodes button labels and labels change. Describing a CTA by </w:t>
+      </w:r>
+      <w:r>
+        <w:rPr>
+          <w:b/>
+        </w:rPr>
+        <w:t xml:space="preserve">position</w:t>
+      </w:r>
+      <w:r>
+        <w:t xml:space="preserve"> survives a copy change; naming the exact label does not.</w:t>
+      </w:r>
+    </w:p>
+    <w:p>
+      <w:pPr>
+        <w:pStyle w:val="Heading3"/>
+        <w:spacing w:after="140"/>
+      </w:pPr>
+      <w:r>
+        <w:t xml:space="preserve">Run B, previously unlogged here: outreach template</w:t>
+      </w:r>
+    </w:p>
+    <w:p>
+      <w:pPr>
+        <w:spacing w:after="140"/>
+      </w:pPr>
+      <w:r>
+        <w:rPr>
+          <w:rFonts w:ascii="Consolas" w:hAnsi="Consolas"/>
+        </w:rPr>
+        <w:t xml:space="preserve">research/Outreach_Template_Reviewer_Evaluation.md</w:t>
+      </w:r>
+      <w:r>
+        <w:t xml:space="preserve"> created, both errors fixed, CTA described by position. Carries a pre-send check: run </w:t>
+      </w:r>
+      <w:r>
+        <w:rPr>
+          <w:rFonts w:ascii="Consolas" w:hAnsi="Consolas"/>
+        </w:rPr>
+        <w:t xml:space="preserve">check_completion.py &lt;CODE&gt;</w:t>
+      </w:r>
+      <w:r>
+        <w:t xml:space="preserve"> against anyone on a reviewer roster, because a completer should receive their completion package rather than a recruitment message.</w:t>
+      </w:r>
+    </w:p>
+    <w:p>
+      <w:pPr>
+        <w:pStyle w:val="Heading3"/>
+        <w:spacing w:after="140"/>
+      </w:pPr>
+      <w:r>
+        <w:t xml:space="preserve">Run C, previously unlogged here: recommendation-requester mechanism</w:t>
+      </w:r>
+    </w:p>
+    <w:p>
+      <w:pPr>
+        <w:spacing w:after="140"/>
+      </w:pPr>
+      <w:r>
+        <w:rPr>
+          <w:b/>
+        </w:rPr>
+        <w:t xml:space="preserve">Gap found:</w:t>
+      </w:r>
+      <w:r>
+        <w:t xml:space="preserve"> the public dashboard has always published </w:t>
+      </w:r>
+      <w:r>
+        <w:rPr>
+          <w:rFonts w:ascii="Consolas" w:hAnsi="Consolas"/>
+        </w:rPr>
+        <w:t xml:space="preserve">contacts_via_recommendation</w:t>
+      </w:r>
+      <w:r>
+        <w:t xml:space="preserve">, the count. </w:t>
+      </w:r>
+      <w:r>
+        <w:rPr>
+          <w:b/>
+        </w:rPr>
+        <w:t xml:space="preserve">Nothing anywhere exposed who.</w:t>
+      </w:r>
+      <w:r>
+        <w:t xml:space="preserve"> A count of three would tell the owner three people are owed a recommendation and give him no way to write any of them.</w:t>
+      </w:r>
+    </w:p>
+    <w:p>
+      <w:pPr>
+        <w:spacing w:after="140"/>
+      </w:pPr>
+      <w:r>
+        <w:rPr>
+          <w:b/>
+        </w:rPr>
+        <w:t xml:space="preserve">Repair:</w:t>
+      </w:r>
+      <w:r>
+        <w:t xml:space="preserve"> extended </w:t>
+      </w:r>
+      <w:r>
+        <w:rPr>
+          <w:rFonts w:ascii="Consolas" w:hAnsi="Consolas"/>
+        </w:rPr>
+        <w:t xml:space="preserve">api/support-contacts.js</w:t>
+      </w:r>
+      <w:r>
+        <w:t xml:space="preserve">, the existing token-gated owner endpoint, to return </w:t>
+      </w:r>
+      <w:r>
+        <w:rPr>
+          <w:rFonts w:ascii="Consolas" w:hAnsi="Consolas"/>
+        </w:rPr>
+        <w:t xml:space="preserve">recommendation_requests</w:t>
+      </w:r>
+      <w:r>
+        <w:t xml:space="preserve"> and </w:t>
+      </w:r>
+      <w:r>
+        <w:rPr>
+          <w:rFonts w:ascii="Consolas" w:hAnsi="Consolas"/>
+        </w:rPr>
+        <w:t xml:space="preserve">certificate_requests</w:t>
+      </w:r>
+      <w:r>
+        <w:t xml:space="preserve"> with name, email, organization, printed title, LinkedIn URL, country, completion code, four consent flags and request timestamp.</w:t>
+      </w:r>
+    </w:p>
+    <w:p>
+      <w:pPr>
+        <w:spacing w:after="140"/>
+      </w:pPr>
+      <w:r>
+        <w:rPr>
+          <w:b/>
+        </w:rPr>
+        <w:t xml:space="preserve">Answers are not joined in and cannot be.</w:t>
+      </w:r>
+      <w:r>
+        <w:t xml:space="preserve"> The answer rows carry no identity and share no key with these rows. The endpoint returns who asked, never what they said.</w:t>
+      </w:r>
+    </w:p>
+    <w:p>
+      <w:pPr>
+        <w:spacing w:after="140"/>
+      </w:pPr>
+      <w:r>
+        <w:rPr>
+          <w:b/>
+        </w:rPr>
+        <w:t xml:space="preserve">Verified on production, four ways:</w:t>
+      </w:r>
+    </w:p>
+    <w:tbl>
+      <w:tblPr>
+        <w:tblStyle w:val="TableGrid"/>
+        <w:tblW w:w="9360" w:type="dxa"/>
+        <w:tblBorders>
+          <w:top w:val="single" w:sz="4" w:space="0" w:color="999999"/>
+          <w:left w:val="single" w:sz="4" w:space="0" w:color="999999"/>
+          <w:bottom w:val="single" w:sz="4" w:space="0" w:color="999999"/>
+          <w:right w:val="single" w:sz="4" w:space="0" w:color="999999"/>
+          <w:insideH w:val="single" w:sz="4" w:space="0" w:color="999999"/>
+          <w:insideV w:val="single" w:sz="4" w:space="0" w:color="999999"/>
+        </w:tblBorders>
+      </w:tblPr>
+      <w:tblGrid>
+        <w:gridCol w:w="4680"/>
+        <w:gridCol w:w="4680"/>
+      </w:tblGrid>
+      <w:tr>
+        <w:tc>
+          <w:tcPr>
+            <w:tcW w:w="4680" w:type="dxa"/>
+          </w:tcPr>
+          <w:p>
+            <w:pPr>
+              <w:spacing w:after="0"/>
+            </w:pPr>
+            <w:r>
+              <w:t xml:space="preserve">Check</w:t>
+            </w:r>
+          </w:p>
+        </w:tc>
+        <w:tc>
+          <w:tcPr>
+            <w:tcW w:w="4680" w:type="dxa"/>
+          </w:tcPr>
+          <w:p>
+            <w:pPr>
+              <w:spacing w:after="0"/>
+            </w:pPr>
+            <w:r>
+              <w:t xml:space="preserve">Result</w:t>
+            </w:r>
+          </w:p>
+        </w:tc>
+      </w:tr>
+      <w:tr>
+        <w:tc>
+          <w:tcPr>
+            <w:tcW w:w="4680" w:type="dxa"/>
+          </w:tcPr>
+          <w:p>
+            <w:pPr>
+              <w:spacing w:after="0"/>
+            </w:pPr>
+            <w:r>
+              <w:t xml:space="preserve">No token</w:t>
+            </w:r>
+          </w:p>
+        </w:tc>
+        <w:tc>
+          <w:tcPr>
+            <w:tcW w:w="4680" w:type="dxa"/>
+          </w:tcPr>
+          <w:p>
+            <w:pPr>
+              <w:spacing w:after="0"/>
+            </w:pPr>
+            <w:r>
+              <w:t xml:space="preserve">Four boolean diagnostics only, zero name or email keys</w:t>
+            </w:r>
+          </w:p>
+        </w:tc>
+      </w:tr>
+      <w:tr>
+        <w:tc>
+          <w:tcPr>
+            <w:tcW w:w="4680" w:type="dxa"/>
+          </w:tcPr>
+          <w:p>
+            <w:pPr>
+              <w:spacing w:after="0"/>
+            </w:pPr>
+            <w:r>
+              <w:t xml:space="preserve">Wrong token</w:t>
+            </w:r>
+          </w:p>
+        </w:tc>
+        <w:tc>
+          <w:tcPr>
+            <w:tcW w:w="4680" w:type="dxa"/>
+          </w:tcPr>
+          <w:p>
+            <w:pPr>
+              <w:spacing w:after="0"/>
+            </w:pPr>
+            <w:r>
+              <w:t xml:space="preserve">HTTP 401</w:t>
+            </w:r>
+          </w:p>
+        </w:tc>
+      </w:tr>
+      <w:tr>
+        <w:tc>
+          <w:tcPr>
+            <w:tcW w:w="4680" w:type="dxa"/>
+          </w:tcPr>
+          <w:p>
+            <w:pPr>
+              <w:spacing w:after="0"/>
+            </w:pPr>
+            <w:r>
+              <w:t xml:space="preserve">Word "recommendation" in unauthorized response</w:t>
+            </w:r>
+          </w:p>
+        </w:tc>
+        <w:tc>
+          <w:tcPr>
+            <w:tcW w:w="4680" w:type="dxa"/>
+          </w:tcPr>
+          <w:p>
+            <w:pPr>
+              <w:spacing w:after="0"/>
+            </w:pPr>
+            <w:r>
+              <w:t xml:space="preserve">0, the gate leaks nothing about the new fields</w:t>
+            </w:r>
+          </w:p>
+        </w:tc>
+      </w:tr>
+      <w:tr>
+        <w:tc>
+          <w:tcPr>
+            <w:tcW w:w="4680" w:type="dxa"/>
+          </w:tcPr>
+          <w:p>
+            <w:pPr>
+              <w:spacing w:after="0"/>
+            </w:pPr>
+            <w:r>
+              <w:t xml:space="preserve">Public </w:t>
+            </w:r>
+            <w:r>
+              <w:rPr>
+                <w:rFonts w:ascii="Consolas" w:hAnsi="Consolas"/>
+              </w:rPr>
+              <w:t xml:space="preserve">asset-stats</w:t>
+            </w:r>
+            <w:r>
+              <w:t xml:space="preserve"> payload</w:t>
+            </w:r>
+          </w:p>
+        </w:tc>
+        <w:tc>
+          <w:tcPr>
+            <w:tcW w:w="4680" w:type="dxa"/>
+          </w:tcPr>
+          <w:p>
+            <w:pPr>
+              <w:spacing w:after="0"/>
+            </w:pPr>
+            <w:r>
+              <w:t xml:space="preserve">No email address, no </w:t>
+            </w:r>
+            <w:r>
+              <w:rPr>
+                <w:rFonts w:ascii="Consolas" w:hAnsi="Consolas"/>
+              </w:rPr>
+              <w:t xml:space="preserve">linkedin_url</w:t>
+            </w:r>
+          </w:p>
+        </w:tc>
+      </w:tr>
+    </w:tbl>
+    <w:p>
+      <w:pPr/>
+      <w:r>
+        <w:t/>
+      </w:r>
+    </w:p>
+    <w:p>
+      <w:pPr>
+        <w:pStyle w:val="Heading3"/>
+        <w:spacing w:after="140"/>
+      </w:pPr>
+      <w:r>
+        <w:t xml:space="preserve">Live figures at this timestamp</w:t>
+      </w:r>
+    </w:p>
+    <w:tbl>
+      <w:tblPr>
+        <w:tblStyle w:val="TableGrid"/>
+        <w:tblW w:w="9360" w:type="dxa"/>
+        <w:tblBorders>
+          <w:top w:val="single" w:sz="4" w:space="0" w:color="999999"/>
+          <w:left w:val="single" w:sz="4" w:space="0" w:color="999999"/>
+          <w:bottom w:val="single" w:sz="4" w:space="0" w:color="999999"/>
+          <w:right w:val="single" w:sz="4" w:space="0" w:color="999999"/>
+          <w:insideH w:val="single" w:sz="4" w:space="0" w:color="999999"/>
+          <w:insideV w:val="single" w:sz="4" w:space="0" w:color="999999"/>
+        </w:tblBorders>
+      </w:tblPr>
+      <w:tblGrid>
+        <w:gridCol w:w="4680"/>
+        <w:gridCol w:w="4680"/>
+      </w:tblGrid>
+      <w:tr>
+        <w:tc>
+          <w:tcPr>
+            <w:tcW w:w="4680" w:type="dxa"/>
+          </w:tcPr>
+          <w:p>
+            <w:pPr>
+              <w:spacing w:after="0"/>
+            </w:pPr>
+            <w:r>
+              <w:t xml:space="preserve">Metric</w:t>
+            </w:r>
+          </w:p>
+        </w:tc>
+        <w:tc>
+          <w:tcPr>
+            <w:tcW w:w="4680" w:type="dxa"/>
+          </w:tcPr>
+          <w:p>
+            <w:pPr>
+              <w:spacing w:after="0"/>
+            </w:pPr>
+            <w:r>
+              <w:t xml:space="preserve">Value</w:t>
+            </w:r>
+          </w:p>
+        </w:tc>
+      </w:tr>
+      <w:tr>
+        <w:tc>
+          <w:tcPr>
+            <w:tcW w:w="4680" w:type="dxa"/>
+          </w:tcPr>
+          <w:p>
+            <w:pPr>
+              <w:spacing w:after="0"/>
+            </w:pPr>
+            <w:r>
+              <w:t xml:space="preserve">Reviewers / completers / countries</w:t>
+            </w:r>
+          </w:p>
+        </w:tc>
+        <w:tc>
+          <w:tcPr>
+            <w:tcW w:w="4680" w:type="dxa"/>
+          </w:tcPr>
+          <w:p>
+            <w:pPr>
+              <w:spacing w:after="0"/>
+            </w:pPr>
+            <w:r>
+              <w:t xml:space="preserve">57 / 36 / 16</w:t>
+            </w:r>
+          </w:p>
+        </w:tc>
+      </w:tr>
+      <w:tr>
+        <w:tc>
+          <w:tcPr>
+            <w:tcW w:w="4680" w:type="dxa"/>
+          </w:tcPr>
+          <w:p>
+            <w:pPr>
+              <w:spacing w:after="0"/>
+            </w:pPr>
+            <w:r>
+              <w:t xml:space="preserve">Today: campaign arrivals / reviewer landings / training arrivals</w:t>
+            </w:r>
+          </w:p>
+        </w:tc>
+        <w:tc>
+          <w:tcPr>
+            <w:tcW w:w="4680" w:type="dxa"/>
+          </w:tcPr>
+          <w:p>
+            <w:pPr>
+              <w:spacing w:after="0"/>
+            </w:pPr>
+            <w:r>
+              <w:t xml:space="preserve">2 / 3 / 0</w:t>
+            </w:r>
+          </w:p>
+        </w:tc>
+      </w:tr>
+      <w:tr>
+        <w:tc>
+          <w:tcPr>
+            <w:tcW w:w="4680" w:type="dxa"/>
+          </w:tcPr>
+          <w:p>
+            <w:pPr>
+              <w:spacing w:after="0"/>
+            </w:pPr>
+            <w:r>
+              <w:t xml:space="preserve">Today: endorsements / guide downloads / records reviewed</w:t>
+            </w:r>
+          </w:p>
+        </w:tc>
+        <w:tc>
+          <w:tcPr>
+            <w:tcW w:w="4680" w:type="dxa"/>
+          </w:tcPr>
+          <w:p>
+            <w:pPr>
+              <w:spacing w:after="0"/>
+            </w:pPr>
+            <w:r>
+              <w:t xml:space="preserve">1 / 4 / 24</w:t>
+            </w:r>
+          </w:p>
+        </w:tc>
+      </w:tr>
+      <w:tr>
+        <w:tc>
+          <w:tcPr>
+            <w:tcW w:w="4680" w:type="dxa"/>
+          </w:tcPr>
+          <w:p>
+            <w:pPr>
+              <w:spacing w:after="0"/>
+            </w:pPr>
+            <w:r>
+              <w:t xml:space="preserve">Endorsements total / last recorded</w:t>
+            </w:r>
+          </w:p>
+        </w:tc>
+        <w:tc>
+          <w:tcPr>
+            <w:tcW w:w="4680" w:type="dxa"/>
+          </w:tcPr>
+          <w:p>
+            <w:pPr>
+              <w:spacing w:after="0"/>
+            </w:pPr>
+            <w:r>
+              <w:t xml:space="preserve">42 / 2026-08-12</w:t>
+            </w:r>
+          </w:p>
+        </w:tc>
+      </w:tr>
+      <w:tr>
+        <w:tc>
+          <w:tcPr>
+            <w:tcW w:w="4680" w:type="dxa"/>
+          </w:tcPr>
+          <w:p>
+            <w:pPr>
+              <w:spacing w:after="0"/>
+            </w:pPr>
+            <w:r>
+              <w:t xml:space="preserve">Evaluation opened / submitted</w:t>
+            </w:r>
+          </w:p>
+        </w:tc>
+        <w:tc>
+          <w:tcPr>
+            <w:tcW w:w="4680" w:type="dxa"/>
+          </w:tcPr>
+          <w:p>
+            <w:pPr>
+              <w:spacing w:after="0"/>
+            </w:pPr>
+            <w:r>
+              <w:t xml:space="preserve">0 / 0</w:t>
+            </w:r>
+          </w:p>
+        </w:tc>
+      </w:tr>
+      <w:tr>
+        <w:tc>
+          <w:tcPr>
+            <w:tcW w:w="4680" w:type="dxa"/>
+          </w:tcPr>
+          <w:p>
+            <w:pPr>
+              <w:spacing w:after="0"/>
+            </w:pPr>
+            <w:r>
+              <w:t xml:space="preserve">Reviewer funnel: landed / opened evaluation / stopped at landing</w:t>
+            </w:r>
+          </w:p>
+        </w:tc>
+        <w:tc>
+          <w:tcPr>
+            <w:tcW w:w="4680" w:type="dxa"/>
+          </w:tcPr>
+          <w:p>
+            <w:pPr>
+              <w:spacing w:after="0"/>
+            </w:pPr>
+            <w:r>
+              <w:t xml:space="preserve">3 / 0 / 3</w:t>
+            </w:r>
+          </w:p>
+        </w:tc>
+      </w:tr>
+      <w:tr>
+        <w:tc>
+          <w:tcPr>
+            <w:tcW w:w="4680" w:type="dxa"/>
+          </w:tcPr>
+          <w:p>
+            <w:pPr>
+              <w:spacing w:after="0"/>
+            </w:pPr>
+            <w:r>
+              <w:t xml:space="preserve">Completed evaluations / named publicly</w:t>
+            </w:r>
+          </w:p>
+        </w:tc>
+        <w:tc>
+          <w:tcPr>
+            <w:tcW w:w="4680" w:type="dxa"/>
+          </w:tcPr>
+          <w:p>
+            <w:pPr>
+              <w:spacing w:after="0"/>
+            </w:pPr>
+            <w:r>
+              <w:t xml:space="preserve">0 / 0</w:t>
+            </w:r>
+          </w:p>
+        </w:tc>
+      </w:tr>
+    </w:tbl>
+    <w:p>
+      <w:pPr/>
+      <w:r>
+        <w:t/>
+      </w:r>
+    </w:p>
+    <w:p>
+      <w:pPr>
+        <w:pStyle w:val="Heading3"/>
+        <w:spacing w:after="140"/>
+      </w:pPr>
+      <w:r>
+        <w:t xml:space="preserve">Required user inputs</w:t>
+      </w:r>
+    </w:p>
+    <w:p>
+      <w:pPr>
+        <w:spacing w:after="140"/>
+      </w:pPr>
+      <w:r>
+        <w:t xml:space="preserve">First Use Anywhere, First Use in Commerce, USPTO identification acceptability. All three, both marks.</w:t>
+      </w:r>
+    </w:p>
+    <w:p>
+      <w:pPr>
+        <w:pStyle w:val="Heading3"/>
+        <w:spacing w:after="140"/>
+      </w:pPr>
+      <w:r>
+        <w:t xml:space="preserve">Requires external verification</w:t>
+      </w:r>
+    </w:p>
+    <w:p>
+      <w:pPr>
+        <w:spacing w:after="140"/>
+      </w:pPr>
+      <w:r>
+        <w:t xml:space="preserve">Whether any click loss occurs beyond the proven 2026-08-02 to 2026-08-11 08:30Z outage window. Test: open a campaign link on a real phone and confirm the Today panel increments.</w:t>
+      </w:r>
+    </w:p>
+    <w:p>
+      <w:pPr>
+        <w:pStyle w:val="Heading3"/>
+        <w:spacing w:after="140"/>
+      </w:pPr>
+      <w:r>
+        <w:t xml:space="preserve">Files modified across the three runs</w:t>
+      </w:r>
+    </w:p>
+    <w:p>
+      <w:pPr>
+        <w:spacing w:after="140"/>
+      </w:pPr>
+      <w:r>
+        <w:rPr>
+          <w:rFonts w:ascii="Consolas" w:hAnsi="Consolas"/>
+        </w:rPr>
+        <w:t xml:space="preserve">api/support-contacts.js</w:t>
+      </w:r>
+      <w:r>
+        <w:t xml:space="preserve"> · </w:t>
+      </w:r>
+      <w:r>
+        <w:rPr>
+          <w:rFonts w:ascii="Consolas" w:hAnsi="Consolas"/>
+        </w:rPr>
+        <w:t xml:space="preserve">research/Outreach_Message_Check_Priyam_2026-08-12.md</w:t>
+      </w:r>
+      <w:r>
+        <w:t xml:space="preserve"> · </w:t>
+      </w:r>
+      <w:r>
+        <w:rPr>
+          <w:rFonts w:ascii="Consolas" w:hAnsi="Consolas"/>
+        </w:rPr>
+        <w:t xml:space="preserve">research/Outreach_Template_Reviewer_Evaluation.md</w:t>
+      </w:r>
+      <w:r>
+        <w:t xml:space="preserve"> · </w:t>
+      </w:r>
+      <w:r>
+        <w:rPr>
+          <w:rFonts w:ascii="Consolas" w:hAnsi="Consolas"/>
+        </w:rPr>
+        <w:t xml:space="preserve">research/MASTER_TRACKER.md</w:t>
+      </w:r>
+      <w:r>
+        <w:t xml:space="preserve"> · </w:t>
+      </w:r>
+      <w:r>
+        <w:rPr>
+          <w:rFonts w:ascii="Consolas" w:hAnsi="Consolas"/>
+        </w:rPr>
+        <w:t xml:space="preserve">MASTER_TRACKER.md</w:t>
+      </w:r>
+      <w:r>
+        <w:t xml:space="preserve"> · </w:t>
+      </w:r>
+      <w:r>
+        <w:rPr>
+          <w:rFonts w:ascii="Consolas" w:hAnsi="Consolas"/>
+        </w:rPr>
+        <w:t xml:space="preserve">MASTER_SYSTEM_AUDIT_AND_TRADEMARK_DOSSIER.md</w:t>
+      </w:r>
+    </w:p>
+    <w:p>
+      <w:pPr>
+        <w:pStyle w:val="Heading3"/>
+        <w:spacing w:after="140"/>
+      </w:pPr>
+      <w:r>
+        <w:t xml:space="preserve">Outstanding defect, process</w:t>
+      </w:r>
+    </w:p>
+    <w:p>
+      <w:pPr>
+        <w:spacing w:after="140"/>
+      </w:pPr>
+      <w:r>
+        <w:rPr>
+          <w:b/>
+        </w:rPr>
+        <w:t xml:space="preserve">This file was not maintained on three consecutive runs while the research log was.</w:t>
+      </w:r>
+      <w:r>
+        <w:t xml:space="preserve"> Two trackers exist and only one was being kept current. Both are updated in the same step from here.</w:t>
       </w:r>
     </w:p>
     <w:p>

--- a/MASTER_TRACKER.docx
+++ b/MASTER_TRACKER.docx
@@ -6872,6 +6872,721 @@
       </w:r>
       <w:r>
         <w:t xml:space="preserve"> Two trackers exist and only one was being kept current. Both are updated in the same step from here.</w:t>
+      </w:r>
+    </w:p>
+    <w:p>
+      <w:pPr>
+        <w:pBdr>
+          <w:bottom w:val="single" w:sz="6" w:space="1" w:color="AAAAAA"/>
+        </w:pBdr>
+      </w:pPr>
+    </w:p>
+    <w:p>
+      <w:pPr>
+        <w:pStyle w:val="Heading2"/>
+        <w:spacing w:after="140"/>
+      </w:pPr>
+      <w:r>
+        <w:t xml:space="preserve">Run: 2026-08-12T13:17:21Z</w:t>
+      </w:r>
+    </w:p>
+    <w:p>
+      <w:pPr>
+        <w:spacing w:after="140"/>
+      </w:pPr>
+      <w:r>
+        <w:rPr>
+          <w:b/>
+        </w:rPr>
+        <w:t xml:space="preserve">Counter audit: PATCHED. Link-click telemetry: VERIFIED, no defect found.</w:t>
+      </w:r>
+    </w:p>
+    <w:p>
+      <w:pPr>
+        <w:pStyle w:val="Heading3"/>
+        <w:spacing w:after="140"/>
+      </w:pPr>
+      <w:r>
+        <w:t xml:space="preserve">Three reported problems, one cause: private data existed with no usable way to reach it</w:t>
+      </w:r>
+    </w:p>
+    <w:p>
+      <w:pPr>
+        <w:spacing w:after="140"/>
+      </w:pPr>
+      <w:r>
+        <w:rPr>
+          <w:b/>
+        </w:rPr>
+        <w:t xml:space="preserve">1. The link did not work.</w:t>
+      </w:r>
+      <w:r>
+        <w:t xml:space="preserve"> I supplied </w:t>
+      </w:r>
+      <w:r>
+        <w:rPr>
+          <w:rFonts w:ascii="Consolas" w:hAnsi="Consolas"/>
+        </w:rPr>
+        <w:t xml:space="preserve">https://jrsstandard.com/api/support-contacts?token=&lt;BENCH_ADMIN_TOKEN&gt;</w:t>
+      </w:r>
+      <w:r>
+        <w:t xml:space="preserve"> with a literal angle-bracket placeholder. Pasted as written it cannot work, and nothing on the page told the reader to substitute anything. </w:t>
+      </w:r>
+      <w:r>
+        <w:rPr>
+          <w:b/>
+        </w:rPr>
+        <w:t xml:space="preserve">My communication defect, not an endpoint defect.</w:t>
+      </w:r>
+    </w:p>
+    <w:p>
+      <w:pPr>
+        <w:spacing w:after="140"/>
+      </w:pPr>
+      <w:r>
+        <w:rPr>
+          <w:b/>
+        </w:rPr>
+        <w:t xml:space="preserve">2. Recommendation requests had no readable surface.</w:t>
+      </w:r>
+      <w:r>
+        <w:t xml:space="preserve"> The count was published; the names were reachable only by hand-constructing a JSON URL.</w:t>
+      </w:r>
+    </w:p>
+    <w:p>
+      <w:pPr>
+        <w:spacing w:after="140"/>
+      </w:pPr>
+      <w:r>
+        <w:rPr>
+          <w:b/>
+        </w:rPr>
+        <w:t xml:space="preserve">3. Honor acceptance quotes were readable nowhere.</w:t>
+      </w:r>
+      <w:r>
+        <w:t xml:space="preserve"> </w:t>
+      </w:r>
+      <w:r>
+        <w:rPr>
+          <w:rFonts w:ascii="Consolas" w:hAnsi="Consolas"/>
+        </w:rPr>
+        <w:t xml:space="preserve">api/honor.js</w:t>
+      </w:r>
+      <w:r>
+        <w:t xml:space="preserve"> stores </w:t>
+      </w:r>
+      <w:r>
+        <w:rPr>
+          <w:rFonts w:ascii="Consolas" w:hAnsi="Consolas"/>
+        </w:rPr>
+        <w:t xml:space="preserve">printed_name</w:t>
+      </w:r>
+      <w:r>
+        <w:t xml:space="preserve">, </w:t>
+      </w:r>
+      <w:r>
+        <w:rPr>
+          <w:rFonts w:ascii="Consolas" w:hAnsi="Consolas"/>
+        </w:rPr>
+        <w:t xml:space="preserve">printed_title</w:t>
+      </w:r>
+      <w:r>
+        <w:t xml:space="preserve">, </w:t>
+      </w:r>
+      <w:r>
+        <w:rPr>
+          <w:rFonts w:ascii="Consolas" w:hAnsi="Consolas"/>
+        </w:rPr>
+        <w:t xml:space="preserve">organization</w:t>
+      </w:r>
+      <w:r>
+        <w:t xml:space="preserve">, </w:t>
+      </w:r>
+      <w:r>
+        <w:rPr>
+          <w:rFonts w:ascii="Consolas" w:hAnsi="Consolas"/>
+        </w:rPr>
+        <w:t xml:space="preserve">country</w:t>
+      </w:r>
+      <w:r>
+        <w:t xml:space="preserve">, </w:t>
+      </w:r>
+      <w:r>
+        <w:rPr>
+          <w:b/>
+        </w:rPr>
+        <w:t xml:space="preserve">`quote`</w:t>
+      </w:r>
+      <w:r>
+        <w:t xml:space="preserve">, </w:t>
+      </w:r>
+      <w:r>
+        <w:rPr>
+          <w:rFonts w:ascii="Consolas" w:hAnsi="Consolas"/>
+        </w:rPr>
+        <w:t xml:space="preserve">quote_clearance</w:t>
+      </w:r>
+      <w:r>
+        <w:t xml:space="preserve">, </w:t>
+      </w:r>
+      <w:r>
+        <w:rPr>
+          <w:rFonts w:ascii="Consolas" w:hAnsi="Consolas"/>
+        </w:rPr>
+        <w:t xml:space="preserve">byline_ok</w:t>
+      </w:r>
+      <w:r>
+        <w:t xml:space="preserve"> and consents. </w:t>
+      </w:r>
+      <w:r>
+        <w:rPr>
+          <w:rFonts w:ascii="Consolas" w:hAnsi="Consolas"/>
+        </w:rPr>
+        <w:t xml:space="preserve">api/asset-stats.js</w:t>
+      </w:r>
+      <w:r>
+        <w:t xml:space="preserve"> counted the acceptance with </w:t>
+      </w:r>
+      <w:r>
+        <w:rPr>
+          <w:rFonts w:ascii="Consolas" w:hAnsi="Consolas"/>
+        </w:rPr>
+        <w:t xml:space="preserve">submitted('honor-accept','honor_code')</w:t>
+      </w:r>
+      <w:r>
+        <w:t xml:space="preserve"> and stopped there. </w:t>
+      </w:r>
+      <w:r>
+        <w:rPr>
+          <w:b/>
+        </w:rPr>
+        <w:t xml:space="preserve">A person could write a quote for publication and the owner had no way to read it back.</w:t>
+      </w:r>
+    </w:p>
+    <w:p>
+      <w:pPr>
+        <w:pStyle w:val="Heading3"/>
+        <w:spacing w:after="140"/>
+      </w:pPr>
+      <w:r>
+        <w:t xml:space="preserve">Repairs</w:t>
+      </w:r>
+    </w:p>
+    <w:tbl>
+      <w:tblPr>
+        <w:tblStyle w:val="TableGrid"/>
+        <w:tblW w:w="9360" w:type="dxa"/>
+        <w:tblBorders>
+          <w:top w:val="single" w:sz="4" w:space="0" w:color="999999"/>
+          <w:left w:val="single" w:sz="4" w:space="0" w:color="999999"/>
+          <w:bottom w:val="single" w:sz="4" w:space="0" w:color="999999"/>
+          <w:right w:val="single" w:sz="4" w:space="0" w:color="999999"/>
+          <w:insideH w:val="single" w:sz="4" w:space="0" w:color="999999"/>
+          <w:insideV w:val="single" w:sz="4" w:space="0" w:color="999999"/>
+        </w:tblBorders>
+      </w:tblPr>
+      <w:tblGrid>
+        <w:gridCol w:w="4680"/>
+        <w:gridCol w:w="4680"/>
+      </w:tblGrid>
+      <w:tr>
+        <w:tc>
+          <w:tcPr>
+            <w:tcW w:w="4680" w:type="dxa"/>
+          </w:tcPr>
+          <w:p>
+            <w:pPr>
+              <w:spacing w:after="0"/>
+            </w:pPr>
+            <w:r>
+              <w:t xml:space="preserve">File</w:t>
+            </w:r>
+          </w:p>
+        </w:tc>
+        <w:tc>
+          <w:tcPr>
+            <w:tcW w:w="4680" w:type="dxa"/>
+          </w:tcPr>
+          <w:p>
+            <w:pPr>
+              <w:spacing w:after="0"/>
+            </w:pPr>
+            <w:r>
+              <w:t xml:space="preserve">Change</w:t>
+            </w:r>
+          </w:p>
+        </w:tc>
+      </w:tr>
+      <w:tr>
+        <w:tc>
+          <w:tcPr>
+            <w:tcW w:w="4680" w:type="dxa"/>
+          </w:tcPr>
+          <w:p>
+            <w:pPr>
+              <w:spacing w:after="0"/>
+            </w:pPr>
+            <w:r>
+              <w:rPr>
+                <w:rFonts w:ascii="Consolas" w:hAnsi="Consolas"/>
+              </w:rPr>
+              <w:t xml:space="preserve">api/support-contacts.js</w:t>
+            </w:r>
+          </w:p>
+        </w:tc>
+        <w:tc>
+          <w:tcPr>
+            <w:tcW w:w="4680" w:type="dxa"/>
+          </w:tcPr>
+          <w:p>
+            <w:pPr>
+              <w:spacing w:after="0"/>
+            </w:pPr>
+            <w:r>
+              <w:t xml:space="preserve">Query widened to </w:t>
+            </w:r>
+            <w:r>
+              <w:rPr>
+                <w:rFonts w:ascii="Consolas" w:hAnsi="Consolas"/>
+              </w:rPr>
+              <w:t xml:space="preserve">source=in.(reviewer-eval-incentive,reviewer-cert,honor-accept)</w:t>
+            </w:r>
+            <w:r>
+              <w:t xml:space="preserve">. Returns </w:t>
+            </w:r>
+            <w:r>
+              <w:rPr>
+                <w:rFonts w:ascii="Consolas" w:hAnsi="Consolas"/>
+              </w:rPr>
+              <w:t xml:space="preserve">honor_acceptances</w:t>
+            </w:r>
+            <w:r>
+              <w:t xml:space="preserve"> with honoree, email, organization, printed title, honor code, study, participant code, country, </w:t>
+            </w:r>
+            <w:r>
+              <w:rPr>
+                <w:b/>
+              </w:rPr>
+              <w:t xml:space="preserve">quote</w:t>
+            </w:r>
+            <w:r>
+              <w:t xml:space="preserve">, </w:t>
+            </w:r>
+            <w:r>
+              <w:rPr>
+                <w:rFonts w:ascii="Consolas" w:hAnsi="Consolas"/>
+              </w:rPr>
+              <w:t xml:space="preserve">quote_cleared_for_publication</w:t>
+            </w:r>
+            <w:r>
+              <w:t xml:space="preserve">, </w:t>
+            </w:r>
+            <w:r>
+              <w:rPr>
+                <w:rFonts w:ascii="Consolas" w:hAnsi="Consolas"/>
+              </w:rPr>
+              <w:t xml:space="preserve">byline_ok</w:t>
+            </w:r>
+            <w:r>
+              <w:t xml:space="preserve">, consent and acceptance date</w:t>
+            </w:r>
+          </w:p>
+        </w:tc>
+      </w:tr>
+      <w:tr>
+        <w:tc>
+          <w:tcPr>
+            <w:tcW w:w="4680" w:type="dxa"/>
+          </w:tcPr>
+          <w:p>
+            <w:pPr>
+              <w:spacing w:after="0"/>
+            </w:pPr>
+            <w:r>
+              <w:rPr>
+                <w:rFonts w:ascii="Consolas" w:hAnsi="Consolas"/>
+              </w:rPr>
+              <w:t xml:space="preserve">pilot-status.html</w:t>
+            </w:r>
+          </w:p>
+        </w:tc>
+        <w:tc>
+          <w:tcPr>
+            <w:tcW w:w="4680" w:type="dxa"/>
+          </w:tcPr>
+          <w:p>
+            <w:pPr>
+              <w:spacing w:after="0"/>
+            </w:pPr>
+            <w:r>
+              <w:t xml:space="preserve">New </w:t>
+            </w:r>
+            <w:r>
+              <w:rPr>
+                <w:b/>
+              </w:rPr>
+              <w:t xml:space="preserve">Owner View</w:t>
+            </w:r>
+            <w:r>
+              <w:t xml:space="preserve"> block: token entered in a field, not a URL. Held in </w:t>
+            </w:r>
+            <w:r>
+              <w:rPr>
+                <w:rFonts w:ascii="Consolas" w:hAnsi="Consolas"/>
+              </w:rPr>
+              <w:t xml:space="preserve">sessionStorage</w:t>
+            </w:r>
+            <w:r>
+              <w:t xml:space="preserve"> for the tab only, with a Forget control. Renders recommendation requests, certificate requests and honor acceptances</w:t>
+            </w:r>
+          </w:p>
+        </w:tc>
+      </w:tr>
+    </w:tbl>
+    <w:p>
+      <w:pPr/>
+      <w:r>
+        <w:t/>
+      </w:r>
+    </w:p>
+    <w:p>
+      <w:pPr>
+        <w:spacing w:after="140"/>
+      </w:pPr>
+      <w:r>
+        <w:rPr>
+          <w:b/>
+        </w:rPr>
+        <w:t xml:space="preserve">Quotes render with their clearance state.</w:t>
+      </w:r>
+      <w:r>
+        <w:t xml:space="preserve"> A cleared quote is bordered in </w:t>
+      </w:r>
+      <w:r>
+        <w:rPr>
+          <w:rFonts w:ascii="Consolas" w:hAnsi="Consolas"/>
+        </w:rPr>
+        <w:t xml:space="preserve">--ready-text</w:t>
+      </w:r>
+      <w:r>
+        <w:t xml:space="preserve">; an uncleared quote is bordered in </w:t>
+      </w:r>
+      <w:r>
+        <w:rPr>
+          <w:rFonts w:ascii="Consolas" w:hAnsi="Consolas"/>
+        </w:rPr>
+        <w:t xml:space="preserve">--stop-text</w:t>
+      </w:r>
+      <w:r>
+        <w:t xml:space="preserve"> and labelled "NOT cleared for publication, do not publish". A quote without its clearance must never be treated as if it were cleared.</w:t>
+      </w:r>
+    </w:p>
+    <w:p>
+      <w:pPr>
+        <w:pStyle w:val="Heading3"/>
+        <w:spacing w:after="140"/>
+      </w:pPr>
+      <w:r>
+        <w:t xml:space="preserve">Verification</w:t>
+      </w:r>
+    </w:p>
+    <w:tbl>
+      <w:tblPr>
+        <w:tblStyle w:val="TableGrid"/>
+        <w:tblW w:w="9360" w:type="dxa"/>
+        <w:tblBorders>
+          <w:top w:val="single" w:sz="4" w:space="0" w:color="999999"/>
+          <w:left w:val="single" w:sz="4" w:space="0" w:color="999999"/>
+          <w:bottom w:val="single" w:sz="4" w:space="0" w:color="999999"/>
+          <w:right w:val="single" w:sz="4" w:space="0" w:color="999999"/>
+          <w:insideH w:val="single" w:sz="4" w:space="0" w:color="999999"/>
+          <w:insideV w:val="single" w:sz="4" w:space="0" w:color="999999"/>
+        </w:tblBorders>
+      </w:tblPr>
+      <w:tblGrid>
+        <w:gridCol w:w="4680"/>
+        <w:gridCol w:w="4680"/>
+      </w:tblGrid>
+      <w:tr>
+        <w:tc>
+          <w:tcPr>
+            <w:tcW w:w="4680" w:type="dxa"/>
+          </w:tcPr>
+          <w:p>
+            <w:pPr>
+              <w:spacing w:after="0"/>
+            </w:pPr>
+            <w:r>
+              <w:t xml:space="preserve">Check</w:t>
+            </w:r>
+          </w:p>
+        </w:tc>
+        <w:tc>
+          <w:tcPr>
+            <w:tcW w:w="4680" w:type="dxa"/>
+          </w:tcPr>
+          <w:p>
+            <w:pPr>
+              <w:spacing w:after="0"/>
+            </w:pPr>
+            <w:r>
+              <w:t xml:space="preserve">Result</w:t>
+            </w:r>
+          </w:p>
+        </w:tc>
+      </w:tr>
+      <w:tr>
+        <w:tc>
+          <w:tcPr>
+            <w:tcW w:w="4680" w:type="dxa"/>
+          </w:tcPr>
+          <w:p>
+            <w:pPr>
+              <w:spacing w:after="0"/>
+            </w:pPr>
+            <w:r>
+              <w:t xml:space="preserve">No token</w:t>
+            </w:r>
+          </w:p>
+        </w:tc>
+        <w:tc>
+          <w:tcPr>
+            <w:tcW w:w="4680" w:type="dxa"/>
+          </w:tcPr>
+          <w:p>
+            <w:pPr>
+              <w:spacing w:after="0"/>
+            </w:pPr>
+            <w:r>
+              <w:t xml:space="preserve">Four boolean diagnostics only. No </w:t>
+            </w:r>
+            <w:r>
+              <w:rPr>
+                <w:rFonts w:ascii="Consolas" w:hAnsi="Consolas"/>
+              </w:rPr>
+              <w:t xml:space="preserve">contacts</w:t>
+            </w:r>
+            <w:r>
+              <w:t xml:space="preserve">, no </w:t>
+            </w:r>
+            <w:r>
+              <w:rPr>
+                <w:rFonts w:ascii="Consolas" w:hAnsi="Consolas"/>
+              </w:rPr>
+              <w:t xml:space="preserve">recommendation_requests</w:t>
+            </w:r>
+            <w:r>
+              <w:t xml:space="preserve">, no </w:t>
+            </w:r>
+            <w:r>
+              <w:rPr>
+                <w:rFonts w:ascii="Consolas" w:hAnsi="Consolas"/>
+              </w:rPr>
+              <w:t xml:space="preserve">honor_acceptances</w:t>
+            </w:r>
+          </w:p>
+        </w:tc>
+      </w:tr>
+      <w:tr>
+        <w:tc>
+          <w:tcPr>
+            <w:tcW w:w="4680" w:type="dxa"/>
+          </w:tcPr>
+          <w:p>
+            <w:pPr>
+              <w:spacing w:after="0"/>
+            </w:pPr>
+            <w:r>
+              <w:t xml:space="preserve">Wrong token</w:t>
+            </w:r>
+          </w:p>
+        </w:tc>
+        <w:tc>
+          <w:tcPr>
+            <w:tcW w:w="4680" w:type="dxa"/>
+          </w:tcPr>
+          <w:p>
+            <w:pPr>
+              <w:spacing w:after="0"/>
+            </w:pPr>
+            <w:r>
+              <w:rPr>
+                <w:b/>
+              </w:rPr>
+              <w:t xml:space="preserve">HTTP 401</w:t>
+            </w:r>
+          </w:p>
+        </w:tc>
+      </w:tr>
+      <w:tr>
+        <w:tc>
+          <w:tcPr>
+            <w:tcW w:w="4680" w:type="dxa"/>
+          </w:tcPr>
+          <w:p>
+            <w:pPr>
+              <w:spacing w:after="0"/>
+            </w:pPr>
+            <w:r>
+              <w:t xml:space="preserve">Page before unlock</w:t>
+            </w:r>
+          </w:p>
+        </w:tc>
+        <w:tc>
+          <w:tcPr>
+            <w:tcW w:w="4680" w:type="dxa"/>
+          </w:tcPr>
+          <w:p>
+            <w:pPr>
+              <w:spacing w:after="0"/>
+            </w:pPr>
+            <w:r>
+              <w:t xml:space="preserve">Renders "Not unlocked. Nothing private is loaded."</w:t>
+            </w:r>
+          </w:p>
+        </w:tc>
+      </w:tr>
+      <w:tr>
+        <w:tc>
+          <w:tcPr>
+            <w:tcW w:w="4680" w:type="dxa"/>
+          </w:tcPr>
+          <w:p>
+            <w:pPr>
+              <w:spacing w:after="0"/>
+            </w:pPr>
+            <w:r>
+              <w:t xml:space="preserve">Token storage</w:t>
+            </w:r>
+          </w:p>
+        </w:tc>
+        <w:tc>
+          <w:tcPr>
+            <w:tcW w:w="4680" w:type="dxa"/>
+          </w:tcPr>
+          <w:p>
+            <w:pPr>
+              <w:spacing w:after="0"/>
+            </w:pPr>
+            <w:r>
+              <w:rPr>
+                <w:rFonts w:ascii="Consolas" w:hAnsi="Consolas"/>
+              </w:rPr>
+              <w:t xml:space="preserve">sessionStorage</w:t>
+            </w:r>
+            <w:r>
+              <w:t xml:space="preserve"> only, discarded when the tab closes, never sent anywhere but the gated endpoint</w:t>
+            </w:r>
+          </w:p>
+        </w:tc>
+      </w:tr>
+    </w:tbl>
+    <w:p>
+      <w:pPr/>
+      <w:r>
+        <w:t/>
+      </w:r>
+    </w:p>
+    <w:p>
+      <w:pPr>
+        <w:spacing w:after="140"/>
+      </w:pPr>
+      <w:r>
+        <w:rPr>
+          <w:b/>
+        </w:rPr>
+        <w:t xml:space="preserve">LIVE EXTERNAL EVENT INGESTION: NOT LOCALLY VERIFIABLE.</w:t>
+      </w:r>
+      <w:r>
+        <w:t xml:space="preserve"> The owner view was verified against the live endpoint for its refusal paths. Its populated state cannot be verified here because that requires the real token, which is a Vercel environment variable and is not readable from this environment. </w:t>
+      </w:r>
+      <w:r>
+        <w:rPr>
+          <w:b/>
+        </w:rPr>
+        <w:t xml:space="preserve">`[REQUIRES USER INPUT: enter the token on the page to confirm the populated view]`</w:t>
+      </w:r>
+    </w:p>
+    <w:p>
+      <w:pPr>
+        <w:pStyle w:val="Heading3"/>
+        <w:spacing w:after="140"/>
+      </w:pPr>
+      <w:r>
+        <w:t xml:space="preserve">Trademark dossiers</w:t>
+      </w:r>
+    </w:p>
+    <w:p>
+      <w:pPr>
+        <w:spacing w:after="140"/>
+      </w:pPr>
+      <w:r>
+        <w:t xml:space="preserve">Unchanged. </w:t>
+      </w:r>
+      <w:r>
+        <w:rPr>
+          <w:b/>
+        </w:rPr>
+        <w:t xml:space="preserve">JRS REQUIRES USER INPUT. DRR REQUIRES USER INPUT.</w:t>
+      </w:r>
+    </w:p>
+    <w:p>
+      <w:pPr>
+        <w:pStyle w:val="Heading3"/>
+        <w:spacing w:after="140"/>
+      </w:pPr>
+      <w:r>
+        <w:t xml:space="preserve">Files modified</w:t>
+      </w:r>
+    </w:p>
+    <w:p>
+      <w:pPr>
+        <w:spacing w:after="140"/>
+      </w:pPr>
+      <w:r>
+        <w:rPr>
+          <w:rFonts w:ascii="Consolas" w:hAnsi="Consolas"/>
+        </w:rPr>
+        <w:t xml:space="preserve">api/support-contacts.js</w:t>
+      </w:r>
+      <w:r>
+        <w:t xml:space="preserve">, </w:t>
+      </w:r>
+      <w:r>
+        <w:rPr>
+          <w:rFonts w:ascii="Consolas" w:hAnsi="Consolas"/>
+        </w:rPr>
+        <w:t xml:space="preserve">pilot-status.html</w:t>
+      </w:r>
+      <w:r>
+        <w:t xml:space="preserve">, </w:t>
+      </w:r>
+      <w:r>
+        <w:rPr>
+          <w:rFonts w:ascii="Consolas" w:hAnsi="Consolas"/>
+        </w:rPr>
+        <w:t xml:space="preserve">MASTER_TRACKER.md</w:t>
+      </w:r>
+      <w:r>
+        <w:t xml:space="preserve">, </w:t>
+      </w:r>
+      <w:r>
+        <w:rPr>
+          <w:rFonts w:ascii="Consolas" w:hAnsi="Consolas"/>
+        </w:rPr>
+        <w:t xml:space="preserve">MASTER_SYSTEM_AUDIT_AND_TRADEMARK_DOSSIER.md</w:t>
+      </w:r>
+      <w:r>
+        <w:t xml:space="preserve">, </w:t>
+      </w:r>
+      <w:r>
+        <w:rPr>
+          <w:rFonts w:ascii="Consolas" w:hAnsi="Consolas"/>
+        </w:rPr>
+        <w:t xml:space="preserve">research/MASTER_TRACKER.md</w:t>
+      </w:r>
+      <w:r>
+        <w:t xml:space="preserve">.</w:t>
       </w:r>
     </w:p>
     <w:p>

--- a/MASTER_TRACKER.docx
+++ b/MASTER_TRACKER.docx
@@ -7552,6 +7552,671 @@
       <w:r>
         <w:t xml:space="preserve">, </w:t>
       </w:r>
+      <w:r>
+        <w:rPr>
+          <w:rFonts w:ascii="Consolas" w:hAnsi="Consolas"/>
+        </w:rPr>
+        <w:t xml:space="preserve">pilot-status.html</w:t>
+      </w:r>
+      <w:r>
+        <w:t xml:space="preserve">, </w:t>
+      </w:r>
+      <w:r>
+        <w:rPr>
+          <w:rFonts w:ascii="Consolas" w:hAnsi="Consolas"/>
+        </w:rPr>
+        <w:t xml:space="preserve">MASTER_TRACKER.md</w:t>
+      </w:r>
+      <w:r>
+        <w:t xml:space="preserve">, </w:t>
+      </w:r>
+      <w:r>
+        <w:rPr>
+          <w:rFonts w:ascii="Consolas" w:hAnsi="Consolas"/>
+        </w:rPr>
+        <w:t xml:space="preserve">MASTER_SYSTEM_AUDIT_AND_TRADEMARK_DOSSIER.md</w:t>
+      </w:r>
+      <w:r>
+        <w:t xml:space="preserve">, </w:t>
+      </w:r>
+      <w:r>
+        <w:rPr>
+          <w:rFonts w:ascii="Consolas" w:hAnsi="Consolas"/>
+        </w:rPr>
+        <w:t xml:space="preserve">research/MASTER_TRACKER.md</w:t>
+      </w:r>
+      <w:r>
+        <w:t xml:space="preserve">.</w:t>
+      </w:r>
+    </w:p>
+    <w:p>
+      <w:pPr>
+        <w:pBdr>
+          <w:bottom w:val="single" w:sz="6" w:space="1" w:color="AAAAAA"/>
+        </w:pBdr>
+      </w:pPr>
+    </w:p>
+    <w:p>
+      <w:pPr>
+        <w:pStyle w:val="Heading2"/>
+        <w:spacing w:after="140"/>
+      </w:pPr>
+      <w:r>
+        <w:t xml:space="preserve">Run: 2026-08-12T13:27:00Z</w:t>
+      </w:r>
+    </w:p>
+    <w:p>
+      <w:pPr>
+        <w:spacing w:after="140"/>
+      </w:pPr>
+      <w:r>
+        <w:rPr>
+          <w:b/>
+        </w:rPr>
+        <w:t xml:space="preserve">Counter audit: PATCHED. Link-click telemetry: VERIFIED, no defect found.</w:t>
+      </w:r>
+    </w:p>
+    <w:p>
+      <w:pPr>
+        <w:pStyle w:val="Heading3"/>
+        <w:spacing w:after="140"/>
+      </w:pPr>
+      <w:r>
+        <w:t xml:space="preserve">Reported: the owner view rejected the token</w:t>
+      </w:r>
+    </w:p>
+    <w:p>
+      <w:pPr>
+        <w:spacing w:after="140"/>
+      </w:pPr>
+      <w:r>
+        <w:rPr>
+          <w:b/>
+        </w:rPr>
+        <w:t xml:space="preserve">Root cause found in the endpoint's own diagnostic, which the page was discarding.</w:t>
+      </w:r>
+    </w:p>
+    <w:p>
+      <w:pPr>
+        <w:spacing w:after="140"/>
+      </w:pPr>
+      <w:r>
+        <w:rPr>
+          <w:rFonts w:ascii="Consolas" w:hAnsi="Consolas"/>
+        </w:rPr>
+        <w:t xml:space="preserve">`</w:t>
+      </w:r>
+    </w:p>
+    <w:p>
+      <w:pPr>
+        <w:spacing w:after="140"/>
+      </w:pPr>
+      <w:r>
+        <w:t xml:space="preserve">GET /api/support-contacts   (no token)</w:t>
+      </w:r>
+    </w:p>
+    <w:p>
+      <w:pPr>
+        <w:spacing w:after="140"/>
+      </w:pPr>
+      <w:r>
+        <w:t xml:space="preserve">{"error":"unauthorized",</w:t>
+      </w:r>
+    </w:p>
+    <w:p>
+      <w:pPr>
+        <w:spacing w:after="140"/>
+      </w:pPr>
+      <w:r>
+        <w:t xml:space="preserve"> "admin_token_configured": false,</w:t>
+      </w:r>
+    </w:p>
+    <w:p>
+      <w:pPr>
+        <w:spacing w:after="140"/>
+      </w:pPr>
+      <w:r>
+        <w:t xml:space="preserve"> "run_token_configured":   true,</w:t>
+      </w:r>
+    </w:p>
+    <w:p>
+      <w:pPr>
+        <w:spacing w:after="140"/>
+      </w:pPr>
+      <w:r>
+        <w:t xml:space="preserve"> "service_key_configured": true}</w:t>
+      </w:r>
+    </w:p>
+    <w:p>
+      <w:pPr>
+        <w:spacing w:after="140"/>
+      </w:pPr>
+      <w:r>
+        <w:rPr>
+          <w:rFonts w:ascii="Consolas" w:hAnsi="Consolas"/>
+        </w:rPr>
+        <w:t xml:space="preserve">`</w:t>
+      </w:r>
+    </w:p>
+    <w:p>
+      <w:pPr>
+        <w:spacing w:after="140"/>
+      </w:pPr>
+      <w:r>
+        <w:rPr>
+          <w:b/>
+        </w:rPr>
+        <w:t xml:space="preserve">`BENCH_ADMIN_TOKEN` is not set in the Vercel environment.</w:t>
+      </w:r>
+      <w:r>
+        <w:t xml:space="preserve"> No value entered against it could ever have worked. </w:t>
+      </w:r>
+      <w:r>
+        <w:rPr>
+          <w:b/>
+        </w:rPr>
+        <w:t xml:space="preserve">`RUN_TOKEN` is set</w:t>
+      </w:r>
+      <w:r>
+        <w:t xml:space="preserve"> and is the only accepted value.</w:t>
+      </w:r>
+    </w:p>
+    <w:p>
+      <w:pPr>
+        <w:spacing w:after="140"/>
+      </w:pPr>
+      <w:r>
+        <w:rPr>
+          <w:b/>
+        </w:rPr>
+        <w:t xml:space="preserve">The defect is mine at two layers:</w:t>
+      </w:r>
+    </w:p>
+    <w:p>
+      <w:pPr>
+        <w:numPr>
+          <w:ilvl w:val="0"/>
+          <w:numId w:val="2"/>
+        </w:numPr>
+        <w:spacing w:after="60"/>
+      </w:pPr>
+      <w:r>
+        <w:t xml:space="preserve">I told the owner to use </w:t>
+      </w:r>
+      <w:r>
+        <w:rPr>
+          <w:rFonts w:ascii="Consolas" w:hAnsi="Consolas"/>
+        </w:rPr>
+        <w:t xml:space="preserve">BENCH_ADMIN_TOKEN</w:t>
+      </w:r>
+      <w:r>
+        <w:t xml:space="preserve">, a variable that does not exist server-side.</w:t>
+      </w:r>
+    </w:p>
+    <w:p>
+      <w:pPr>
+        <w:numPr>
+          <w:ilvl w:val="0"/>
+          <w:numId w:val="2"/>
+        </w:numPr>
+        <w:spacing w:after="60"/>
+      </w:pPr>
+      <w:r>
+        <w:t xml:space="preserve">The screen said only "Token rejected. Nothing private was loaded." That does not distinguish a wrong value from a variable that was never configured, so there was no way to discover the real cause from the page.</w:t>
+      </w:r>
+    </w:p>
+    <w:p>
+      <w:pPr>
+        <w:spacing w:after="140"/>
+      </w:pPr>
+      <w:r>
+        <w:rPr>
+          <w:b/>
+        </w:rPr>
+        <w:t xml:space="preserve">Classification: not a telemetry failure and not an endpoint failure.</w:t>
+      </w:r>
+      <w:r>
+        <w:t xml:space="preserve"> The gate behaved correctly and refused a token that genuinely did not match. </w:t>
+      </w:r>
+      <w:r>
+        <w:rPr>
+          <w:rFonts w:ascii="Consolas" w:hAnsi="Consolas"/>
+        </w:rPr>
+        <w:t xml:space="preserve">ANALYTICS CONFIGURATION FAILURE</w:t>
+      </w:r>
+      <w:r>
+        <w:t xml:space="preserve"> in the environment, plus a </w:t>
+      </w:r>
+      <w:r>
+        <w:rPr>
+          <w:rFonts w:ascii="Consolas" w:hAnsi="Consolas"/>
+        </w:rPr>
+        <w:t xml:space="preserve">DISPLAY / REPORTING FAILURE</w:t>
+      </w:r>
+      <w:r>
+        <w:t xml:space="preserve"> on the page for discarding the diagnostic it was already receiving.</w:t>
+      </w:r>
+    </w:p>
+    <w:p>
+      <w:pPr>
+        <w:pStyle w:val="Heading3"/>
+        <w:spacing w:after="140"/>
+      </w:pPr>
+      <w:r>
+        <w:t xml:space="preserve">Repair</w:t>
+      </w:r>
+    </w:p>
+    <w:p>
+      <w:pPr>
+        <w:spacing w:after="140"/>
+      </w:pPr>
+      <w:r>
+        <w:rPr>
+          <w:rFonts w:ascii="Consolas" w:hAnsi="Consolas"/>
+        </w:rPr>
+        <w:t xml:space="preserve">pilot-status.html</w:t>
+      </w:r>
+      <w:r>
+        <w:t xml:space="preserve"> now reads the booleans the endpoint already returns and reports them:</w:t>
+      </w:r>
+    </w:p>
+    <w:p>
+      <w:pPr>
+        <w:spacing w:after="140"/>
+      </w:pPr>
+      <w:r>
+        <w:t xml:space="preserve">&gt; Token rejected. Nothing private was loaded. </w:t>
+      </w:r>
+      <w:r>
+        <w:rPr>
+          <w:b/>
+        </w:rPr>
+        <w:t xml:space="preserve">Configured on the server right now: RUN_TOKEN.</w:t>
+      </w:r>
+      <w:r>
+        <w:t xml:space="preserve"> BENCH_ADMIN_TOKEN is not set, so no value entered against it can work. </w:t>
+      </w:r>
+      <w:r>
+        <w:rPr>
+          <w:b/>
+        </w:rPr>
+        <w:t xml:space="preserve">Use the value of RUN_TOKEN.</w:t>
+      </w:r>
+    </w:p>
+    <w:p>
+      <w:pPr>
+        <w:spacing w:after="140"/>
+      </w:pPr>
+      <w:r>
+        <w:t xml:space="preserve">It also handles the case where neither is configured, and warns separately if the service key is missing so a valid token would still return nothing. The field placeholder now names both accepted variables.</w:t>
+      </w:r>
+    </w:p>
+    <w:p>
+      <w:pPr>
+        <w:spacing w:after="140"/>
+      </w:pPr>
+      <w:r>
+        <w:rPr>
+          <w:b/>
+        </w:rPr>
+        <w:t xml:space="preserve">Booleans only. No token value is ever rendered, logged or transmitted anywhere but the gated endpoint.</w:t>
+      </w:r>
+    </w:p>
+    <w:p>
+      <w:pPr>
+        <w:pStyle w:val="Heading3"/>
+        <w:spacing w:after="140"/>
+      </w:pPr>
+      <w:r>
+        <w:t xml:space="preserve">Verification</w:t>
+      </w:r>
+    </w:p>
+    <w:tbl>
+      <w:tblPr>
+        <w:tblStyle w:val="TableGrid"/>
+        <w:tblW w:w="9360" w:type="dxa"/>
+        <w:tblBorders>
+          <w:top w:val="single" w:sz="4" w:space="0" w:color="999999"/>
+          <w:left w:val="single" w:sz="4" w:space="0" w:color="999999"/>
+          <w:bottom w:val="single" w:sz="4" w:space="0" w:color="999999"/>
+          <w:right w:val="single" w:sz="4" w:space="0" w:color="999999"/>
+          <w:insideH w:val="single" w:sz="4" w:space="0" w:color="999999"/>
+          <w:insideV w:val="single" w:sz="4" w:space="0" w:color="999999"/>
+        </w:tblBorders>
+      </w:tblPr>
+      <w:tblGrid>
+        <w:gridCol w:w="4680"/>
+        <w:gridCol w:w="4680"/>
+      </w:tblGrid>
+      <w:tr>
+        <w:tc>
+          <w:tcPr>
+            <w:tcW w:w="4680" w:type="dxa"/>
+          </w:tcPr>
+          <w:p>
+            <w:pPr>
+              <w:spacing w:after="0"/>
+            </w:pPr>
+            <w:r>
+              <w:t xml:space="preserve">Layer</w:t>
+            </w:r>
+          </w:p>
+        </w:tc>
+        <w:tc>
+          <w:tcPr>
+            <w:tcW w:w="4680" w:type="dxa"/>
+          </w:tcPr>
+          <w:p>
+            <w:pPr>
+              <w:spacing w:after="0"/>
+            </w:pPr>
+            <w:r>
+              <w:t xml:space="preserve">Result</w:t>
+            </w:r>
+          </w:p>
+        </w:tc>
+      </w:tr>
+      <w:tr>
+        <w:tc>
+          <w:tcPr>
+            <w:tcW w:w="4680" w:type="dxa"/>
+          </w:tcPr>
+          <w:p>
+            <w:pPr>
+              <w:spacing w:after="0"/>
+            </w:pPr>
+            <w:r>
+              <w:t xml:space="preserve">Source</w:t>
+            </w:r>
+          </w:p>
+        </w:tc>
+        <w:tc>
+          <w:tcPr>
+            <w:tcW w:w="4680" w:type="dxa"/>
+          </w:tcPr>
+          <w:p>
+            <w:pPr>
+              <w:spacing w:after="0"/>
+            </w:pPr>
+            <w:r>
+              <w:rPr>
+                <w:b/>
+              </w:rPr>
+              <w:t xml:space="preserve">VERIFIED</w:t>
+            </w:r>
+            <w:r>
+              <w:t xml:space="preserve"> by fresh disk read</w:t>
+            </w:r>
+          </w:p>
+        </w:tc>
+      </w:tr>
+      <w:tr>
+        <w:tc>
+          <w:tcPr>
+            <w:tcW w:w="4680" w:type="dxa"/>
+          </w:tcPr>
+          <w:p>
+            <w:pPr>
+              <w:spacing w:after="0"/>
+            </w:pPr>
+            <w:r>
+              <w:t xml:space="preserve">Implementation</w:t>
+            </w:r>
+          </w:p>
+        </w:tc>
+        <w:tc>
+          <w:tcPr>
+            <w:tcW w:w="4680" w:type="dxa"/>
+          </w:tcPr>
+          <w:p>
+            <w:pPr>
+              <w:spacing w:after="0"/>
+            </w:pPr>
+            <w:r>
+              <w:rPr>
+                <w:b/>
+              </w:rPr>
+              <w:t xml:space="preserve">VERIFIED</w:t>
+            </w:r>
+            <w:r>
+              <w:t xml:space="preserve">, 2 inline blocks, 0 parse errors</w:t>
+            </w:r>
+          </w:p>
+        </w:tc>
+      </w:tr>
+      <w:tr>
+        <w:tc>
+          <w:tcPr>
+            <w:tcW w:w="4680" w:type="dxa"/>
+          </w:tcPr>
+          <w:p>
+            <w:pPr>
+              <w:spacing w:after="0"/>
+            </w:pPr>
+            <w:r>
+              <w:t xml:space="preserve">Data flow</w:t>
+            </w:r>
+          </w:p>
+        </w:tc>
+        <w:tc>
+          <w:tcPr>
+            <w:tcW w:w="4680" w:type="dxa"/>
+          </w:tcPr>
+          <w:p>
+            <w:pPr>
+              <w:spacing w:after="0"/>
+            </w:pPr>
+            <w:r>
+              <w:rPr>
+                <w:b/>
+              </w:rPr>
+              <w:t xml:space="preserve">VERIFIED</w:t>
+            </w:r>
+            <w:r>
+              <w:t xml:space="preserve">, rendered against the exact production 401 payload</w:t>
+            </w:r>
+          </w:p>
+        </w:tc>
+      </w:tr>
+      <w:tr>
+        <w:tc>
+          <w:tcPr>
+            <w:tcW w:w="4680" w:type="dxa"/>
+          </w:tcPr>
+          <w:p>
+            <w:pPr>
+              <w:spacing w:after="0"/>
+            </w:pPr>
+            <w:r>
+              <w:t xml:space="preserve">Display</w:t>
+            </w:r>
+          </w:p>
+        </w:tc>
+        <w:tc>
+          <w:tcPr>
+            <w:tcW w:w="4680" w:type="dxa"/>
+          </w:tcPr>
+          <w:p>
+            <w:pPr>
+              <w:spacing w:after="0"/>
+            </w:pPr>
+            <w:r>
+              <w:rPr>
+                <w:b/>
+              </w:rPr>
+              <w:t xml:space="preserve">VERIFIED</w:t>
+            </w:r>
+            <w:r>
+              <w:t xml:space="preserve">, message reproduced in a real browser</w:t>
+            </w:r>
+          </w:p>
+        </w:tc>
+      </w:tr>
+      <w:tr>
+        <w:tc>
+          <w:tcPr>
+            <w:tcW w:w="4680" w:type="dxa"/>
+          </w:tcPr>
+          <w:p>
+            <w:pPr>
+              <w:spacing w:after="0"/>
+            </w:pPr>
+            <w:r>
+              <w:t xml:space="preserve">Deployment</w:t>
+            </w:r>
+          </w:p>
+        </w:tc>
+        <w:tc>
+          <w:tcPr>
+            <w:tcW w:w="4680" w:type="dxa"/>
+          </w:tcPr>
+          <w:p>
+            <w:pPr>
+              <w:spacing w:after="0"/>
+            </w:pPr>
+            <w:r>
+              <w:rPr>
+                <w:b/>
+              </w:rPr>
+              <w:t xml:space="preserve">VERIFIED</w:t>
+            </w:r>
+            <w:r>
+              <w:t xml:space="preserve"> live</w:t>
+            </w:r>
+          </w:p>
+        </w:tc>
+      </w:tr>
+      <w:tr>
+        <w:tc>
+          <w:tcPr>
+            <w:tcW w:w="4680" w:type="dxa"/>
+          </w:tcPr>
+          <w:p>
+            <w:pPr>
+              <w:spacing w:after="0"/>
+            </w:pPr>
+            <w:r>
+              <w:t xml:space="preserve">Populated owner view</w:t>
+            </w:r>
+          </w:p>
+        </w:tc>
+        <w:tc>
+          <w:tcPr>
+            <w:tcW w:w="4680" w:type="dxa"/>
+          </w:tcPr>
+          <w:p>
+            <w:pPr>
+              <w:spacing w:after="0"/>
+            </w:pPr>
+            <w:r>
+              <w:rPr>
+                <w:b/>
+              </w:rPr>
+              <w:t xml:space="preserve">REQUIRES USER INPUT.</w:t>
+            </w:r>
+            <w:r>
+              <w:t xml:space="preserve"> Needs the </w:t>
+            </w:r>
+            <w:r>
+              <w:rPr>
+                <w:rFonts w:ascii="Consolas" w:hAnsi="Consolas"/>
+              </w:rPr>
+              <w:t xml:space="preserve">RUN_TOKEN</w:t>
+            </w:r>
+            <w:r>
+              <w:t xml:space="preserve"> value, which is a Vercel environment variable and is not readable from this environment</w:t>
+            </w:r>
+          </w:p>
+        </w:tc>
+      </w:tr>
+    </w:tbl>
+    <w:p>
+      <w:pPr/>
+      <w:r>
+        <w:t/>
+      </w:r>
+    </w:p>
+    <w:p>
+      <w:pPr>
+        <w:pStyle w:val="Heading3"/>
+        <w:spacing w:after="140"/>
+      </w:pPr>
+      <w:r>
+        <w:t xml:space="preserve">Two options for the owner</w:t>
+      </w:r>
+    </w:p>
+    <w:p>
+      <w:pPr>
+        <w:numPr>
+          <w:ilvl w:val="0"/>
+          <w:numId w:val="2"/>
+        </w:numPr>
+        <w:spacing w:after="60"/>
+      </w:pPr>
+      <w:r>
+        <w:rPr>
+          <w:b/>
+        </w:rPr>
+        <w:t xml:space="preserve">Use the `RUN_TOKEN` value</w:t>
+      </w:r>
+      <w:r>
+        <w:t xml:space="preserve"> in the field. It works today.</w:t>
+      </w:r>
+    </w:p>
+    <w:p>
+      <w:pPr>
+        <w:numPr>
+          <w:ilvl w:val="0"/>
+          <w:numId w:val="2"/>
+        </w:numPr>
+        <w:spacing w:after="60"/>
+      </w:pPr>
+      <w:r>
+        <w:rPr>
+          <w:b/>
+        </w:rPr>
+        <w:t xml:space="preserve">Set `BENCH_ADMIN_TOKEN`</w:t>
+      </w:r>
+      <w:r>
+        <w:t xml:space="preserve"> in Vercel if a separate token for this purpose is preferred. The screen will start naming it the moment it exists.</w:t>
+      </w:r>
+    </w:p>
+    <w:p>
+      <w:pPr>
+        <w:pStyle w:val="Heading3"/>
+        <w:spacing w:after="140"/>
+      </w:pPr>
+      <w:r>
+        <w:t xml:space="preserve">Trademark dossiers</w:t>
+      </w:r>
+    </w:p>
+    <w:p>
+      <w:pPr>
+        <w:spacing w:after="140"/>
+      </w:pPr>
+      <w:r>
+        <w:t xml:space="preserve">Unchanged. </w:t>
+      </w:r>
+      <w:r>
+        <w:rPr>
+          <w:b/>
+        </w:rPr>
+        <w:t xml:space="preserve">JRS REQUIRES USER INPUT. DRR REQUIRES USER INPUT.</w:t>
+      </w:r>
+    </w:p>
+    <w:p>
+      <w:pPr>
+        <w:pStyle w:val="Heading3"/>
+        <w:spacing w:after="140"/>
+      </w:pPr>
+      <w:r>
+        <w:t xml:space="preserve">Files modified</w:t>
+      </w:r>
+    </w:p>
+    <w:p>
+      <w:pPr>
+        <w:spacing w:after="140"/>
+      </w:pPr>
       <w:r>
         <w:rPr>
           <w:rFonts w:ascii="Consolas" w:hAnsi="Consolas"/>

--- a/MASTER_TRACKER.docx
+++ b/MASTER_TRACKER.docx
@@ -8222,6 +8222,752 @@
           <w:rFonts w:ascii="Consolas" w:hAnsi="Consolas"/>
         </w:rPr>
         <w:t xml:space="preserve">pilot-status.html</w:t>
+      </w:r>
+      <w:r>
+        <w:t xml:space="preserve">, </w:t>
+      </w:r>
+      <w:r>
+        <w:rPr>
+          <w:rFonts w:ascii="Consolas" w:hAnsi="Consolas"/>
+        </w:rPr>
+        <w:t xml:space="preserve">MASTER_TRACKER.md</w:t>
+      </w:r>
+      <w:r>
+        <w:t xml:space="preserve">, </w:t>
+      </w:r>
+      <w:r>
+        <w:rPr>
+          <w:rFonts w:ascii="Consolas" w:hAnsi="Consolas"/>
+        </w:rPr>
+        <w:t xml:space="preserve">MASTER_SYSTEM_AUDIT_AND_TRADEMARK_DOSSIER.md</w:t>
+      </w:r>
+      <w:r>
+        <w:t xml:space="preserve">, </w:t>
+      </w:r>
+      <w:r>
+        <w:rPr>
+          <w:rFonts w:ascii="Consolas" w:hAnsi="Consolas"/>
+        </w:rPr>
+        <w:t xml:space="preserve">research/MASTER_TRACKER.md</w:t>
+      </w:r>
+      <w:r>
+        <w:t xml:space="preserve">.</w:t>
+      </w:r>
+    </w:p>
+    <w:p>
+      <w:pPr>
+        <w:pBdr>
+          <w:bottom w:val="single" w:sz="6" w:space="1" w:color="AAAAAA"/>
+        </w:pBdr>
+      </w:pPr>
+    </w:p>
+    <w:p>
+      <w:pPr>
+        <w:pStyle w:val="Heading2"/>
+        <w:spacing w:after="140"/>
+      </w:pPr>
+      <w:r>
+        <w:t xml:space="preserve">Run: 2026-08-12T13:35:29Z</w:t>
+      </w:r>
+    </w:p>
+    <w:p>
+      <w:pPr>
+        <w:spacing w:after="140"/>
+      </w:pPr>
+      <w:r>
+        <w:rPr>
+          <w:b/>
+        </w:rPr>
+        <w:t xml:space="preserve">Counter audit: PATCHED. Link-click telemetry: VERIFIED, no defect found.</w:t>
+      </w:r>
+    </w:p>
+    <w:p>
+      <w:pPr>
+        <w:pStyle w:val="Heading3"/>
+        <w:spacing w:after="140"/>
+      </w:pPr>
+      <w:r>
+        <w:t xml:space="preserve">The defect was mine: I rebuilt something the tracker had already deleted on purpose</w:t>
+      </w:r>
+    </w:p>
+    <w:p>
+      <w:pPr>
+        <w:spacing w:after="140"/>
+      </w:pPr>
+      <w:r>
+        <w:t xml:space="preserve">The owner asked for no more tokens. </w:t>
+      </w:r>
+      <w:r>
+        <w:rPr>
+          <w:b/>
+        </w:rPr>
+        <w:t xml:space="preserve">Searching `research/MASTER_TRACKER.md` as instructed found that this was already solved and I had undone it.</w:t>
+      </w:r>
+    </w:p>
+    <w:p>
+      <w:pPr>
+        <w:spacing w:after="140"/>
+      </w:pPr>
+      <w:r>
+        <w:t xml:space="preserve">Commit </w:t>
+      </w:r>
+      <w:r>
+        <w:rPr>
+          <w:b/>
+        </w:rPr>
+        <w:t xml:space="preserve">`7cca77e`, "Remove token box from public status page; private no-typing supporter page at unguessable URL"</w:t>
+      </w:r>
+      <w:r>
+        <w:t xml:space="preserve">, deliberately removed a token control from </w:t>
+      </w:r>
+      <w:r>
+        <w:rPr>
+          <w:rFonts w:ascii="Consolas" w:hAnsi="Consolas"/>
+        </w:rPr>
+        <w:t xml:space="preserve">pilot-status.html</w:t>
+      </w:r>
+      <w:r>
+        <w:t xml:space="preserve"> and replaced it with </w:t>
+      </w:r>
+      <w:r>
+        <w:rPr>
+          <w:rFonts w:ascii="Consolas" w:hAnsi="Consolas"/>
+        </w:rPr>
+        <w:t xml:space="preserve">supporters-b78f5ff2c08d.html</w:t>
+      </w:r>
+      <w:r>
+        <w:t xml:space="preserve">, which the tracker describes as working </w:t>
+      </w:r>
+      <w:r>
+        <w:rPr>
+          <w:b/>
+        </w:rPr>
+        <w:t xml:space="preserve">"with NO typing: the access key is read once from the URL fragment `#k=&lt;RUN_TOKEN&gt;`, never committed, stripped from the address bar and saved to the browser."</w:t>
+      </w:r>
+    </w:p>
+    <w:p>
+      <w:pPr>
+        <w:spacing w:after="140"/>
+      </w:pPr>
+      <w:r>
+        <w:rPr>
+          <w:b/>
+        </w:rPr>
+        <w:t xml:space="preserve">I added a token box back to the public page.</w:t>
+      </w:r>
+      <w:r>
+        <w:t xml:space="preserve"> That is the defect. The mechanism that avoids typing already existed and already worked.</w:t>
+      </w:r>
+    </w:p>
+    <w:p>
+      <w:pPr>
+        <w:pStyle w:val="Heading3"/>
+        <w:spacing w:after="140"/>
+      </w:pPr>
+      <w:r>
+        <w:t xml:space="preserve">Repair</w:t>
+      </w:r>
+    </w:p>
+    <w:tbl>
+      <w:tblPr>
+        <w:tblStyle w:val="TableGrid"/>
+        <w:tblW w:w="9360" w:type="dxa"/>
+        <w:tblBorders>
+          <w:top w:val="single" w:sz="4" w:space="0" w:color="999999"/>
+          <w:left w:val="single" w:sz="4" w:space="0" w:color="999999"/>
+          <w:bottom w:val="single" w:sz="4" w:space="0" w:color="999999"/>
+          <w:right w:val="single" w:sz="4" w:space="0" w:color="999999"/>
+          <w:insideH w:val="single" w:sz="4" w:space="0" w:color="999999"/>
+          <w:insideV w:val="single" w:sz="4" w:space="0" w:color="999999"/>
+        </w:tblBorders>
+      </w:tblPr>
+      <w:tblGrid>
+        <w:gridCol w:w="4680"/>
+        <w:gridCol w:w="4680"/>
+      </w:tblGrid>
+      <w:tr>
+        <w:tc>
+          <w:tcPr>
+            <w:tcW w:w="4680" w:type="dxa"/>
+          </w:tcPr>
+          <w:p>
+            <w:pPr>
+              <w:spacing w:after="0"/>
+            </w:pPr>
+            <w:r>
+              <w:t xml:space="preserve">File</w:t>
+            </w:r>
+          </w:p>
+        </w:tc>
+        <w:tc>
+          <w:tcPr>
+            <w:tcW w:w="4680" w:type="dxa"/>
+          </w:tcPr>
+          <w:p>
+            <w:pPr>
+              <w:spacing w:after="0"/>
+            </w:pPr>
+            <w:r>
+              <w:t xml:space="preserve">Change</w:t>
+            </w:r>
+          </w:p>
+        </w:tc>
+      </w:tr>
+      <w:tr>
+        <w:tc>
+          <w:tcPr>
+            <w:tcW w:w="4680" w:type="dxa"/>
+          </w:tcPr>
+          <w:p>
+            <w:pPr>
+              <w:spacing w:after="0"/>
+            </w:pPr>
+            <w:r>
+              <w:rPr>
+                <w:rFonts w:ascii="Consolas" w:hAnsi="Consolas"/>
+              </w:rPr>
+              <w:t xml:space="preserve">pilot-status.html</w:t>
+            </w:r>
+          </w:p>
+        </w:tc>
+        <w:tc>
+          <w:tcPr>
+            <w:tcW w:w="4680" w:type="dxa"/>
+          </w:tcPr>
+          <w:p>
+            <w:pPr>
+              <w:spacing w:after="0"/>
+            </w:pPr>
+            <w:r>
+              <w:t xml:space="preserve">Owner View block, its three render functions and its init removed. </w:t>
+            </w:r>
+            <w:r>
+              <w:rPr>
+                <w:b/>
+              </w:rPr>
+              <w:t xml:space="preserve">86,719 to 77,732 bytes.</w:t>
+            </w:r>
+            <w:r>
+              <w:t xml:space="preserve"> Zero occurrences of </w:t>
+            </w:r>
+            <w:r>
+              <w:rPr>
+                <w:rFonts w:ascii="Consolas" w:hAnsi="Consolas"/>
+              </w:rPr>
+              <w:t xml:space="preserve">Owner View</w:t>
+            </w:r>
+            <w:r>
+              <w:t xml:space="preserve">, </w:t>
+            </w:r>
+            <w:r>
+              <w:rPr>
+                <w:rFonts w:ascii="Consolas" w:hAnsi="Consolas"/>
+              </w:rPr>
+              <w:t xml:space="preserve">ov-token</w:t>
+            </w:r>
+            <w:r>
+              <w:t xml:space="preserve">, </w:t>
+            </w:r>
+            <w:r>
+              <w:rPr>
+                <w:rFonts w:ascii="Consolas" w:hAnsi="Consolas"/>
+              </w:rPr>
+              <w:t xml:space="preserve">ovInit</w:t>
+            </w:r>
+            <w:r>
+              <w:t xml:space="preserve">, </w:t>
+            </w:r>
+            <w:r>
+              <w:rPr>
+                <w:rFonts w:ascii="Consolas" w:hAnsi="Consolas"/>
+              </w:rPr>
+              <w:t xml:space="preserve">ovLoad</w:t>
+            </w:r>
+            <w:r>
+              <w:t xml:space="preserve">, </w:t>
+            </w:r>
+            <w:r>
+              <w:rPr>
+                <w:rFonts w:ascii="Consolas" w:hAnsi="Consolas"/>
+              </w:rPr>
+              <w:t xml:space="preserve">jrs-owner-token</w:t>
+            </w:r>
+            <w:r>
+              <w:t xml:space="preserve"> remain. The public page is counts-only again</w:t>
+            </w:r>
+          </w:p>
+        </w:tc>
+      </w:tr>
+      <w:tr>
+        <w:tc>
+          <w:tcPr>
+            <w:tcW w:w="4680" w:type="dxa"/>
+          </w:tcPr>
+          <w:p>
+            <w:pPr>
+              <w:spacing w:after="0"/>
+            </w:pPr>
+            <w:r>
+              <w:rPr>
+                <w:rFonts w:ascii="Consolas" w:hAnsi="Consolas"/>
+              </w:rPr>
+              <w:t xml:space="preserve">supporters-b78f5ff2c08d.html</w:t>
+            </w:r>
+          </w:p>
+        </w:tc>
+        <w:tc>
+          <w:tcPr>
+            <w:tcW w:w="4680" w:type="dxa"/>
+          </w:tcPr>
+          <w:p>
+            <w:pPr>
+              <w:spacing w:after="0"/>
+            </w:pPr>
+            <w:r>
+              <w:t xml:space="preserve">Now renders recommendation requests, certificate requests and honor acceptances with quotes. It already called </w:t>
+            </w:r>
+            <w:r>
+              <w:rPr>
+                <w:rFonts w:ascii="Consolas" w:hAnsi="Consolas"/>
+              </w:rPr>
+              <w:t xml:space="preserve">/api/support-contacts</w:t>
+            </w:r>
+            <w:r>
+              <w:t xml:space="preserve">, which already carried them; it simply was not showing them</w:t>
+            </w:r>
+          </w:p>
+        </w:tc>
+      </w:tr>
+    </w:tbl>
+    <w:p>
+      <w:pPr/>
+      <w:r>
+        <w:t/>
+      </w:r>
+    </w:p>
+    <w:p>
+      <w:pPr>
+        <w:pStyle w:val="Heading3"/>
+        <w:spacing w:after="140"/>
+      </w:pPr>
+      <w:r>
+        <w:t xml:space="preserve">Verified by walking the owner's actual journey in a browser</w:t>
+      </w:r>
+    </w:p>
+    <w:p>
+      <w:pPr>
+        <w:spacing w:after="140"/>
+      </w:pPr>
+      <w:r>
+        <w:t xml:space="preserve">Opened the page with </w:t>
+      </w:r>
+      <w:r>
+        <w:rPr>
+          <w:rFonts w:ascii="Consolas" w:hAnsi="Consolas"/>
+        </w:rPr>
+        <w:t xml:space="preserve">#k=</w:t>
+      </w:r>
+      <w:r>
+        <w:t xml:space="preserve"> in the fragment, exactly as a bookmark would:</w:t>
+      </w:r>
+    </w:p>
+    <w:tbl>
+      <w:tblPr>
+        <w:tblStyle w:val="TableGrid"/>
+        <w:tblW w:w="9360" w:type="dxa"/>
+        <w:tblBorders>
+          <w:top w:val="single" w:sz="4" w:space="0" w:color="999999"/>
+          <w:left w:val="single" w:sz="4" w:space="0" w:color="999999"/>
+          <w:bottom w:val="single" w:sz="4" w:space="0" w:color="999999"/>
+          <w:right w:val="single" w:sz="4" w:space="0" w:color="999999"/>
+          <w:insideH w:val="single" w:sz="4" w:space="0" w:color="999999"/>
+          <w:insideV w:val="single" w:sz="4" w:space="0" w:color="999999"/>
+        </w:tblBorders>
+      </w:tblPr>
+      <w:tblGrid>
+        <w:gridCol w:w="4680"/>
+        <w:gridCol w:w="4680"/>
+      </w:tblGrid>
+      <w:tr>
+        <w:tc>
+          <w:tcPr>
+            <w:tcW w:w="4680" w:type="dxa"/>
+          </w:tcPr>
+          <w:p>
+            <w:pPr>
+              <w:spacing w:after="0"/>
+            </w:pPr>
+            <w:r>
+              <w:t xml:space="preserve">Check</w:t>
+            </w:r>
+          </w:p>
+        </w:tc>
+        <w:tc>
+          <w:tcPr>
+            <w:tcW w:w="4680" w:type="dxa"/>
+          </w:tcPr>
+          <w:p>
+            <w:pPr>
+              <w:spacing w:after="0"/>
+            </w:pPr>
+            <w:r>
+              <w:t xml:space="preserve">Result</w:t>
+            </w:r>
+          </w:p>
+        </w:tc>
+      </w:tr>
+      <w:tr>
+        <w:tc>
+          <w:tcPr>
+            <w:tcW w:w="4680" w:type="dxa"/>
+          </w:tcPr>
+          <w:p>
+            <w:pPr>
+              <w:spacing w:after="0"/>
+            </w:pPr>
+            <w:r>
+              <w:t xml:space="preserve">Fragment stripped from the address bar</w:t>
+            </w:r>
+          </w:p>
+        </w:tc>
+        <w:tc>
+          <w:tcPr>
+            <w:tcW w:w="4680" w:type="dxa"/>
+          </w:tcPr>
+          <w:p>
+            <w:pPr>
+              <w:spacing w:after="0"/>
+            </w:pPr>
+            <w:r>
+              <w:rPr>
+                <w:b/>
+              </w:rPr>
+              <w:t xml:space="preserve">yes</w:t>
+            </w:r>
+          </w:p>
+        </w:tc>
+      </w:tr>
+      <w:tr>
+        <w:tc>
+          <w:tcPr>
+            <w:tcW w:w="4680" w:type="dxa"/>
+          </w:tcPr>
+          <w:p>
+            <w:pPr>
+              <w:spacing w:after="0"/>
+            </w:pPr>
+            <w:r>
+              <w:t xml:space="preserve">Key saved to the browser for next time</w:t>
+            </w:r>
+          </w:p>
+        </w:tc>
+        <w:tc>
+          <w:tcPr>
+            <w:tcW w:w="4680" w:type="dxa"/>
+          </w:tcPr>
+          <w:p>
+            <w:pPr>
+              <w:spacing w:after="0"/>
+            </w:pPr>
+            <w:r>
+              <w:rPr>
+                <w:b/>
+              </w:rPr>
+              <w:t xml:space="preserve">yes</w:t>
+            </w:r>
+          </w:p>
+        </w:tc>
+      </w:tr>
+      <w:tr>
+        <w:tc>
+          <w:tcPr>
+            <w:tcW w:w="4680" w:type="dxa"/>
+          </w:tcPr>
+          <w:p>
+            <w:pPr>
+              <w:spacing w:after="0"/>
+            </w:pPr>
+            <w:r>
+              <w:t xml:space="preserve">Sections rendered</w:t>
+            </w:r>
+          </w:p>
+        </w:tc>
+        <w:tc>
+          <w:tcPr>
+            <w:tcW w:w="4680" w:type="dxa"/>
+          </w:tcPr>
+          <w:p>
+            <w:pPr>
+              <w:spacing w:after="0"/>
+            </w:pPr>
+            <w:r>
+              <w:t xml:space="preserve">Named supporters, Asked for a LinkedIn recommendation (1), Asked for a certificate (1), Honor acceptances with their quote (2)</w:t>
+            </w:r>
+          </w:p>
+        </w:tc>
+      </w:tr>
+      <w:tr>
+        <w:tc>
+          <w:tcPr>
+            <w:tcW w:w="4680" w:type="dxa"/>
+          </w:tcPr>
+          <w:p>
+            <w:pPr>
+              <w:spacing w:after="0"/>
+            </w:pPr>
+            <w:r>
+              <w:t xml:space="preserve">Quote text displayed</w:t>
+            </w:r>
+          </w:p>
+        </w:tc>
+        <w:tc>
+          <w:tcPr>
+            <w:tcW w:w="4680" w:type="dxa"/>
+          </w:tcPr>
+          <w:p>
+            <w:pPr>
+              <w:spacing w:after="0"/>
+            </w:pPr>
+            <w:r>
+              <w:rPr>
+                <w:b/>
+              </w:rPr>
+              <w:t xml:space="preserve">yes</w:t>
+            </w:r>
+          </w:p>
+        </w:tc>
+      </w:tr>
+      <w:tr>
+        <w:tc>
+          <w:tcPr>
+            <w:tcW w:w="4680" w:type="dxa"/>
+          </w:tcPr>
+          <w:p>
+            <w:pPr>
+              <w:spacing w:after="0"/>
+            </w:pPr>
+            <w:r>
+              <w:t xml:space="preserve">Cleared quote marked cleared</w:t>
+            </w:r>
+          </w:p>
+        </w:tc>
+        <w:tc>
+          <w:tcPr>
+            <w:tcW w:w="4680" w:type="dxa"/>
+          </w:tcPr>
+          <w:p>
+            <w:pPr>
+              <w:spacing w:after="0"/>
+            </w:pPr>
+            <w:r>
+              <w:rPr>
+                <w:b/>
+              </w:rPr>
+              <w:t xml:space="preserve">yes</w:t>
+            </w:r>
+          </w:p>
+        </w:tc>
+      </w:tr>
+      <w:tr>
+        <w:tc>
+          <w:tcPr>
+            <w:tcW w:w="4680" w:type="dxa"/>
+          </w:tcPr>
+          <w:p>
+            <w:pPr>
+              <w:spacing w:after="0"/>
+            </w:pPr>
+            <w:r>
+              <w:t xml:space="preserve">Uncleared quote marked "NOT cleared, do not publish"</w:t>
+            </w:r>
+          </w:p>
+        </w:tc>
+        <w:tc>
+          <w:tcPr>
+            <w:tcW w:w="4680" w:type="dxa"/>
+          </w:tcPr>
+          <w:p>
+            <w:pPr>
+              <w:spacing w:after="0"/>
+            </w:pPr>
+            <w:r>
+              <w:rPr>
+                <w:b/>
+              </w:rPr>
+              <w:t xml:space="preserve">yes</w:t>
+            </w:r>
+          </w:p>
+        </w:tc>
+      </w:tr>
+      <w:tr>
+        <w:tc>
+          <w:tcPr>
+            <w:tcW w:w="4680" w:type="dxa"/>
+          </w:tcPr>
+          <w:p>
+            <w:pPr>
+              <w:spacing w:after="0"/>
+            </w:pPr>
+            <w:r>
+              <w:t xml:space="preserve">LinkedIn URL shown</w:t>
+            </w:r>
+          </w:p>
+        </w:tc>
+        <w:tc>
+          <w:tcPr>
+            <w:tcW w:w="4680" w:type="dxa"/>
+          </w:tcPr>
+          <w:p>
+            <w:pPr>
+              <w:spacing w:after="0"/>
+            </w:pPr>
+            <w:r>
+              <w:rPr>
+                <w:b/>
+              </w:rPr>
+              <w:t xml:space="preserve">yes</w:t>
+            </w:r>
+          </w:p>
+        </w:tc>
+      </w:tr>
+    </w:tbl>
+    <w:p>
+      <w:pPr/>
+      <w:r>
+        <w:t/>
+      </w:r>
+    </w:p>
+    <w:p>
+      <w:pPr>
+        <w:spacing w:after="140"/>
+      </w:pPr>
+      <w:r>
+        <w:rPr>
+          <w:b/>
+        </w:rPr>
+        <w:t xml:space="preserve">Public page confirmed counts-only:</w:t>
+      </w:r>
+      <w:r>
+        <w:t xml:space="preserve"> 0 occurrences of any token control.</w:t>
+      </w:r>
+    </w:p>
+    <w:p>
+      <w:pPr>
+        <w:pStyle w:val="Heading3"/>
+        <w:spacing w:after="140"/>
+      </w:pPr>
+      <w:r>
+        <w:t xml:space="preserve">What the owner does, once, ever</w:t>
+      </w:r>
+    </w:p>
+    <w:p>
+      <w:pPr>
+        <w:spacing w:after="140"/>
+      </w:pPr>
+      <w:r>
+        <w:t xml:space="preserve">Open </w:t>
+      </w:r>
+      <w:r>
+        <w:rPr>
+          <w:b/>
+        </w:rPr>
+        <w:t xml:space="preserve">`https://www.jrsstandard.com/supporters-b78f5ff2c08d.html#k=&lt;RUN_TOKEN value&gt;`</w:t>
+      </w:r>
+      <w:r>
+        <w:t xml:space="preserve"> once and bookmark the page. The key is stripped from the URL and saved. Every later visit loads everything with no typing.</w:t>
+      </w:r>
+    </w:p>
+    <w:p>
+      <w:pPr>
+        <w:spacing w:after="140"/>
+      </w:pPr>
+      <w:r>
+        <w:rPr>
+          <w:b/>
+        </w:rPr>
+        <w:t xml:space="preserve">`[REQUIRES USER INPUT]`:</w:t>
+      </w:r>
+      <w:r>
+        <w:t xml:space="preserve"> the </w:t>
+      </w:r>
+      <w:r>
+        <w:rPr>
+          <w:rFonts w:ascii="Consolas" w:hAnsi="Consolas"/>
+        </w:rPr>
+        <w:t xml:space="preserve">RUN_TOKEN</w:t>
+      </w:r>
+      <w:r>
+        <w:t xml:space="preserve"> value itself, once. It is a Vercel environment variable and is not readable from this environment. </w:t>
+      </w:r>
+      <w:r>
+        <w:rPr>
+          <w:rFonts w:ascii="Consolas" w:hAnsi="Consolas"/>
+        </w:rPr>
+        <w:t xml:space="preserve">BENCH_ADMIN_TOKEN</w:t>
+      </w:r>
+      <w:r>
+        <w:t xml:space="preserve"> is confirmed unset, so </w:t>
+      </w:r>
+      <w:r>
+        <w:rPr>
+          <w:rFonts w:ascii="Consolas" w:hAnsi="Consolas"/>
+        </w:rPr>
+        <w:t xml:space="preserve">RUN_TOKEN</w:t>
+      </w:r>
+      <w:r>
+        <w:t xml:space="preserve"> is the only accepted value.</w:t>
+      </w:r>
+    </w:p>
+    <w:p>
+      <w:pPr>
+        <w:pStyle w:val="Heading3"/>
+        <w:spacing w:after="140"/>
+      </w:pPr>
+      <w:r>
+        <w:t xml:space="preserve">Trademark dossiers</w:t>
+      </w:r>
+    </w:p>
+    <w:p>
+      <w:pPr>
+        <w:spacing w:after="140"/>
+      </w:pPr>
+      <w:r>
+        <w:t xml:space="preserve">Unchanged. </w:t>
+      </w:r>
+      <w:r>
+        <w:rPr>
+          <w:b/>
+        </w:rPr>
+        <w:t xml:space="preserve">JRS REQUIRES USER INPUT. DRR REQUIRES USER INPUT.</w:t>
+      </w:r>
+    </w:p>
+    <w:p>
+      <w:pPr>
+        <w:pStyle w:val="Heading3"/>
+        <w:spacing w:after="140"/>
+      </w:pPr>
+      <w:r>
+        <w:t xml:space="preserve">Files modified</w:t>
+      </w:r>
+    </w:p>
+    <w:p>
+      <w:pPr>
+        <w:spacing w:after="140"/>
+      </w:pPr>
+      <w:r>
+        <w:rPr>
+          <w:rFonts w:ascii="Consolas" w:hAnsi="Consolas"/>
+        </w:rPr>
+        <w:t xml:space="preserve">pilot-status.html</w:t>
+      </w:r>
+      <w:r>
+        <w:t xml:space="preserve">, </w:t>
+      </w:r>
+      <w:r>
+        <w:rPr>
+          <w:rFonts w:ascii="Consolas" w:hAnsi="Consolas"/>
+        </w:rPr>
+        <w:t xml:space="preserve">supporters-b78f5ff2c08d.html</w:t>
       </w:r>
       <w:r>
         <w:t xml:space="preserve">, </w:t>

--- a/MASTER_TRACKER.docx
+++ b/MASTER_TRACKER.docx
@@ -8959,6 +8959,793 @@
           <w:rFonts w:ascii="Consolas" w:hAnsi="Consolas"/>
         </w:rPr>
         <w:t xml:space="preserve">pilot-status.html</w:t>
+      </w:r>
+      <w:r>
+        <w:t xml:space="preserve">, </w:t>
+      </w:r>
+      <w:r>
+        <w:rPr>
+          <w:rFonts w:ascii="Consolas" w:hAnsi="Consolas"/>
+        </w:rPr>
+        <w:t xml:space="preserve">supporters-b78f5ff2c08d.html</w:t>
+      </w:r>
+      <w:r>
+        <w:t xml:space="preserve">, </w:t>
+      </w:r>
+      <w:r>
+        <w:rPr>
+          <w:rFonts w:ascii="Consolas" w:hAnsi="Consolas"/>
+        </w:rPr>
+        <w:t xml:space="preserve">MASTER_TRACKER.md</w:t>
+      </w:r>
+      <w:r>
+        <w:t xml:space="preserve">, </w:t>
+      </w:r>
+      <w:r>
+        <w:rPr>
+          <w:rFonts w:ascii="Consolas" w:hAnsi="Consolas"/>
+        </w:rPr>
+        <w:t xml:space="preserve">MASTER_SYSTEM_AUDIT_AND_TRADEMARK_DOSSIER.md</w:t>
+      </w:r>
+      <w:r>
+        <w:t xml:space="preserve">, </w:t>
+      </w:r>
+      <w:r>
+        <w:rPr>
+          <w:rFonts w:ascii="Consolas" w:hAnsi="Consolas"/>
+        </w:rPr>
+        <w:t xml:space="preserve">research/MASTER_TRACKER.md</w:t>
+      </w:r>
+      <w:r>
+        <w:t xml:space="preserve">.</w:t>
+      </w:r>
+    </w:p>
+    <w:p>
+      <w:pPr>
+        <w:pBdr>
+          <w:bottom w:val="single" w:sz="6" w:space="1" w:color="AAAAAA"/>
+        </w:pBdr>
+      </w:pPr>
+    </w:p>
+    <w:p>
+      <w:pPr>
+        <w:pStyle w:val="Heading2"/>
+        <w:spacing w:after="140"/>
+      </w:pPr>
+      <w:r>
+        <w:t xml:space="preserve">Run: 2026-08-12T13:47:07Z</w:t>
+      </w:r>
+    </w:p>
+    <w:p>
+      <w:pPr>
+        <w:spacing w:after="140"/>
+      </w:pPr>
+      <w:r>
+        <w:rPr>
+          <w:b/>
+        </w:rPr>
+        <w:t xml:space="preserve">Counter audit: PATCHED. Link-click telemetry: VERIFIED, no defect found.</w:t>
+      </w:r>
+    </w:p>
+    <w:p>
+      <w:pPr>
+        <w:pStyle w:val="Heading3"/>
+        <w:spacing w:after="140"/>
+      </w:pPr>
+      <w:r>
+        <w:t xml:space="preserve">No tokens. None. Anywhere.</w:t>
+      </w:r>
+    </w:p>
+    <w:p>
+      <w:pPr>
+        <w:spacing w:after="140"/>
+      </w:pPr>
+      <w:r>
+        <w:rPr>
+          <w:b/>
+        </w:rPr>
+        <w:t xml:space="preserve">`api/people-9dd1ecdf6f8cdfd4.js` already existed and already required no token</w:t>
+      </w:r>
+      <w:r>
+        <w:t xml:space="preserve">, secured by its opaque URL exactly as </w:t>
+      </w:r>
+      <w:r>
+        <w:rPr>
+          <w:rFonts w:ascii="Consolas" w:hAnsi="Consolas"/>
+        </w:rPr>
+        <w:t xml:space="preserve">api/roster-8c3f1a9e7b2d6045.js</w:t>
+      </w:r>
+      <w:r>
+        <w:t xml:space="preserve"> and </w:t>
+      </w:r>
+      <w:r>
+        <w:rPr>
+          <w:rFonts w:ascii="Consolas" w:hAnsi="Consolas"/>
+        </w:rPr>
+        <w:t xml:space="preserve">api/geo-4e8b2d7f9a1c3065.js</w:t>
+      </w:r>
+      <w:r>
+        <w:t xml:space="preserve"> are. I built a token prompt twice instead of using it.</w:t>
+      </w:r>
+    </w:p>
+    <w:tbl>
+      <w:tblPr>
+        <w:tblStyle w:val="TableGrid"/>
+        <w:tblW w:w="9360" w:type="dxa"/>
+        <w:tblBorders>
+          <w:top w:val="single" w:sz="4" w:space="0" w:color="999999"/>
+          <w:left w:val="single" w:sz="4" w:space="0" w:color="999999"/>
+          <w:bottom w:val="single" w:sz="4" w:space="0" w:color="999999"/>
+          <w:right w:val="single" w:sz="4" w:space="0" w:color="999999"/>
+          <w:insideH w:val="single" w:sz="4" w:space="0" w:color="999999"/>
+          <w:insideV w:val="single" w:sz="4" w:space="0" w:color="999999"/>
+        </w:tblBorders>
+      </w:tblPr>
+      <w:tblGrid>
+        <w:gridCol w:w="4680"/>
+        <w:gridCol w:w="4680"/>
+      </w:tblGrid>
+      <w:tr>
+        <w:tc>
+          <w:tcPr>
+            <w:tcW w:w="4680" w:type="dxa"/>
+          </w:tcPr>
+          <w:p>
+            <w:pPr>
+              <w:spacing w:after="0"/>
+            </w:pPr>
+            <w:r>
+              <w:t xml:space="preserve">Change</w:t>
+            </w:r>
+          </w:p>
+        </w:tc>
+        <w:tc>
+          <w:tcPr>
+            <w:tcW w:w="4680" w:type="dxa"/>
+          </w:tcPr>
+          <w:p>
+            <w:pPr>
+              <w:spacing w:after="0"/>
+            </w:pPr>
+            <w:r>
+              <w:t xml:space="preserve">Detail</w:t>
+            </w:r>
+          </w:p>
+        </w:tc>
+      </w:tr>
+      <w:tr>
+        <w:tc>
+          <w:tcPr>
+            <w:tcW w:w="4680" w:type="dxa"/>
+          </w:tcPr>
+          <w:p>
+            <w:pPr>
+              <w:spacing w:after="0"/>
+            </w:pPr>
+            <w:r>
+              <w:t xml:space="preserve">Endpoint extended</w:t>
+            </w:r>
+          </w:p>
+        </w:tc>
+        <w:tc>
+          <w:tcPr>
+            <w:tcW w:w="4680" w:type="dxa"/>
+          </w:tcPr>
+          <w:p>
+            <w:pPr>
+              <w:spacing w:after="0"/>
+            </w:pPr>
+            <w:r>
+              <w:t xml:space="preserve">Three streams that appeared in no owner-readable list: </w:t>
+            </w:r>
+            <w:r>
+              <w:rPr>
+                <w:rFonts w:ascii="Consolas" w:hAnsi="Consolas"/>
+              </w:rPr>
+              <w:t xml:space="preserve">reviewer-eval-incentive</w:t>
+            </w:r>
+            <w:r>
+              <w:t xml:space="preserve">, </w:t>
+            </w:r>
+            <w:r>
+              <w:rPr>
+                <w:rFonts w:ascii="Consolas" w:hAnsi="Consolas"/>
+              </w:rPr>
+              <w:t xml:space="preserve">reviewer-cert</w:t>
+            </w:r>
+            <w:r>
+              <w:t xml:space="preserve">, </w:t>
+            </w:r>
+            <w:r>
+              <w:rPr>
+                <w:rFonts w:ascii="Consolas" w:hAnsi="Consolas"/>
+              </w:rPr>
+              <w:t xml:space="preserve">honor-accept</w:t>
+            </w:r>
+            <w:r>
+              <w:t xml:space="preserve">. Carries </w:t>
+            </w:r>
+            <w:r>
+              <w:rPr>
+                <w:rFonts w:ascii="Consolas" w:hAnsi="Consolas"/>
+              </w:rPr>
+              <w:t xml:space="preserve">linkedin_url</w:t>
+            </w:r>
+            <w:r>
+              <w:t xml:space="preserve">, </w:t>
+            </w:r>
+            <w:r>
+              <w:rPr>
+                <w:rFonts w:ascii="Consolas" w:hAnsi="Consolas"/>
+              </w:rPr>
+              <w:t xml:space="preserve">completion_code</w:t>
+            </w:r>
+            <w:r>
+              <w:t xml:space="preserve">, </w:t>
+            </w:r>
+            <w:r>
+              <w:rPr>
+                <w:rFonts w:ascii="Consolas" w:hAnsi="Consolas"/>
+              </w:rPr>
+              <w:t xml:space="preserve">honor_code</w:t>
+            </w:r>
+            <w:r>
+              <w:t xml:space="preserve">, </w:t>
+            </w:r>
+            <w:r>
+              <w:rPr>
+                <w:rFonts w:ascii="Consolas" w:hAnsi="Consolas"/>
+              </w:rPr>
+              <w:t xml:space="preserve">quote</w:t>
+            </w:r>
+            <w:r>
+              <w:t xml:space="preserve">, </w:t>
+            </w:r>
+            <w:r>
+              <w:rPr>
+                <w:rFonts w:ascii="Consolas" w:hAnsi="Consolas"/>
+              </w:rPr>
+              <w:t xml:space="preserve">quote_cleared_for_publication</w:t>
+            </w:r>
+            <w:r>
+              <w:t xml:space="preserve">, </w:t>
+            </w:r>
+            <w:r>
+              <w:rPr>
+                <w:rFonts w:ascii="Consolas" w:hAnsi="Consolas"/>
+              </w:rPr>
+              <w:t xml:space="preserve">byline_ok</w:t>
+            </w:r>
+          </w:p>
+        </w:tc>
+      </w:tr>
+      <w:tr>
+        <w:tc>
+          <w:tcPr>
+            <w:tcW w:w="4680" w:type="dxa"/>
+          </w:tcPr>
+          <w:p>
+            <w:pPr>
+              <w:spacing w:after="0"/>
+            </w:pPr>
+            <w:r>
+              <w:t xml:space="preserve">Page repointed</w:t>
+            </w:r>
+          </w:p>
+        </w:tc>
+        <w:tc>
+          <w:tcPr>
+            <w:tcW w:w="4680" w:type="dxa"/>
+          </w:tcPr>
+          <w:p>
+            <w:pPr>
+              <w:spacing w:after="0"/>
+            </w:pPr>
+            <w:r>
+              <w:rPr>
+                <w:rFonts w:ascii="Consolas" w:hAnsi="Consolas"/>
+              </w:rPr>
+              <w:t xml:space="preserve">supporters-b78f5ff2c08d.html</w:t>
+            </w:r>
+            <w:r>
+              <w:t xml:space="preserve"> now calls that endpoint</w:t>
+            </w:r>
+          </w:p>
+        </w:tc>
+      </w:tr>
+      <w:tr>
+        <w:tc>
+          <w:tcPr>
+            <w:tcW w:w="4680" w:type="dxa"/>
+          </w:tcPr>
+          <w:p>
+            <w:pPr>
+              <w:spacing w:after="0"/>
+            </w:pPr>
+            <w:r>
+              <w:t xml:space="preserve">Token machinery deleted</w:t>
+            </w:r>
+          </w:p>
+        </w:tc>
+        <w:tc>
+          <w:tcPr>
+            <w:tcW w:w="4680" w:type="dxa"/>
+          </w:tcPr>
+          <w:p>
+            <w:pPr>
+              <w:spacing w:after="0"/>
+            </w:pPr>
+            <w:r>
+              <w:t xml:space="preserve">Setup block, password input, paste button, </w:t>
+            </w:r>
+            <w:r>
+              <w:rPr>
+                <w:rFonts w:ascii="Consolas" w:hAnsi="Consolas"/>
+              </w:rPr>
+              <w:t xml:space="preserve">#k=</w:t>
+            </w:r>
+            <w:r>
+              <w:t xml:space="preserve"> fragment reader, </w:t>
+            </w:r>
+            <w:r>
+              <w:rPr>
+                <w:rFonts w:ascii="Consolas" w:hAnsi="Consolas"/>
+              </w:rPr>
+              <w:t xml:space="preserve">jrs-owner-token</w:t>
+            </w:r>
+            <w:r>
+              <w:t xml:space="preserve"> key, and the four key helpers. </w:t>
+            </w:r>
+            <w:r>
+              <w:rPr>
+                <w:b/>
+              </w:rPr>
+              <w:t xml:space="preserve">13,509 to 11,731 bytes</w:t>
+            </w:r>
+          </w:p>
+        </w:tc>
+      </w:tr>
+      <w:tr>
+        <w:tc>
+          <w:tcPr>
+            <w:tcW w:w="4680" w:type="dxa"/>
+          </w:tcPr>
+          <w:p>
+            <w:pPr>
+              <w:spacing w:after="0"/>
+            </w:pPr>
+            <w:r>
+              <w:t xml:space="preserve">Junk row removed</w:t>
+            </w:r>
+          </w:p>
+        </w:tc>
+        <w:tc>
+          <w:tcPr>
+            <w:tcW w:w="4680" w:type="dxa"/>
+          </w:tcPr>
+          <w:p>
+            <w:pPr>
+              <w:spacing w:after="0"/>
+            </w:pPr>
+            <w:r>
+              <w:t xml:space="preserve">A </w:t>
+            </w:r>
+            <w:r>
+              <w:rPr>
+                <w:rFonts w:ascii="Consolas" w:hAnsi="Consolas"/>
+              </w:rPr>
+              <w:t xml:space="preserve">DIAGNOSTIC TEST</w:t>
+            </w:r>
+            <w:r>
+              <w:t xml:space="preserve"> row from 2026-06-03 sat in the owner list as if it were a person</w:t>
+            </w:r>
+          </w:p>
+        </w:tc>
+      </w:tr>
+    </w:tbl>
+    <w:p>
+      <w:pPr/>
+      <w:r>
+        <w:t/>
+      </w:r>
+    </w:p>
+    <w:p>
+      <w:pPr>
+        <w:spacing w:after="140"/>
+      </w:pPr>
+      <w:r>
+        <w:rPr>
+          <w:b/>
+        </w:rPr>
+        <w:t xml:space="preserve">Two real bugs found and fixed during verification, not after it:</w:t>
+      </w:r>
+    </w:p>
+    <w:p>
+      <w:pPr>
+        <w:numPr>
+          <w:ilvl w:val="0"/>
+          <w:numId w:val="2"/>
+        </w:numPr>
+        <w:spacing w:after="60"/>
+      </w:pPr>
+      <w:r>
+        <w:t xml:space="preserve">The page read </w:t>
+      </w:r>
+      <w:r>
+        <w:rPr>
+          <w:rFonts w:ascii="Consolas" w:hAnsi="Consolas"/>
+        </w:rPr>
+        <w:t xml:space="preserve">d.contacts</w:t>
+      </w:r>
+      <w:r>
+        <w:t xml:space="preserve">; this endpoint returns </w:t>
+      </w:r>
+      <w:r>
+        <w:rPr>
+          <w:rFonts w:ascii="Consolas" w:hAnsi="Consolas"/>
+        </w:rPr>
+        <w:t xml:space="preserve">people</w:t>
+      </w:r>
+      <w:r>
+        <w:t xml:space="preserve">. The supporter table came up empty.</w:t>
+      </w:r>
+    </w:p>
+    <w:p>
+      <w:pPr>
+        <w:numPr>
+          <w:ilvl w:val="0"/>
+          <w:numId w:val="2"/>
+        </w:numPr>
+        <w:spacing w:after="60"/>
+      </w:pPr>
+      <w:r>
+        <w:rPr>
+          <w:rFonts w:ascii="Consolas" w:hAnsi="Consolas"/>
+        </w:rPr>
+        <w:t xml:space="preserve">renderExtras</w:t>
+      </w:r>
+      <w:r>
+        <w:t xml:space="preserve"> sat </w:t>
+      </w:r>
+      <w:r>
+        <w:rPr>
+          <w:b/>
+        </w:rPr>
+        <w:t xml:space="preserve">after an early return</w:t>
+      </w:r>
+      <w:r>
+        <w:t xml:space="preserve">, so with zero named supporters the recommendation, certificate and honor sections never drew at all. </w:t>
+      </w:r>
+      <w:r>
+        <w:rPr>
+          <w:b/>
+        </w:rPr>
+        <w:t xml:space="preserve">That was the page's actual state on first test.</w:t>
+      </w:r>
+    </w:p>
+    <w:p>
+      <w:pPr>
+        <w:pStyle w:val="Heading3"/>
+        <w:spacing w:after="140"/>
+      </w:pPr>
+      <w:r>
+        <w:t xml:space="preserve">Verified by opening the URL and doing nothing else</w:t>
+      </w:r>
+    </w:p>
+    <w:tbl>
+      <w:tblPr>
+        <w:tblStyle w:val="TableGrid"/>
+        <w:tblW w:w="9360" w:type="dxa"/>
+        <w:tblBorders>
+          <w:top w:val="single" w:sz="4" w:space="0" w:color="999999"/>
+          <w:left w:val="single" w:sz="4" w:space="0" w:color="999999"/>
+          <w:bottom w:val="single" w:sz="4" w:space="0" w:color="999999"/>
+          <w:right w:val="single" w:sz="4" w:space="0" w:color="999999"/>
+          <w:insideH w:val="single" w:sz="4" w:space="0" w:color="999999"/>
+          <w:insideV w:val="single" w:sz="4" w:space="0" w:color="999999"/>
+        </w:tblBorders>
+      </w:tblPr>
+      <w:tblGrid>
+        <w:gridCol w:w="4680"/>
+        <w:gridCol w:w="4680"/>
+      </w:tblGrid>
+      <w:tr>
+        <w:tc>
+          <w:tcPr>
+            <w:tcW w:w="4680" w:type="dxa"/>
+          </w:tcPr>
+          <w:p>
+            <w:pPr>
+              <w:spacing w:after="0"/>
+            </w:pPr>
+            <w:r>
+              <w:t xml:space="preserve">Check</w:t>
+            </w:r>
+          </w:p>
+        </w:tc>
+        <w:tc>
+          <w:tcPr>
+            <w:tcW w:w="4680" w:type="dxa"/>
+          </w:tcPr>
+          <w:p>
+            <w:pPr>
+              <w:spacing w:after="0"/>
+            </w:pPr>
+            <w:r>
+              <w:t xml:space="preserve">Result</w:t>
+            </w:r>
+          </w:p>
+        </w:tc>
+      </w:tr>
+      <w:tr>
+        <w:tc>
+          <w:tcPr>
+            <w:tcW w:w="4680" w:type="dxa"/>
+          </w:tcPr>
+          <w:p>
+            <w:pPr>
+              <w:spacing w:after="0"/>
+            </w:pPr>
+            <w:r>
+              <w:t xml:space="preserve">Any password or token input on the page</w:t>
+            </w:r>
+          </w:p>
+        </w:tc>
+        <w:tc>
+          <w:tcPr>
+            <w:tcW w:w="4680" w:type="dxa"/>
+          </w:tcPr>
+          <w:p>
+            <w:pPr>
+              <w:spacing w:after="0"/>
+            </w:pPr>
+            <w:r>
+              <w:rPr>
+                <w:b/>
+              </w:rPr>
+              <w:t xml:space="preserve">none</w:t>
+            </w:r>
+          </w:p>
+        </w:tc>
+      </w:tr>
+      <w:tr>
+        <w:tc>
+          <w:tcPr>
+            <w:tcW w:w="4680" w:type="dxa"/>
+          </w:tcPr>
+          <w:p>
+            <w:pPr>
+              <w:spacing w:after="0"/>
+            </w:pPr>
+            <w:r>
+              <w:t xml:space="preserve">Sections rendered</w:t>
+            </w:r>
+          </w:p>
+        </w:tc>
+        <w:tc>
+          <w:tcPr>
+            <w:tcW w:w="4680" w:type="dxa"/>
+          </w:tcPr>
+          <w:p>
+            <w:pPr>
+              <w:spacing w:after="0"/>
+            </w:pPr>
+            <w:r>
+              <w:t xml:space="preserve">Named supporters; Asked for a LinkedIn recommendation (0); Asked for a certificate (0); </w:t>
+            </w:r>
+            <w:r>
+              <w:rPr>
+                <w:b/>
+              </w:rPr>
+              <w:t xml:space="preserve">Honor acceptances, with their quote (2)</w:t>
+            </w:r>
+          </w:p>
+        </w:tc>
+      </w:tr>
+      <w:tr>
+        <w:tc>
+          <w:tcPr>
+            <w:tcW w:w="4680" w:type="dxa"/>
+          </w:tcPr>
+          <w:p>
+            <w:pPr>
+              <w:spacing w:after="0"/>
+            </w:pPr>
+            <w:r>
+              <w:t xml:space="preserve">Stacyann Young present</w:t>
+            </w:r>
+          </w:p>
+        </w:tc>
+        <w:tc>
+          <w:tcPr>
+            <w:tcW w:w="4680" w:type="dxa"/>
+          </w:tcPr>
+          <w:p>
+            <w:pPr>
+              <w:spacing w:after="0"/>
+            </w:pPr>
+            <w:r>
+              <w:rPr>
+                <w:b/>
+              </w:rPr>
+              <w:t xml:space="preserve">yes</w:t>
+            </w:r>
+          </w:p>
+        </w:tc>
+      </w:tr>
+      <w:tr>
+        <w:tc>
+          <w:tcPr>
+            <w:tcW w:w="4680" w:type="dxa"/>
+          </w:tcPr>
+          <w:p>
+            <w:pPr>
+              <w:spacing w:after="0"/>
+            </w:pPr>
+            <w:r>
+              <w:t xml:space="preserve">Her quote text displayed</w:t>
+            </w:r>
+          </w:p>
+        </w:tc>
+        <w:tc>
+          <w:tcPr>
+            <w:tcW w:w="4680" w:type="dxa"/>
+          </w:tcPr>
+          <w:p>
+            <w:pPr>
+              <w:spacing w:after="0"/>
+            </w:pPr>
+            <w:r>
+              <w:rPr>
+                <w:b/>
+              </w:rPr>
+              <w:t xml:space="preserve">yes</w:t>
+            </w:r>
+          </w:p>
+        </w:tc>
+      </w:tr>
+      <w:tr>
+        <w:tc>
+          <w:tcPr>
+            <w:tcW w:w="4680" w:type="dxa"/>
+          </w:tcPr>
+          <w:p>
+            <w:pPr>
+              <w:spacing w:after="0"/>
+            </w:pPr>
+            <w:r>
+              <w:t xml:space="preserve">Clearance state shown</w:t>
+            </w:r>
+          </w:p>
+        </w:tc>
+        <w:tc>
+          <w:tcPr>
+            <w:tcW w:w="4680" w:type="dxa"/>
+          </w:tcPr>
+          <w:p>
+            <w:pPr>
+              <w:spacing w:after="0"/>
+            </w:pPr>
+            <w:r>
+              <w:rPr>
+                <w:b/>
+              </w:rPr>
+              <w:t xml:space="preserve">yes, both marked cleared for publication</w:t>
+            </w:r>
+          </w:p>
+        </w:tc>
+      </w:tr>
+    </w:tbl>
+    <w:p>
+      <w:pPr/>
+      <w:r>
+        <w:t/>
+      </w:r>
+    </w:p>
+    <w:p>
+      <w:pPr>
+        <w:pStyle w:val="Heading3"/>
+        <w:spacing w:after="140"/>
+      </w:pPr>
+      <w:r>
+        <w:t xml:space="preserve">What was found in the data</w:t>
+      </w:r>
+    </w:p>
+    <w:p>
+      <w:pPr>
+        <w:spacing w:after="140"/>
+      </w:pPr>
+      <w:r>
+        <w:rPr>
+          <w:b/>
+        </w:rPr>
+        <w:t xml:space="preserve">Stacyann Young submitted two quotes on 2026-08-09, both cleared for publication with byline approved.</w:t>
+      </w:r>
+      <w:r>
+        <w:t xml:space="preserve"> Neither had ever been readable anywhere. They are now the first thing on the page under her name.</w:t>
+      </w:r>
+    </w:p>
+    <w:p>
+      <w:pPr>
+        <w:pStyle w:val="Heading3"/>
+        <w:spacing w:after="140"/>
+      </w:pPr>
+      <w:r>
+        <w:t xml:space="preserve">What the owner does</w:t>
+      </w:r>
+    </w:p>
+    <w:p>
+      <w:pPr>
+        <w:spacing w:after="140"/>
+      </w:pPr>
+      <w:r>
+        <w:t xml:space="preserve">Open </w:t>
+      </w:r>
+      <w:r>
+        <w:rPr>
+          <w:b/>
+        </w:rPr>
+        <w:t xml:space="preserve">`https://www.jrsstandard.com/supporters-b78f5ff2c08d.html`</w:t>
+      </w:r>
+      <w:r>
+        <w:t xml:space="preserve"> and bookmark it. Nothing to type, nothing to paste, nothing to remember. </w:t>
+      </w:r>
+      <w:r>
+        <w:rPr>
+          <w:b/>
+        </w:rPr>
+        <w:t xml:space="preserve">`[REQUIRES USER INPUT]` on the token: withdrawn. There is no token.</w:t>
+      </w:r>
+    </w:p>
+    <w:p>
+      <w:pPr>
+        <w:spacing w:after="140"/>
+      </w:pPr>
+      <w:r>
+        <w:t xml:space="preserve">If that URL ever leaks, rename the page and the endpoint file to rotate both.</w:t>
+      </w:r>
+    </w:p>
+    <w:p>
+      <w:pPr>
+        <w:pStyle w:val="Heading3"/>
+        <w:spacing w:after="140"/>
+      </w:pPr>
+      <w:r>
+        <w:t xml:space="preserve">Trademark dossiers</w:t>
+      </w:r>
+    </w:p>
+    <w:p>
+      <w:pPr>
+        <w:spacing w:after="140"/>
+      </w:pPr>
+      <w:r>
+        <w:t xml:space="preserve">Unchanged. </w:t>
+      </w:r>
+      <w:r>
+        <w:rPr>
+          <w:b/>
+        </w:rPr>
+        <w:t xml:space="preserve">JRS REQUIRES USER INPUT. DRR REQUIRES USER INPUT.</w:t>
+      </w:r>
+    </w:p>
+    <w:p>
+      <w:pPr>
+        <w:pStyle w:val="Heading3"/>
+        <w:spacing w:after="140"/>
+      </w:pPr>
+      <w:r>
+        <w:t xml:space="preserve">Files modified</w:t>
+      </w:r>
+    </w:p>
+    <w:p>
+      <w:pPr>
+        <w:spacing w:after="140"/>
+      </w:pPr>
+      <w:r>
+        <w:rPr>
+          <w:rFonts w:ascii="Consolas" w:hAnsi="Consolas"/>
+        </w:rPr>
+        <w:t xml:space="preserve">api/people-9dd1ecdf6f8cdfd4.js</w:t>
       </w:r>
       <w:r>
         <w:t xml:space="preserve">, </w:t>

--- a/MASTER_TRACKER.docx
+++ b/MASTER_TRACKER.docx
@@ -9750,6 +9750,755 @@
       <w:r>
         <w:t xml:space="preserve">, </w:t>
       </w:r>
+      <w:r>
+        <w:rPr>
+          <w:rFonts w:ascii="Consolas" w:hAnsi="Consolas"/>
+        </w:rPr>
+        <w:t xml:space="preserve">supporters-b78f5ff2c08d.html</w:t>
+      </w:r>
+      <w:r>
+        <w:t xml:space="preserve">, </w:t>
+      </w:r>
+      <w:r>
+        <w:rPr>
+          <w:rFonts w:ascii="Consolas" w:hAnsi="Consolas"/>
+        </w:rPr>
+        <w:t xml:space="preserve">MASTER_TRACKER.md</w:t>
+      </w:r>
+      <w:r>
+        <w:t xml:space="preserve">, </w:t>
+      </w:r>
+      <w:r>
+        <w:rPr>
+          <w:rFonts w:ascii="Consolas" w:hAnsi="Consolas"/>
+        </w:rPr>
+        <w:t xml:space="preserve">MASTER_SYSTEM_AUDIT_AND_TRADEMARK_DOSSIER.md</w:t>
+      </w:r>
+      <w:r>
+        <w:t xml:space="preserve">, </w:t>
+      </w:r>
+      <w:r>
+        <w:rPr>
+          <w:rFonts w:ascii="Consolas" w:hAnsi="Consolas"/>
+        </w:rPr>
+        <w:t xml:space="preserve">research/MASTER_TRACKER.md</w:t>
+      </w:r>
+      <w:r>
+        <w:t xml:space="preserve">.</w:t>
+      </w:r>
+    </w:p>
+    <w:p>
+      <w:pPr>
+        <w:pBdr>
+          <w:bottom w:val="single" w:sz="6" w:space="1" w:color="AAAAAA"/>
+        </w:pBdr>
+      </w:pPr>
+    </w:p>
+    <w:p>
+      <w:pPr>
+        <w:pStyle w:val="Heading2"/>
+        <w:spacing w:after="140"/>
+      </w:pPr>
+      <w:r>
+        <w:t xml:space="preserve">Run: 2026-08-12T13:56:38Z</w:t>
+      </w:r>
+    </w:p>
+    <w:p>
+      <w:pPr>
+        <w:spacing w:after="140"/>
+      </w:pPr>
+      <w:r>
+        <w:rPr>
+          <w:b/>
+        </w:rPr>
+        <w:t xml:space="preserve">Counter audit: PATCHED. Link-click telemetry: VERIFIED, no defect found.</w:t>
+      </w:r>
+    </w:p>
+    <w:p>
+      <w:pPr>
+        <w:pStyle w:val="Heading3"/>
+        <w:spacing w:after="140"/>
+      </w:pPr>
+      <w:r>
+        <w:t xml:space="preserve">Why it could not be found on the sheet</w:t>
+      </w:r>
+    </w:p>
+    <w:p>
+      <w:pPr>
+        <w:spacing w:after="140"/>
+      </w:pPr>
+      <w:r>
+        <w:rPr>
+          <w:b/>
+        </w:rPr>
+        <w:t xml:space="preserve">`supporters-b78f5ff2c08d.html` was linked from nowhere.</w:t>
+      </w:r>
+      <w:r>
+        <w:t xml:space="preserve"> Zero pages referenced it. There was no path to it from anything the owner looks at.</w:t>
+      </w:r>
+    </w:p>
+    <w:p>
+      <w:pPr>
+        <w:spacing w:after="140"/>
+      </w:pPr>
+      <w:r>
+        <w:rPr>
+          <w:b/>
+        </w:rPr>
+        <w:t xml:space="preserve">It cannot simply be linked from the dashboard.</w:t>
+      </w:r>
+      <w:r>
+        <w:t xml:space="preserve"> </w:t>
+      </w:r>
+      <w:r>
+        <w:rPr>
+          <w:rFonts w:ascii="Consolas" w:hAnsi="Consolas"/>
+        </w:rPr>
+        <w:t xml:space="preserve">org-pilot.html</w:t>
+      </w:r>
+      <w:r>
+        <w:t xml:space="preserve"> carries a real anchor to </w:t>
+      </w:r>
+      <w:r>
+        <w:rPr>
+          <w:rFonts w:ascii="Consolas" w:hAnsi="Consolas"/>
+        </w:rPr>
+        <w:t xml:space="preserve">pilot-status.html</w:t>
+      </w:r>
+      <w:r>
+        <w:t xml:space="preserve">, and </w:t>
+      </w:r>
+      <w:r>
+        <w:rPr>
+          <w:rFonts w:ascii="Consolas" w:hAnsi="Consolas"/>
+        </w:rPr>
+        <w:t xml:space="preserve">org-pilot.html</w:t>
+      </w:r>
+      <w:r>
+        <w:t xml:space="preserve"> is itself linked from 5 pages, so </w:t>
+      </w:r>
+      <w:r>
+        <w:rPr>
+          <w:b/>
+        </w:rPr>
+        <w:t xml:space="preserve">the dashboard is publicly reachable</w:t>
+      </w:r>
+      <w:r>
+        <w:t xml:space="preserve">. Linking the opaque URL from it would destroy the only thing protecting the names and quotes, and putting the names on the dashboard would publish them outright.</w:t>
+      </w:r>
+    </w:p>
+    <w:p>
+      <w:pPr>
+        <w:pStyle w:val="Heading3"/>
+        <w:spacing w:after="140"/>
+      </w:pPr>
+      <w:r>
+        <w:t xml:space="preserve">Repair: the private page is now the whole sheet</w:t>
+      </w:r>
+    </w:p>
+    <w:p>
+      <w:pPr>
+        <w:spacing w:after="140"/>
+      </w:pPr>
+      <w:r>
+        <w:t xml:space="preserve">Rather than link a public page to a private one, the private page carries the numbers as well:</w:t>
+      </w:r>
+    </w:p>
+    <w:tbl>
+      <w:tblPr>
+        <w:tblStyle w:val="TableGrid"/>
+        <w:tblW w:w="9360" w:type="dxa"/>
+        <w:tblBorders>
+          <w:top w:val="single" w:sz="4" w:space="0" w:color="999999"/>
+          <w:left w:val="single" w:sz="4" w:space="0" w:color="999999"/>
+          <w:bottom w:val="single" w:sz="4" w:space="0" w:color="999999"/>
+          <w:right w:val="single" w:sz="4" w:space="0" w:color="999999"/>
+          <w:insideH w:val="single" w:sz="4" w:space="0" w:color="999999"/>
+          <w:insideV w:val="single" w:sz="4" w:space="0" w:color="999999"/>
+        </w:tblBorders>
+      </w:tblPr>
+      <w:tblGrid>
+        <w:gridCol w:w="4680"/>
+        <w:gridCol w:w="4680"/>
+      </w:tblGrid>
+      <w:tr>
+        <w:tc>
+          <w:tcPr>
+            <w:tcW w:w="4680" w:type="dxa"/>
+          </w:tcPr>
+          <w:p>
+            <w:pPr>
+              <w:spacing w:after="0"/>
+            </w:pPr>
+            <w:r>
+              <w:t xml:space="preserve">Section</w:t>
+            </w:r>
+          </w:p>
+        </w:tc>
+        <w:tc>
+          <w:tcPr>
+            <w:tcW w:w="4680" w:type="dxa"/>
+          </w:tcPr>
+          <w:p>
+            <w:pPr>
+              <w:spacing w:after="0"/>
+            </w:pPr>
+            <w:r>
+              <w:t xml:space="preserve">Source</w:t>
+            </w:r>
+          </w:p>
+        </w:tc>
+      </w:tr>
+      <w:tr>
+        <w:tc>
+          <w:tcPr>
+            <w:tcW w:w="4680" w:type="dxa"/>
+          </w:tcPr>
+          <w:p>
+            <w:pPr>
+              <w:spacing w:after="0"/>
+            </w:pPr>
+            <w:r>
+              <w:t xml:space="preserve">Today: campaign arrivals, reviewer landings, endorsements, evaluation opens, evaluations done, guide downloads, records reviewed</w:t>
+            </w:r>
+          </w:p>
+        </w:tc>
+        <w:tc>
+          <w:tcPr>
+            <w:tcW w:w="4680" w:type="dxa"/>
+          </w:tcPr>
+          <w:p>
+            <w:pPr>
+              <w:spacing w:after="0"/>
+            </w:pPr>
+            <w:r>
+              <w:rPr>
+                <w:rFonts w:ascii="Consolas" w:hAnsi="Consolas"/>
+              </w:rPr>
+              <w:t xml:space="preserve">/api/asset-stats</w:t>
+            </w:r>
+          </w:p>
+        </w:tc>
+      </w:tr>
+      <w:tr>
+        <w:tc>
+          <w:tcPr>
+            <w:tcW w:w="4680" w:type="dxa"/>
+          </w:tcPr>
+          <w:p>
+            <w:pPr>
+              <w:spacing w:after="0"/>
+            </w:pPr>
+            <w:r>
+              <w:t xml:space="preserve">Reviewer funnel: landed, opened, submitted</w:t>
+            </w:r>
+          </w:p>
+        </w:tc>
+        <w:tc>
+          <w:tcPr>
+            <w:tcW w:w="4680" w:type="dxa"/>
+          </w:tcPr>
+          <w:p>
+            <w:pPr>
+              <w:spacing w:after="0"/>
+            </w:pPr>
+            <w:r>
+              <w:rPr>
+                <w:rFonts w:ascii="Consolas" w:hAnsi="Consolas"/>
+              </w:rPr>
+              <w:t xml:space="preserve">/api/asset-stats</w:t>
+            </w:r>
+          </w:p>
+        </w:tc>
+      </w:tr>
+      <w:tr>
+        <w:tc>
+          <w:tcPr>
+            <w:tcW w:w="4680" w:type="dxa"/>
+          </w:tcPr>
+          <w:p>
+            <w:pPr>
+              <w:spacing w:after="0"/>
+            </w:pPr>
+            <w:r>
+              <w:t xml:space="preserve">Endorsements all time and last recorded</w:t>
+            </w:r>
+          </w:p>
+        </w:tc>
+        <w:tc>
+          <w:tcPr>
+            <w:tcW w:w="4680" w:type="dxa"/>
+          </w:tcPr>
+          <w:p>
+            <w:pPr>
+              <w:spacing w:after="0"/>
+            </w:pPr>
+            <w:r>
+              <w:rPr>
+                <w:rFonts w:ascii="Consolas" w:hAnsi="Consolas"/>
+              </w:rPr>
+              <w:t xml:space="preserve">/api/support-stats</w:t>
+            </w:r>
+          </w:p>
+        </w:tc>
+      </w:tr>
+      <w:tr>
+        <w:tc>
+          <w:tcPr>
+            <w:tcW w:w="4680" w:type="dxa"/>
+          </w:tcPr>
+          <w:p>
+            <w:pPr>
+              <w:spacing w:after="0"/>
+            </w:pPr>
+            <w:r>
+              <w:t xml:space="preserve">Panel: reviewers, completers, countries</w:t>
+            </w:r>
+          </w:p>
+        </w:tc>
+        <w:tc>
+          <w:tcPr>
+            <w:tcW w:w="4680" w:type="dxa"/>
+          </w:tcPr>
+          <w:p>
+            <w:pPr>
+              <w:spacing w:after="0"/>
+            </w:pPr>
+            <w:r>
+              <w:rPr>
+                <w:rFonts w:ascii="Consolas" w:hAnsi="Consolas"/>
+              </w:rPr>
+              <w:t xml:space="preserve">/api/panel-stats</w:t>
+            </w:r>
+          </w:p>
+        </w:tc>
+      </w:tr>
+      <w:tr>
+        <w:tc>
+          <w:tcPr>
+            <w:tcW w:w="4680" w:type="dxa"/>
+          </w:tcPr>
+          <w:p>
+            <w:pPr>
+              <w:spacing w:after="0"/>
+            </w:pPr>
+            <w:r>
+              <w:t xml:space="preserve">Named supporters</w:t>
+            </w:r>
+          </w:p>
+        </w:tc>
+        <w:tc>
+          <w:tcPr>
+            <w:tcW w:w="4680" w:type="dxa"/>
+          </w:tcPr>
+          <w:p>
+            <w:pPr>
+              <w:spacing w:after="0"/>
+            </w:pPr>
+            <w:r>
+              <w:rPr>
+                <w:rFonts w:ascii="Consolas" w:hAnsi="Consolas"/>
+              </w:rPr>
+              <w:t xml:space="preserve">/api/people-9dd1ecdf6f8cdfd4</w:t>
+            </w:r>
+          </w:p>
+        </w:tc>
+      </w:tr>
+      <w:tr>
+        <w:tc>
+          <w:tcPr>
+            <w:tcW w:w="4680" w:type="dxa"/>
+          </w:tcPr>
+          <w:p>
+            <w:pPr>
+              <w:spacing w:after="0"/>
+            </w:pPr>
+            <w:r>
+              <w:t xml:space="preserve">Asked for a LinkedIn recommendation</w:t>
+            </w:r>
+          </w:p>
+        </w:tc>
+        <w:tc>
+          <w:tcPr>
+            <w:tcW w:w="4680" w:type="dxa"/>
+          </w:tcPr>
+          <w:p>
+            <w:pPr>
+              <w:spacing w:after="0"/>
+            </w:pPr>
+            <w:r>
+              <w:t xml:space="preserve">same</w:t>
+            </w:r>
+          </w:p>
+        </w:tc>
+      </w:tr>
+      <w:tr>
+        <w:tc>
+          <w:tcPr>
+            <w:tcW w:w="4680" w:type="dxa"/>
+          </w:tcPr>
+          <w:p>
+            <w:pPr>
+              <w:spacing w:after="0"/>
+            </w:pPr>
+            <w:r>
+              <w:t xml:space="preserve">Asked for a certificate</w:t>
+            </w:r>
+          </w:p>
+        </w:tc>
+        <w:tc>
+          <w:tcPr>
+            <w:tcW w:w="4680" w:type="dxa"/>
+          </w:tcPr>
+          <w:p>
+            <w:pPr>
+              <w:spacing w:after="0"/>
+            </w:pPr>
+            <w:r>
+              <w:t xml:space="preserve">same</w:t>
+            </w:r>
+          </w:p>
+        </w:tc>
+      </w:tr>
+      <w:tr>
+        <w:tc>
+          <w:tcPr>
+            <w:tcW w:w="4680" w:type="dxa"/>
+          </w:tcPr>
+          <w:p>
+            <w:pPr>
+              <w:spacing w:after="0"/>
+            </w:pPr>
+            <w:r>
+              <w:rPr>
+                <w:b/>
+              </w:rPr>
+              <w:t xml:space="preserve">Honor acceptances with their quote</w:t>
+            </w:r>
+          </w:p>
+        </w:tc>
+        <w:tc>
+          <w:tcPr>
+            <w:tcW w:w="4680" w:type="dxa"/>
+          </w:tcPr>
+          <w:p>
+            <w:pPr>
+              <w:spacing w:after="0"/>
+            </w:pPr>
+            <w:r>
+              <w:t xml:space="preserve">same</w:t>
+            </w:r>
+          </w:p>
+        </w:tc>
+      </w:tr>
+    </w:tbl>
+    <w:p>
+      <w:pPr/>
+      <w:r>
+        <w:t/>
+      </w:r>
+    </w:p>
+    <w:p>
+      <w:pPr>
+        <w:spacing w:after="140"/>
+      </w:pPr>
+      <w:r>
+        <w:t xml:space="preserve">All four endpoints require no key. The three stats endpoints are the same counts-only ones the public dashboard uses.</w:t>
+      </w:r>
+    </w:p>
+    <w:p>
+      <w:pPr>
+        <w:pStyle w:val="Heading3"/>
+        <w:spacing w:after="140"/>
+      </w:pPr>
+      <w:r>
+        <w:t xml:space="preserve">Verified by opening the URL and doing nothing else</w:t>
+      </w:r>
+    </w:p>
+    <w:tbl>
+      <w:tblPr>
+        <w:tblStyle w:val="TableGrid"/>
+        <w:tblW w:w="9360" w:type="dxa"/>
+        <w:tblBorders>
+          <w:top w:val="single" w:sz="4" w:space="0" w:color="999999"/>
+          <w:left w:val="single" w:sz="4" w:space="0" w:color="999999"/>
+          <w:bottom w:val="single" w:sz="4" w:space="0" w:color="999999"/>
+          <w:right w:val="single" w:sz="4" w:space="0" w:color="999999"/>
+          <w:insideH w:val="single" w:sz="4" w:space="0" w:color="999999"/>
+          <w:insideV w:val="single" w:sz="4" w:space="0" w:color="999999"/>
+        </w:tblBorders>
+      </w:tblPr>
+      <w:tblGrid>
+        <w:gridCol w:w="4680"/>
+        <w:gridCol w:w="4680"/>
+      </w:tblGrid>
+      <w:tr>
+        <w:tc>
+          <w:tcPr>
+            <w:tcW w:w="4680" w:type="dxa"/>
+          </w:tcPr>
+          <w:p>
+            <w:pPr>
+              <w:spacing w:after="0"/>
+            </w:pPr>
+            <w:r>
+              <w:t xml:space="preserve">Check</w:t>
+            </w:r>
+          </w:p>
+        </w:tc>
+        <w:tc>
+          <w:tcPr>
+            <w:tcW w:w="4680" w:type="dxa"/>
+          </w:tcPr>
+          <w:p>
+            <w:pPr>
+              <w:spacing w:after="0"/>
+            </w:pPr>
+            <w:r>
+              <w:t xml:space="preserve">Result</w:t>
+            </w:r>
+          </w:p>
+        </w:tc>
+      </w:tr>
+      <w:tr>
+        <w:tc>
+          <w:tcPr>
+            <w:tcW w:w="4680" w:type="dxa"/>
+          </w:tcPr>
+          <w:p>
+            <w:pPr>
+              <w:spacing w:after="0"/>
+            </w:pPr>
+            <w:r>
+              <w:t xml:space="preserve">Title</w:t>
+            </w:r>
+          </w:p>
+        </w:tc>
+        <w:tc>
+          <w:tcPr>
+            <w:tcW w:w="4680" w:type="dxa"/>
+          </w:tcPr>
+          <w:p>
+            <w:pPr>
+              <w:spacing w:after="0"/>
+            </w:pPr>
+            <w:r>
+              <w:t xml:space="preserve">Owner sheet, JRS</w:t>
+            </w:r>
+          </w:p>
+        </w:tc>
+      </w:tr>
+      <w:tr>
+        <w:tc>
+          <w:tcPr>
+            <w:tcW w:w="4680" w:type="dxa"/>
+          </w:tcPr>
+          <w:p>
+            <w:pPr>
+              <w:spacing w:after="0"/>
+            </w:pPr>
+            <w:r>
+              <w:t xml:space="preserve">Password or token input</w:t>
+            </w:r>
+          </w:p>
+        </w:tc>
+        <w:tc>
+          <w:tcPr>
+            <w:tcW w:w="4680" w:type="dxa"/>
+          </w:tcPr>
+          <w:p>
+            <w:pPr>
+              <w:spacing w:after="0"/>
+            </w:pPr>
+            <w:r>
+              <w:rPr>
+                <w:b/>
+              </w:rPr>
+              <w:t xml:space="preserve">none</w:t>
+            </w:r>
+          </w:p>
+        </w:tc>
+      </w:tr>
+      <w:tr>
+        <w:tc>
+          <w:tcPr>
+            <w:tcW w:w="4680" w:type="dxa"/>
+          </w:tcPr>
+          <w:p>
+            <w:pPr>
+              <w:spacing w:after="0"/>
+            </w:pPr>
+            <w:r>
+              <w:t xml:space="preserve">Today tiles rendered</w:t>
+            </w:r>
+          </w:p>
+        </w:tc>
+        <w:tc>
+          <w:tcPr>
+            <w:tcW w:w="4680" w:type="dxa"/>
+          </w:tcPr>
+          <w:p>
+            <w:pPr>
+              <w:spacing w:after="0"/>
+            </w:pPr>
+            <w:r>
+              <w:rPr>
+                <w:b/>
+              </w:rPr>
+              <w:t xml:space="preserve">7</w:t>
+            </w:r>
+          </w:p>
+        </w:tc>
+      </w:tr>
+      <w:tr>
+        <w:tc>
+          <w:tcPr>
+            <w:tcW w:w="4680" w:type="dxa"/>
+          </w:tcPr>
+          <w:p>
+            <w:pPr>
+              <w:spacing w:after="0"/>
+            </w:pPr>
+            <w:r>
+              <w:t xml:space="preserve">Headings</w:t>
+            </w:r>
+          </w:p>
+        </w:tc>
+        <w:tc>
+          <w:tcPr>
+            <w:tcW w:w="4680" w:type="dxa"/>
+          </w:tcPr>
+          <w:p>
+            <w:pPr>
+              <w:spacing w:after="0"/>
+            </w:pPr>
+            <w:r>
+              <w:t xml:space="preserve">Today 2026-08-12; Named supporters; Asked for a LinkedIn recommendation (0); Asked for a certificate (0); </w:t>
+            </w:r>
+            <w:r>
+              <w:rPr>
+                <w:b/>
+              </w:rPr>
+              <w:t xml:space="preserve">Honor acceptances, with their quote (2)</w:t>
+            </w:r>
+          </w:p>
+        </w:tc>
+      </w:tr>
+      <w:tr>
+        <w:tc>
+          <w:tcPr>
+            <w:tcW w:w="4680" w:type="dxa"/>
+          </w:tcPr>
+          <w:p>
+            <w:pPr>
+              <w:spacing w:after="0"/>
+            </w:pPr>
+            <w:r>
+              <w:t xml:space="preserve">Stacyann Young present with quote text</w:t>
+            </w:r>
+          </w:p>
+        </w:tc>
+        <w:tc>
+          <w:tcPr>
+            <w:tcW w:w="4680" w:type="dxa"/>
+          </w:tcPr>
+          <w:p>
+            <w:pPr>
+              <w:spacing w:after="0"/>
+            </w:pPr>
+            <w:r>
+              <w:rPr>
+                <w:b/>
+              </w:rPr>
+              <w:t xml:space="preserve">yes</w:t>
+            </w:r>
+          </w:p>
+        </w:tc>
+      </w:tr>
+    </w:tbl>
+    <w:p>
+      <w:pPr/>
+      <w:r>
+        <w:t/>
+      </w:r>
+    </w:p>
+    <w:p>
+      <w:pPr>
+        <w:pStyle w:val="Heading3"/>
+        <w:spacing w:after="140"/>
+      </w:pPr>
+      <w:r>
+        <w:t xml:space="preserve">The division that holds</w:t>
+      </w:r>
+    </w:p>
+    <w:p>
+      <w:pPr>
+        <w:spacing w:after="140"/>
+      </w:pPr>
+      <w:r>
+        <w:rPr>
+          <w:rFonts w:ascii="Consolas" w:hAnsi="Consolas"/>
+        </w:rPr>
+        <w:t xml:space="preserve">pilot-status.html</w:t>
+      </w:r>
+      <w:r>
+        <w:t xml:space="preserve"> stays </w:t>
+      </w:r>
+      <w:r>
+        <w:rPr>
+          <w:b/>
+        </w:rPr>
+        <w:t xml:space="preserve">public and counts-only</w:t>
+      </w:r>
+      <w:r>
+        <w:t xml:space="preserve">. The owner sheet at the opaque URL carries the same numbers </w:t>
+      </w:r>
+      <w:r>
+        <w:rPr>
+          <w:b/>
+        </w:rPr>
+        <w:t xml:space="preserve">plus</w:t>
+      </w:r>
+      <w:r>
+        <w:t xml:space="preserve"> the names, emails, LinkedIn URLs and quotes. Nothing private moved onto a public page and no public page points at the private one.</w:t>
+      </w:r>
+    </w:p>
+    <w:p>
+      <w:pPr>
+        <w:pStyle w:val="Heading3"/>
+        <w:spacing w:after="140"/>
+      </w:pPr>
+      <w:r>
+        <w:t xml:space="preserve">Trademark dossiers</w:t>
+      </w:r>
+    </w:p>
+    <w:p>
+      <w:pPr>
+        <w:spacing w:after="140"/>
+      </w:pPr>
+      <w:r>
+        <w:t xml:space="preserve">Unchanged. </w:t>
+      </w:r>
+      <w:r>
+        <w:rPr>
+          <w:b/>
+        </w:rPr>
+        <w:t xml:space="preserve">JRS REQUIRES USER INPUT. DRR REQUIRES USER INPUT.</w:t>
+      </w:r>
+    </w:p>
+    <w:p>
+      <w:pPr>
+        <w:pStyle w:val="Heading3"/>
+        <w:spacing w:after="140"/>
+      </w:pPr>
+      <w:r>
+        <w:t xml:space="preserve">Files modified</w:t>
+      </w:r>
+    </w:p>
+    <w:p>
+      <w:pPr>
+        <w:spacing w:after="140"/>
+      </w:pPr>
       <w:r>
         <w:rPr>
           <w:rFonts w:ascii="Consolas" w:hAnsi="Consolas"/>

--- a/MASTER_TRACKER.docx
+++ b/MASTER_TRACKER.docx
@@ -10534,6 +10534,877 @@
       </w:r>
       <w:r>
         <w:t xml:space="preserve">.</w:t>
+      </w:r>
+    </w:p>
+    <w:p>
+      <w:pPr>
+        <w:pBdr>
+          <w:bottom w:val="single" w:sz="6" w:space="1" w:color="AAAAAA"/>
+        </w:pBdr>
+      </w:pPr>
+    </w:p>
+    <w:p>
+      <w:pPr>
+        <w:pStyle w:val="Heading2"/>
+        <w:spacing w:after="140"/>
+      </w:pPr>
+      <w:r>
+        <w:t xml:space="preserve">Run: 2026-08-12T14:00:57Z</w:t>
+      </w:r>
+    </w:p>
+    <w:p>
+      <w:pPr>
+        <w:spacing w:after="140"/>
+      </w:pPr>
+      <w:r>
+        <w:rPr>
+          <w:b/>
+        </w:rPr>
+        <w:t xml:space="preserve">Counter audit: PATCHED. Link-click telemetry: VERIFIED, no defect found. Token/Supabase minimization: CONFIRMED, zero tokens introduced.</w:t>
+      </w:r>
+    </w:p>
+    <w:p>
+      <w:pPr>
+        <w:spacing w:after="140"/>
+      </w:pPr>
+      <w:r>
+        <w:rPr>
+          <w:rFonts w:ascii="Consolas" w:hAnsi="Consolas"/>
+        </w:rPr>
+        <w:t xml:space="preserve">MASTER_TRACKER.md</w:t>
+      </w:r>
+      <w:r>
+        <w:t xml:space="preserve"> was read from disk before any change, as required: 35,507 bytes, 12 run headings, last run 2026-08-12T13:56:38Z.</w:t>
+      </w:r>
+    </w:p>
+    <w:p>
+      <w:pPr>
+        <w:pStyle w:val="Heading3"/>
+        <w:spacing w:after="140"/>
+      </w:pPr>
+      <w:r>
+        <w:t xml:space="preserve">The owner sheet is now linked</w:t>
+      </w:r>
+    </w:p>
+    <w:p>
+      <w:pPr>
+        <w:spacing w:after="140"/>
+      </w:pPr>
+      <w:r>
+        <w:rPr>
+          <w:b/>
+        </w:rPr>
+        <w:t xml:space="preserve">It was linked from nowhere.</w:t>
+      </w:r>
+      <w:r>
+        <w:t xml:space="preserve"> It could not be linked from the dashboard either, because </w:t>
+      </w:r>
+      <w:r>
+        <w:rPr>
+          <w:rFonts w:ascii="Consolas" w:hAnsi="Consolas"/>
+        </w:rPr>
+        <w:t xml:space="preserve">org-pilot.html</w:t>
+      </w:r>
+      <w:r>
+        <w:t xml:space="preserve"> line 240 carried the one public anchor to </w:t>
+      </w:r>
+      <w:r>
+        <w:rPr>
+          <w:rFonts w:ascii="Consolas" w:hAnsi="Consolas"/>
+        </w:rPr>
+        <w:t xml:space="preserve">pilot-status.html</w:t>
+      </w:r>
+      <w:r>
+        <w:t xml:space="preserve">, and </w:t>
+      </w:r>
+      <w:r>
+        <w:rPr>
+          <w:rFonts w:ascii="Consolas" w:hAnsi="Consolas"/>
+        </w:rPr>
+        <w:t xml:space="preserve">org-pilot.html</w:t>
+      </w:r>
+      <w:r>
+        <w:t xml:space="preserve"> is itself linked from five pages. Linking the opaque URL from a publicly reachable page would have destroyed the only protection the names and quotes have.</w:t>
+      </w:r>
+    </w:p>
+    <w:p>
+      <w:pPr>
+        <w:spacing w:after="140"/>
+      </w:pPr>
+      <w:r>
+        <w:rPr>
+          <w:b/>
+        </w:rPr>
+        <w:t xml:space="preserve">Repair:</w:t>
+      </w:r>
+      <w:r>
+        <w:t xml:space="preserve"> removed that anchor. </w:t>
+      </w:r>
+      <w:r>
+        <w:rPr>
+          <w:rFonts w:ascii="Consolas" w:hAnsi="Consolas"/>
+        </w:rPr>
+        <w:t xml:space="preserve">pilot-status.html</w:t>
+      </w:r>
+      <w:r>
+        <w:t xml:space="preserve"> now has </w:t>
+      </w:r>
+      <w:r>
+        <w:rPr>
+          <w:b/>
+        </w:rPr>
+        <w:t xml:space="preserve">zero public references</w:t>
+      </w:r>
+      <w:r>
+        <w:t xml:space="preserve"> and carries </w:t>
+      </w:r>
+      <w:r>
+        <w:rPr>
+          <w:rFonts w:ascii="Consolas" w:hAnsi="Consolas"/>
+        </w:rPr>
+        <w:t xml:space="preserve">noindex,nofollow</w:t>
+      </w:r>
+      <w:r>
+        <w:t xml:space="preserve">, so it is as unreachable as the sheet it points to. The dashboard carries a visible button.</w:t>
+      </w:r>
+    </w:p>
+    <w:p>
+      <w:pPr>
+        <w:spacing w:after="140"/>
+      </w:pPr>
+      <w:r>
+        <w:rPr>
+          <w:rFonts w:ascii="Consolas" w:hAnsi="Consolas"/>
+        </w:rPr>
+        <w:t xml:space="preserve">org-pilot.html</w:t>
+      </w:r>
+      <w:r>
+        <w:t xml:space="preserve"> has </w:t>
+      </w:r>
+      <w:r>
+        <w:rPr>
+          <w:b/>
+        </w:rPr>
+        <w:t xml:space="preserve">0 sessions all-time</w:t>
+      </w:r>
+      <w:r>
+        <w:t xml:space="preserve">, so the removed transparency link cost nothing measurable.</w:t>
+      </w:r>
+    </w:p>
+    <w:p>
+      <w:pPr>
+        <w:pStyle w:val="Heading3"/>
+        <w:spacing w:after="140"/>
+      </w:pPr>
+      <w:r>
+        <w:t xml:space="preserve">Verified live</w:t>
+      </w:r>
+    </w:p>
+    <w:tbl>
+      <w:tblPr>
+        <w:tblStyle w:val="TableGrid"/>
+        <w:tblW w:w="9360" w:type="dxa"/>
+        <w:tblBorders>
+          <w:top w:val="single" w:sz="4" w:space="0" w:color="999999"/>
+          <w:left w:val="single" w:sz="4" w:space="0" w:color="999999"/>
+          <w:bottom w:val="single" w:sz="4" w:space="0" w:color="999999"/>
+          <w:right w:val="single" w:sz="4" w:space="0" w:color="999999"/>
+          <w:insideH w:val="single" w:sz="4" w:space="0" w:color="999999"/>
+          <w:insideV w:val="single" w:sz="4" w:space="0" w:color="999999"/>
+        </w:tblBorders>
+      </w:tblPr>
+      <w:tblGrid>
+        <w:gridCol w:w="4680"/>
+        <w:gridCol w:w="4680"/>
+      </w:tblGrid>
+      <w:tr>
+        <w:tc>
+          <w:tcPr>
+            <w:tcW w:w="4680" w:type="dxa"/>
+          </w:tcPr>
+          <w:p>
+            <w:pPr>
+              <w:spacing w:after="0"/>
+            </w:pPr>
+            <w:r>
+              <w:t xml:space="preserve">Check</w:t>
+            </w:r>
+          </w:p>
+        </w:tc>
+        <w:tc>
+          <w:tcPr>
+            <w:tcW w:w="4680" w:type="dxa"/>
+          </w:tcPr>
+          <w:p>
+            <w:pPr>
+              <w:spacing w:after="0"/>
+            </w:pPr>
+            <w:r>
+              <w:t xml:space="preserve">Result</w:t>
+            </w:r>
+          </w:p>
+        </w:tc>
+      </w:tr>
+      <w:tr>
+        <w:tc>
+          <w:tcPr>
+            <w:tcW w:w="4680" w:type="dxa"/>
+          </w:tcPr>
+          <w:p>
+            <w:pPr>
+              <w:spacing w:after="0"/>
+            </w:pPr>
+            <w:r>
+              <w:t xml:space="preserve">"Open the owner sheet" on the dashboard</w:t>
+            </w:r>
+          </w:p>
+        </w:tc>
+        <w:tc>
+          <w:tcPr>
+            <w:tcW w:w="4680" w:type="dxa"/>
+          </w:tcPr>
+          <w:p>
+            <w:pPr>
+              <w:spacing w:after="0"/>
+            </w:pPr>
+            <w:r>
+              <w:rPr>
+                <w:b/>
+              </w:rPr>
+              <w:t xml:space="preserve">present, 1 occurrence</w:t>
+            </w:r>
+          </w:p>
+        </w:tc>
+      </w:tr>
+      <w:tr>
+        <w:tc>
+          <w:tcPr>
+            <w:tcW w:w="4680" w:type="dxa"/>
+          </w:tcPr>
+          <w:p>
+            <w:pPr>
+              <w:spacing w:after="0"/>
+            </w:pPr>
+            <w:r>
+              <w:t xml:space="preserve">Link element rendered and visible</w:t>
+            </w:r>
+          </w:p>
+        </w:tc>
+        <w:tc>
+          <w:tcPr>
+            <w:tcW w:w="4680" w:type="dxa"/>
+          </w:tcPr>
+          <w:p>
+            <w:pPr>
+              <w:spacing w:after="0"/>
+            </w:pPr>
+            <w:r>
+              <w:rPr>
+                <w:b/>
+              </w:rPr>
+              <w:t xml:space="preserve">yes</w:t>
+            </w:r>
+          </w:p>
+        </w:tc>
+      </w:tr>
+      <w:tr>
+        <w:tc>
+          <w:tcPr>
+            <w:tcW w:w="4680" w:type="dxa"/>
+          </w:tcPr>
+          <w:p>
+            <w:pPr>
+              <w:spacing w:after="0"/>
+            </w:pPr>
+            <w:r>
+              <w:t xml:space="preserve">Anchors to </w:t>
+            </w:r>
+            <w:r>
+              <w:rPr>
+                <w:rFonts w:ascii="Consolas" w:hAnsi="Consolas"/>
+              </w:rPr>
+              <w:t xml:space="preserve">pilot-status</w:t>
+            </w:r>
+            <w:r>
+              <w:t xml:space="preserve"> in </w:t>
+            </w:r>
+            <w:r>
+              <w:rPr>
+                <w:rFonts w:ascii="Consolas" w:hAnsi="Consolas"/>
+              </w:rPr>
+              <w:t xml:space="preserve">org-pilot.html</w:t>
+            </w:r>
+          </w:p>
+        </w:tc>
+        <w:tc>
+          <w:tcPr>
+            <w:tcW w:w="4680" w:type="dxa"/>
+          </w:tcPr>
+          <w:p>
+            <w:pPr>
+              <w:spacing w:after="0"/>
+            </w:pPr>
+            <w:r>
+              <w:rPr>
+                <w:b/>
+              </w:rPr>
+              <w:t xml:space="preserve">0</w:t>
+            </w:r>
+          </w:p>
+        </w:tc>
+      </w:tr>
+      <w:tr>
+        <w:tc>
+          <w:tcPr>
+            <w:tcW w:w="4680" w:type="dxa"/>
+          </w:tcPr>
+          <w:p>
+            <w:pPr>
+              <w:spacing w:after="0"/>
+            </w:pPr>
+            <w:r>
+              <w:t xml:space="preserve">Public references to </w:t>
+            </w:r>
+            <w:r>
+              <w:rPr>
+                <w:rFonts w:ascii="Consolas" w:hAnsi="Consolas"/>
+              </w:rPr>
+              <w:t xml:space="preserve">pilot-status.html</w:t>
+            </w:r>
+            <w:r>
+              <w:t xml:space="preserve"> anywhere</w:t>
+            </w:r>
+          </w:p>
+        </w:tc>
+        <w:tc>
+          <w:tcPr>
+            <w:tcW w:w="4680" w:type="dxa"/>
+          </w:tcPr>
+          <w:p>
+            <w:pPr>
+              <w:spacing w:after="0"/>
+            </w:pPr>
+            <w:r>
+              <w:rPr>
+                <w:b/>
+              </w:rPr>
+              <w:t xml:space="preserve">0</w:t>
+            </w:r>
+          </w:p>
+        </w:tc>
+      </w:tr>
+      <w:tr>
+        <w:tc>
+          <w:tcPr>
+            <w:tcW w:w="4680" w:type="dxa"/>
+          </w:tcPr>
+          <w:p>
+            <w:pPr>
+              <w:spacing w:after="0"/>
+            </w:pPr>
+            <w:r>
+              <w:rPr>
+                <w:rFonts w:ascii="Consolas" w:hAnsi="Consolas"/>
+              </w:rPr>
+              <w:t xml:space="preserve">pilot-status.html</w:t>
+            </w:r>
+            <w:r>
+              <w:t xml:space="preserve"> robots</w:t>
+            </w:r>
+          </w:p>
+        </w:tc>
+        <w:tc>
+          <w:tcPr>
+            <w:tcW w:w="4680" w:type="dxa"/>
+          </w:tcPr>
+          <w:p>
+            <w:pPr>
+              <w:spacing w:after="0"/>
+            </w:pPr>
+            <w:r>
+              <w:rPr>
+                <w:rFonts w:ascii="Consolas" w:hAnsi="Consolas"/>
+              </w:rPr>
+              <w:t xml:space="preserve">noindex,nofollow</w:t>
+            </w:r>
+          </w:p>
+        </w:tc>
+      </w:tr>
+      <w:tr>
+        <w:tc>
+          <w:tcPr>
+            <w:tcW w:w="4680" w:type="dxa"/>
+          </w:tcPr>
+          <w:p>
+            <w:pPr>
+              <w:spacing w:after="0"/>
+            </w:pPr>
+            <w:r>
+              <w:rPr>
+                <w:rFonts w:ascii="Consolas" w:hAnsi="Consolas"/>
+              </w:rPr>
+              <w:t xml:space="preserve">supporters-b78f5ff2c08d.html</w:t>
+            </w:r>
+            <w:r>
+              <w:t xml:space="preserve"> robots</w:t>
+            </w:r>
+          </w:p>
+        </w:tc>
+        <w:tc>
+          <w:tcPr>
+            <w:tcW w:w="4680" w:type="dxa"/>
+          </w:tcPr>
+          <w:p>
+            <w:pPr>
+              <w:spacing w:after="0"/>
+            </w:pPr>
+            <w:r>
+              <w:rPr>
+                <w:rFonts w:ascii="Consolas" w:hAnsi="Consolas"/>
+              </w:rPr>
+              <w:t xml:space="preserve">noindex,nofollow</w:t>
+            </w:r>
+          </w:p>
+        </w:tc>
+      </w:tr>
+    </w:tbl>
+    <w:p>
+      <w:pPr/>
+      <w:r>
+        <w:t/>
+      </w:r>
+    </w:p>
+    <w:p>
+      <w:pPr>
+        <w:pStyle w:val="Heading3"/>
+        <w:spacing w:after="140"/>
+      </w:pPr>
+      <w:r>
+        <w:t xml:space="preserve">Token and Supabase minimization: CONFIRMED</w:t>
+      </w:r>
+    </w:p>
+    <w:p>
+      <w:pPr>
+        <w:spacing w:after="140"/>
+      </w:pPr>
+      <w:r>
+        <w:rPr>
+          <w:b/>
+        </w:rPr>
+        <w:t xml:space="preserve">Zero tokens, zero JWTs, zero OAuth, zero authenticated SDKs anywhere in this path.</w:t>
+      </w:r>
+      <w:r>
+        <w:t xml:space="preserve"> The owner sheet reads four endpoints and none requires a key:</w:t>
+      </w:r>
+    </w:p>
+    <w:tbl>
+      <w:tblPr>
+        <w:tblStyle w:val="TableGrid"/>
+        <w:tblW w:w="9360" w:type="dxa"/>
+        <w:tblBorders>
+          <w:top w:val="single" w:sz="4" w:space="0" w:color="999999"/>
+          <w:left w:val="single" w:sz="4" w:space="0" w:color="999999"/>
+          <w:bottom w:val="single" w:sz="4" w:space="0" w:color="999999"/>
+          <w:right w:val="single" w:sz="4" w:space="0" w:color="999999"/>
+          <w:insideH w:val="single" w:sz="4" w:space="0" w:color="999999"/>
+          <w:insideV w:val="single" w:sz="4" w:space="0" w:color="999999"/>
+        </w:tblBorders>
+      </w:tblPr>
+      <w:tblGrid>
+        <w:gridCol w:w="4680"/>
+        <w:gridCol w:w="4680"/>
+      </w:tblGrid>
+      <w:tr>
+        <w:tc>
+          <w:tcPr>
+            <w:tcW w:w="4680" w:type="dxa"/>
+          </w:tcPr>
+          <w:p>
+            <w:pPr>
+              <w:spacing w:after="0"/>
+            </w:pPr>
+            <w:r>
+              <w:t xml:space="preserve">Endpoint</w:t>
+            </w:r>
+          </w:p>
+        </w:tc>
+        <w:tc>
+          <w:tcPr>
+            <w:tcW w:w="4680" w:type="dxa"/>
+          </w:tcPr>
+          <w:p>
+            <w:pPr>
+              <w:spacing w:after="0"/>
+            </w:pPr>
+            <w:r>
+              <w:t xml:space="preserve">Auth</w:t>
+            </w:r>
+          </w:p>
+        </w:tc>
+      </w:tr>
+      <w:tr>
+        <w:tc>
+          <w:tcPr>
+            <w:tcW w:w="4680" w:type="dxa"/>
+          </w:tcPr>
+          <w:p>
+            <w:pPr>
+              <w:spacing w:after="0"/>
+            </w:pPr>
+            <w:r>
+              <w:rPr>
+                <w:rFonts w:ascii="Consolas" w:hAnsi="Consolas"/>
+              </w:rPr>
+              <w:t xml:space="preserve">/api/people-9dd1ecdf6f8cdfd4</w:t>
+            </w:r>
+          </w:p>
+        </w:tc>
+        <w:tc>
+          <w:tcPr>
+            <w:tcW w:w="4680" w:type="dxa"/>
+          </w:tcPr>
+          <w:p>
+            <w:pPr>
+              <w:spacing w:after="0"/>
+            </w:pPr>
+            <w:r>
+              <w:rPr>
+                <w:b/>
+              </w:rPr>
+              <w:t xml:space="preserve">None.</w:t>
+            </w:r>
+            <w:r>
+              <w:t xml:space="preserve"> Secured by its opaque URL, the same model as </w:t>
+            </w:r>
+            <w:r>
+              <w:rPr>
+                <w:rFonts w:ascii="Consolas" w:hAnsi="Consolas"/>
+              </w:rPr>
+              <w:t xml:space="preserve">roster-8c3f1a9e7b2d6045</w:t>
+            </w:r>
+            <w:r>
+              <w:t xml:space="preserve"> and </w:t>
+            </w:r>
+            <w:r>
+              <w:rPr>
+                <w:rFonts w:ascii="Consolas" w:hAnsi="Consolas"/>
+              </w:rPr>
+              <w:t xml:space="preserve">geo-4e8b2d7f9a1c3065</w:t>
+            </w:r>
+          </w:p>
+        </w:tc>
+      </w:tr>
+      <w:tr>
+        <w:tc>
+          <w:tcPr>
+            <w:tcW w:w="4680" w:type="dxa"/>
+          </w:tcPr>
+          <w:p>
+            <w:pPr>
+              <w:spacing w:after="0"/>
+            </w:pPr>
+            <w:r>
+              <w:rPr>
+                <w:rFonts w:ascii="Consolas" w:hAnsi="Consolas"/>
+              </w:rPr>
+              <w:t xml:space="preserve">/api/asset-stats</w:t>
+            </w:r>
+          </w:p>
+        </w:tc>
+        <w:tc>
+          <w:tcPr>
+            <w:tcW w:w="4680" w:type="dxa"/>
+          </w:tcPr>
+          <w:p>
+            <w:pPr>
+              <w:spacing w:after="0"/>
+            </w:pPr>
+            <w:r>
+              <w:rPr>
+                <w:b/>
+              </w:rPr>
+              <w:t xml:space="preserve">None.</w:t>
+            </w:r>
+            <w:r>
+              <w:t xml:space="preserve"> Public counts-only</w:t>
+            </w:r>
+          </w:p>
+        </w:tc>
+      </w:tr>
+      <w:tr>
+        <w:tc>
+          <w:tcPr>
+            <w:tcW w:w="4680" w:type="dxa"/>
+          </w:tcPr>
+          <w:p>
+            <w:pPr>
+              <w:spacing w:after="0"/>
+            </w:pPr>
+            <w:r>
+              <w:rPr>
+                <w:rFonts w:ascii="Consolas" w:hAnsi="Consolas"/>
+              </w:rPr>
+              <w:t xml:space="preserve">/api/panel-stats</w:t>
+            </w:r>
+          </w:p>
+        </w:tc>
+        <w:tc>
+          <w:tcPr>
+            <w:tcW w:w="4680" w:type="dxa"/>
+          </w:tcPr>
+          <w:p>
+            <w:pPr>
+              <w:spacing w:after="0"/>
+            </w:pPr>
+            <w:r>
+              <w:rPr>
+                <w:b/>
+              </w:rPr>
+              <w:t xml:space="preserve">None.</w:t>
+            </w:r>
+            <w:r>
+              <w:t xml:space="preserve"> Public counts-only</w:t>
+            </w:r>
+          </w:p>
+        </w:tc>
+      </w:tr>
+      <w:tr>
+        <w:tc>
+          <w:tcPr>
+            <w:tcW w:w="4680" w:type="dxa"/>
+          </w:tcPr>
+          <w:p>
+            <w:pPr>
+              <w:spacing w:after="0"/>
+            </w:pPr>
+            <w:r>
+              <w:rPr>
+                <w:rFonts w:ascii="Consolas" w:hAnsi="Consolas"/>
+              </w:rPr>
+              <w:t xml:space="preserve">/api/support-stats</w:t>
+            </w:r>
+          </w:p>
+        </w:tc>
+        <w:tc>
+          <w:tcPr>
+            <w:tcW w:w="4680" w:type="dxa"/>
+          </w:tcPr>
+          <w:p>
+            <w:pPr>
+              <w:spacing w:after="0"/>
+            </w:pPr>
+            <w:r>
+              <w:rPr>
+                <w:b/>
+              </w:rPr>
+              <w:t xml:space="preserve">None.</w:t>
+            </w:r>
+            <w:r>
+              <w:t xml:space="preserve"> Public counts-only</w:t>
+            </w:r>
+          </w:p>
+        </w:tc>
+      </w:tr>
+    </w:tbl>
+    <w:p>
+      <w:pPr/>
+      <w:r>
+        <w:t/>
+      </w:r>
+    </w:p>
+    <w:p>
+      <w:pPr>
+        <w:spacing w:after="140"/>
+      </w:pPr>
+      <w:r>
+        <w:t xml:space="preserve">Every token control built earlier in this session has been removed: the setup block, the password input, the paste button, the </w:t>
+      </w:r>
+      <w:r>
+        <w:rPr>
+          <w:rFonts w:ascii="Consolas" w:hAnsi="Consolas"/>
+        </w:rPr>
+        <w:t xml:space="preserve">#k=</w:t>
+      </w:r>
+      <w:r>
+        <w:t xml:space="preserve"> fragment reader, the </w:t>
+      </w:r>
+      <w:r>
+        <w:rPr>
+          <w:rFonts w:ascii="Consolas" w:hAnsi="Consolas"/>
+        </w:rPr>
+        <w:t xml:space="preserve">jrs-owner-token</w:t>
+      </w:r>
+      <w:r>
+        <w:t xml:space="preserve"> key and its four helpers.</w:t>
+      </w:r>
+    </w:p>
+    <w:p>
+      <w:pPr>
+        <w:pStyle w:val="Heading3"/>
+        <w:spacing w:after="140"/>
+      </w:pPr>
+      <w:r>
+        <w:t xml:space="preserve">Telemetry status</w:t>
+      </w:r>
+    </w:p>
+    <w:p>
+      <w:pPr>
+        <w:spacing w:after="140"/>
+      </w:pPr>
+      <w:r>
+        <w:rPr>
+          <w:b/>
+        </w:rPr>
+        <w:t xml:space="preserve">No defect found this run and no telemetry code was changed.</w:t>
+      </w:r>
+      <w:r>
+        <w:t xml:space="preserve"> Transmission remains </w:t>
+      </w:r>
+      <w:r>
+        <w:rPr>
+          <w:rFonts w:ascii="Consolas" w:hAnsi="Consolas"/>
+        </w:rPr>
+        <w:t xml:space="preserve">fetch(..., {keepalive: true})</w:t>
+      </w:r>
+      <w:r>
+        <w:t xml:space="preserve"> on the five arrival pings, which satisfies the lightweight non-blocking requirement. </w:t>
+      </w:r>
+      <w:r>
+        <w:rPr>
+          <w:rFonts w:ascii="Consolas" w:hAnsi="Consolas"/>
+        </w:rPr>
+        <w:t xml:space="preserve">keepalive</w:t>
+      </w:r>
+      <w:r>
+        <w:t xml:space="preserve"> remains classified </w:t>
+      </w:r>
+      <w:r>
+        <w:rPr>
+          <w:b/>
+        </w:rPr>
+        <w:t xml:space="preserve">hardening, not a proven repair</w:t>
+      </w:r>
+      <w:r>
+        <w:t xml:space="preserve">: four harnesses failed to reproduce a cancellation, including a real HTTP server under 3G emulation.</w:t>
+      </w:r>
+    </w:p>
+    <w:p>
+      <w:pPr>
+        <w:pStyle w:val="Heading3"/>
+        <w:spacing w:after="140"/>
+      </w:pPr>
+      <w:r>
+        <w:t xml:space="preserve">Trademark dossiers</w:t>
+      </w:r>
+    </w:p>
+    <w:p>
+      <w:pPr>
+        <w:spacing w:after="140"/>
+      </w:pPr>
+      <w:r>
+        <w:t xml:space="preserve">Unchanged. </w:t>
+      </w:r>
+      <w:r>
+        <w:rPr>
+          <w:b/>
+        </w:rPr>
+        <w:t xml:space="preserve">JRS REQUIRES USER INPUT. DRR REQUIRES USER INPUT.</w:t>
+      </w:r>
+    </w:p>
+    <w:p>
+      <w:pPr>
+        <w:pStyle w:val="Heading3"/>
+        <w:spacing w:after="140"/>
+      </w:pPr>
+      <w:r>
+        <w:t xml:space="preserve">Files modified</w:t>
+      </w:r>
+    </w:p>
+    <w:p>
+      <w:pPr>
+        <w:spacing w:after="140"/>
+      </w:pPr>
+      <w:r>
+        <w:rPr>
+          <w:rFonts w:ascii="Consolas" w:hAnsi="Consolas"/>
+        </w:rPr>
+        <w:t xml:space="preserve">org-pilot.html</w:t>
+      </w:r>
+      <w:r>
+        <w:t xml:space="preserve">, </w:t>
+      </w:r>
+      <w:r>
+        <w:rPr>
+          <w:rFonts w:ascii="Consolas" w:hAnsi="Consolas"/>
+        </w:rPr>
+        <w:t xml:space="preserve">pilot-status.html</w:t>
+      </w:r>
+      <w:r>
+        <w:t xml:space="preserve">, </w:t>
+      </w:r>
+      <w:r>
+        <w:rPr>
+          <w:rFonts w:ascii="Consolas" w:hAnsi="Consolas"/>
+        </w:rPr>
+        <w:t xml:space="preserve">MASTER_TRACKER.md</w:t>
+      </w:r>
+      <w:r>
+        <w:t xml:space="preserve">, </w:t>
+      </w:r>
+      <w:r>
+        <w:rPr>
+          <w:rFonts w:ascii="Consolas" w:hAnsi="Consolas"/>
+        </w:rPr>
+        <w:t xml:space="preserve">MASTER_SYSTEM_AUDIT_AND_TRADEMARK_DOSSIER.md</w:t>
+      </w:r>
+      <w:r>
+        <w:t xml:space="preserve">, </w:t>
+      </w:r>
+      <w:r>
+        <w:rPr>
+          <w:rFonts w:ascii="Consolas" w:hAnsi="Consolas"/>
+        </w:rPr>
+        <w:t xml:space="preserve">research/MASTER_TRACKER.md</w:t>
+      </w:r>
+      <w:r>
+        <w:t xml:space="preserve">.</w:t>
+      </w:r>
+    </w:p>
+    <w:p>
+      <w:pPr>
+        <w:pStyle w:val="Heading3"/>
+        <w:spacing w:after="140"/>
+      </w:pPr>
+      <w:r>
+        <w:t xml:space="preserve">Outstanding</w:t>
+      </w:r>
+    </w:p>
+    <w:p>
+      <w:pPr>
+        <w:spacing w:after="140"/>
+      </w:pPr>
+      <w:r>
+        <w:rPr>
+          <w:rFonts w:ascii="Consolas" w:hAnsi="Consolas"/>
+        </w:rPr>
+        <w:t xml:space="preserve">[REQUIRES USER INPUT]</w:t>
+      </w:r>
+      <w:r>
+        <w:t xml:space="preserve">: First Use Anywhere, First Use in Commerce, USPTO identification acceptability, all for both marks.</w:t>
+      </w:r>
+    </w:p>
+    <w:p>
+      <w:pPr>
+        <w:spacing w:after="140"/>
+      </w:pPr>
+      <w:r>
+        <w:rPr>
+          <w:rFonts w:ascii="Consolas" w:hAnsi="Consolas"/>
+        </w:rPr>
+        <w:t xml:space="preserve">REQUIRES EXTERNAL VERIFICATION</w:t>
+      </w:r>
+      <w:r>
+        <w:t xml:space="preserve">: click loss beyond the proven 2026-08-02 to 2026-08-11 08:30Z outage window.</w:t>
       </w:r>
     </w:p>
     <w:p>

--- a/MASTER_TRACKER.docx
+++ b/MASTER_TRACKER.docx
@@ -11405,6 +11405,738 @@
       </w:r>
       <w:r>
         <w:t xml:space="preserve">: click loss beyond the proven 2026-08-02 to 2026-08-11 08:30Z outage window.</w:t>
+      </w:r>
+    </w:p>
+    <w:p>
+      <w:pPr>
+        <w:pBdr>
+          <w:bottom w:val="single" w:sz="6" w:space="1" w:color="AAAAAA"/>
+        </w:pBdr>
+      </w:pPr>
+    </w:p>
+    <w:p>
+      <w:pPr>
+        <w:pStyle w:val="Heading2"/>
+        <w:spacing w:after="140"/>
+      </w:pPr>
+      <w:r>
+        <w:t xml:space="preserve">Run: 2026-08-12T14:08:51Z</w:t>
+      </w:r>
+    </w:p>
+    <w:p>
+      <w:pPr>
+        <w:spacing w:after="140"/>
+      </w:pPr>
+      <w:r>
+        <w:rPr>
+          <w:b/>
+        </w:rPr>
+        <w:t xml:space="preserve">Counter audit: PATCHED. Link-click telemetry: VERIFIED, no defect found. Token/Supabase minimization: CONFIRMED, zero tokens.</w:t>
+      </w:r>
+    </w:p>
+    <w:p>
+      <w:pPr>
+        <w:spacing w:after="140"/>
+      </w:pPr>
+      <w:r>
+        <w:rPr>
+          <w:rFonts w:ascii="Consolas" w:hAnsi="Consolas"/>
+        </w:rPr>
+        <w:t xml:space="preserve">MASTER_TRACKER.md</w:t>
+      </w:r>
+      <w:r>
+        <w:t xml:space="preserve"> read from disk before any change: 38,552 bytes, 13 run headings, last run 2026-08-12T14:00:57Z.</w:t>
+      </w:r>
+    </w:p>
+    <w:p>
+      <w:pPr>
+        <w:pStyle w:val="Heading3"/>
+        <w:spacing w:after="140"/>
+      </w:pPr>
+      <w:r>
+        <w:t xml:space="preserve">Two defects found</w:t>
+      </w:r>
+    </w:p>
+    <w:p>
+      <w:pPr>
+        <w:spacing w:after="140"/>
+      </w:pPr>
+      <w:r>
+        <w:rPr>
+          <w:b/>
+        </w:rPr>
+        <w:t xml:space="preserve">1. The owner sheet was hiding 13 of 16 records.</w:t>
+      </w:r>
+      <w:r>
+        <w:t xml:space="preserve"> It filtered to </w:t>
+      </w:r>
+      <w:r>
+        <w:rPr>
+          <w:rFonts w:ascii="Consolas" w:hAnsi="Consolas"/>
+        </w:rPr>
+        <w:t xml:space="preserve">support</w:t>
+      </w:r>
+      <w:r>
+        <w:t xml:space="preserve"> and </w:t>
+      </w:r>
+      <w:r>
+        <w:rPr>
+          <w:rFonts w:ascii="Consolas" w:hAnsi="Consolas"/>
+        </w:rPr>
+        <w:t xml:space="preserve">support-register</w:t>
+      </w:r>
+      <w:r>
+        <w:t xml:space="preserve"> only, so every training enrolment and every training completion was invisible on the page meant to consolidate the asset for a buyer.</w:t>
+      </w:r>
+    </w:p>
+    <w:p>
+      <w:pPr>
+        <w:spacing w:after="140"/>
+      </w:pPr>
+      <w:r>
+        <w:rPr>
+          <w:b/>
+        </w:rPr>
+        <w:t xml:space="preserve">2. Training completions had no name.</w:t>
+      </w:r>
+      <w:r>
+        <w:t xml:space="preserve"> All four rendered blank. </w:t>
+      </w:r>
+      <w:r>
+        <w:rPr>
+          <w:rFonts w:ascii="Consolas" w:hAnsi="Consolas"/>
+        </w:rPr>
+        <w:t xml:space="preserve">api/complete.js</w:t>
+      </w:r>
+      <w:r>
+        <w:t xml:space="preserve"> writes the completion row with </w:t>
+      </w:r>
+      <w:r>
+        <w:rPr>
+          <w:rFonts w:ascii="Consolas" w:hAnsi="Consolas"/>
+        </w:rPr>
+        <w:t xml:space="preserve">name: ''</w:t>
+      </w:r>
+      <w:r>
+        <w:t xml:space="preserve"> </w:t>
+      </w:r>
+      <w:r>
+        <w:rPr>
+          <w:b/>
+        </w:rPr>
+        <w:t xml:space="preserve">by design</w:t>
+      </w:r>
+      <w:r>
+        <w:t xml:space="preserve">, keyed by email, so a completion row alone cannot say who completed. The name lives on the enrolment row and the two were never joined.</w:t>
+      </w:r>
+    </w:p>
+    <w:p>
+      <w:pPr>
+        <w:pStyle w:val="Heading3"/>
+        <w:spacing w:after="140"/>
+      </w:pPr>
+      <w:r>
+        <w:t xml:space="preserve">Repairs</w:t>
+      </w:r>
+    </w:p>
+    <w:tbl>
+      <w:tblPr>
+        <w:tblStyle w:val="TableGrid"/>
+        <w:tblW w:w="9360" w:type="dxa"/>
+        <w:tblBorders>
+          <w:top w:val="single" w:sz="4" w:space="0" w:color="999999"/>
+          <w:left w:val="single" w:sz="4" w:space="0" w:color="999999"/>
+          <w:bottom w:val="single" w:sz="4" w:space="0" w:color="999999"/>
+          <w:right w:val="single" w:sz="4" w:space="0" w:color="999999"/>
+          <w:insideH w:val="single" w:sz="4" w:space="0" w:color="999999"/>
+          <w:insideV w:val="single" w:sz="4" w:space="0" w:color="999999"/>
+        </w:tblBorders>
+      </w:tblPr>
+      <w:tblGrid>
+        <w:gridCol w:w="4680"/>
+        <w:gridCol w:w="4680"/>
+      </w:tblGrid>
+      <w:tr>
+        <w:tc>
+          <w:tcPr>
+            <w:tcW w:w="4680" w:type="dxa"/>
+          </w:tcPr>
+          <w:p>
+            <w:pPr>
+              <w:spacing w:after="0"/>
+            </w:pPr>
+            <w:r>
+              <w:t xml:space="preserve">File</w:t>
+            </w:r>
+          </w:p>
+        </w:tc>
+        <w:tc>
+          <w:tcPr>
+            <w:tcW w:w="4680" w:type="dxa"/>
+          </w:tcPr>
+          <w:p>
+            <w:pPr>
+              <w:spacing w:after="0"/>
+            </w:pPr>
+            <w:r>
+              <w:t xml:space="preserve">Change</w:t>
+            </w:r>
+          </w:p>
+        </w:tc>
+      </w:tr>
+      <w:tr>
+        <w:tc>
+          <w:tcPr>
+            <w:tcW w:w="4680" w:type="dxa"/>
+          </w:tcPr>
+          <w:p>
+            <w:pPr>
+              <w:spacing w:after="0"/>
+            </w:pPr>
+            <w:r>
+              <w:rPr>
+                <w:rFonts w:ascii="Consolas" w:hAnsi="Consolas"/>
+              </w:rPr>
+              <w:t xml:space="preserve">api/people-9dd1ecdf6f8cdfd4.js</w:t>
+            </w:r>
+          </w:p>
+        </w:tc>
+        <w:tc>
+          <w:tcPr>
+            <w:tcW w:w="4680" w:type="dxa"/>
+          </w:tcPr>
+          <w:p>
+            <w:pPr>
+              <w:spacing w:after="0"/>
+            </w:pPr>
+            <w:r>
+              <w:t xml:space="preserve">Joins </w:t>
+            </w:r>
+            <w:r>
+              <w:rPr>
+                <w:rFonts w:ascii="Consolas" w:hAnsi="Consolas"/>
+              </w:rPr>
+              <w:t xml:space="preserve">training-complete</w:t>
+            </w:r>
+            <w:r>
+              <w:t xml:space="preserve"> to </w:t>
+            </w:r>
+            <w:r>
+              <w:rPr>
+                <w:rFonts w:ascii="Consolas" w:hAnsi="Consolas"/>
+              </w:rPr>
+              <w:t xml:space="preserve">training-enroll</w:t>
+            </w:r>
+            <w:r>
+              <w:t xml:space="preserve"> by email. Each enrolment row now carries </w:t>
+            </w:r>
+            <w:r>
+              <w:rPr>
+                <w:rFonts w:ascii="Consolas" w:hAnsi="Consolas"/>
+              </w:rPr>
+              <w:t xml:space="preserve">training_completed</w:t>
+            </w:r>
+            <w:r>
+              <w:t xml:space="preserve"> and </w:t>
+            </w:r>
+            <w:r>
+              <w:rPr>
+                <w:rFonts w:ascii="Consolas" w:hAnsi="Consolas"/>
+              </w:rPr>
+              <w:t xml:space="preserve">training_completed_on</w:t>
+            </w:r>
+            <w:r>
+              <w:t xml:space="preserve">. Returns </w:t>
+            </w:r>
+            <w:r>
+              <w:rPr>
+                <w:rFonts w:ascii="Consolas" w:hAnsi="Consolas"/>
+              </w:rPr>
+              <w:t xml:space="preserve">training_completed_named</w:t>
+            </w:r>
+            <w:r>
+              <w:t xml:space="preserve"> and </w:t>
+            </w:r>
+            <w:r>
+              <w:rPr>
+                <w:rFonts w:ascii="Consolas" w:hAnsi="Consolas"/>
+              </w:rPr>
+              <w:t xml:space="preserve">training_completed_named_count</w:t>
+            </w:r>
+          </w:p>
+        </w:tc>
+      </w:tr>
+      <w:tr>
+        <w:tc>
+          <w:tcPr>
+            <w:tcW w:w="4680" w:type="dxa"/>
+          </w:tcPr>
+          <w:p>
+            <w:pPr>
+              <w:spacing w:after="0"/>
+            </w:pPr>
+            <w:r>
+              <w:rPr>
+                <w:rFonts w:ascii="Consolas" w:hAnsi="Consolas"/>
+              </w:rPr>
+              <w:t xml:space="preserve">supporters-b78f5ff2c08d.html</w:t>
+            </w:r>
+          </w:p>
+        </w:tc>
+        <w:tc>
+          <w:tcPr>
+            <w:tcW w:w="4680" w:type="dxa"/>
+          </w:tcPr>
+          <w:p>
+            <w:pPr>
+              <w:spacing w:after="0"/>
+            </w:pPr>
+            <w:r>
+              <w:t xml:space="preserve">Shows every stream. New Training table with completion state per person. Catch-all "Other records" section so a new stream can never be silently dropped. Prints the total record count</w:t>
+            </w:r>
+          </w:p>
+        </w:tc>
+      </w:tr>
+    </w:tbl>
+    <w:p>
+      <w:pPr/>
+      <w:r>
+        <w:t/>
+      </w:r>
+    </w:p>
+    <w:p>
+      <w:pPr>
+        <w:pStyle w:val="Heading3"/>
+        <w:spacing w:after="140"/>
+      </w:pPr>
+      <w:r>
+        <w:t xml:space="preserve">The 7 vs 4 discrepancy, resolved not papered over</w:t>
+      </w:r>
+    </w:p>
+    <w:p>
+      <w:pPr>
+        <w:spacing w:after="140"/>
+      </w:pPr>
+      <w:r>
+        <w:rPr>
+          <w:rFonts w:ascii="Consolas" w:hAnsi="Consolas"/>
+        </w:rPr>
+        <w:t xml:space="preserve">/api/enroll-stats</w:t>
+      </w:r>
+      <w:r>
+        <w:t xml:space="preserve"> reports </w:t>
+      </w:r>
+      <w:r>
+        <w:rPr>
+          <w:b/>
+        </w:rPr>
+        <w:t xml:space="preserve">7 completions</w:t>
+      </w:r>
+      <w:r>
+        <w:t xml:space="preserve">; only </w:t>
+      </w:r>
+      <w:r>
+        <w:rPr>
+          <w:b/>
+        </w:rPr>
+        <w:t xml:space="preserve">4</w:t>
+      </w:r>
+      <w:r>
+        <w:t xml:space="preserve"> completion rows exist. </w:t>
+      </w:r>
+      <w:r>
+        <w:rPr>
+          <w:b/>
+        </w:rPr>
+        <w:t xml:space="preserve">This is correct and documented, not drift.</w:t>
+      </w:r>
+      <w:r>
+        <w:t xml:space="preserve"> </w:t>
+      </w:r>
+      <w:r>
+        <w:rPr>
+          <w:rFonts w:ascii="Consolas" w:hAnsi="Consolas"/>
+        </w:rPr>
+        <w:t xml:space="preserve">enroll-stats</w:t>
+      </w:r>
+      <w:r>
+        <w:t xml:space="preserve"> adds panel reviewers who enrolled via </w:t>
+      </w:r>
+      <w:r>
+        <w:rPr>
+          <w:rFonts w:ascii="Consolas" w:hAnsi="Consolas"/>
+        </w:rPr>
+        <w:t xml:space="preserve">?src=panel</w:t>
+      </w:r>
+      <w:r>
+        <w:t xml:space="preserve"> and completed per the reviewer records without ever writing a completion row. They are held in a SHA-256 backfill map in </w:t>
+      </w:r>
+      <w:r>
+        <w:rPr>
+          <w:rFonts w:ascii="Consolas" w:hAnsi="Consolas"/>
+        </w:rPr>
+        <w:t xml:space="preserve">api/enroll-stats.js</w:t>
+      </w:r>
+      <w:r>
+        <w:t xml:space="preserve">, keyed by hashed email so no raw address sits in source.</w:t>
+      </w:r>
+    </w:p>
+    <w:p>
+      <w:pPr>
+        <w:spacing w:after="140"/>
+      </w:pPr>
+      <w:r>
+        <w:rPr>
+          <w:b/>
+        </w:rPr>
+        <w:t xml:space="preserve">The sheet shows the conservative, row-verified figure of 4 and prints the reason</w:t>
+      </w:r>
+      <w:r>
+        <w:t xml:space="preserve">, so a buyer reading both numbers sees why they differ instead of finding a contradiction.</w:t>
+      </w:r>
+    </w:p>
+    <w:p>
+      <w:pPr>
+        <w:pStyle w:val="Heading3"/>
+        <w:spacing w:after="140"/>
+      </w:pPr>
+      <w:r>
+        <w:t xml:space="preserve">Verified live, rendered in a browser</w:t>
+      </w:r>
+    </w:p>
+    <w:tbl>
+      <w:tblPr>
+        <w:tblStyle w:val="TableGrid"/>
+        <w:tblW w:w="9360" w:type="dxa"/>
+        <w:tblBorders>
+          <w:top w:val="single" w:sz="4" w:space="0" w:color="999999"/>
+          <w:left w:val="single" w:sz="4" w:space="0" w:color="999999"/>
+          <w:bottom w:val="single" w:sz="4" w:space="0" w:color="999999"/>
+          <w:right w:val="single" w:sz="4" w:space="0" w:color="999999"/>
+          <w:insideH w:val="single" w:sz="4" w:space="0" w:color="999999"/>
+          <w:insideV w:val="single" w:sz="4" w:space="0" w:color="999999"/>
+        </w:tblBorders>
+      </w:tblPr>
+      <w:tblGrid>
+        <w:gridCol w:w="4680"/>
+        <w:gridCol w:w="4680"/>
+      </w:tblGrid>
+      <w:tr>
+        <w:tc>
+          <w:tcPr>
+            <w:tcW w:w="4680" w:type="dxa"/>
+          </w:tcPr>
+          <w:p>
+            <w:pPr>
+              <w:spacing w:after="0"/>
+            </w:pPr>
+            <w:r>
+              <w:t xml:space="preserve">Check</w:t>
+            </w:r>
+          </w:p>
+        </w:tc>
+        <w:tc>
+          <w:tcPr>
+            <w:tcW w:w="4680" w:type="dxa"/>
+          </w:tcPr>
+          <w:p>
+            <w:pPr>
+              <w:spacing w:after="0"/>
+            </w:pPr>
+            <w:r>
+              <w:t xml:space="preserve">Result</w:t>
+            </w:r>
+          </w:p>
+        </w:tc>
+      </w:tr>
+      <w:tr>
+        <w:tc>
+          <w:tcPr>
+            <w:tcW w:w="4680" w:type="dxa"/>
+          </w:tcPr>
+          <w:p>
+            <w:pPr>
+              <w:spacing w:after="0"/>
+            </w:pPr>
+            <w:r>
+              <w:t xml:space="preserve">Password or token input</w:t>
+            </w:r>
+          </w:p>
+        </w:tc>
+        <w:tc>
+          <w:tcPr>
+            <w:tcW w:w="4680" w:type="dxa"/>
+          </w:tcPr>
+          <w:p>
+            <w:pPr>
+              <w:spacing w:after="0"/>
+            </w:pPr>
+            <w:r>
+              <w:rPr>
+                <w:b/>
+              </w:rPr>
+              <w:t xml:space="preserve">none</w:t>
+            </w:r>
+          </w:p>
+        </w:tc>
+      </w:tr>
+      <w:tr>
+        <w:tc>
+          <w:tcPr>
+            <w:tcW w:w="4680" w:type="dxa"/>
+          </w:tcPr>
+          <w:p>
+            <w:pPr>
+              <w:spacing w:after="0"/>
+            </w:pPr>
+            <w:r>
+              <w:t xml:space="preserve">Sections</w:t>
+            </w:r>
+          </w:p>
+        </w:tc>
+        <w:tc>
+          <w:tcPr>
+            <w:tcW w:w="4680" w:type="dxa"/>
+          </w:tcPr>
+          <w:p>
+            <w:pPr>
+              <w:spacing w:after="0"/>
+            </w:pPr>
+            <w:r>
+              <w:t xml:space="preserve">Today 2026-08-12 · Training (4 of 7 completed) · Named supporters · Asked for a LinkedIn recommendation (0) · Asked for a certificate (0) · </w:t>
+            </w:r>
+            <w:r>
+              <w:rPr>
+                <w:b/>
+              </w:rPr>
+              <w:t xml:space="preserve">Honor acceptances with their quote (2)</w:t>
+            </w:r>
+          </w:p>
+        </w:tc>
+      </w:tr>
+      <w:tr>
+        <w:tc>
+          <w:tcPr>
+            <w:tcW w:w="4680" w:type="dxa"/>
+          </w:tcPr>
+          <w:p>
+            <w:pPr>
+              <w:spacing w:after="0"/>
+            </w:pPr>
+            <w:r>
+              <w:t xml:space="preserve">Training completers named</w:t>
+            </w:r>
+          </w:p>
+        </w:tc>
+        <w:tc>
+          <w:tcPr>
+            <w:tcW w:w="4680" w:type="dxa"/>
+          </w:tcPr>
+          <w:p>
+            <w:pPr>
+              <w:spacing w:after="0"/>
+            </w:pPr>
+            <w:r>
+              <w:rPr>
+                <w:b/>
+              </w:rPr>
+              <w:t xml:space="preserve">Joseph Munge, SungSoo In, Andrey Ekhmenin, Nicholas Evans</w:t>
+            </w:r>
+          </w:p>
+        </w:tc>
+      </w:tr>
+      <w:tr>
+        <w:tc>
+          <w:tcPr>
+            <w:tcW w:w="4680" w:type="dxa"/>
+          </w:tcPr>
+          <w:p>
+            <w:pPr>
+              <w:spacing w:after="0"/>
+            </w:pPr>
+            <w:r>
+              <w:t xml:space="preserve">Stacyann Young with quote</w:t>
+            </w:r>
+          </w:p>
+        </w:tc>
+        <w:tc>
+          <w:tcPr>
+            <w:tcW w:w="4680" w:type="dxa"/>
+          </w:tcPr>
+          <w:p>
+            <w:pPr>
+              <w:spacing w:after="0"/>
+            </w:pPr>
+            <w:r>
+              <w:rPr>
+                <w:b/>
+              </w:rPr>
+              <w:t xml:space="preserve">present</w:t>
+            </w:r>
+          </w:p>
+        </w:tc>
+      </w:tr>
+      <w:tr>
+        <w:tc>
+          <w:tcPr>
+            <w:tcW w:w="4680" w:type="dxa"/>
+          </w:tcPr>
+          <w:p>
+            <w:pPr>
+              <w:spacing w:after="0"/>
+            </w:pPr>
+            <w:r>
+              <w:t xml:space="preserve">Total record line</w:t>
+            </w:r>
+          </w:p>
+        </w:tc>
+        <w:tc>
+          <w:tcPr>
+            <w:tcW w:w="4680" w:type="dxa"/>
+          </w:tcPr>
+          <w:p>
+            <w:pPr>
+              <w:spacing w:after="0"/>
+            </w:pPr>
+            <w:r>
+              <w:t xml:space="preserve">16 records across every stream</w:t>
+            </w:r>
+          </w:p>
+        </w:tc>
+      </w:tr>
+    </w:tbl>
+    <w:p>
+      <w:pPr/>
+      <w:r>
+        <w:t/>
+      </w:r>
+    </w:p>
+    <w:p>
+      <w:pPr>
+        <w:pStyle w:val="Heading3"/>
+        <w:spacing w:after="140"/>
+      </w:pPr>
+      <w:r>
+        <w:t xml:space="preserve">Trademark dossiers</w:t>
+      </w:r>
+    </w:p>
+    <w:p>
+      <w:pPr>
+        <w:spacing w:after="140"/>
+      </w:pPr>
+      <w:r>
+        <w:t xml:space="preserve">Unchanged. </w:t>
+      </w:r>
+      <w:r>
+        <w:rPr>
+          <w:b/>
+        </w:rPr>
+        <w:t xml:space="preserve">JRS REQUIRES USER INPUT. DRR REQUIRES USER INPUT.</w:t>
+      </w:r>
+    </w:p>
+    <w:p>
+      <w:pPr>
+        <w:pStyle w:val="Heading3"/>
+        <w:spacing w:after="140"/>
+      </w:pPr>
+      <w:r>
+        <w:t xml:space="preserve">Files modified</w:t>
+      </w:r>
+    </w:p>
+    <w:p>
+      <w:pPr>
+        <w:spacing w:after="140"/>
+      </w:pPr>
+      <w:r>
+        <w:rPr>
+          <w:rFonts w:ascii="Consolas" w:hAnsi="Consolas"/>
+        </w:rPr>
+        <w:t xml:space="preserve">api/people-9dd1ecdf6f8cdfd4.js</w:t>
+      </w:r>
+      <w:r>
+        <w:t xml:space="preserve">, </w:t>
+      </w:r>
+      <w:r>
+        <w:rPr>
+          <w:rFonts w:ascii="Consolas" w:hAnsi="Consolas"/>
+        </w:rPr>
+        <w:t xml:space="preserve">supporters-b78f5ff2c08d.html</w:t>
+      </w:r>
+      <w:r>
+        <w:t xml:space="preserve">, </w:t>
+      </w:r>
+      <w:r>
+        <w:rPr>
+          <w:rFonts w:ascii="Consolas" w:hAnsi="Consolas"/>
+        </w:rPr>
+        <w:t xml:space="preserve">MASTER_TRACKER.md</w:t>
+      </w:r>
+      <w:r>
+        <w:t xml:space="preserve">, </w:t>
+      </w:r>
+      <w:r>
+        <w:rPr>
+          <w:rFonts w:ascii="Consolas" w:hAnsi="Consolas"/>
+        </w:rPr>
+        <w:t xml:space="preserve">MASTER_SYSTEM_AUDIT_AND_TRADEMARK_DOSSIER.md</w:t>
+      </w:r>
+      <w:r>
+        <w:t xml:space="preserve">, </w:t>
+      </w:r>
+      <w:r>
+        <w:rPr>
+          <w:rFonts w:ascii="Consolas" w:hAnsi="Consolas"/>
+        </w:rPr>
+        <w:t xml:space="preserve">research/MASTER_TRACKER.md</w:t>
+      </w:r>
+      <w:r>
+        <w:t xml:space="preserve">.</w:t>
+      </w:r>
+    </w:p>
+    <w:p>
+      <w:pPr>
+        <w:pStyle w:val="Heading3"/>
+        <w:spacing w:after="140"/>
+      </w:pPr>
+      <w:r>
+        <w:t xml:space="preserve">Outstanding</w:t>
+      </w:r>
+    </w:p>
+    <w:p>
+      <w:pPr>
+        <w:spacing w:after="140"/>
+      </w:pPr>
+      <w:r>
+        <w:rPr>
+          <w:rFonts w:ascii="Consolas" w:hAnsi="Consolas"/>
+        </w:rPr>
+        <w:t xml:space="preserve">[REQUIRES USER INPUT]</w:t>
+      </w:r>
+      <w:r>
+        <w:t xml:space="preserve">: First Use Anywhere, First Use in Commerce, USPTO identification acceptability, both marks. Country is blank on all four named completions because completion rows predate geo capture on 2026-07-17; </w:t>
+      </w:r>
+      <w:r>
+        <w:rPr>
+          <w:rFonts w:ascii="Consolas" w:hAnsi="Consolas"/>
+        </w:rPr>
+        <w:t xml:space="preserve">enroll-stats</w:t>
+      </w:r>
+      <w:r>
+        <w:t xml:space="preserve"> backfills country from the same documented map, the people endpoint does not.</w:t>
+      </w:r>
+    </w:p>
+    <w:p>
+      <w:pPr>
+        <w:spacing w:after="140"/>
+      </w:pPr>
+      <w:r>
+        <w:rPr>
+          <w:rFonts w:ascii="Consolas" w:hAnsi="Consolas"/>
+        </w:rPr>
+        <w:t xml:space="preserve">REQUIRES EXTERNAL VERIFICATION</w:t>
+      </w:r>
+      <w:r>
+        <w:t xml:space="preserve">: click loss beyond the proven 2026-08-02 to 2026-08-11 08:30Z window.</w:t>
       </w:r>
     </w:p>
     <w:p>
